--- a/11. 架构/3. 高可用架构.docx
+++ b/11. 架构/3. 高可用架构.docx
@@ -1,6 +1,6 @@
 
 <file path=word/document.xml><?xml version="1.0" encoding="utf-8"?>
-<w:document xmlns:wpc="http://schemas.microsoft.com/office/word/2010/wordprocessingCanvas" xmlns:cx="http://schemas.microsoft.com/office/drawing/2014/chartex" xmlns:cx1="http://schemas.microsoft.com/office/drawing/2015/9/8/chartex" xmlns:cx2="http://schemas.microsoft.com/office/drawing/2015/10/21/chartex" xmlns:cx3="http://schemas.microsoft.com/office/drawing/2016/5/9/chartex" xmlns:cx4="http://schemas.microsoft.com/office/drawing/2016/5/10/chartex" xmlns:cx5="http://schemas.microsoft.com/office/drawing/2016/5/11/chartex" xmlns:cx6="http://schemas.microsoft.com/office/drawing/2016/5/12/chartex" xmlns:cx7="http://schemas.microsoft.com/office/drawing/2016/5/13/chartex" xmlns:cx8="http://schemas.microsoft.com/office/drawing/2016/5/14/chartex" xmlns:mc="http://schemas.openxmlformats.org/markup-compatibility/2006" xmlns:aink="http://schemas.microsoft.com/office/drawing/2016/ink" xmlns:am3d="http://schemas.microsoft.com/office/drawing/2017/model3d" xmlns:o="urn:schemas-microsoft-com:office:office" xmlns:r="http://schemas.openxmlformats.org/officeDocument/2006/relationships" xmlns:m="http://schemas.openxmlformats.org/officeDocument/2006/math" xmlns:v="urn:schemas-microsoft-com:vml" xmlns:wp14="http://schemas.microsoft.com/office/word/2010/wordprocessingDrawing" xmlns:wp="http://schemas.openxmlformats.org/drawingml/2006/wordprocessingDrawing" xmlns:w10="urn:schemas-microsoft-com:office:word" xmlns:w="http://schemas.openxmlformats.org/wordprocessingml/2006/main" xmlns:w14="http://schemas.microsoft.com/office/word/2010/wordml" xmlns:w15="http://schemas.microsoft.com/office/word/2012/wordml" xmlns:w16cex="http://schemas.microsoft.com/office/word/2018/wordml/cex" xmlns:w16cid="http://schemas.microsoft.com/office/word/2016/wordml/cid" xmlns:w16="http://schemas.microsoft.com/office/word/2018/wordml" xmlns:w16se="http://schemas.microsoft.com/office/word/2015/wordml/symex" xmlns:wpg="http://schemas.microsoft.com/office/word/2010/wordprocessingGroup" xmlns:wpi="http://schemas.microsoft.com/office/word/2010/wordprocessingInk" xmlns:wne="http://schemas.microsoft.com/office/word/2006/wordml" xmlns:wps="http://schemas.microsoft.com/office/word/2010/wordprocessingShape" mc:Ignorable="w14 w15 w16se w16cid w16 w16cex wp14">
+<w:document xmlns:wpc="http://schemas.microsoft.com/office/word/2010/wordprocessingCanvas" xmlns:cx="http://schemas.microsoft.com/office/drawing/2014/chartex" xmlns:cx1="http://schemas.microsoft.com/office/drawing/2015/9/8/chartex" xmlns:cx2="http://schemas.microsoft.com/office/drawing/2015/10/21/chartex" xmlns:cx3="http://schemas.microsoft.com/office/drawing/2016/5/9/chartex" xmlns:cx4="http://schemas.microsoft.com/office/drawing/2016/5/10/chartex" xmlns:cx5="http://schemas.microsoft.com/office/drawing/2016/5/11/chartex" xmlns:cx6="http://schemas.microsoft.com/office/drawing/2016/5/12/chartex" xmlns:cx7="http://schemas.microsoft.com/office/drawing/2016/5/13/chartex" xmlns:cx8="http://schemas.microsoft.com/office/drawing/2016/5/14/chartex" xmlns:mc="http://schemas.openxmlformats.org/markup-compatibility/2006" xmlns:aink="http://schemas.microsoft.com/office/drawing/2016/ink" xmlns:am3d="http://schemas.microsoft.com/office/drawing/2017/model3d" xmlns:o="urn:schemas-microsoft-com:office:office" xmlns:oel="http://schemas.microsoft.com/office/2019/extlst" xmlns:r="http://schemas.openxmlformats.org/officeDocument/2006/relationships" xmlns:m="http://schemas.openxmlformats.org/officeDocument/2006/math" xmlns:v="urn:schemas-microsoft-com:vml" xmlns:wp14="http://schemas.microsoft.com/office/word/2010/wordprocessingDrawing" xmlns:wp="http://schemas.openxmlformats.org/drawingml/2006/wordprocessingDrawing" xmlns:w10="urn:schemas-microsoft-com:office:word" xmlns:w="http://schemas.openxmlformats.org/wordprocessingml/2006/main" xmlns:w14="http://schemas.microsoft.com/office/word/2010/wordml" xmlns:w15="http://schemas.microsoft.com/office/word/2012/wordml" xmlns:w16cex="http://schemas.microsoft.com/office/word/2018/wordml/cex" xmlns:w16cid="http://schemas.microsoft.com/office/word/2016/wordml/cid" xmlns:w16="http://schemas.microsoft.com/office/word/2018/wordml" xmlns:w16du="http://schemas.microsoft.com/office/word/2023/wordml/word16du" xmlns:w16sdtdh="http://schemas.microsoft.com/office/word/2020/wordml/sdtdatahash" xmlns:w16sdtfl="http://schemas.microsoft.com/office/word/2024/wordml/sdtformatlock" xmlns:w16se="http://schemas.microsoft.com/office/word/2015/wordml/symex" xmlns:wpg="http://schemas.microsoft.com/office/word/2010/wordprocessingGroup" xmlns:wpi="http://schemas.microsoft.com/office/word/2010/wordprocessingInk" xmlns:wne="http://schemas.microsoft.com/office/word/2006/wordml" xmlns:wps="http://schemas.microsoft.com/office/word/2010/wordprocessingShape" mc:Ignorable="w14 w15 w16se w16cid w16 w16cex w16sdtdh w16sdtfl w16du wp14">
   <w:body>
     <w:p>
       <w:pPr>
@@ -245,13 +245,7 @@
         <w:rPr>
           <w:rFonts w:hint="eastAsia"/>
         </w:rPr>
-        <w:t>有了冗余之后，还不够，每次出现故障需要人工介入恢复势必会增加系统的不可服务实践。所以，又往往是通过“自动故障转移”来实</w:t>
-      </w:r>
-      <w:r>
-        <w:rPr>
-          <w:rFonts w:hint="eastAsia"/>
-        </w:rPr>
-        <w:t>现系统的高可用。</w:t>
+        <w:t>有了冗余之后，还不够，每次出现故障需要人工介入恢复势必会增加系统的不可服务实践。所以，又往往是通过“自动故障转移”来实现系统的高可用。</w:t>
       </w:r>
     </w:p>
     <w:p>
@@ -370,14 +364,12 @@
         </w:rPr>
         <w:t>（高可用）：</w:t>
       </w:r>
-      <w:proofErr w:type="spellStart"/>
       <w:r>
         <w:rPr>
           <w:rFonts w:hint="eastAsia"/>
         </w:rPr>
         <w:t>SPoF</w:t>
       </w:r>
-      <w:proofErr w:type="spellEnd"/>
       <w:r>
         <w:rPr>
           <w:rFonts w:hint="eastAsia"/>
@@ -445,10 +437,7 @@
     <w:p>
       <w:r>
         <w:tab/>
-        <w:t>HP</w:t>
-      </w:r>
-      <w:r>
-        <w:t>C</w:t>
+        <w:t>HPC</w:t>
       </w:r>
     </w:p>
     <w:p/>
@@ -495,21 +484,7 @@
         <w:rPr>
           <w:rFonts w:hint="eastAsia"/>
         </w:rPr>
-        <w:t>对于客户端来说，集群就像是一台服务器，因为集群运行的是同一种服务，即使其中有的服务器</w:t>
-      </w:r>
-      <w:proofErr w:type="gramStart"/>
-      <w:r>
-        <w:rPr>
-          <w:rFonts w:hint="eastAsia"/>
-        </w:rPr>
-        <w:t>宕</w:t>
-      </w:r>
-      <w:proofErr w:type="gramEnd"/>
-      <w:r>
-        <w:rPr>
-          <w:rFonts w:hint="eastAsia"/>
-        </w:rPr>
-        <w:t>机或无法通信时，也不会对业务造成影响。</w:t>
+        <w:t>对于客户端来说，集群就像是一台服务器，因为集群运行的是同一种服务，即使其中有的服务器宕机或无法通信时，也不会对业务造成影响。</w:t>
       </w:r>
     </w:p>
     <w:p>
@@ -585,14 +560,7 @@
           <w:rFonts w:hint="eastAsia"/>
           <w:color w:val="FF0000"/>
         </w:rPr>
-        <w:t>当业务因高可用机制发生数据库切换时，切换前后的数据库内容</w:t>
-      </w:r>
-      <w:r>
-        <w:rPr>
-          <w:rFonts w:hint="eastAsia"/>
-          <w:color w:val="FF0000"/>
-        </w:rPr>
-        <w:t>应当一致，不会因为数据缺失或者数据不一致而影响业务</w:t>
+        <w:t>当业务因高可用机制发生数据库切换时，切换前后的数据库内容应当一致，不会因为数据缺失或者数据不一致而影响业务</w:t>
       </w:r>
       <w:r>
         <w:rPr>
@@ -632,21 +600,7 @@
         <w:rPr>
           <w:rFonts w:hint="eastAsia"/>
         </w:rPr>
-        <w:t>当其中一台机器的服务</w:t>
-      </w:r>
-      <w:proofErr w:type="gramStart"/>
-      <w:r>
-        <w:rPr>
-          <w:rFonts w:hint="eastAsia"/>
-        </w:rPr>
-        <w:t>宕</w:t>
-      </w:r>
-      <w:proofErr w:type="gramEnd"/>
-      <w:r>
-        <w:rPr>
-          <w:rFonts w:hint="eastAsia"/>
-        </w:rPr>
-        <w:t>机后，对于服务调用者来说，能够迅速的切换到其他可用服务，当服务升级为主服务，这种切换速度应当控制在秒级别（几秒钟）。</w:t>
+        <w:t>当其中一台机器的服务宕机后，对于服务调用者来说，能够迅速的切换到其他可用服务，当服务升级为主服务，这种切换速度应当控制在秒级别（几秒钟）。</w:t>
       </w:r>
     </w:p>
     <w:p>
@@ -657,21 +611,7 @@
         <w:rPr>
           <w:rFonts w:hint="eastAsia"/>
         </w:rPr>
-        <w:t>当</w:t>
-      </w:r>
-      <w:proofErr w:type="gramStart"/>
-      <w:r>
-        <w:rPr>
-          <w:rFonts w:hint="eastAsia"/>
-        </w:rPr>
-        <w:t>宕</w:t>
-      </w:r>
-      <w:proofErr w:type="gramEnd"/>
-      <w:r>
-        <w:rPr>
-          <w:rFonts w:hint="eastAsia"/>
-        </w:rPr>
-        <w:t>机的服务恢复之后，自动变为从服务，主从服务角色切换。主从切换一定是要付出代价的，所以当主服务恢复之后，也就不再替换现有的主服务。</w:t>
+        <w:t>当宕机的服务恢复之后，自动变为从服务，主从服务角色切换。主从切换一定是要付出代价的，所以当主服务恢复之后，也就不再替换现有的主服务。</w:t>
       </w:r>
     </w:p>
     <w:p>
@@ -726,13 +666,7 @@
         <w:rPr>
           <w:rFonts w:hint="eastAsia"/>
         </w:rPr>
-        <w:t>当用户越来越多，已有服务不能承载更多的用户</w:t>
-      </w:r>
-      <w:r>
-        <w:rPr>
-          <w:rFonts w:hint="eastAsia"/>
-        </w:rPr>
-        <w:t>的时候，便需要对服务进行</w:t>
+        <w:t>当用户越来越多，已有服务不能承载更多的用户的时候，便需要对服务进行</w:t>
       </w:r>
       <w:r>
         <w:rPr>
@@ -776,19 +710,278 @@
         </w:rPr>
         <w:t>）和可维护性（</w:t>
       </w:r>
-      <w:proofErr w:type="spellStart"/>
       <w:r>
         <w:rPr>
           <w:rFonts w:hint="eastAsia"/>
         </w:rPr>
         <w:t>maintainabilit</w:t>
       </w:r>
-      <w:proofErr w:type="spellEnd"/>
-      <w:r>
-        <w:rPr>
-          <w:rFonts w:hint="eastAsia"/>
-        </w:rPr>
-        <w:t>）来度量</w:t>
+      <w:r>
+        <w:rPr>
+          <w:rFonts w:hint="eastAsia"/>
+        </w:rPr>
+        <w:t>）来度量。</w:t>
+      </w:r>
+    </w:p>
+    <w:p>
+      <w:pPr>
+        <w:ind w:firstLine="420"/>
+      </w:pPr>
+      <w:r>
+        <w:rPr>
+          <w:rFonts w:hint="eastAsia"/>
+        </w:rPr>
+        <w:t>计算方式：</w:t>
+      </w:r>
+      <w:r>
+        <w:rPr>
+          <w:rFonts w:hint="eastAsia"/>
+        </w:rPr>
+        <w:t>HA=MTTF</w:t>
+      </w:r>
+      <w:r>
+        <w:rPr>
+          <w:rFonts w:hint="eastAsia"/>
+        </w:rPr>
+        <w:t>（平均无故障事件）</w:t>
+      </w:r>
+      <w:r>
+        <w:rPr>
+          <w:rFonts w:hint="eastAsia"/>
+        </w:rPr>
+        <w:t>/</w:t>
+      </w:r>
+      <w:r>
+        <w:rPr>
+          <w:rFonts w:hint="eastAsia"/>
+        </w:rPr>
+        <w:t>（</w:t>
+      </w:r>
+      <w:r>
+        <w:rPr>
+          <w:rFonts w:hint="eastAsia"/>
+        </w:rPr>
+        <w:t>MTTF+MTTR</w:t>
+      </w:r>
+      <w:r>
+        <w:rPr>
+          <w:rFonts w:hint="eastAsia"/>
+        </w:rPr>
+        <w:t>（平均修复事件））</w:t>
+      </w:r>
+      <w:r>
+        <w:rPr>
+          <w:rFonts w:hint="eastAsia"/>
+        </w:rPr>
+        <w:t>*100%</w:t>
+      </w:r>
+    </w:p>
+    <w:p>
+      <w:pPr>
+        <w:ind w:firstLine="420"/>
+      </w:pPr>
+      <w:r>
+        <w:rPr>
+          <w:rFonts w:hint="eastAsia"/>
+        </w:rPr>
+        <w:t xml:space="preserve">99%    </w:t>
+      </w:r>
+      <w:r>
+        <w:rPr>
+          <w:rFonts w:hint="eastAsia"/>
+        </w:rPr>
+        <w:t>全年服务中断时间不超过</w:t>
+      </w:r>
+      <w:r>
+        <w:rPr>
+          <w:rFonts w:hint="eastAsia"/>
+        </w:rPr>
+        <w:t>4</w:t>
+      </w:r>
+      <w:r>
+        <w:rPr>
+          <w:rFonts w:hint="eastAsia"/>
+        </w:rPr>
+        <w:t>天</w:t>
+      </w:r>
+    </w:p>
+    <w:p>
+      <w:pPr>
+        <w:ind w:firstLine="420"/>
+      </w:pPr>
+      <w:r>
+        <w:rPr>
+          <w:rFonts w:hint="eastAsia"/>
+        </w:rPr>
+        <w:t xml:space="preserve">99.9%    </w:t>
+      </w:r>
+      <w:r>
+        <w:rPr>
+          <w:rFonts w:hint="eastAsia"/>
+        </w:rPr>
+        <w:t>全年服务中断时间不超过</w:t>
+      </w:r>
+      <w:r>
+        <w:rPr>
+          <w:rFonts w:hint="eastAsia"/>
+        </w:rPr>
+        <w:t>10</w:t>
+      </w:r>
+      <w:r>
+        <w:rPr>
+          <w:rFonts w:hint="eastAsia"/>
+        </w:rPr>
+        <w:t>个小时</w:t>
+      </w:r>
+    </w:p>
+    <w:p>
+      <w:pPr>
+        <w:ind w:firstLine="420"/>
+      </w:pPr>
+      <w:r>
+        <w:rPr>
+          <w:rFonts w:hint="eastAsia"/>
+        </w:rPr>
+        <w:t xml:space="preserve">99.99%    </w:t>
+      </w:r>
+      <w:r>
+        <w:rPr>
+          <w:rFonts w:hint="eastAsia"/>
+        </w:rPr>
+        <w:t>全年服务中断时间不超过</w:t>
+      </w:r>
+      <w:r>
+        <w:rPr>
+          <w:rFonts w:hint="eastAsia"/>
+        </w:rPr>
+        <w:t>1</w:t>
+      </w:r>
+      <w:r>
+        <w:rPr>
+          <w:rFonts w:hint="eastAsia"/>
+        </w:rPr>
+        <w:t>个小时</w:t>
+      </w:r>
+    </w:p>
+    <w:p>
+      <w:pPr>
+        <w:ind w:firstLine="420"/>
+      </w:pPr>
+      <w:r>
+        <w:rPr>
+          <w:rFonts w:hint="eastAsia"/>
+        </w:rPr>
+        <w:t xml:space="preserve">99.999%    </w:t>
+      </w:r>
+      <w:r>
+        <w:rPr>
+          <w:rFonts w:hint="eastAsia"/>
+        </w:rPr>
+        <w:t>全年服务中断时间不超过</w:t>
+      </w:r>
+      <w:r>
+        <w:rPr>
+          <w:rFonts w:hint="eastAsia"/>
+        </w:rPr>
+        <w:t>6</w:t>
+      </w:r>
+      <w:r>
+        <w:rPr>
+          <w:rFonts w:hint="eastAsia"/>
+        </w:rPr>
+        <w:t>分钟</w:t>
+      </w:r>
+    </w:p>
+    <w:p/>
+    <w:p>
+      <w:pPr>
+        <w:pStyle w:val="2"/>
+      </w:pPr>
+      <w:r>
+        <w:rPr>
+          <w:rFonts w:hint="eastAsia"/>
+        </w:rPr>
+        <w:t>容灾恢复</w:t>
+      </w:r>
+    </w:p>
+    <w:p>
+      <w:pPr>
+        <w:ind w:firstLine="420"/>
+      </w:pPr>
+      <w:r>
+        <w:rPr>
+          <w:rFonts w:hint="eastAsia"/>
+        </w:rPr>
+        <w:t>在灾难恢复方面，目前业界公认有三个目标值得努力。一是</w:t>
+      </w:r>
+      <w:r>
+        <w:rPr>
+          <w:rFonts w:hint="eastAsia"/>
+          <w:color w:val="FF0000"/>
+        </w:rPr>
+        <w:t>恢复时间</w:t>
+      </w:r>
+      <w:r>
+        <w:rPr>
+          <w:rFonts w:hint="eastAsia"/>
+        </w:rPr>
+        <w:t>，企业能忍受多长时间没有</w:t>
+      </w:r>
+      <w:r>
+        <w:rPr>
+          <w:rFonts w:hint="eastAsia"/>
+        </w:rPr>
+        <w:t xml:space="preserve"> IT</w:t>
+      </w:r>
+      <w:r>
+        <w:rPr>
+          <w:rFonts w:hint="eastAsia"/>
+        </w:rPr>
+        <w:t>，处于停业状态；二是</w:t>
+      </w:r>
+      <w:r>
+        <w:rPr>
+          <w:rFonts w:hint="eastAsia"/>
+          <w:color w:val="FF0000"/>
+        </w:rPr>
+        <w:t>网络多长时间能够恢复</w:t>
+      </w:r>
+      <w:r>
+        <w:rPr>
+          <w:rFonts w:hint="eastAsia"/>
+        </w:rPr>
+        <w:t>；三是</w:t>
+      </w:r>
+      <w:r>
+        <w:rPr>
+          <w:rFonts w:hint="eastAsia"/>
+          <w:color w:val="FF0000"/>
+        </w:rPr>
+        <w:t>业务层面的恢复</w:t>
+      </w:r>
+      <w:r>
+        <w:rPr>
+          <w:rFonts w:hint="eastAsia"/>
+        </w:rPr>
+        <w:t>。整个恢复过程中，最关键的衡量指标有两个：一个是</w:t>
+      </w:r>
+      <w:r>
+        <w:rPr>
+          <w:rFonts w:hint="eastAsia"/>
+        </w:rPr>
+        <w:t xml:space="preserve"> RTO</w:t>
+      </w:r>
+      <w:r>
+        <w:rPr>
+          <w:rFonts w:hint="eastAsia"/>
+        </w:rPr>
+        <w:t>，另一个是</w:t>
+      </w:r>
+      <w:r>
+        <w:rPr>
+          <w:rFonts w:hint="eastAsia"/>
+        </w:rPr>
+        <w:t xml:space="preserve"> RPO</w:t>
       </w:r>
       <w:r>
         <w:rPr>
@@ -799,290 +992,179 @@
     </w:p>
     <w:p>
       <w:pPr>
-        <w:ind w:firstLine="420"/>
-      </w:pPr>
-      <w:r>
-        <w:rPr>
-          <w:rFonts w:hint="eastAsia"/>
-        </w:rPr>
-        <w:t>计算方式：</w:t>
-      </w:r>
-      <w:r>
-        <w:rPr>
-          <w:rFonts w:hint="eastAsia"/>
-        </w:rPr>
-        <w:t>HA=MTTF</w:t>
-      </w:r>
-      <w:r>
-        <w:rPr>
-          <w:rFonts w:hint="eastAsia"/>
-        </w:rPr>
-        <w:t>（平均无故障事件）</w:t>
-      </w:r>
-      <w:r>
-        <w:rPr>
-          <w:rFonts w:hint="eastAsia"/>
-        </w:rPr>
-        <w:t>/</w:t>
-      </w:r>
-      <w:r>
-        <w:rPr>
-          <w:rFonts w:hint="eastAsia"/>
-        </w:rPr>
-        <w:t>（</w:t>
-      </w:r>
-      <w:r>
-        <w:rPr>
-          <w:rFonts w:hint="eastAsia"/>
-        </w:rPr>
-        <w:t>MTTF+MTTR</w:t>
-      </w:r>
-      <w:r>
-        <w:rPr>
-          <w:rFonts w:hint="eastAsia"/>
-        </w:rPr>
-        <w:t>（平均修复事件））</w:t>
-      </w:r>
-      <w:r>
-        <w:rPr>
-          <w:rFonts w:hint="eastAsia"/>
-        </w:rPr>
-        <w:t>*100%</w:t>
-      </w:r>
-    </w:p>
-    <w:p>
-      <w:pPr>
-        <w:ind w:firstLine="420"/>
-      </w:pPr>
-      <w:r>
-        <w:rPr>
-          <w:rFonts w:hint="eastAsia"/>
-        </w:rPr>
-        <w:t xml:space="preserve">99%    </w:t>
-      </w:r>
-      <w:r>
-        <w:rPr>
-          <w:rFonts w:hint="eastAsia"/>
-        </w:rPr>
-        <w:t>全年服务中断时间不超过</w:t>
-      </w:r>
-      <w:r>
-        <w:rPr>
-          <w:rFonts w:hint="eastAsia"/>
-        </w:rPr>
-        <w:t>4</w:t>
-      </w:r>
-      <w:r>
-        <w:rPr>
-          <w:rFonts w:hint="eastAsia"/>
-        </w:rPr>
-        <w:t>天</w:t>
-      </w:r>
-    </w:p>
-    <w:p>
-      <w:pPr>
-        <w:ind w:firstLine="420"/>
-      </w:pPr>
-      <w:r>
-        <w:rPr>
-          <w:rFonts w:hint="eastAsia"/>
-        </w:rPr>
-        <w:t xml:space="preserve">99.9%    </w:t>
-      </w:r>
-      <w:r>
-        <w:rPr>
-          <w:rFonts w:hint="eastAsia"/>
-        </w:rPr>
-        <w:t>全年服务中断时间不超过</w:t>
-      </w:r>
-      <w:r>
-        <w:rPr>
-          <w:rFonts w:hint="eastAsia"/>
-        </w:rPr>
-        <w:t>10</w:t>
-      </w:r>
-      <w:r>
-        <w:rPr>
-          <w:rFonts w:hint="eastAsia"/>
-        </w:rPr>
-        <w:t>个小时</w:t>
-      </w:r>
-    </w:p>
-    <w:p>
-      <w:pPr>
-        <w:ind w:firstLine="420"/>
-      </w:pPr>
-      <w:r>
-        <w:rPr>
-          <w:rFonts w:hint="eastAsia"/>
-        </w:rPr>
-        <w:t xml:space="preserve">99.99%    </w:t>
-      </w:r>
-      <w:r>
-        <w:rPr>
-          <w:rFonts w:hint="eastAsia"/>
-        </w:rPr>
-        <w:t>全年服务中断时间不超过</w:t>
-      </w:r>
-      <w:r>
-        <w:rPr>
-          <w:rFonts w:hint="eastAsia"/>
-        </w:rPr>
-        <w:t>1</w:t>
-      </w:r>
-      <w:r>
-        <w:rPr>
-          <w:rFonts w:hint="eastAsia"/>
-        </w:rPr>
-        <w:t>个小时</w:t>
-      </w:r>
-    </w:p>
-    <w:p>
-      <w:pPr>
-        <w:ind w:firstLine="420"/>
-      </w:pPr>
-      <w:r>
-        <w:rPr>
-          <w:rFonts w:hint="eastAsia"/>
-        </w:rPr>
-        <w:t xml:space="preserve">99.999%    </w:t>
-      </w:r>
-      <w:r>
-        <w:rPr>
-          <w:rFonts w:hint="eastAsia"/>
-        </w:rPr>
-        <w:t>全年服务中断时间不超过</w:t>
-      </w:r>
-      <w:r>
-        <w:rPr>
-          <w:rFonts w:hint="eastAsia"/>
-        </w:rPr>
-        <w:t>6</w:t>
-      </w:r>
-      <w:r>
-        <w:rPr>
-          <w:rFonts w:hint="eastAsia"/>
-        </w:rPr>
-        <w:t>分钟</w:t>
-      </w:r>
-    </w:p>
-    <w:p/>
-    <w:p>
-      <w:pPr>
-        <w:pStyle w:val="2"/>
-      </w:pPr>
-      <w:r>
-        <w:rPr>
-          <w:rFonts w:hint="eastAsia"/>
-        </w:rPr>
-        <w:t>容灾恢复</w:t>
-      </w:r>
-    </w:p>
-    <w:p>
-      <w:pPr>
-        <w:ind w:firstLine="420"/>
-      </w:pPr>
-      <w:r>
-        <w:rPr>
-          <w:rFonts w:hint="eastAsia"/>
-        </w:rPr>
-        <w:t>在灾难恢复方</w:t>
-      </w:r>
-      <w:r>
-        <w:rPr>
-          <w:rFonts w:hint="eastAsia"/>
-        </w:rPr>
-        <w:t>面，目前业界公认有三个目标值得努力。一是</w:t>
+        <w:pStyle w:val="3"/>
+      </w:pPr>
+      <w:r>
+        <w:rPr>
+          <w:rFonts w:hint="eastAsia"/>
+        </w:rPr>
+        <w:t>RTO</w:t>
+      </w:r>
+    </w:p>
+    <w:p>
+      <w:pPr>
+        <w:ind w:firstLine="420"/>
+      </w:pPr>
+      <w:r>
+        <w:rPr>
+          <w:rFonts w:hint="eastAsia"/>
+        </w:rPr>
+        <w:t>RTO (Recovery Time Objective</w:t>
+      </w:r>
+      <w:r>
+        <w:rPr>
+          <w:rFonts w:hint="eastAsia"/>
+        </w:rPr>
+        <w:t>，复原时间目标</w:t>
+      </w:r>
+      <w:r>
+        <w:rPr>
+          <w:rFonts w:hint="eastAsia"/>
+        </w:rPr>
+        <w:t>)</w:t>
+      </w:r>
+      <w:r>
+        <w:rPr>
+          <w:rFonts w:hint="eastAsia"/>
+        </w:rPr>
+        <w:t>是企业可容许</w:t>
       </w:r>
       <w:r>
         <w:rPr>
           <w:rFonts w:hint="eastAsia"/>
           <w:color w:val="FF0000"/>
         </w:rPr>
-        <w:t>恢复时间</w:t>
-      </w:r>
-      <w:r>
-        <w:rPr>
-          <w:rFonts w:hint="eastAsia"/>
-        </w:rPr>
-        <w:t>，企业能忍受多长时间没有</w:t>
-      </w:r>
-      <w:r>
-        <w:rPr>
-          <w:rFonts w:hint="eastAsia"/>
-        </w:rPr>
-        <w:t xml:space="preserve"> IT</w:t>
-      </w:r>
-      <w:r>
-        <w:rPr>
-          <w:rFonts w:hint="eastAsia"/>
-        </w:rPr>
-        <w:t>，处于停业状态；二是</w:t>
+        <w:t>服务中断的时间长度</w:t>
+      </w:r>
+      <w:r>
+        <w:rPr>
+          <w:rFonts w:hint="eastAsia"/>
+        </w:rPr>
+        <w:t>。它是指灾难发生后，从</w:t>
+      </w:r>
+      <w:r>
+        <w:rPr>
+          <w:rFonts w:hint="eastAsia"/>
+        </w:rPr>
+        <w:t xml:space="preserve"> IT </w:t>
+      </w:r>
+      <w:r>
+        <w:rPr>
+          <w:rFonts w:hint="eastAsia"/>
+        </w:rPr>
+        <w:t>系统当机导致业务停顿之时开始，到</w:t>
+      </w:r>
+      <w:r>
+        <w:rPr>
+          <w:rFonts w:hint="eastAsia"/>
+        </w:rPr>
+        <w:t xml:space="preserve"> IT </w:t>
+      </w:r>
+      <w:r>
+        <w:rPr>
+          <w:rFonts w:hint="eastAsia"/>
+        </w:rPr>
+        <w:t>系统恢复至可以支持各部门运作、恢复运营之时，此两点之间的时间段称为</w:t>
+      </w:r>
+      <w:r>
+        <w:rPr>
+          <w:rFonts w:hint="eastAsia"/>
+        </w:rPr>
+        <w:t xml:space="preserve"> RTO</w:t>
+      </w:r>
+      <w:r>
+        <w:rPr>
+          <w:rFonts w:hint="eastAsia"/>
+        </w:rPr>
+        <w:t>。</w:t>
+      </w:r>
+    </w:p>
+    <w:p>
+      <w:pPr>
+        <w:ind w:firstLine="420"/>
+      </w:pPr>
+      <w:r>
+        <w:rPr>
+          <w:rFonts w:hint="eastAsia"/>
+        </w:rPr>
+        <w:t>比如说灾难发生后半天内便需要恢复，</w:t>
+      </w:r>
+      <w:r>
+        <w:rPr>
+          <w:rFonts w:hint="eastAsia"/>
+        </w:rPr>
+        <w:t>RTO</w:t>
+      </w:r>
+      <w:r>
+        <w:rPr>
+          <w:rFonts w:hint="eastAsia"/>
+        </w:rPr>
+        <w:t>值就是十二小时。</w:t>
+      </w:r>
+    </w:p>
+    <w:p>
+      <w:pPr>
+        <w:pStyle w:val="3"/>
+      </w:pPr>
+      <w:r>
+        <w:rPr>
+          <w:rFonts w:hint="eastAsia"/>
+        </w:rPr>
+        <w:t>RPO</w:t>
+      </w:r>
+    </w:p>
+    <w:p>
+      <w:pPr>
+        <w:ind w:firstLine="420"/>
+      </w:pPr>
+      <w:r>
+        <w:rPr>
+          <w:rFonts w:hint="eastAsia"/>
+        </w:rPr>
+        <w:t>RPO (Recovery Point Objective</w:t>
+      </w:r>
+      <w:r>
+        <w:rPr>
+          <w:rFonts w:hint="eastAsia"/>
+        </w:rPr>
+        <w:t>，复原点目标</w:t>
+      </w:r>
+      <w:r>
+        <w:rPr>
+          <w:rFonts w:hint="eastAsia"/>
+        </w:rPr>
+        <w:t>)</w:t>
+      </w:r>
+      <w:r>
+        <w:rPr>
+          <w:rFonts w:hint="eastAsia"/>
+        </w:rPr>
+        <w:t>是指从系统和应用数据而言，要</w:t>
       </w:r>
       <w:r>
         <w:rPr>
           <w:rFonts w:hint="eastAsia"/>
           <w:color w:val="FF0000"/>
         </w:rPr>
-        <w:t>网络多长时间能够恢复</w:t>
-      </w:r>
-      <w:r>
-        <w:rPr>
-          <w:rFonts w:hint="eastAsia"/>
-        </w:rPr>
-        <w:t>；三是</w:t>
-      </w:r>
-      <w:r>
-        <w:rPr>
-          <w:rFonts w:hint="eastAsia"/>
-          <w:color w:val="FF0000"/>
-        </w:rPr>
-        <w:t>业务层面的恢复</w:t>
-      </w:r>
-      <w:r>
-        <w:rPr>
-          <w:rFonts w:hint="eastAsia"/>
-        </w:rPr>
-        <w:t>。整个恢复过程中，</w:t>
-      </w:r>
-      <w:proofErr w:type="gramStart"/>
-      <w:r>
-        <w:rPr>
-          <w:rFonts w:hint="eastAsia"/>
-        </w:rPr>
-        <w:t>最</w:t>
-      </w:r>
-      <w:proofErr w:type="gramEnd"/>
-      <w:r>
-        <w:rPr>
-          <w:rFonts w:hint="eastAsia"/>
-        </w:rPr>
-        <w:t>关键的衡量指标有两个：一个是</w:t>
-      </w:r>
-      <w:r>
-        <w:rPr>
-          <w:rFonts w:hint="eastAsia"/>
-        </w:rPr>
-        <w:t xml:space="preserve"> RTO</w:t>
-      </w:r>
-      <w:r>
-        <w:rPr>
-          <w:rFonts w:hint="eastAsia"/>
-        </w:rPr>
-        <w:t>，另一个是</w:t>
-      </w:r>
-      <w:r>
-        <w:rPr>
-          <w:rFonts w:hint="eastAsia"/>
-        </w:rPr>
-        <w:t xml:space="preserve"> RPO</w:t>
-      </w:r>
-      <w:r>
-        <w:rPr>
-          <w:rFonts w:hint="eastAsia"/>
-        </w:rPr>
-        <w:t>。</w:t>
-      </w:r>
+        <w:t>实现能够恢复至可以支持各部门业务运作，系统及生产数据应恢复到怎样的更新程度</w:t>
+      </w:r>
+      <w:r>
+        <w:rPr>
+          <w:rFonts w:hint="eastAsia"/>
+        </w:rPr>
+        <w:t>。这种更新程度可以是上一周的备份数据，也可以是上一次交易的实时数据。</w:t>
+      </w:r>
+      <w:r>
+        <w:rPr>
+          <w:rFonts w:hint="eastAsia"/>
+        </w:rPr>
+        <w:t xml:space="preserve"> </w:t>
+      </w:r>
+    </w:p>
+    <w:p>
+      <w:pPr>
+        <w:ind w:firstLine="420"/>
+      </w:pPr>
     </w:p>
     <w:p>
       <w:pPr>
@@ -1092,252 +1174,42 @@
         <w:rPr>
           <w:rFonts w:hint="eastAsia"/>
         </w:rPr>
+        <w:t>选择标准</w:t>
+      </w:r>
+    </w:p>
+    <w:p>
+      <w:pPr>
+        <w:ind w:firstLine="420"/>
+      </w:pPr>
+      <w:r>
+        <w:rPr>
+          <w:rFonts w:hint="eastAsia"/>
+        </w:rPr>
+        <w:t>根据以上两个简单的原则，企业不但可以对现有的数据系统作出，也可以按照既定的</w:t>
+      </w:r>
+      <w:r>
+        <w:rPr>
+          <w:rFonts w:hint="eastAsia"/>
+        </w:rPr>
         <w:t>RTO</w:t>
       </w:r>
-    </w:p>
-    <w:p>
-      <w:pPr>
-        <w:ind w:firstLine="420"/>
-      </w:pPr>
-      <w:r>
-        <w:rPr>
-          <w:rFonts w:hint="eastAsia"/>
-        </w:rPr>
-        <w:t>RTO (Recovery Time Objective</w:t>
-      </w:r>
-      <w:r>
-        <w:rPr>
-          <w:rFonts w:hint="eastAsia"/>
-        </w:rPr>
-        <w:t>，复原时间目标</w:t>
-      </w:r>
-      <w:r>
-        <w:rPr>
-          <w:rFonts w:hint="eastAsia"/>
-        </w:rPr>
-        <w:t>)</w:t>
-      </w:r>
-      <w:r>
-        <w:rPr>
-          <w:rFonts w:hint="eastAsia"/>
-        </w:rPr>
-        <w:t>是企业可容许</w:t>
-      </w:r>
-      <w:r>
-        <w:rPr>
-          <w:rFonts w:hint="eastAsia"/>
-          <w:color w:val="FF0000"/>
-        </w:rPr>
-        <w:t>服务中断的时间长度</w:t>
-      </w:r>
-      <w:r>
-        <w:rPr>
-          <w:rFonts w:hint="eastAsia"/>
-        </w:rPr>
-        <w:t>。它是指灾难发生后，从</w:t>
-      </w:r>
-      <w:r>
-        <w:rPr>
-          <w:rFonts w:hint="eastAsia"/>
-        </w:rPr>
-        <w:t xml:space="preserve"> IT </w:t>
-      </w:r>
-      <w:r>
-        <w:rPr>
-          <w:rFonts w:hint="eastAsia"/>
-        </w:rPr>
-        <w:t>系统当机导致业务停顿之时开始，到</w:t>
-      </w:r>
-      <w:r>
-        <w:rPr>
-          <w:rFonts w:hint="eastAsia"/>
-        </w:rPr>
-        <w:t xml:space="preserve"> IT </w:t>
-      </w:r>
-      <w:r>
-        <w:rPr>
-          <w:rFonts w:hint="eastAsia"/>
-        </w:rPr>
-        <w:t>系统恢复至可以支持各部门运作、恢复运营之时，此两点之间的时间段称为</w:t>
-      </w:r>
-      <w:r>
-        <w:rPr>
-          <w:rFonts w:hint="eastAsia"/>
-        </w:rPr>
-        <w:t xml:space="preserve"> RTO</w:t>
-      </w:r>
-      <w:r>
-        <w:rPr>
-          <w:rFonts w:hint="eastAsia"/>
-        </w:rPr>
-        <w:t>。</w:t>
-      </w:r>
-    </w:p>
-    <w:p>
-      <w:pPr>
-        <w:ind w:firstLine="420"/>
-      </w:pPr>
-      <w:r>
-        <w:rPr>
-          <w:rFonts w:hint="eastAsia"/>
-        </w:rPr>
-        <w:t>比如说灾难发生后半天内便需要恢复，</w:t>
-      </w:r>
-      <w:r>
-        <w:rPr>
-          <w:rFonts w:hint="eastAsia"/>
-        </w:rPr>
-        <w:t>RT</w:t>
-      </w:r>
-      <w:r>
-        <w:rPr>
-          <w:rFonts w:hint="eastAsia"/>
-        </w:rPr>
-        <w:t>O</w:t>
-      </w:r>
-      <w:r>
-        <w:rPr>
-          <w:rFonts w:hint="eastAsia"/>
-        </w:rPr>
-        <w:t>值就是十二小时。</w:t>
-      </w:r>
-    </w:p>
-    <w:p>
-      <w:pPr>
-        <w:pStyle w:val="3"/>
-      </w:pPr>
+      <w:r>
+        <w:rPr>
+          <w:rFonts w:hint="eastAsia"/>
+        </w:rPr>
+        <w:t>及</w:t>
+      </w:r>
       <w:r>
         <w:rPr>
           <w:rFonts w:hint="eastAsia"/>
         </w:rPr>
         <w:t>RPO</w:t>
       </w:r>
-    </w:p>
-    <w:p>
-      <w:pPr>
-        <w:ind w:firstLine="420"/>
-      </w:pPr>
-      <w:r>
-        <w:rPr>
-          <w:rFonts w:hint="eastAsia"/>
-        </w:rPr>
-        <w:t>RPO (Recovery Point Objective</w:t>
-      </w:r>
-      <w:r>
-        <w:rPr>
-          <w:rFonts w:hint="eastAsia"/>
-        </w:rPr>
-        <w:t>，复原点目标</w:t>
-      </w:r>
-      <w:r>
-        <w:rPr>
-          <w:rFonts w:hint="eastAsia"/>
-        </w:rPr>
-        <w:t>)</w:t>
-      </w:r>
-      <w:r>
-        <w:rPr>
-          <w:rFonts w:hint="eastAsia"/>
-        </w:rPr>
-        <w:t>是指从系统和应用数据而言，要</w:t>
-      </w:r>
-      <w:r>
-        <w:rPr>
-          <w:rFonts w:hint="eastAsia"/>
-          <w:color w:val="FF0000"/>
-        </w:rPr>
-        <w:t>实现能够恢复至可以支持各部门业务运作，系统及生产数据应恢复到怎样的更新程度</w:t>
-      </w:r>
-      <w:r>
-        <w:rPr>
-          <w:rFonts w:hint="eastAsia"/>
-        </w:rPr>
-        <w:t>。这种更新程度可以是上一周的备份数据，也可以是上一次交易的实时数据。</w:t>
-      </w:r>
-      <w:r>
-        <w:rPr>
-          <w:rFonts w:hint="eastAsia"/>
-        </w:rPr>
-        <w:t xml:space="preserve"> </w:t>
-      </w:r>
-    </w:p>
-    <w:p>
-      <w:pPr>
-        <w:ind w:firstLine="420"/>
-      </w:pPr>
-    </w:p>
-    <w:p>
-      <w:pPr>
-        <w:pStyle w:val="3"/>
-      </w:pPr>
-      <w:r>
-        <w:rPr>
-          <w:rFonts w:hint="eastAsia"/>
-        </w:rPr>
-        <w:t>选择标准</w:t>
-      </w:r>
-    </w:p>
-    <w:p>
-      <w:pPr>
-        <w:ind w:firstLine="420"/>
-      </w:pPr>
-      <w:r>
-        <w:rPr>
-          <w:rFonts w:hint="eastAsia"/>
-        </w:rPr>
-        <w:t>根据以上两个简单的原则，企业不但可以对现有的数据系统</w:t>
-      </w:r>
-      <w:proofErr w:type="gramStart"/>
-      <w:r>
-        <w:rPr>
-          <w:rFonts w:hint="eastAsia"/>
-        </w:rPr>
-        <w:t>作出</w:t>
-      </w:r>
-      <w:proofErr w:type="gramEnd"/>
-      <w:r>
-        <w:rPr>
-          <w:rFonts w:hint="eastAsia"/>
-        </w:rPr>
-        <w:t>，也可以按照既定的</w:t>
-      </w:r>
-      <w:r>
-        <w:rPr>
-          <w:rFonts w:hint="eastAsia"/>
-        </w:rPr>
-        <w:t>RTO</w:t>
-      </w:r>
-      <w:r>
-        <w:rPr>
-          <w:rFonts w:hint="eastAsia"/>
-        </w:rPr>
-        <w:t>及</w:t>
-      </w:r>
-      <w:r>
-        <w:rPr>
-          <w:rFonts w:hint="eastAsia"/>
-        </w:rPr>
-        <w:t>RPO</w:t>
-      </w:r>
-      <w:r>
-        <w:rPr>
-          <w:rFonts w:hint="eastAsia"/>
-        </w:rPr>
-        <w:t>要求，选购最适合</w:t>
-      </w:r>
-      <w:proofErr w:type="gramStart"/>
-      <w:r>
-        <w:rPr>
-          <w:rFonts w:hint="eastAsia"/>
-        </w:rPr>
-        <w:t>的灾备方案</w:t>
-      </w:r>
-      <w:proofErr w:type="gramEnd"/>
-      <w:r>
-        <w:rPr>
-          <w:rFonts w:hint="eastAsia"/>
-        </w:rPr>
-        <w:t>。</w:t>
+      <w:r>
+        <w:rPr>
+          <w:rFonts w:hint="eastAsia"/>
+        </w:rPr>
+        <w:t>要求，选购最适合的灾备方案。</w:t>
       </w:r>
       <w:r>
         <w:rPr>
@@ -1392,13 +1264,7 @@
         <w:rPr>
           <w:rFonts w:hint="eastAsia"/>
         </w:rPr>
-        <w:t>皆为零，表示当灾难发生后，系统立即恢</w:t>
-      </w:r>
-      <w:r>
-        <w:rPr>
-          <w:rFonts w:hint="eastAsia"/>
-        </w:rPr>
-        <w:t>复，而且完全没有数据丢失，可是其造价是非常昂贵的，而且也不一定有这个必要。因此，</w:t>
+        <w:t>皆为零，表示当灾难发生后，系统立即恢复，而且完全没有数据丢失，可是其造价是非常昂贵的，而且也不一定有这个必要。因此，</w:t>
       </w:r>
       <w:r>
         <w:rPr>
@@ -1439,21 +1305,7 @@
         <w:rPr>
           <w:rFonts w:hint="eastAsia"/>
         </w:rPr>
-        <w:t>。尤其是中小企业，在资源紧</w:t>
-      </w:r>
-      <w:proofErr w:type="gramStart"/>
-      <w:r>
-        <w:rPr>
-          <w:rFonts w:hint="eastAsia"/>
-        </w:rPr>
-        <w:t>拙</w:t>
-      </w:r>
-      <w:proofErr w:type="gramEnd"/>
-      <w:r>
-        <w:rPr>
-          <w:rFonts w:hint="eastAsia"/>
-        </w:rPr>
-        <w:t>的情况，应先好好了解对</w:t>
+        <w:t>。尤其是中小企业，在资源紧拙的情况，应先好好了解对</w:t>
       </w:r>
       <w:r>
         <w:rPr>
@@ -1500,35 +1352,7 @@
         <w:rPr>
           <w:rFonts w:hint="eastAsia"/>
         </w:rPr>
-        <w:t>人首先要弄清楚一个基本概念，企业的容</w:t>
-      </w:r>
-      <w:proofErr w:type="gramStart"/>
-      <w:r>
-        <w:rPr>
-          <w:rFonts w:hint="eastAsia"/>
-        </w:rPr>
-        <w:t>灾系统</w:t>
-      </w:r>
-      <w:proofErr w:type="gramEnd"/>
-      <w:r>
-        <w:rPr>
-          <w:rFonts w:hint="eastAsia"/>
-        </w:rPr>
-        <w:t>预防的是什么灾害，是多少年一遇的，能忍受多少损失，需要算出一个大概的成本，当然不一定很精确。其次，无论企业容</w:t>
-      </w:r>
-      <w:proofErr w:type="gramStart"/>
-      <w:r>
-        <w:rPr>
-          <w:rFonts w:hint="eastAsia"/>
-        </w:rPr>
-        <w:t>灾系统</w:t>
-      </w:r>
-      <w:proofErr w:type="gramEnd"/>
-      <w:r>
-        <w:rPr>
-          <w:rFonts w:hint="eastAsia"/>
-        </w:rPr>
-        <w:t>是采用冷备、热备、温备、还是磁盘备份，几分钟恢复业务和几天恢复业务效果是完全不一样的。</w:t>
+        <w:t>人首先要弄清楚一个基本概念，企业的容灾系统预防的是什么灾害，是多少年一遇的，能忍受多少损失，需要算出一个大概的成本，当然不一定很精确。其次，无论企业容灾系统是采用冷备、热备、温备、还是磁盘备份，几分钟恢复业务和几天恢复业务效果是完全不一样的。</w:t>
       </w:r>
       <w:r>
         <w:rPr>
@@ -1541,69 +1365,7 @@
         <w:rPr>
           <w:rFonts w:hint="eastAsia"/>
         </w:rPr>
-        <w:t>。再</w:t>
-      </w:r>
-      <w:proofErr w:type="gramStart"/>
-      <w:r>
-        <w:rPr>
-          <w:rFonts w:hint="eastAsia"/>
-        </w:rPr>
-        <w:t>从灾备本身</w:t>
-      </w:r>
-      <w:proofErr w:type="gramEnd"/>
-      <w:r>
-        <w:rPr>
-          <w:rFonts w:hint="eastAsia"/>
-        </w:rPr>
-        <w:t>的意义来讲，无论采用哪种衡量指标，最终目的是要能够很好地检验</w:t>
-      </w:r>
-      <w:proofErr w:type="gramStart"/>
-      <w:r>
-        <w:rPr>
-          <w:rFonts w:hint="eastAsia"/>
-        </w:rPr>
-        <w:t>灾备系统</w:t>
-      </w:r>
-      <w:proofErr w:type="gramEnd"/>
-      <w:r>
-        <w:rPr>
-          <w:rFonts w:hint="eastAsia"/>
-        </w:rPr>
-        <w:t>的实用性能，否则就失去</w:t>
-      </w:r>
-      <w:proofErr w:type="gramStart"/>
-      <w:r>
-        <w:rPr>
-          <w:rFonts w:hint="eastAsia"/>
-        </w:rPr>
-        <w:t>建立灾备的</w:t>
-      </w:r>
-      <w:proofErr w:type="gramEnd"/>
-      <w:r>
-        <w:rPr>
-          <w:rFonts w:hint="eastAsia"/>
-        </w:rPr>
-        <w:t>意义了。</w:t>
-      </w:r>
-      <w:proofErr w:type="gramStart"/>
-      <w:r>
-        <w:rPr>
-          <w:rFonts w:hint="eastAsia"/>
-        </w:rPr>
-        <w:t>而灾备最</w:t>
-      </w:r>
-      <w:proofErr w:type="gramEnd"/>
-      <w:r>
-        <w:rPr>
-          <w:rFonts w:hint="eastAsia"/>
-        </w:rPr>
-        <w:t>核心的作用就是确保灾难发生后业务能够连续运行，交易中的数据完整保存，丢失越少越好。因此业务层面的恢复，</w:t>
-      </w:r>
-      <w:r>
-        <w:rPr>
-          <w:rFonts w:hint="eastAsia"/>
-        </w:rPr>
-        <w:t>企业要有一个底限。参考世界范围内一系列灾难恢复经验，国家之间的差别非常大。比如在美国，政府是第一位的，警察局对数据的恢复要求特别高。而在中国，无论什么性质，银行始终是排在第一位的。</w:t>
+        <w:t>。再从灾备本身的意义来讲，无论采用哪种衡量指标，最终目的是要能够很好地检验灾备系统的实用性能，否则就失去建立灾备的意义了。而灾备最核心的作用就是确保灾难发生后业务能够连续运行，交易中的数据完整保存，丢失越少越好。因此业务层面的恢复，企业要有一个底限。参考世界范围内一系列灾难恢复经验，国家之间的差别非常大。比如在美国，政府是第一位的，警察局对数据的恢复要求特别高。而在中国，无论什么性质，银行始终是排在第一位的。</w:t>
       </w:r>
     </w:p>
     <w:p>
@@ -1651,41 +1413,7 @@
         <w:rPr>
           <w:rFonts w:hint="eastAsia"/>
         </w:rPr>
-        <w:t>对成本要求太高，与回报似乎</w:t>
-      </w:r>
-      <w:proofErr w:type="gramStart"/>
-      <w:r>
-        <w:rPr>
-          <w:rFonts w:hint="eastAsia"/>
-        </w:rPr>
-        <w:t>不</w:t>
-      </w:r>
-      <w:proofErr w:type="gramEnd"/>
-      <w:r>
-        <w:rPr>
-          <w:rFonts w:hint="eastAsia"/>
-        </w:rPr>
-        <w:t>成正比。企业资金不可能无限制地</w:t>
-      </w:r>
-      <w:r>
-        <w:rPr>
-          <w:rFonts w:hint="eastAsia"/>
-        </w:rPr>
-        <w:t>投入到一个</w:t>
-      </w:r>
-      <w:proofErr w:type="gramStart"/>
-      <w:r>
-        <w:rPr>
-          <w:rFonts w:hint="eastAsia"/>
-        </w:rPr>
-        <w:t>灾备系统</w:t>
-      </w:r>
-      <w:proofErr w:type="gramEnd"/>
-      <w:r>
-        <w:rPr>
-          <w:rFonts w:hint="eastAsia"/>
-        </w:rPr>
-        <w:t>中。对于银行证券这样的联机交易事故处理非常紧密的金融机构而言，可能每一笔、每一单、每一分钱都很重要，所以都需要恢复。</w:t>
+        <w:t>对成本要求太高，与回报似乎不成正比。企业资金不可能无限制地投入到一个灾备系统中。对于银行证券这样的联机交易事故处理非常紧密的金融机构而言，可能每一笔、每一单、每一分钱都很重要，所以都需要恢复。</w:t>
       </w:r>
       <w:r>
         <w:rPr>
@@ -1697,21 +1425,7 @@
         <w:rPr>
           <w:rFonts w:hint="eastAsia"/>
         </w:rPr>
-        <w:t>显然更为合适。许多时候进行选择并不意味着非此即彼，这与现实婚姻中</w:t>
-      </w:r>
-      <w:proofErr w:type="gramStart"/>
-      <w:r>
-        <w:rPr>
-          <w:rFonts w:hint="eastAsia"/>
-        </w:rPr>
-        <w:t>一</w:t>
-      </w:r>
-      <w:proofErr w:type="gramEnd"/>
-      <w:r>
-        <w:rPr>
-          <w:rFonts w:hint="eastAsia"/>
-        </w:rPr>
-        <w:t>夫一妻的限制还是有差别的。</w:t>
+        <w:t>显然更为合适。许多时候进行选择并不意味着非此即彼，这与现实婚姻中一夫一妻的限制还是有差别的。</w:t>
       </w:r>
       <w:r>
         <w:rPr>
@@ -1759,21 +1473,7 @@
         <w:rPr>
           <w:rFonts w:hint="eastAsia"/>
         </w:rPr>
-        <w:t>越新，银行面临的损失就越小，但这也意味着系统开发成本将会急剧上升。许多时候，最佳的容</w:t>
-      </w:r>
-      <w:proofErr w:type="gramStart"/>
-      <w:r>
-        <w:rPr>
-          <w:rFonts w:hint="eastAsia"/>
-        </w:rPr>
-        <w:t>灾解决</w:t>
-      </w:r>
-      <w:proofErr w:type="gramEnd"/>
-      <w:r>
-        <w:rPr>
-          <w:rFonts w:hint="eastAsia"/>
-        </w:rPr>
-        <w:t>方案却不一定是效益最好的。反之亦是。如何去平衡这中间的关系，不仅是门学问，更像是艺术。</w:t>
+        <w:t>越新，银行面临的损失就越小，但这也意味着系统开发成本将会急剧上升。许多时候，最佳的容灾解决方案却不一定是效益最好的。反之亦是。如何去平衡这中间的关系，不仅是门学问，更像是艺术。</w:t>
       </w:r>
     </w:p>
     <w:p>
@@ -1792,19 +1492,11 @@
       <w:pPr>
         <w:pStyle w:val="2"/>
       </w:pPr>
-      <w:proofErr w:type="gramStart"/>
-      <w:r>
-        <w:rPr>
-          <w:rFonts w:hint="eastAsia"/>
-        </w:rPr>
-        <w:t>宕</w:t>
-      </w:r>
-      <w:proofErr w:type="gramEnd"/>
-      <w:r>
-        <w:rPr>
-          <w:rFonts w:hint="eastAsia"/>
-        </w:rPr>
-        <w:t>机</w:t>
+      <w:r>
+        <w:rPr>
+          <w:rFonts w:hint="eastAsia"/>
+        </w:rPr>
+        <w:t>宕机</w:t>
       </w:r>
     </w:p>
     <w:p>
@@ -1828,21 +1520,7 @@
         <w:rPr>
           <w:rFonts w:hint="eastAsia"/>
         </w:rPr>
-        <w:t>”是排名第一的</w:t>
-      </w:r>
-      <w:proofErr w:type="gramStart"/>
-      <w:r>
-        <w:rPr>
-          <w:rFonts w:hint="eastAsia"/>
-        </w:rPr>
-        <w:t>宕</w:t>
-      </w:r>
-      <w:proofErr w:type="gramEnd"/>
-      <w:r>
-        <w:rPr>
-          <w:rFonts w:hint="eastAsia"/>
-        </w:rPr>
-        <w:t>机类别，大约</w:t>
+        <w:t>”是排名第一的宕机类别，大约</w:t>
       </w:r>
       <w:r>
         <w:rPr>
@@ -2028,21 +1706,7 @@
         <w:rPr>
           <w:rFonts w:hint="eastAsia"/>
         </w:rPr>
-        <w:t>在性能问题中，最普遍的</w:t>
-      </w:r>
-      <w:proofErr w:type="gramStart"/>
-      <w:r>
-        <w:rPr>
-          <w:rFonts w:hint="eastAsia"/>
-        </w:rPr>
-        <w:t>宕机原因</w:t>
-      </w:r>
-      <w:proofErr w:type="gramEnd"/>
-      <w:r>
-        <w:rPr>
-          <w:rFonts w:hint="eastAsia"/>
-        </w:rPr>
-        <w:t>却是是运行很</w:t>
+        <w:t>在性能问题中，最普遍的宕机原因却是是运行很</w:t>
       </w:r>
       <w:r>
         <w:rPr>
@@ -2135,23 +1799,7 @@
           <w:rFonts w:hint="eastAsia"/>
           <w:color w:val="FF0000"/>
         </w:rPr>
-        <w:t>主</w:t>
-      </w:r>
-      <w:proofErr w:type="gramStart"/>
-      <w:r>
-        <w:rPr>
-          <w:rFonts w:hint="eastAsia"/>
-          <w:color w:val="FF0000"/>
-        </w:rPr>
-        <w:t>备数据</w:t>
-      </w:r>
-      <w:proofErr w:type="gramEnd"/>
-      <w:r>
-        <w:rPr>
-          <w:rFonts w:hint="eastAsia"/>
-          <w:color w:val="FF0000"/>
-        </w:rPr>
-        <w:t>不一致</w:t>
+        <w:t>主备数据不一致</w:t>
       </w:r>
       <w:r>
         <w:rPr>
@@ -2322,13 +1970,7 @@
         <w:rPr>
           <w:rFonts w:hint="eastAsia"/>
         </w:rPr>
-        <w:t>脑裂是因为集群分裂导致的，集群中有节点因为处理器忙或者其他原因暂时停止响应时，与其他节点间的心跳出现故</w:t>
-      </w:r>
-      <w:r>
-        <w:rPr>
-          <w:rFonts w:hint="eastAsia"/>
-        </w:rPr>
-        <w:t>障，但这些节点还处于</w:t>
+        <w:t>脑裂是因为集群分裂导致的，集群中有节点因为处理器忙或者其他原因暂时停止响应时，与其他节点间的心跳出现故障，但这些节点还处于</w:t>
       </w:r>
       <w:r>
         <w:rPr>
@@ -2599,14 +2241,12 @@
         </w:rPr>
         <w:t>关于“投票”，有必要知道著名的</w:t>
       </w:r>
-      <w:proofErr w:type="spellStart"/>
       <w:r>
         <w:rPr>
           <w:rFonts w:hint="eastAsia"/>
         </w:rPr>
         <w:t>Pasox</w:t>
       </w:r>
-      <w:proofErr w:type="spellEnd"/>
       <w:r>
         <w:rPr>
           <w:rFonts w:hint="eastAsia"/>
@@ -2634,7 +2274,6 @@
           <w:bCs/>
         </w:rPr>
       </w:pPr>
-      <w:proofErr w:type="spellStart"/>
       <w:r>
         <w:rPr>
           <w:rFonts w:hint="eastAsia"/>
@@ -2643,7 +2282,6 @@
         </w:rPr>
         <w:t>Paxos</w:t>
       </w:r>
-      <w:proofErr w:type="spellEnd"/>
       <w:r>
         <w:rPr>
           <w:rFonts w:hint="eastAsia"/>
@@ -2657,14 +2295,12 @@
       <w:pPr>
         <w:ind w:firstLine="420"/>
       </w:pPr>
-      <w:proofErr w:type="spellStart"/>
       <w:r>
         <w:rPr>
           <w:rFonts w:hint="eastAsia"/>
         </w:rPr>
         <w:t>Paxos</w:t>
       </w:r>
-      <w:proofErr w:type="spellEnd"/>
       <w:r>
         <w:rPr>
           <w:rFonts w:hint="eastAsia"/>
@@ -2739,21 +2375,7 @@
         <w:rPr>
           <w:rFonts w:hint="eastAsia"/>
         </w:rPr>
-        <w:t>任何一个节点</w:t>
-      </w:r>
-      <w:proofErr w:type="gramStart"/>
-      <w:r>
-        <w:rPr>
-          <w:rFonts w:hint="eastAsia"/>
-        </w:rPr>
-        <w:t>挂掉都不会</w:t>
-      </w:r>
-      <w:proofErr w:type="gramEnd"/>
-      <w:r>
-        <w:rPr>
-          <w:rFonts w:hint="eastAsia"/>
-        </w:rPr>
-        <w:t>影响整个集群的数据一致性（总</w:t>
+        <w:t>任何一个节点挂掉都不会影响整个集群的数据一致性（总</w:t>
       </w:r>
       <w:r>
         <w:rPr>
@@ -2837,13 +2459,7 @@
         <w:rPr>
           <w:rFonts w:hint="eastAsia"/>
         </w:rPr>
-        <w:t xml:space="preserve"> G</w:t>
-      </w:r>
-      <w:r>
-        <w:rPr>
-          <w:rFonts w:hint="eastAsia"/>
-        </w:rPr>
-        <w:t xml:space="preserve">oogle </w:t>
+        <w:t xml:space="preserve"> Google </w:t>
       </w:r>
       <w:r>
         <w:rPr>
@@ -2863,14 +2479,12 @@
         </w:rPr>
         <w:t>一个开源的实现，可以说是</w:t>
       </w:r>
-      <w:proofErr w:type="spellStart"/>
       <w:r>
         <w:rPr>
           <w:rFonts w:hint="eastAsia"/>
         </w:rPr>
         <w:t>Paxos</w:t>
       </w:r>
-      <w:proofErr w:type="spellEnd"/>
       <w:r>
         <w:rPr>
           <w:rFonts w:hint="eastAsia"/>
@@ -2917,14 +2531,12 @@
         </w:rPr>
         <w:t>/</w:t>
       </w:r>
-      <w:proofErr w:type="gramStart"/>
       <w:r>
         <w:rPr>
           <w:rFonts w:hint="eastAsia"/>
         </w:rPr>
         <w:t>删</w:t>
       </w:r>
-      <w:proofErr w:type="gramEnd"/>
       <w:r>
         <w:rPr>
           <w:rFonts w:hint="eastAsia"/>
@@ -3005,13 +2617,7 @@
         <w:rPr>
           <w:rFonts w:hint="eastAsia"/>
         </w:rPr>
-        <w:t>Z</w:t>
-      </w:r>
-      <w:r>
-        <w:rPr>
-          <w:rFonts w:hint="eastAsia"/>
-        </w:rPr>
-        <w:t>ookeeper</w:t>
+        <w:t>Zookeeper</w:t>
       </w:r>
       <w:r>
         <w:rPr>
@@ -3052,16 +2658,8 @@
         <w:rPr>
           <w:rFonts w:hint="eastAsia"/>
         </w:rPr>
-        <w:t xml:space="preserve"> </w:t>
-      </w:r>
-      <w:proofErr w:type="spellStart"/>
-      <w:r>
-        <w:rPr>
-          <w:rFonts w:hint="eastAsia"/>
-        </w:rPr>
-        <w:t>Paxos</w:t>
-      </w:r>
-      <w:proofErr w:type="spellEnd"/>
+        <w:t xml:space="preserve"> Paxos</w:t>
+      </w:r>
       <w:r>
         <w:rPr>
           <w:rFonts w:hint="eastAsia"/>
@@ -3279,13 +2877,7 @@
           <w:rFonts w:hint="eastAsia"/>
         </w:rPr>
         <w:lastRenderedPageBreak/>
-        <w:t>两个分区都自动停止对</w:t>
-      </w:r>
-      <w:r>
-        <w:rPr>
-          <w:rFonts w:hint="eastAsia"/>
-        </w:rPr>
-        <w:t>外服务，所以，容错率和</w:t>
+        <w:t>两个分区都自动停止对外服务，所以，容错率和</w:t>
       </w:r>
       <w:r>
         <w:rPr>
@@ -3392,21 +2984,7 @@
         <w:rPr>
           <w:rFonts w:hint="eastAsia"/>
         </w:rPr>
-        <w:t>，如仲裁磁盘，每个节点都间隔一定时间</w:t>
-      </w:r>
-      <w:proofErr w:type="gramStart"/>
-      <w:r>
-        <w:rPr>
-          <w:rFonts w:hint="eastAsia"/>
-        </w:rPr>
-        <w:t>不停往</w:t>
-      </w:r>
-      <w:proofErr w:type="gramEnd"/>
-      <w:r>
-        <w:rPr>
-          <w:rFonts w:hint="eastAsia"/>
-        </w:rPr>
-        <w:t>磁盘写数据，若监测到对方不再写入的时候，可能对方节点出故障。</w:t>
+        <w:t>，如仲裁磁盘，每个节点都间隔一定时间不停往磁盘写数据，若监测到对方不再写入的时候，可能对方节点出故障。</w:t>
       </w:r>
     </w:p>
     <w:p>
@@ -3556,55 +3134,19 @@
         <w:rPr>
           <w:rFonts w:hint="eastAsia"/>
         </w:rPr>
-        <w:t>如果备份节点在某一时刻不能收</w:t>
-      </w:r>
-      <w:r>
-        <w:rPr>
-          <w:rFonts w:hint="eastAsia"/>
-        </w:rPr>
-        <w:t>到主节点的心跳信息时，那么如果此时备份节点立刻抢占资源时，而此时主节点正好在执行写操作，备份节点一旦也执行相应的写操作，会导致文件系统错乱或者服务器崩溃，因此在抢占资源的时候可以使用资源隔离机制来防止此类事件发生。而我们常常使用</w:t>
-      </w:r>
-      <w:proofErr w:type="spellStart"/>
+        <w:t>如果备份节点在某一时刻不能收到主节点的心跳信息时，那么如果此时备份节点立刻抢占资源时，而此时主节点正好在执行写操作，备份节点一旦也执行相应的写操作，会导致文件系统错乱或者服务器崩溃，因此在抢占资源的时候可以使用资源隔离机制来防止此类事件发生。而我们常常使用</w:t>
+      </w:r>
       <w:r>
         <w:rPr>
           <w:rFonts w:hint="eastAsia"/>
         </w:rPr>
         <w:t>stonithd</w:t>
       </w:r>
-      <w:proofErr w:type="spellEnd"/>
-      <w:r>
-        <w:rPr>
-          <w:rFonts w:hint="eastAsia"/>
-        </w:rPr>
-        <w:t>（</w:t>
-      </w:r>
-      <w:proofErr w:type="gramStart"/>
-      <w:r>
-        <w:rPr>
-          <w:rFonts w:hint="eastAsia"/>
-        </w:rPr>
-        <w:t>即爆头</w:t>
-      </w:r>
-      <w:proofErr w:type="gramEnd"/>
-      <w:r>
-        <w:rPr>
-          <w:rFonts w:hint="eastAsia"/>
-        </w:rPr>
-        <w:t>）</w:t>
-      </w:r>
-      <w:proofErr w:type="gramStart"/>
-      <w:r>
-        <w:rPr>
-          <w:rFonts w:hint="eastAsia"/>
-        </w:rPr>
-        <w:t>来使主</w:t>
-      </w:r>
-      <w:proofErr w:type="gramEnd"/>
-      <w:r>
-        <w:rPr>
-          <w:rFonts w:hint="eastAsia"/>
-        </w:rPr>
-        <w:t>节点不在抢占资源。</w:t>
+      <w:r>
+        <w:rPr>
+          <w:rFonts w:hint="eastAsia"/>
+        </w:rPr>
+        <w:t>（即爆头）来使主节点不在抢占资源。</w:t>
       </w:r>
     </w:p>
     <w:p>
@@ -3700,13 +3242,7 @@
         <w:rPr>
           <w:rFonts w:hint="eastAsia"/>
         </w:rPr>
-        <w:t xml:space="preserve">FC SAN </w:t>
-      </w:r>
-      <w:r>
-        <w:rPr>
-          <w:rFonts w:hint="eastAsia"/>
-        </w:rPr>
-        <w:t>switch</w:t>
+        <w:t>FC SAN switch</w:t>
       </w:r>
       <w:r>
         <w:rPr>
@@ -3787,37 +3323,14 @@
           <w:rFonts w:hint="eastAsia"/>
           <w:color w:val="FF0000"/>
         </w:rPr>
-        <w:t>发生脑</w:t>
-      </w:r>
-      <w:proofErr w:type="gramStart"/>
+        <w:t>发生脑裂现象后，通过</w:t>
+      </w:r>
       <w:r>
         <w:rPr>
           <w:rFonts w:hint="eastAsia"/>
           <w:color w:val="FF0000"/>
         </w:rPr>
-        <w:t>裂现象</w:t>
-      </w:r>
-      <w:proofErr w:type="gramEnd"/>
-      <w:r>
-        <w:rPr>
-          <w:rFonts w:hint="eastAsia"/>
-          <w:color w:val="FF0000"/>
-        </w:rPr>
-        <w:t>后，通过</w:t>
-      </w:r>
-      <w:r>
-        <w:rPr>
-          <w:rFonts w:hint="eastAsia"/>
-          <w:color w:val="FF0000"/>
-        </w:rPr>
-        <w:t>STON</w:t>
-      </w:r>
-      <w:r>
-        <w:rPr>
-          <w:rFonts w:hint="eastAsia"/>
-          <w:color w:val="FF0000"/>
-        </w:rPr>
-        <w:t>ITH</w:t>
+        <w:t>STONITH</w:t>
       </w:r>
       <w:r>
         <w:rPr>
@@ -3920,13 +3433,7 @@
         <w:rPr>
           <w:rFonts w:hint="eastAsia"/>
         </w:rPr>
-        <w:t>节点参与投</w:t>
-      </w:r>
-      <w:r>
-        <w:rPr>
-          <w:rFonts w:hint="eastAsia"/>
-        </w:rPr>
-        <w:t>票。</w:t>
+        <w:t>节点参与投票。</w:t>
       </w:r>
     </w:p>
     <w:p>
@@ -4084,6 +3591,26 @@
     <w:p>
       <w:pPr>
         <w:pStyle w:val="2"/>
+        <w:rPr>
+          <w:rFonts w:hint="eastAsia"/>
+        </w:rPr>
+      </w:pPr>
+      <w:r>
+        <w:rPr>
+          <w:rFonts w:hint="eastAsia"/>
+        </w:rPr>
+        <w:t>集群</w:t>
+      </w:r>
+      <w:r>
+        <w:rPr>
+          <w:rFonts w:hint="eastAsia"/>
+        </w:rPr>
+        <w:t>拓扑</w:t>
+      </w:r>
+    </w:p>
+    <w:p>
+      <w:pPr>
+        <w:pStyle w:val="3"/>
       </w:pPr>
       <w:r>
         <w:rPr>
@@ -4126,14 +3653,12 @@
         </w:rPr>
         <w:t>），另一台作为备份节点（</w:t>
       </w:r>
-      <w:proofErr w:type="spellStart"/>
       <w:r>
         <w:rPr>
           <w:rFonts w:hint="eastAsia"/>
         </w:rPr>
         <w:t>standy</w:t>
       </w:r>
-      <w:proofErr w:type="spellEnd"/>
       <w:r>
         <w:rPr>
           <w:rFonts w:hint="eastAsia"/>
@@ -4155,7 +3680,7 @@
     <w:p/>
     <w:p>
       <w:pPr>
-        <w:pStyle w:val="2"/>
+        <w:pStyle w:val="3"/>
       </w:pPr>
       <w:r>
         <w:rPr>
@@ -4184,23 +3709,17 @@
         <w:rPr>
           <w:rFonts w:hint="eastAsia"/>
         </w:rPr>
-        <w:t>个节点和一个或多个服务，其中每一个节点都运行着不同的服务且相互作为备份，两个节点互相检测对方的健康状况，这样当其中一个节点发生故障时，该节点上的服</w:t>
-      </w:r>
-      <w:r>
-        <w:rPr>
-          <w:rFonts w:hint="eastAsia"/>
-        </w:rPr>
-        <w:t>务会自动切换到另一个节点上去。这样可以保证服务正常运行。</w:t>
-      </w:r>
-    </w:p>
-    <w:p>
-      <w:pPr>
-        <w:ind w:firstLine="420"/>
-      </w:pPr>
-    </w:p>
-    <w:p>
-      <w:pPr>
-        <w:pStyle w:val="2"/>
+        <w:t>个节点和一个或多个服务，其中每一个节点都运行着不同的服务且相互作为备份，两个节点互相检测对方的健康状况，这样当其中一个节点发生故障时，该节点上的服务会自动切换到另一个节点上去。这样可以保证服务正常运行。</w:t>
+      </w:r>
+    </w:p>
+    <w:p>
+      <w:pPr>
+        <w:ind w:firstLine="420"/>
+      </w:pPr>
+    </w:p>
+    <w:p>
+      <w:pPr>
+        <w:pStyle w:val="3"/>
       </w:pPr>
       <w:r>
         <w:rPr>
@@ -4229,29 +3748,12 @@
         <w:rPr>
           <w:rFonts w:hint="eastAsia"/>
         </w:rPr>
-        <w:t>----</w:t>
-      </w:r>
-    </w:p>
-    <w:p>
-      <w:pPr>
-        <w:ind w:firstLine="420"/>
-        <w:rPr>
-          <w:b/>
-          <w:bCs/>
-        </w:rPr>
-      </w:pPr>
-      <w:r>
-        <w:rPr>
-          <w:rFonts w:hint="eastAsia"/>
-          <w:b/>
-          <w:bCs/>
-        </w:rPr>
-        <w:t>工作模型：</w:t>
-      </w:r>
-    </w:p>
-    <w:p>
-      <w:pPr>
-        <w:pStyle w:val="2"/>
+        <w:t>工作模型</w:t>
+      </w:r>
+    </w:p>
+    <w:p>
+      <w:pPr>
+        <w:pStyle w:val="3"/>
       </w:pPr>
       <w:r>
         <w:rPr>
@@ -4287,14 +3789,12 @@
       <w:pPr>
         <w:ind w:firstLine="420"/>
       </w:pPr>
-      <w:proofErr w:type="spellStart"/>
       <w:r>
         <w:rPr>
           <w:rFonts w:hint="eastAsia"/>
         </w:rPr>
         <w:t>mysql</w:t>
       </w:r>
-      <w:proofErr w:type="spellEnd"/>
       <w:r>
         <w:rPr>
           <w:rFonts w:hint="eastAsia"/>
@@ -4392,7 +3892,7 @@
     </w:p>
     <w:p>
       <w:pPr>
-        <w:pStyle w:val="2"/>
+        <w:pStyle w:val="3"/>
       </w:pPr>
       <w:r>
         <w:rPr>
@@ -4409,22 +3909,14 @@
         <w:rPr>
           <w:rFonts w:hint="eastAsia"/>
         </w:rPr>
-        <w:t>双主模型（对称方式），两个节点都是活动的，两个节点运行两个不同的服务，也互为备用节点。也可</w:t>
-      </w:r>
-      <w:r>
-        <w:rPr>
-          <w:rFonts w:hint="eastAsia"/>
-        </w:rPr>
-        <w:t>以提供同一个服务，比如</w:t>
-      </w:r>
-      <w:proofErr w:type="spellStart"/>
+        <w:t>双主模型（对称方式），两个节点都是活动的，两个节点运行两个不同的服务，也互为备用节点。也可以提供同一个服务，比如</w:t>
+      </w:r>
       <w:r>
         <w:rPr>
           <w:rFonts w:hint="eastAsia"/>
         </w:rPr>
         <w:t>ipvs</w:t>
       </w:r>
-      <w:proofErr w:type="spellEnd"/>
       <w:r>
         <w:rPr>
           <w:rFonts w:hint="eastAsia"/>
@@ -4446,7 +3938,7 @@
     </w:p>
     <w:p>
       <w:pPr>
-        <w:pStyle w:val="2"/>
+        <w:pStyle w:val="3"/>
       </w:pPr>
       <w:r>
         <w:rPr>
@@ -4457,7 +3949,7 @@
     </w:p>
     <w:p>
       <w:pPr>
-        <w:pStyle w:val="3"/>
+        <w:pStyle w:val="4"/>
       </w:pPr>
       <w:r>
         <w:rPr>
@@ -4500,19 +3992,11 @@
         </w:rPr>
         <w:t>,N</w:t>
       </w:r>
-      <w:proofErr w:type="gramStart"/>
-      <w:r>
-        <w:rPr>
-          <w:rFonts w:hint="eastAsia"/>
-        </w:rPr>
-        <w:t>个</w:t>
-      </w:r>
-      <w:proofErr w:type="gramEnd"/>
-      <w:r>
-        <w:rPr>
-          <w:rFonts w:hint="eastAsia"/>
-        </w:rPr>
-        <w:t>活动主节点</w:t>
+      <w:r>
+        <w:rPr>
+          <w:rFonts w:hint="eastAsia"/>
+        </w:rPr>
+        <w:t>个活动主节点</w:t>
       </w:r>
       <w:r>
         <w:rPr>
@@ -4520,19 +4004,11 @@
         </w:rPr>
         <w:t>N</w:t>
       </w:r>
-      <w:proofErr w:type="gramStart"/>
-      <w:r>
-        <w:rPr>
-          <w:rFonts w:hint="eastAsia"/>
-        </w:rPr>
-        <w:t>个</w:t>
-      </w:r>
-      <w:proofErr w:type="gramEnd"/>
-      <w:r>
-        <w:rPr>
-          <w:rFonts w:hint="eastAsia"/>
-        </w:rPr>
-        <w:t>服务，一个备用节点。这需要额外的备用节点必须能够代替任何主节点，当任何主节点故障时，备节点能够负责它的角色对外提供相应的服务。</w:t>
+      <w:r>
+        <w:rPr>
+          <w:rFonts w:hint="eastAsia"/>
+        </w:rPr>
+        <w:t>个服务，一个备用节点。这需要额外的备用节点必须能够代替任何主节点，当任何主节点故障时，备节点能够负责它的角色对外提供相应的服务。</w:t>
       </w:r>
     </w:p>
     <w:p>
@@ -4555,52 +4031,40 @@
         <w:rPr>
           <w:rFonts w:hint="eastAsia"/>
         </w:rPr>
-        <w:t>和第三台主节点</w:t>
-      </w:r>
-      <w:r>
-        <w:rPr>
-          <w:rFonts w:hint="eastAsia"/>
+        <w:t>和第三台主节点的</w:t>
+      </w:r>
+      <w:r>
+        <w:rPr>
+          <w:rFonts w:hint="eastAsia"/>
+        </w:rPr>
+        <w:t>MYSQL</w:t>
+      </w:r>
+      <w:r>
+        <w:rPr>
+          <w:rFonts w:hint="eastAsia"/>
+        </w:rPr>
+        <w:t>提供备用功能：</w:t>
+      </w:r>
+    </w:p>
+    <w:p>
+      <w:pPr>
+        <w:jc w:val="center"/>
+        <w:rPr>
+          <w:rFonts w:ascii="宋体" w:eastAsia="宋体" w:hAnsi="宋体" w:cs="宋体" w:hint="eastAsia"/>
+        </w:rPr>
+      </w:pPr>
+      <w:r>
+        <w:rPr>
+          <w:rFonts w:ascii="宋体" w:eastAsia="宋体" w:hAnsi="宋体" w:cs="宋体"/>
         </w:rPr>
         <w:lastRenderedPageBreak/>
-        <w:t>的</w:t>
-      </w:r>
-      <w:r>
-        <w:rPr>
-          <w:rFonts w:hint="eastAsia"/>
-        </w:rPr>
-        <w:t>MYSQL</w:t>
-      </w:r>
-      <w:r>
-        <w:rPr>
-          <w:rFonts w:hint="eastAsia"/>
-        </w:rPr>
-        <w:t>提供备用功能：</w:t>
-      </w:r>
-    </w:p>
-    <w:p>
-      <w:pPr>
-        <w:jc w:val="center"/>
+        <w:fldChar w:fldCharType="begin"/>
+      </w:r>
+      <w:r>
         <w:rPr>
           <w:rFonts w:ascii="宋体" w:eastAsia="宋体" w:hAnsi="宋体" w:cs="宋体"/>
         </w:rPr>
-      </w:pPr>
-      <w:r>
-        <w:rPr>
-          <w:rFonts w:ascii="宋体" w:eastAsia="宋体" w:hAnsi="宋体" w:cs="宋体"/>
-        </w:rPr>
-        <w:fldChar w:fldCharType="begin"/>
-      </w:r>
-      <w:r>
-        <w:rPr>
-          <w:rFonts w:ascii="宋体" w:eastAsia="宋体" w:hAnsi="宋体" w:cs="宋体"/>
-        </w:rPr>
-        <w:instrText>INCLUDEPICTURE \d "https://img-blog.csdn.net/20160923204911153"</w:instrText>
-      </w:r>
-      <w:r>
-        <w:rPr>
-          <w:rFonts w:ascii="宋体" w:eastAsia="宋体" w:hAnsi="宋体" w:cs="宋体"/>
-        </w:rPr>
-        <w:instrText xml:space="preserve"> \* MERGEFORMATINET </w:instrText>
+        <w:instrText xml:space="preserve">INCLUDEPICTURE \d "https://img-blog.csdn.net/20160923204911153" \* MERGEFORMATINET </w:instrText>
       </w:r>
       <w:r>
         <w:rPr>
@@ -4664,7 +4128,7 @@
     </w:p>
     <w:p>
       <w:pPr>
-        <w:pStyle w:val="3"/>
+        <w:pStyle w:val="4"/>
       </w:pPr>
       <w:r>
         <w:rPr>
@@ -4683,19 +4147,11 @@
         </w:rPr>
         <w:t>N</w:t>
       </w:r>
-      <w:proofErr w:type="gramStart"/>
-      <w:r>
-        <w:rPr>
-          <w:rFonts w:hint="eastAsia"/>
-        </w:rPr>
-        <w:t>个</w:t>
-      </w:r>
-      <w:proofErr w:type="gramEnd"/>
-      <w:r>
-        <w:rPr>
-          <w:rFonts w:hint="eastAsia"/>
-        </w:rPr>
-        <w:t>活动主节点，</w:t>
+      <w:r>
+        <w:rPr>
+          <w:rFonts w:hint="eastAsia"/>
+        </w:rPr>
+        <w:t>个活动主节点，</w:t>
       </w:r>
       <w:r>
         <w:rPr>
@@ -4703,19 +4159,11 @@
         </w:rPr>
         <w:t>M</w:t>
       </w:r>
-      <w:proofErr w:type="gramStart"/>
-      <w:r>
-        <w:rPr>
-          <w:rFonts w:hint="eastAsia"/>
-        </w:rPr>
-        <w:t>个</w:t>
-      </w:r>
-      <w:proofErr w:type="gramEnd"/>
-      <w:r>
-        <w:rPr>
-          <w:rFonts w:hint="eastAsia"/>
-        </w:rPr>
-        <w:t>备用节点。像上面的</w:t>
+      <w:r>
+        <w:rPr>
+          <w:rFonts w:hint="eastAsia"/>
+        </w:rPr>
+        <w:t>个备用节点。像上面的</w:t>
       </w:r>
       <w:r>
         <w:rPr>
@@ -4758,19 +4206,11 @@
         </w:rPr>
         <w:t>N-M: N</w:t>
       </w:r>
-      <w:proofErr w:type="gramStart"/>
-      <w:r>
-        <w:rPr>
-          <w:rFonts w:hint="eastAsia"/>
-        </w:rPr>
-        <w:t>个</w:t>
-      </w:r>
-      <w:proofErr w:type="gramEnd"/>
-      <w:r>
-        <w:rPr>
-          <w:rFonts w:hint="eastAsia"/>
-        </w:rPr>
-        <w:t>节点</w:t>
+      <w:r>
+        <w:rPr>
+          <w:rFonts w:hint="eastAsia"/>
+        </w:rPr>
+        <w:t>个节点</w:t>
       </w:r>
       <w:r>
         <w:rPr>
@@ -4778,19 +4218,11 @@
         </w:rPr>
         <w:t>M</w:t>
       </w:r>
-      <w:proofErr w:type="gramStart"/>
-      <w:r>
-        <w:rPr>
-          <w:rFonts w:hint="eastAsia"/>
-        </w:rPr>
-        <w:t>个</w:t>
-      </w:r>
-      <w:proofErr w:type="gramEnd"/>
-      <w:r>
-        <w:rPr>
-          <w:rFonts w:hint="eastAsia"/>
-        </w:rPr>
-        <w:t>服务，</w:t>
+      <w:r>
+        <w:rPr>
+          <w:rFonts w:hint="eastAsia"/>
+        </w:rPr>
+        <w:t>个服务，</w:t>
       </w:r>
       <w:r>
         <w:rPr>
@@ -4855,7 +4287,7 @@
     </w:p>
     <w:p>
       <w:pPr>
-        <w:pStyle w:val="3"/>
+        <w:pStyle w:val="4"/>
       </w:pPr>
       <w:r>
         <w:rPr>
@@ -4868,7 +4300,7 @@
       <w:pPr>
         <w:ind w:firstLine="420"/>
         <w:rPr>
-          <w:rFonts w:ascii="宋体" w:eastAsia="宋体" w:hAnsi="宋体" w:cs="宋体"/>
+          <w:rFonts w:ascii="宋体" w:eastAsia="宋体" w:hAnsi="宋体" w:cs="宋体" w:hint="eastAsia"/>
         </w:rPr>
       </w:pPr>
       <w:r>
@@ -4895,24 +4327,16 @@
         </w:rPr>
         <w:t>N</w:t>
       </w:r>
-      <w:proofErr w:type="gramStart"/>
-      <w:r>
-        <w:rPr>
-          <w:rFonts w:hint="eastAsia"/>
-        </w:rPr>
-        <w:t>个</w:t>
-      </w:r>
-      <w:proofErr w:type="gramEnd"/>
-      <w:r>
-        <w:rPr>
-          <w:rFonts w:hint="eastAsia"/>
-        </w:rPr>
-        <w:t>活动主节点，一个备用节点；不同是的备用节点成为主节点只是暂时的，当原来故障的节点修复后，必须回转才能正常工作。</w:t>
-      </w:r>
-    </w:p>
-    <w:p>
-      <w:pPr>
-        <w:pStyle w:val="3"/>
+      <w:r>
+        <w:rPr>
+          <w:rFonts w:hint="eastAsia"/>
+        </w:rPr>
+        <w:t>个活动主节点，一个备用节点；不同是的备用节点成为主节点只是暂时的，当原来故障的节点修复后，必须回转才能正常工作。</w:t>
+      </w:r>
+    </w:p>
+    <w:p>
+      <w:pPr>
+        <w:pStyle w:val="4"/>
       </w:pPr>
       <w:r>
         <w:rPr>
@@ -4934,19 +4358,11 @@
         </w:rPr>
         <w:t>N</w:t>
       </w:r>
-      <w:proofErr w:type="gramStart"/>
-      <w:r>
-        <w:rPr>
-          <w:rFonts w:hint="eastAsia"/>
-        </w:rPr>
-        <w:t>个</w:t>
-      </w:r>
-      <w:proofErr w:type="gramEnd"/>
-      <w:r>
-        <w:rPr>
-          <w:rFonts w:hint="eastAsia"/>
-        </w:rPr>
-        <w:t>主节点</w:t>
+      <w:r>
+        <w:rPr>
+          <w:rFonts w:hint="eastAsia"/>
+        </w:rPr>
+        <w:t>个主节点</w:t>
       </w:r>
       <w:r>
         <w:rPr>
@@ -4954,19 +4370,11 @@
         </w:rPr>
         <w:t>N</w:t>
       </w:r>
-      <w:proofErr w:type="gramStart"/>
-      <w:r>
-        <w:rPr>
-          <w:rFonts w:hint="eastAsia"/>
-        </w:rPr>
-        <w:t>个</w:t>
-      </w:r>
-      <w:proofErr w:type="gramEnd"/>
-      <w:r>
-        <w:rPr>
-          <w:rFonts w:hint="eastAsia"/>
-        </w:rPr>
-        <w:t>备用节点。这是</w:t>
+      <w:r>
+        <w:rPr>
+          <w:rFonts w:hint="eastAsia"/>
+        </w:rPr>
+        <w:t>个备用节点。这是</w:t>
       </w:r>
       <w:r>
         <w:rPr>
@@ -5009,7 +4417,7 @@
       <w:pPr>
         <w:ind w:firstLine="420"/>
         <w:rPr>
-          <w:rFonts w:ascii="宋体" w:eastAsia="宋体" w:hAnsi="宋体" w:cs="宋体"/>
+          <w:rFonts w:ascii="宋体" w:eastAsia="宋体" w:hAnsi="宋体" w:cs="宋体" w:hint="eastAsia"/>
         </w:rPr>
       </w:pPr>
       <w:r>
@@ -5029,7 +4437,7 @@
       <w:pPr>
         <w:jc w:val="center"/>
         <w:rPr>
-          <w:rFonts w:ascii="宋体" w:eastAsia="宋体" w:hAnsi="宋体" w:cs="宋体"/>
+          <w:rFonts w:ascii="宋体" w:eastAsia="宋体" w:hAnsi="宋体" w:cs="宋体" w:hint="eastAsia"/>
         </w:rPr>
       </w:pPr>
       <w:r>
@@ -5164,67 +4572,28 @@
           <w:rFonts w:hint="eastAsia"/>
           <w:color w:val="FF0000"/>
         </w:rPr>
-        <w:t>故</w:t>
+        <w:t>故障转移</w:t>
       </w:r>
       <w:r>
         <w:rPr>
           <w:rFonts w:hint="eastAsia"/>
           <w:color w:val="FF0000"/>
         </w:rPr>
-        <w:t>障转移</w:t>
+        <w:t>(FailOver)</w:t>
       </w:r>
       <w:r>
         <w:rPr>
           <w:rFonts w:hint="eastAsia"/>
           <w:color w:val="FF0000"/>
         </w:rPr>
-        <w:t>(</w:t>
-      </w:r>
-      <w:proofErr w:type="spellStart"/>
+        <w:t>和自动恢复</w:t>
+      </w:r>
       <w:r>
         <w:rPr>
           <w:rFonts w:hint="eastAsia"/>
           <w:color w:val="FF0000"/>
         </w:rPr>
-        <w:t>FailOver</w:t>
-      </w:r>
-      <w:proofErr w:type="spellEnd"/>
-      <w:r>
-        <w:rPr>
-          <w:rFonts w:hint="eastAsia"/>
-          <w:color w:val="FF0000"/>
-        </w:rPr>
-        <w:t>)</w:t>
-      </w:r>
-      <w:r>
-        <w:rPr>
-          <w:rFonts w:hint="eastAsia"/>
-          <w:color w:val="FF0000"/>
-        </w:rPr>
-        <w:t>和自动恢复</w:t>
-      </w:r>
-      <w:r>
-        <w:rPr>
-          <w:rFonts w:hint="eastAsia"/>
-          <w:color w:val="FF0000"/>
-        </w:rPr>
-        <w:t>(</w:t>
-      </w:r>
-      <w:proofErr w:type="spellStart"/>
-      <w:r>
-        <w:rPr>
-          <w:rFonts w:hint="eastAsia"/>
-          <w:color w:val="FF0000"/>
-        </w:rPr>
-        <w:t>FailBack</w:t>
-      </w:r>
-      <w:proofErr w:type="spellEnd"/>
-      <w:r>
-        <w:rPr>
-          <w:rFonts w:hint="eastAsia"/>
-          <w:color w:val="FF0000"/>
-        </w:rPr>
-        <w:t>)</w:t>
+        <w:t>(FailBack)</w:t>
       </w:r>
       <w:r>
         <w:rPr>
@@ -5644,15 +5013,7 @@
           <w:b/>
           <w:color w:val="FF0000"/>
         </w:rPr>
-        <w:t>自动故障转移</w:t>
-      </w:r>
-      <w:r>
-        <w:rPr>
-          <w:rFonts w:hint="eastAsia"/>
-          <w:b/>
-          <w:color w:val="FF0000"/>
-        </w:rPr>
-        <w:t>来保证系统的高可用特性。</w:t>
+        <w:t>自动故障转移来保证系统的高可用特性。</w:t>
       </w:r>
     </w:p>
     <w:p>
@@ -5776,35 +5137,7 @@
         <w:rPr>
           <w:rFonts w:hint="eastAsia"/>
         </w:rPr>
-        <w:t>自动切换阶段某一主机如果确认对方故障，则正常主机除继续进行原来的任务，还将依据各种容错</w:t>
-      </w:r>
-      <w:proofErr w:type="gramStart"/>
-      <w:r>
-        <w:rPr>
-          <w:rFonts w:hint="eastAsia"/>
-        </w:rPr>
-        <w:t>备援模式</w:t>
-      </w:r>
-      <w:proofErr w:type="gramEnd"/>
-      <w:r>
-        <w:rPr>
-          <w:rFonts w:hint="eastAsia"/>
-        </w:rPr>
-        <w:t>接管预先设定</w:t>
-      </w:r>
-      <w:proofErr w:type="gramStart"/>
-      <w:r>
-        <w:rPr>
-          <w:rFonts w:hint="eastAsia"/>
-        </w:rPr>
-        <w:t>的备援作业程序</w:t>
-      </w:r>
-      <w:proofErr w:type="gramEnd"/>
-      <w:r>
-        <w:rPr>
-          <w:rFonts w:hint="eastAsia"/>
-        </w:rPr>
-        <w:t>，并进行后续的程序及服务。</w:t>
+        <w:t>自动切换阶段某一主机如果确认对方故障，则正常主机除继续进行原来的任务，还将依据各种容错备援模式接管预先设定的备援作业程序，并进行后续的程序及服务。</w:t>
       </w:r>
     </w:p>
     <w:p>
@@ -5839,13 +5172,7 @@
         <w:rPr>
           <w:rFonts w:hint="eastAsia"/>
         </w:rPr>
-        <w:t>能够及时地顶上继续为客</w:t>
-      </w:r>
-      <w:r>
-        <w:rPr>
-          <w:rFonts w:hint="eastAsia"/>
-        </w:rPr>
-        <w:t>户提供服务，且客户感觉不到这个为他提供服务的对象已经更换。</w:t>
+        <w:t>能够及时地顶上继续为客户提供服务，且客户感觉不到这个为他提供服务的对象已经更换。</w:t>
       </w:r>
     </w:p>
     <w:p>
@@ -5927,19 +5254,11 @@
       <w:pPr>
         <w:pStyle w:val="3"/>
       </w:pPr>
-      <w:proofErr w:type="gramStart"/>
-      <w:r>
-        <w:rPr>
-          <w:rFonts w:hint="eastAsia"/>
-        </w:rPr>
-        <w:t>提升备库或</w:t>
-      </w:r>
-      <w:proofErr w:type="gramEnd"/>
-      <w:r>
-        <w:rPr>
-          <w:rFonts w:hint="eastAsia"/>
-        </w:rPr>
-        <w:t>切换角色</w:t>
+      <w:r>
+        <w:rPr>
+          <w:rFonts w:hint="eastAsia"/>
+        </w:rPr>
+        <w:t>提升备库或切换角色</w:t>
       </w:r>
     </w:p>
     <w:p>
@@ -6046,28 +5365,24 @@
         </w:rPr>
         <w:t>里面，</w:t>
       </w:r>
-      <w:proofErr w:type="spellStart"/>
       <w:r>
         <w:rPr>
           <w:rFonts w:hint="eastAsia"/>
         </w:rPr>
         <w:t>linux</w:t>
       </w:r>
-      <w:proofErr w:type="spellEnd"/>
       <w:r>
         <w:rPr>
           <w:rFonts w:hint="eastAsia"/>
         </w:rPr>
         <w:t>网卡上的</w:t>
       </w:r>
-      <w:proofErr w:type="spellStart"/>
       <w:r>
         <w:rPr>
           <w:rFonts w:hint="eastAsia"/>
         </w:rPr>
         <w:t>ip</w:t>
       </w:r>
-      <w:proofErr w:type="spellEnd"/>
       <w:r>
         <w:rPr>
           <w:rFonts w:hint="eastAsia"/>
@@ -6438,13 +5753,7 @@
         <w:rPr>
           <w:rFonts w:hint="eastAsia"/>
         </w:rPr>
-        <w:t>上面我们搭建了两个一模一样的服务，但是用户需要记住</w:t>
-      </w:r>
-      <w:r>
-        <w:rPr>
-          <w:rFonts w:hint="eastAsia"/>
-        </w:rPr>
-        <w:t>两个</w:t>
+        <w:t>上面我们搭建了两个一模一样的服务，但是用户需要记住两个</w:t>
       </w:r>
       <w:r>
         <w:rPr>
@@ -6663,14 +5972,12 @@
         </w:rPr>
         <w:t>这个</w:t>
       </w:r>
-      <w:proofErr w:type="spellStart"/>
       <w:r>
         <w:rPr>
           <w:rFonts w:hint="eastAsia"/>
         </w:rPr>
         <w:t>ip</w:t>
       </w:r>
-      <w:proofErr w:type="spellEnd"/>
       <w:r>
         <w:rPr>
           <w:rFonts w:hint="eastAsia"/>
@@ -6724,14 +6031,12 @@
         </w:rPr>
         <w:t>这个</w:t>
       </w:r>
-      <w:proofErr w:type="spellStart"/>
       <w:r>
         <w:rPr>
           <w:rFonts w:hint="eastAsia"/>
         </w:rPr>
         <w:t>ip</w:t>
       </w:r>
-      <w:proofErr w:type="spellEnd"/>
       <w:r>
         <w:rPr>
           <w:rFonts w:hint="eastAsia"/>
@@ -6748,13 +6053,7 @@
         <w:rPr>
           <w:rFonts w:hint="eastAsia"/>
         </w:rPr>
-        <w:t>，他会随着主机服务挂掉而转移到另外一个能够提供相同服务的主机</w:t>
-      </w:r>
-      <w:r>
-        <w:rPr>
-          <w:rFonts w:hint="eastAsia"/>
-        </w:rPr>
-        <w:t>上，</w:t>
+        <w:t>，他会随着主机服务挂掉而转移到另外一个能够提供相同服务的主机上，</w:t>
       </w:r>
     </w:p>
     <w:p>
@@ -6800,21 +6099,7 @@
         <w:rPr>
           <w:rFonts w:hint="eastAsia"/>
         </w:rPr>
-        <w:t>的，如果没有，机器</w:t>
-      </w:r>
-      <w:proofErr w:type="gramStart"/>
-      <w:r>
-        <w:rPr>
-          <w:rFonts w:hint="eastAsia"/>
-        </w:rPr>
-        <w:t>宕</w:t>
-      </w:r>
-      <w:proofErr w:type="gramEnd"/>
-      <w:r>
-        <w:rPr>
-          <w:rFonts w:hint="eastAsia"/>
-        </w:rPr>
-        <w:t>机了还怎么玩？</w:t>
+        <w:t>的，如果没有，机器宕机了还怎么玩？</w:t>
       </w:r>
     </w:p>
     <w:p>
@@ -6922,69 +6207,7 @@
         <w:rPr>
           <w:rFonts w:hint="eastAsia"/>
         </w:rPr>
-        <w:t>cp /</w:t>
-      </w:r>
-      <w:proofErr w:type="spellStart"/>
-      <w:r>
-        <w:rPr>
-          <w:rFonts w:hint="eastAsia"/>
-        </w:rPr>
-        <w:t>etc</w:t>
-      </w:r>
-      <w:proofErr w:type="spellEnd"/>
-      <w:r>
-        <w:rPr>
-          <w:rFonts w:hint="eastAsia"/>
-        </w:rPr>
-        <w:t>/</w:t>
-      </w:r>
-      <w:proofErr w:type="spellStart"/>
-      <w:r>
-        <w:rPr>
-          <w:rFonts w:hint="eastAsia"/>
-        </w:rPr>
-        <w:t>sysconfig</w:t>
-      </w:r>
-      <w:proofErr w:type="spellEnd"/>
-      <w:r>
-        <w:rPr>
-          <w:rFonts w:hint="eastAsia"/>
-        </w:rPr>
-        <w:t xml:space="preserve">/network-scripts/ifcfg-eth0 </w:t>
-      </w:r>
-      <w:r>
-        <w:rPr>
-          <w:rFonts w:hint="eastAsia"/>
-        </w:rPr>
-        <w:t>/</w:t>
-      </w:r>
-      <w:proofErr w:type="spellStart"/>
-      <w:r>
-        <w:rPr>
-          <w:rFonts w:hint="eastAsia"/>
-        </w:rPr>
-        <w:t>etc</w:t>
-      </w:r>
-      <w:proofErr w:type="spellEnd"/>
-      <w:r>
-        <w:rPr>
-          <w:rFonts w:hint="eastAsia"/>
-        </w:rPr>
-        <w:t>/</w:t>
-      </w:r>
-      <w:proofErr w:type="spellStart"/>
-      <w:r>
-        <w:rPr>
-          <w:rFonts w:hint="eastAsia"/>
-        </w:rPr>
-        <w:t>sysconfig</w:t>
-      </w:r>
-      <w:proofErr w:type="spellEnd"/>
-      <w:r>
-        <w:rPr>
-          <w:rFonts w:hint="eastAsia"/>
-        </w:rPr>
-        <w:t>/network-scripts/ifcfg-eth0:1</w:t>
+        <w:t>cp /etc/sysconfig/network-scripts/ifcfg-eth0 /etc/sysconfig/network-scripts/ifcfg-eth0:1</w:t>
       </w:r>
     </w:p>
     <w:p>
@@ -7018,35 +6241,7 @@
         <w:rPr>
           <w:rFonts w:hint="eastAsia"/>
         </w:rPr>
-        <w:t>vim /</w:t>
-      </w:r>
-      <w:proofErr w:type="spellStart"/>
-      <w:r>
-        <w:rPr>
-          <w:rFonts w:hint="eastAsia"/>
-        </w:rPr>
-        <w:t>etc</w:t>
-      </w:r>
-      <w:proofErr w:type="spellEnd"/>
-      <w:r>
-        <w:rPr>
-          <w:rFonts w:hint="eastAsia"/>
-        </w:rPr>
-        <w:t>/</w:t>
-      </w:r>
-      <w:proofErr w:type="spellStart"/>
-      <w:r>
-        <w:rPr>
-          <w:rFonts w:hint="eastAsia"/>
-        </w:rPr>
-        <w:t>sysconfig</w:t>
-      </w:r>
-      <w:proofErr w:type="spellEnd"/>
-      <w:r>
-        <w:rPr>
-          <w:rFonts w:hint="eastAsia"/>
-        </w:rPr>
-        <w:t>/network-scripts/ifcfg-eth0:1</w:t>
+        <w:t>vim /etc/sysconfig/network-scripts/ifcfg-eth0:1</w:t>
       </w:r>
     </w:p>
     <w:p>
@@ -7213,13 +6408,7 @@
         <w:rPr>
           <w:rFonts w:hint="eastAsia"/>
         </w:rPr>
-        <w:t>TYPE</w:t>
-      </w:r>
-      <w:r>
-        <w:rPr>
-          <w:rFonts w:hint="eastAsia"/>
-        </w:rPr>
-        <w:t>="Ethernet"</w:t>
+        <w:t>TYPE="Ethernet"</w:t>
       </w:r>
     </w:p>
     <w:p>
@@ -7259,19 +6448,11 @@
       <w:pPr>
         <w:ind w:firstLine="420"/>
       </w:pPr>
-      <w:proofErr w:type="spellStart"/>
-      <w:r>
-        <w:rPr>
-          <w:rFonts w:hint="eastAsia"/>
-        </w:rPr>
-        <w:t>ifup</w:t>
-      </w:r>
-      <w:proofErr w:type="spellEnd"/>
-      <w:r>
-        <w:rPr>
-          <w:rFonts w:hint="eastAsia"/>
-        </w:rPr>
-        <w:t xml:space="preserve"> eth0:1</w:t>
+      <w:r>
+        <w:rPr>
+          <w:rFonts w:hint="eastAsia"/>
+        </w:rPr>
+        <w:t>ifup eth0:1</w:t>
       </w:r>
     </w:p>
     <w:p>
@@ -7301,28 +6482,12 @@
       <w:pPr>
         <w:ind w:firstLine="420"/>
       </w:pPr>
-      <w:proofErr w:type="spellStart"/>
-      <w:r>
-        <w:rPr>
-          <w:rFonts w:hint="eastAsia"/>
-        </w:rPr>
-        <w:t>ip</w:t>
-      </w:r>
-      <w:proofErr w:type="spellEnd"/>
-      <w:r>
-        <w:rPr>
-          <w:rFonts w:hint="eastAsia"/>
-        </w:rPr>
-        <w:t xml:space="preserve"> </w:t>
-      </w:r>
-      <w:proofErr w:type="spellStart"/>
-      <w:r>
-        <w:rPr>
-          <w:rFonts w:hint="eastAsia"/>
-        </w:rPr>
-        <w:t>addr</w:t>
-      </w:r>
-      <w:proofErr w:type="spellEnd"/>
+      <w:r>
+        <w:rPr>
+          <w:rFonts w:hint="eastAsia"/>
+        </w:rPr>
+        <w:t>ip addr</w:t>
+      </w:r>
     </w:p>
     <w:p>
       <w:pPr>
@@ -7462,19 +6627,11 @@
       <w:pPr>
         <w:ind w:firstLine="420"/>
       </w:pPr>
-      <w:proofErr w:type="spellStart"/>
-      <w:r>
-        <w:rPr>
-          <w:rFonts w:hint="eastAsia"/>
-        </w:rPr>
-        <w:t>ifdown</w:t>
-      </w:r>
-      <w:proofErr w:type="spellEnd"/>
-      <w:r>
-        <w:rPr>
-          <w:rFonts w:hint="eastAsia"/>
-        </w:rPr>
-        <w:t xml:space="preserve"> eth0:1</w:t>
+      <w:r>
+        <w:rPr>
+          <w:rFonts w:hint="eastAsia"/>
+        </w:rPr>
+        <w:t>ifdown eth0:1</w:t>
       </w:r>
     </w:p>
     <w:p>
@@ -7498,19 +6655,11 @@
       <w:pPr>
         <w:ind w:firstLine="420"/>
       </w:pPr>
-      <w:proofErr w:type="spellStart"/>
-      <w:r>
-        <w:rPr>
-          <w:rFonts w:hint="eastAsia"/>
-        </w:rPr>
-        <w:t>ifup</w:t>
-      </w:r>
-      <w:proofErr w:type="spellEnd"/>
-      <w:r>
-        <w:rPr>
-          <w:rFonts w:hint="eastAsia"/>
-        </w:rPr>
-        <w:t xml:space="preserve"> eth0:1</w:t>
+      <w:r>
+        <w:rPr>
+          <w:rFonts w:hint="eastAsia"/>
+        </w:rPr>
+        <w:t>ifup eth0:1</w:t>
       </w:r>
     </w:p>
     <w:p>
@@ -7539,19 +6688,11 @@
       <w:pPr>
         <w:ind w:firstLine="420"/>
       </w:pPr>
-      <w:proofErr w:type="spellStart"/>
-      <w:r>
-        <w:rPr>
-          <w:rFonts w:hint="eastAsia"/>
-        </w:rPr>
-        <w:t>mycat</w:t>
-      </w:r>
-      <w:proofErr w:type="spellEnd"/>
-      <w:r>
-        <w:rPr>
-          <w:rFonts w:hint="eastAsia"/>
-        </w:rPr>
-        <w:t xml:space="preserve"> </w:t>
+      <w:r>
+        <w:rPr>
+          <w:rFonts w:hint="eastAsia"/>
+        </w:rPr>
+        <w:t xml:space="preserve">mycat </w:t>
       </w:r>
       <w:r>
         <w:rPr>
@@ -7559,25 +6700,17 @@
         </w:rPr>
         <w:t>实现</w:t>
       </w:r>
-      <w:proofErr w:type="spellStart"/>
       <w:r>
         <w:rPr>
           <w:rFonts w:hint="eastAsia"/>
         </w:rPr>
         <w:t>mysql</w:t>
       </w:r>
-      <w:proofErr w:type="spellEnd"/>
-      <w:r>
-        <w:rPr>
-          <w:rFonts w:hint="eastAsia"/>
-        </w:rPr>
-        <w:t>高可用的中间价</w:t>
-      </w:r>
-      <w:r>
-        <w:rPr>
-          <w:rFonts w:hint="eastAsia"/>
-        </w:rPr>
-        <w:t>。</w:t>
+      <w:r>
+        <w:rPr>
+          <w:rFonts w:hint="eastAsia"/>
+        </w:rPr>
+        <w:t>高可用的中间价。</w:t>
       </w:r>
     </w:p>
     <w:p>
@@ -7651,19 +6784,11 @@
         </w:numPr>
         <w:ind w:firstLine="420"/>
       </w:pPr>
-      <w:proofErr w:type="gramStart"/>
-      <w:r>
-        <w:rPr>
-          <w:rFonts w:hint="eastAsia"/>
-        </w:rPr>
-        <w:t>幂</w:t>
-      </w:r>
-      <w:proofErr w:type="gramEnd"/>
-      <w:r>
-        <w:rPr>
-          <w:rFonts w:hint="eastAsia"/>
-        </w:rPr>
-        <w:t>等性设计</w:t>
+      <w:r>
+        <w:rPr>
+          <w:rFonts w:hint="eastAsia"/>
+        </w:rPr>
+        <w:t>幂等性设计</w:t>
       </w:r>
     </w:p>
     <w:p>
@@ -7743,7 +6868,7 @@
       <w:pPr>
         <w:jc w:val="center"/>
         <w:rPr>
-          <w:rFonts w:ascii="宋体" w:eastAsia="宋体" w:hAnsi="宋体" w:cs="宋体"/>
+          <w:rFonts w:ascii="宋体" w:eastAsia="宋体" w:hAnsi="宋体" w:cs="宋体" w:hint="eastAsia"/>
         </w:rPr>
       </w:pPr>
       <w:r>
@@ -7822,7 +6947,7 @@
       <w:pPr>
         <w:jc w:val="center"/>
         <w:rPr>
-          <w:rFonts w:ascii="宋体" w:eastAsia="宋体" w:hAnsi="宋体" w:cs="宋体"/>
+          <w:rFonts w:ascii="宋体" w:eastAsia="宋体" w:hAnsi="宋体" w:cs="宋体" w:hint="eastAsia"/>
         </w:rPr>
       </w:pPr>
       <w:r>
@@ -7920,27 +7045,7 @@
         <w:rPr>
           <w:rFonts w:hint="eastAsia"/>
         </w:rPr>
-        <w:t>：可以理解为信息层，主要的作用是传递当前节点的心跳信息，并告知给对方，这样对方就知道其他节点是否在线。如果</w:t>
-      </w:r>
-      <w:proofErr w:type="gramStart"/>
-      <w:r>
-        <w:rPr>
-          <w:rFonts w:hint="eastAsia"/>
-        </w:rPr>
-        <w:t>不</w:t>
-      </w:r>
-      <w:proofErr w:type="gramEnd"/>
-      <w:r>
-        <w:rPr>
-          <w:rFonts w:hint="eastAsia"/>
-        </w:rPr>
-        <w:t>在线，则可以实现资</w:t>
-      </w:r>
-      <w:r>
-        <w:rPr>
-          <w:rFonts w:hint="eastAsia"/>
-        </w:rPr>
-        <w:t>源转移，这样另一台节点就可以充当主节点，并正常提供服务。传递心跳信息一般使用一根心跳线连接，该线接口可以使用串行接口也可以是以太网接口来连接。每一个节点上都包含信息层。</w:t>
+        <w:t>：可以理解为信息层，主要的作用是传递当前节点的心跳信息，并告知给对方，这样对方就知道其他节点是否在线。如果不在线，则可以实现资源转移，这样另一台节点就可以充当主节点，并正常提供服务。传递心跳信息一般使用一根心跳线连接，该线接口可以使用串行接口也可以是以太网接口来连接。每一个节点上都包含信息层。</w:t>
       </w:r>
     </w:p>
     <w:p>
@@ -8069,28 +7174,12 @@
         </w:rPr>
         <w:t>、</w:t>
       </w:r>
-      <w:proofErr w:type="spellStart"/>
-      <w:r>
-        <w:rPr>
-          <w:rFonts w:hint="eastAsia"/>
-        </w:rPr>
-        <w:t>corosync</w:t>
-      </w:r>
-      <w:proofErr w:type="spellEnd"/>
-      <w:r>
-        <w:rPr>
-          <w:rFonts w:hint="eastAsia"/>
-        </w:rPr>
-        <w:t>(</w:t>
-      </w:r>
-      <w:proofErr w:type="spellStart"/>
-      <w:r>
-        <w:rPr>
-          <w:rFonts w:hint="eastAsia"/>
-        </w:rPr>
-        <w:t>openAIS</w:t>
-      </w:r>
-      <w:proofErr w:type="spellEnd"/>
+      <w:r>
+        <w:rPr>
+          <w:rFonts w:hint="eastAsia"/>
+        </w:rPr>
+        <w:t>corosync(openAIS</w:t>
+      </w:r>
       <w:r>
         <w:rPr>
           <w:rFonts w:hint="eastAsia"/>
@@ -8143,14 +7232,12 @@
         </w:rPr>
         <w:t>、</w:t>
       </w:r>
-      <w:proofErr w:type="spellStart"/>
       <w:r>
         <w:rPr>
           <w:rFonts w:hint="eastAsia"/>
         </w:rPr>
         <w:t>cman</w:t>
       </w:r>
-      <w:proofErr w:type="spellEnd"/>
     </w:p>
     <w:p>
       <w:pPr>
@@ -8168,42 +7255,36 @@
         </w:rPr>
         <w:t>是比较常用的软件，</w:t>
       </w:r>
-      <w:proofErr w:type="spellStart"/>
       <w:r>
         <w:rPr>
           <w:rFonts w:hint="eastAsia"/>
         </w:rPr>
         <w:t>Keepalived</w:t>
       </w:r>
-      <w:proofErr w:type="spellEnd"/>
       <w:r>
         <w:rPr>
           <w:rFonts w:hint="eastAsia"/>
         </w:rPr>
         <w:t>配置相对比较简单，而</w:t>
       </w:r>
-      <w:proofErr w:type="spellStart"/>
       <w:r>
         <w:rPr>
           <w:rFonts w:hint="eastAsia"/>
         </w:rPr>
         <w:t>ultramonkey</w:t>
       </w:r>
-      <w:proofErr w:type="spellEnd"/>
       <w:r>
         <w:rPr>
           <w:rFonts w:hint="eastAsia"/>
         </w:rPr>
         <w:t>好像不怎么常用，</w:t>
       </w:r>
-      <w:proofErr w:type="spellStart"/>
       <w:r>
         <w:rPr>
           <w:rFonts w:hint="eastAsia"/>
         </w:rPr>
         <w:t>Corosync</w:t>
       </w:r>
-      <w:proofErr w:type="spellEnd"/>
       <w:r>
         <w:rPr>
           <w:rFonts w:hint="eastAsia"/>
@@ -8289,27 +7370,7 @@
         <w:rPr>
           <w:rFonts w:hint="eastAsia"/>
         </w:rPr>
-        <w:t>Cluster Con</w:t>
-      </w:r>
-      <w:r>
-        <w:rPr>
-          <w:rFonts w:hint="eastAsia"/>
-        </w:rPr>
-        <w:t xml:space="preserve">sensus </w:t>
-      </w:r>
-      <w:proofErr w:type="spellStart"/>
-      <w:r>
-        <w:rPr>
-          <w:rFonts w:hint="eastAsia"/>
-        </w:rPr>
-        <w:t>Menbership</w:t>
-      </w:r>
-      <w:proofErr w:type="spellEnd"/>
-      <w:r>
-        <w:rPr>
-          <w:rFonts w:hint="eastAsia"/>
-        </w:rPr>
-        <w:t xml:space="preserve"> Service</w:t>
+        <w:t>Cluster Consensus Menbership Service</w:t>
       </w:r>
       <w:r>
         <w:rPr>
@@ -8521,13 +7582,7 @@
         <w:rPr>
           <w:rFonts w:hint="eastAsia"/>
         </w:rPr>
-        <w:t>是可以修改的，其他节点</w:t>
-      </w:r>
-      <w:r>
-        <w:rPr>
-          <w:rFonts w:hint="eastAsia"/>
-        </w:rPr>
-        <w:t>上的</w:t>
+        <w:t>是可以修改的，其他节点上的</w:t>
       </w:r>
       <w:r>
         <w:rPr>
@@ -8675,21 +7730,7 @@
         <w:rPr>
           <w:rFonts w:hint="eastAsia"/>
         </w:rPr>
-        <w:t>的</w:t>
-      </w:r>
-      <w:proofErr w:type="gramStart"/>
-      <w:r>
-        <w:rPr>
-          <w:rFonts w:hint="eastAsia"/>
-        </w:rPr>
-        <w:t>一</w:t>
-      </w:r>
-      <w:proofErr w:type="gramEnd"/>
-      <w:r>
-        <w:rPr>
-          <w:rFonts w:hint="eastAsia"/>
-        </w:rPr>
-        <w:t>个子功能，接收</w:t>
+        <w:t>的一个子功能，接收</w:t>
       </w:r>
       <w:r>
         <w:rPr>
@@ -8701,16 +7742,8 @@
         <w:rPr>
           <w:rFonts w:hint="eastAsia"/>
         </w:rPr>
-        <w:t>传递过来的事务，在节点上采取相应动作，</w:t>
-      </w:r>
-      <w:proofErr w:type="gramStart"/>
-      <w:r>
-        <w:rPr>
-          <w:rFonts w:hint="eastAsia"/>
-        </w:rPr>
-        <w:t>如运行</w:t>
-      </w:r>
-      <w:proofErr w:type="gramEnd"/>
+        <w:t>传递过来的事务，在节点上采取相应动作，如运行</w:t>
+      </w:r>
       <w:r>
         <w:rPr>
           <w:rFonts w:hint="eastAsia"/>
@@ -8760,22 +7793,8 @@
         <w:rPr>
           <w:rFonts w:hint="eastAsia"/>
         </w:rPr>
-        <w:t xml:space="preserve">Local </w:t>
-      </w:r>
-      <w:r>
-        <w:rPr>
-          <w:rFonts w:hint="eastAsia"/>
-        </w:rPr>
-        <w:t xml:space="preserve">Resource  </w:t>
-      </w:r>
-      <w:proofErr w:type="spellStart"/>
-      <w:r>
-        <w:rPr>
-          <w:rFonts w:hint="eastAsia"/>
-        </w:rPr>
-        <w:t>Messager</w:t>
-      </w:r>
-      <w:proofErr w:type="spellEnd"/>
+        <w:t>Local Resource  Messager</w:t>
+      </w:r>
       <w:r>
         <w:rPr>
           <w:rFonts w:hint="eastAsia"/>
@@ -8792,21 +7811,7 @@
         <w:rPr>
           <w:rFonts w:hint="eastAsia"/>
         </w:rPr>
-        <w:t>的</w:t>
-      </w:r>
-      <w:proofErr w:type="gramStart"/>
-      <w:r>
-        <w:rPr>
-          <w:rFonts w:hint="eastAsia"/>
-        </w:rPr>
-        <w:t>一</w:t>
-      </w:r>
-      <w:proofErr w:type="gramEnd"/>
-      <w:r>
-        <w:rPr>
-          <w:rFonts w:hint="eastAsia"/>
-        </w:rPr>
-        <w:t>个子组件，用来获取某个资源的状态，并且管理本地资源的。例如：当检测到对方没有心跳信息时，则会启动本地相应服务。</w:t>
+        <w:t>的一个子组件，用来获取某个资源的状态，并且管理本地资源的。例如：当检测到对方没有心跳信息时，则会启动本地相应服务。</w:t>
       </w:r>
     </w:p>
     <w:p>
@@ -8839,21 +7844,7 @@
         <w:rPr>
           <w:rFonts w:hint="eastAsia"/>
         </w:rPr>
-        <w:t>：可以理解为事务协调员，这个是当多个节点之间彼此收不到对方的心跳信息时，这样各个节点都会认为对方发生故障了，于是就</w:t>
-      </w:r>
-      <w:proofErr w:type="gramStart"/>
-      <w:r>
-        <w:rPr>
-          <w:rFonts w:hint="eastAsia"/>
-        </w:rPr>
-        <w:t>会产尘分裂</w:t>
-      </w:r>
-      <w:proofErr w:type="gramEnd"/>
-      <w:r>
-        <w:rPr>
-          <w:rFonts w:hint="eastAsia"/>
-        </w:rPr>
-        <w:t>状况（分组）。并且都运行着相关服务，因此就会发生资源争夺的状况。因此，事务协调员在这种情况下应运而生。事务协调员会根据每个组的法定票数来决定哪些节点启动服务，哪些节点停止服务。</w:t>
+        <w:t>：可以理解为事务协调员，这个是当多个节点之间彼此收不到对方的心跳信息时，这样各个节点都会认为对方发生故障了，于是就会产尘分裂状况（分组）。并且都运行着相关服务，因此就会发生资源争夺的状况。因此，事务协调员在这种情况下应运而生。事务协调员会根据每个组的法定票数来决定哪些节点启动服务，哪些节点停止服务。</w:t>
       </w:r>
       <w:r>
         <w:rPr>
@@ -8865,13 +7856,7 @@
         <w:rPr>
           <w:rFonts w:hint="eastAsia"/>
         </w:rPr>
-        <w:t>例如高可用集群</w:t>
-      </w:r>
-      <w:r>
-        <w:rPr>
-          <w:rFonts w:hint="eastAsia"/>
-        </w:rPr>
-        <w:t>有</w:t>
+        <w:t>例如高可用集群有</w:t>
       </w:r>
       <w:r>
         <w:rPr>
@@ -9039,13 +8024,7 @@
         <w:rPr>
           <w:rFonts w:hint="eastAsia"/>
         </w:rPr>
-        <w:t>也</w:t>
-      </w:r>
-      <w:r>
-        <w:rPr>
-          <w:rFonts w:hint="eastAsia"/>
-        </w:rPr>
-        <w:t>是</w:t>
+        <w:t>也是</w:t>
       </w:r>
       <w:r>
         <w:rPr>
@@ -9194,14 +8173,12 @@
       <w:pPr>
         <w:pStyle w:val="2"/>
       </w:pPr>
-      <w:proofErr w:type="spellStart"/>
       <w:r>
         <w:rPr>
           <w:rFonts w:hint="eastAsia"/>
         </w:rPr>
         <w:t>stonithd</w:t>
       </w:r>
-      <w:proofErr w:type="spellEnd"/>
       <w:r>
         <w:rPr>
           <w:rFonts w:hint="eastAsia"/>
@@ -9223,34 +8200,20 @@
         <w:rPr>
           <w:rFonts w:hint="eastAsia"/>
         </w:rPr>
+        <w:t>，”爆头“</w:t>
+      </w:r>
+      <w:r>
+        <w:rPr>
+          <w:rFonts w:hint="eastAsia"/>
+        </w:rPr>
+        <w:t>)</w:t>
+      </w:r>
+      <w:r>
+        <w:rPr>
+          <w:rFonts w:hint="eastAsia"/>
+        </w:rPr>
         <w:t>，</w:t>
       </w:r>
-      <w:proofErr w:type="gramStart"/>
-      <w:r>
-        <w:rPr>
-          <w:rFonts w:hint="eastAsia"/>
-        </w:rPr>
-        <w:t>”</w:t>
-      </w:r>
-      <w:proofErr w:type="gramEnd"/>
-      <w:r>
-        <w:rPr>
-          <w:rFonts w:hint="eastAsia"/>
-        </w:rPr>
-        <w:t>爆头“</w:t>
-      </w:r>
-      <w:r>
-        <w:rPr>
-          <w:rFonts w:hint="eastAsia"/>
-        </w:rPr>
-        <w:t>)</w:t>
-      </w:r>
-      <w:r>
-        <w:rPr>
-          <w:rFonts w:hint="eastAsia"/>
-        </w:rPr>
-        <w:t>，</w:t>
-      </w:r>
       <w:r>
         <w:rPr>
           <w:rFonts w:hint="eastAsia"/>
@@ -9273,13 +8236,7 @@
         <w:rPr>
           <w:rFonts w:hint="eastAsia"/>
         </w:rPr>
-        <w:t>一个节点如果能侦测到，就会通过网络发出命令，控制故障节点的</w:t>
-      </w:r>
-      <w:r>
-        <w:rPr>
-          <w:rFonts w:hint="eastAsia"/>
-        </w:rPr>
-        <w:t>电源开关，通过暂时断电，而又上电的方式使故障节点被重启动或者直接断电，</w:t>
+        <w:t>一个节点如果能侦测到，就会通过网络发出命令，控制故障节点的电源开关，通过暂时断电，而又上电的方式使故障节点被重启动或者直接断电，</w:t>
       </w:r>
       <w:r>
         <w:rPr>
@@ -9304,47 +8261,17 @@
         </w:rPr>
         <w:t>如果备份节点在某一时刻不能收到主节点的心跳信息时，那么如果此时备份节点立刻抢占资源时，而此时主节点正好在执行写操作，备份节点一旦也执行相应的写操作，会导致文件系统错乱或者服务器崩溃，因此在抢占资源的时候可以使用资源隔离机制来防止此类事件发生。而我们常常使用</w:t>
       </w:r>
-      <w:proofErr w:type="spellStart"/>
       <w:r>
         <w:rPr>
           <w:rFonts w:hint="eastAsia"/>
         </w:rPr>
         <w:t>stonithd</w:t>
       </w:r>
-      <w:proofErr w:type="spellEnd"/>
-      <w:r>
-        <w:rPr>
-          <w:rFonts w:hint="eastAsia"/>
-        </w:rPr>
-        <w:t>（</w:t>
-      </w:r>
-      <w:proofErr w:type="gramStart"/>
-      <w:r>
-        <w:rPr>
-          <w:rFonts w:hint="eastAsia"/>
-        </w:rPr>
-        <w:t>即爆头</w:t>
-      </w:r>
-      <w:proofErr w:type="gramEnd"/>
-      <w:r>
-        <w:rPr>
-          <w:rFonts w:hint="eastAsia"/>
-        </w:rPr>
-        <w:t>）</w:t>
-      </w:r>
-      <w:proofErr w:type="gramStart"/>
-      <w:r>
-        <w:rPr>
-          <w:rFonts w:hint="eastAsia"/>
-        </w:rPr>
-        <w:t>来使主</w:t>
-      </w:r>
-      <w:proofErr w:type="gramEnd"/>
-      <w:r>
-        <w:rPr>
-          <w:rFonts w:hint="eastAsia"/>
-        </w:rPr>
-        <w:t>节点不在抢占资源。</w:t>
+      <w:r>
+        <w:rPr>
+          <w:rFonts w:hint="eastAsia"/>
+        </w:rPr>
+        <w:t>（即爆头）来使主节点不在抢占资源。</w:t>
       </w:r>
     </w:p>
     <w:p>
@@ -9385,14 +8312,12 @@
         </w:rPr>
         <w:t>使用</w:t>
       </w:r>
-      <w:proofErr w:type="spellStart"/>
       <w:r>
         <w:rPr>
           <w:rFonts w:hint="eastAsia"/>
         </w:rPr>
         <w:t>stonithd</w:t>
       </w:r>
-      <w:proofErr w:type="spellEnd"/>
       <w:r>
         <w:rPr>
           <w:rFonts w:hint="eastAsia"/>
@@ -9431,13 +8356,7 @@
         <w:rPr>
           <w:rFonts w:hint="eastAsia"/>
         </w:rPr>
-        <w:t>FC SAN sw</w:t>
-      </w:r>
-      <w:r>
-        <w:rPr>
-          <w:rFonts w:hint="eastAsia"/>
-        </w:rPr>
-        <w:t>itch</w:t>
+        <w:t>FC SAN switch</w:t>
       </w:r>
       <w:r>
         <w:rPr>
@@ -9479,14 +8398,12 @@
         </w:rPr>
         <w:t>、</w:t>
       </w:r>
-      <w:proofErr w:type="spellStart"/>
       <w:r>
         <w:rPr>
           <w:rFonts w:hint="eastAsia"/>
         </w:rPr>
         <w:t>mysql</w:t>
       </w:r>
-      <w:proofErr w:type="spellEnd"/>
       <w:r>
         <w:rPr>
           <w:rFonts w:hint="eastAsia"/>
@@ -9516,27 +8433,7 @@
         <w:rPr>
           <w:rFonts w:hint="eastAsia"/>
         </w:rPr>
-        <w:t>服务就会切换到另一台设备上去，而另一台设备上面没有该图片，那么该用户此时就不能访问</w:t>
-      </w:r>
-      <w:proofErr w:type="gramStart"/>
-      <w:r>
-        <w:rPr>
-          <w:rFonts w:hint="eastAsia"/>
-        </w:rPr>
-        <w:t>该图片</w:t>
-      </w:r>
-      <w:proofErr w:type="gramEnd"/>
-      <w:r>
-        <w:rPr>
-          <w:rFonts w:hint="eastAsia"/>
-        </w:rPr>
-        <w:t>了，当然这种情况是我们不想看到了。为了解决这类事件发生，可以使用共享存储设备，将相关的数据放在共享设备上，这</w:t>
-      </w:r>
-      <w:r>
-        <w:rPr>
-          <w:rFonts w:hint="eastAsia"/>
-        </w:rPr>
-        <w:t>样无论那一台服务器挂了，都不会影响用户的访问。</w:t>
+        <w:t>服务就会切换到另一台设备上去，而另一台设备上面没有该图片，那么该用户此时就不能访问该图片了，当然这种情况是我们不想看到了。为了解决这类事件发生，可以使用共享存储设备，将相关的数据放在共享设备上，这样无论那一台服务器挂了，都不会影响用户的访问。</w:t>
       </w:r>
     </w:p>
     <w:p>
@@ -9554,19 +8451,11 @@
       <w:pPr>
         <w:ind w:firstLine="420"/>
       </w:pPr>
-      <w:proofErr w:type="spellStart"/>
-      <w:r>
-        <w:rPr>
-          <w:rFonts w:hint="eastAsia"/>
-        </w:rPr>
-        <w:t>DAS:Direct</w:t>
-      </w:r>
-      <w:proofErr w:type="spellEnd"/>
-      <w:r>
-        <w:rPr>
-          <w:rFonts w:hint="eastAsia"/>
-        </w:rPr>
-        <w:t xml:space="preserve">  Attached  Storage,</w:t>
+      <w:r>
+        <w:rPr>
+          <w:rFonts w:hint="eastAsia"/>
+        </w:rPr>
+        <w:t>DAS:Direct  Attached  Storage,</w:t>
       </w:r>
       <w:r>
         <w:rPr>
@@ -9728,28 +8617,24 @@
         </w:rPr>
         <w:t>服务，需要</w:t>
       </w:r>
-      <w:proofErr w:type="spellStart"/>
       <w:r>
         <w:rPr>
           <w:rFonts w:hint="eastAsia"/>
         </w:rPr>
         <w:t>ip</w:t>
       </w:r>
-      <w:proofErr w:type="spellEnd"/>
       <w:r>
         <w:rPr>
           <w:rFonts w:hint="eastAsia"/>
         </w:rPr>
         <w:t>，也需要服务脚本、还需要文件系统（用来存储数据的），这些我们都可以统称为资源。因此，实现一个高可用集群一般需要</w:t>
       </w:r>
-      <w:proofErr w:type="spellStart"/>
       <w:r>
         <w:rPr>
           <w:rFonts w:hint="eastAsia"/>
         </w:rPr>
         <w:t>ip</w:t>
       </w:r>
-      <w:proofErr w:type="spellEnd"/>
       <w:r>
         <w:rPr>
           <w:rFonts w:hint="eastAsia"/>
@@ -9840,13 +8725,7 @@
         <w:rPr>
           <w:rFonts w:hint="eastAsia"/>
         </w:rPr>
-        <w:t>：组资源</w:t>
-      </w:r>
-      <w:r>
-        <w:rPr>
-          <w:rFonts w:hint="eastAsia"/>
-        </w:rPr>
-        <w:t>，将多个资源绑定在一个同一个组上面且运行在同一个节点上。</w:t>
+        <w:t>：组资源，将多个资源绑定在一个同一个组上面且运行在同一个节点上。</w:t>
       </w:r>
     </w:p>
     <w:p>
@@ -9896,19 +8775,11 @@
         </w:rPr>
         <w:t>n</w:t>
       </w:r>
-      <w:proofErr w:type="gramStart"/>
-      <w:r>
-        <w:rPr>
-          <w:rFonts w:hint="eastAsia"/>
-        </w:rPr>
-        <w:t>份且运行</w:t>
-      </w:r>
-      <w:proofErr w:type="gramEnd"/>
-      <w:r>
-        <w:rPr>
-          <w:rFonts w:hint="eastAsia"/>
-        </w:rPr>
-        <w:t>在每一个节点上</w:t>
+      <w:r>
+        <w:rPr>
+          <w:rFonts w:hint="eastAsia"/>
+        </w:rPr>
+        <w:t>份且运行在每一个节点上</w:t>
       </w:r>
     </w:p>
     <w:p>
@@ -9985,21 +8856,7 @@
         <w:rPr>
           <w:rFonts w:hint="eastAsia"/>
         </w:rPr>
-        <w:t>节点</w:t>
-      </w:r>
-      <w:proofErr w:type="gramStart"/>
-      <w:r>
-        <w:rPr>
-          <w:rFonts w:hint="eastAsia"/>
-        </w:rPr>
-        <w:t>各运行</w:t>
-      </w:r>
-      <w:proofErr w:type="gramEnd"/>
-      <w:r>
-        <w:rPr>
-          <w:rFonts w:hint="eastAsia"/>
-        </w:rPr>
-        <w:t>一份，且只能在这</w:t>
+        <w:t>节点各运行一份，且只能在这</w:t>
       </w:r>
       <w:r>
         <w:rPr>
@@ -10025,28 +8882,24 @@
         </w:rPr>
         <w:t>对于某些集群服务来说，启动相关的资源是有先后顺序的。例如启动一个</w:t>
       </w:r>
-      <w:proofErr w:type="spellStart"/>
       <w:r>
         <w:rPr>
           <w:rFonts w:hint="eastAsia"/>
         </w:rPr>
         <w:t>mysql</w:t>
       </w:r>
-      <w:proofErr w:type="spellEnd"/>
       <w:r>
         <w:rPr>
           <w:rFonts w:hint="eastAsia"/>
         </w:rPr>
         <w:t>集群服务，首先应该先挂载共享存储设备，否则即时</w:t>
       </w:r>
-      <w:proofErr w:type="spellStart"/>
       <w:r>
         <w:rPr>
           <w:rFonts w:hint="eastAsia"/>
         </w:rPr>
         <w:t>mysql</w:t>
       </w:r>
-      <w:proofErr w:type="spellEnd"/>
       <w:r>
         <w:rPr>
           <w:rFonts w:hint="eastAsia"/>
@@ -10074,13 +8927,7 @@
         <w:rPr>
           <w:rFonts w:hint="eastAsia"/>
         </w:rPr>
-        <w:t>l</w:t>
-      </w:r>
-      <w:r>
-        <w:rPr>
-          <w:rFonts w:hint="eastAsia"/>
-        </w:rPr>
-        <w:t>ocation</w:t>
+        <w:t>location</w:t>
       </w:r>
       <w:r>
         <w:rPr>
@@ -10295,13 +9142,7 @@
         <w:rPr>
           <w:rFonts w:hint="eastAsia"/>
         </w:rPr>
-        <w:t>是正值表示资源可以在一起；否则</w:t>
-      </w:r>
-      <w:r>
-        <w:rPr>
-          <w:rFonts w:hint="eastAsia"/>
-        </w:rPr>
-        <w:t>表示不可以在一起。通过定义资源类型为</w:t>
+        <w:t>是正值表示资源可以在一起；否则表示不可以在一起。通过定义资源类型为</w:t>
       </w:r>
       <w:r>
         <w:rPr>
@@ -10356,14 +9197,12 @@
         </w:rPr>
         <w:t>或</w:t>
       </w:r>
-      <w:proofErr w:type="spellStart"/>
       <w:r>
         <w:rPr>
           <w:rFonts w:hint="eastAsia"/>
         </w:rPr>
         <w:t>mysqld</w:t>
       </w:r>
-      <w:proofErr w:type="spellEnd"/>
       <w:r>
         <w:rPr>
           <w:rFonts w:hint="eastAsia"/>
@@ -10423,41 +9262,7 @@
         <w:rPr>
           <w:rFonts w:hint="eastAsia"/>
         </w:rPr>
-        <w:t>当</w:t>
-      </w:r>
-      <w:proofErr w:type="gramStart"/>
-      <w:r>
-        <w:rPr>
-          <w:rFonts w:hint="eastAsia"/>
-        </w:rPr>
-        <w:t>某个高</w:t>
-      </w:r>
-      <w:proofErr w:type="gramEnd"/>
-      <w:r>
-        <w:rPr>
-          <w:rFonts w:hint="eastAsia"/>
-        </w:rPr>
-        <w:t>可用集群即包含资源粘性又包含位置约束，一旦该节点发生故障后，资源就会转移到另一个节点上去。但是</w:t>
-      </w:r>
-      <w:proofErr w:type="gramStart"/>
-      <w:r>
-        <w:rPr>
-          <w:rFonts w:hint="eastAsia"/>
-        </w:rPr>
-        <w:t>当之前</w:t>
-      </w:r>
-      <w:proofErr w:type="gramEnd"/>
-      <w:r>
-        <w:rPr>
-          <w:rFonts w:hint="eastAsia"/>
-        </w:rPr>
-        <w:t>的节点恢复正常时，需要比较所有的资源粘性之和与所有位置</w:t>
-      </w:r>
-      <w:r>
-        <w:rPr>
-          <w:rFonts w:hint="eastAsia"/>
-        </w:rPr>
-        <w:t>约束之和谁大谁小，这样资源才会留在大的一方。</w:t>
+        <w:t>当某个高可用集群即包含资源粘性又包含位置约束，一旦该节点发生故障后，资源就会转移到另一个节点上去。但是当之前的节点恢复正常时，需要比较所有的资源粘性之和与所有位置约束之和谁大谁小，这样资源才会留在大的一方。</w:t>
       </w:r>
     </w:p>
     <w:p>
@@ -10533,16 +9338,8 @@
         <w:rPr>
           <w:rFonts w:hint="eastAsia"/>
         </w:rPr>
-        <w:t xml:space="preserve">Resource </w:t>
-      </w:r>
-      <w:proofErr w:type="spellStart"/>
-      <w:r>
-        <w:rPr>
-          <w:rFonts w:hint="eastAsia"/>
-        </w:rPr>
-        <w:t>Rgent</w:t>
-      </w:r>
-      <w:proofErr w:type="spellEnd"/>
+        <w:t>Resource Rgent</w:t>
+      </w:r>
       <w:r>
         <w:rPr>
           <w:rFonts w:hint="eastAsia"/>
@@ -10660,19 +9457,11 @@
         </w:rPr>
         <w:t>（</w:t>
       </w:r>
-      <w:proofErr w:type="spellStart"/>
-      <w:r>
-        <w:rPr>
-          <w:rFonts w:hint="eastAsia"/>
-        </w:rPr>
-        <w:t>heatbeat</w:t>
-      </w:r>
-      <w:proofErr w:type="spellEnd"/>
-      <w:r>
-        <w:rPr>
-          <w:rFonts w:hint="eastAsia"/>
-        </w:rPr>
-        <w:t xml:space="preserve"> v1</w:t>
+      <w:r>
+        <w:rPr>
+          <w:rFonts w:hint="eastAsia"/>
+        </w:rPr>
+        <w:t>heatbeat v1</w:t>
       </w:r>
       <w:r>
         <w:rPr>
@@ -10725,35 +9514,7 @@
         <w:rPr>
           <w:rFonts w:hint="eastAsia"/>
         </w:rPr>
-        <w:t>/</w:t>
-      </w:r>
-      <w:proofErr w:type="spellStart"/>
-      <w:r>
-        <w:rPr>
-          <w:rFonts w:hint="eastAsia"/>
-        </w:rPr>
-        <w:t>etc</w:t>
-      </w:r>
-      <w:proofErr w:type="spellEnd"/>
-      <w:r>
-        <w:rPr>
-          <w:rFonts w:hint="eastAsia"/>
-        </w:rPr>
-        <w:t>/</w:t>
-      </w:r>
-      <w:proofErr w:type="spellStart"/>
-      <w:r>
-        <w:rPr>
-          <w:rFonts w:hint="eastAsia"/>
-        </w:rPr>
-        <w:t>init.d</w:t>
-      </w:r>
-      <w:proofErr w:type="spellEnd"/>
-      <w:r>
-        <w:rPr>
-          <w:rFonts w:hint="eastAsia"/>
-        </w:rPr>
-        <w:t>/*</w:t>
+        <w:t>/etc/init.d/*</w:t>
       </w:r>
       <w:r>
         <w:rPr>
@@ -10806,16 +9567,8 @@
         <w:rPr>
           <w:rFonts w:hint="eastAsia"/>
         </w:rPr>
-        <w:t xml:space="preserve">Open Cluster </w:t>
-      </w:r>
-      <w:proofErr w:type="spellStart"/>
-      <w:r>
-        <w:rPr>
-          <w:rFonts w:hint="eastAsia"/>
-        </w:rPr>
-        <w:t>Famework</w:t>
-      </w:r>
-      <w:proofErr w:type="spellEnd"/>
+        <w:t>Open Cluster Famework</w:t>
+      </w:r>
       <w:r>
         <w:rPr>
           <w:rFonts w:hint="eastAsia"/>
@@ -10896,13 +9649,7 @@
         <w:rPr>
           <w:rFonts w:hint="eastAsia"/>
         </w:rPr>
-        <w:t>高可用集群</w:t>
-      </w:r>
-      <w:r>
-        <w:rPr>
-          <w:rFonts w:hint="eastAsia"/>
-        </w:rPr>
-        <w:t>软件</w:t>
+        <w:t>高可用集群软件</w:t>
       </w:r>
     </w:p>
     <w:p>
@@ -10982,13 +9729,7 @@
         <w:rPr>
           <w:rFonts w:hint="eastAsia"/>
         </w:rPr>
-        <w:t>heartbea</w:t>
-      </w:r>
-      <w:r>
-        <w:rPr>
-          <w:rFonts w:hint="eastAsia"/>
-        </w:rPr>
-        <w:t>t, pacemaker, cluster-glue</w:t>
+        <w:t>heartbeat, pacemaker, cluster-glue</w:t>
       </w:r>
     </w:p>
     <w:p>
@@ -11007,14 +9748,12 @@
         </w:rPr>
         <w:t>、</w:t>
       </w:r>
-      <w:proofErr w:type="spellStart"/>
       <w:r>
         <w:rPr>
           <w:rFonts w:hint="eastAsia"/>
         </w:rPr>
         <w:t>corosync</w:t>
       </w:r>
-      <w:proofErr w:type="spellEnd"/>
     </w:p>
     <w:p>
       <w:pPr>
@@ -11026,14 +9765,12 @@
         </w:rPr>
         <w:t>从</w:t>
       </w:r>
-      <w:proofErr w:type="spellStart"/>
       <w:r>
         <w:rPr>
           <w:rFonts w:hint="eastAsia"/>
         </w:rPr>
         <w:t>OpenAIS</w:t>
       </w:r>
-      <w:proofErr w:type="spellEnd"/>
       <w:r>
         <w:rPr>
           <w:rFonts w:hint="eastAsia"/>
@@ -11057,14 +9794,12 @@
         </w:rPr>
         <w:t>、</w:t>
       </w:r>
-      <w:proofErr w:type="spellStart"/>
       <w:r>
         <w:rPr>
           <w:rFonts w:hint="eastAsia"/>
         </w:rPr>
         <w:t>cman</w:t>
       </w:r>
-      <w:proofErr w:type="spellEnd"/>
     </w:p>
     <w:p>
       <w:pPr>
@@ -11082,14 +9817,12 @@
         </w:rPr>
         <w:t>、</w:t>
       </w:r>
-      <w:proofErr w:type="spellStart"/>
       <w:r>
         <w:rPr>
           <w:rFonts w:hint="eastAsia"/>
         </w:rPr>
         <w:t>keepalived</w:t>
       </w:r>
-      <w:proofErr w:type="spellEnd"/>
     </w:p>
     <w:p>
       <w:pPr>
@@ -11118,14 +9851,12 @@
         </w:rPr>
         <w:t>、</w:t>
       </w:r>
-      <w:proofErr w:type="spellStart"/>
       <w:r>
         <w:rPr>
           <w:rFonts w:hint="eastAsia"/>
         </w:rPr>
         <w:t>ultramokey</w:t>
       </w:r>
-      <w:proofErr w:type="spellEnd"/>
     </w:p>
     <w:p>
       <w:pPr>
@@ -11160,14 +9891,12 @@
         </w:rPr>
         <w:t>、</w:t>
       </w:r>
-      <w:proofErr w:type="spellStart"/>
       <w:r>
         <w:rPr>
           <w:rFonts w:hint="eastAsia"/>
         </w:rPr>
         <w:t>Haresource</w:t>
       </w:r>
-      <w:proofErr w:type="spellEnd"/>
     </w:p>
     <w:p>
       <w:pPr>
@@ -11185,14 +9914,12 @@
         </w:rPr>
         <w:t>包含，使用文本配置接口</w:t>
       </w:r>
-      <w:proofErr w:type="spellStart"/>
       <w:r>
         <w:rPr>
           <w:rFonts w:hint="eastAsia"/>
         </w:rPr>
         <w:t>haresources</w:t>
       </w:r>
-      <w:proofErr w:type="spellEnd"/>
     </w:p>
     <w:p>
       <w:pPr>
@@ -11210,14 +9937,12 @@
         </w:rPr>
         <w:t>、</w:t>
       </w:r>
-      <w:proofErr w:type="spellStart"/>
       <w:r>
         <w:rPr>
           <w:rFonts w:hint="eastAsia"/>
         </w:rPr>
         <w:t>crm</w:t>
       </w:r>
-      <w:proofErr w:type="spellEnd"/>
     </w:p>
     <w:p>
       <w:pPr>
@@ -11235,14 +9960,12 @@
         </w:rPr>
         <w:t>包含，可以使用</w:t>
       </w:r>
-      <w:proofErr w:type="spellStart"/>
       <w:r>
         <w:rPr>
           <w:rFonts w:hint="eastAsia"/>
         </w:rPr>
         <w:t>crmsh</w:t>
       </w:r>
-      <w:proofErr w:type="spellEnd"/>
       <w:r>
         <w:rPr>
           <w:rFonts w:hint="eastAsia"/>
@@ -11253,16 +9976,8 @@
         <w:rPr>
           <w:rFonts w:hint="eastAsia"/>
         </w:rPr>
-        <w:t>heartbeat-</w:t>
-      </w:r>
-      <w:proofErr w:type="spellStart"/>
-      <w:r>
-        <w:rPr>
-          <w:rFonts w:hint="eastAsia"/>
-        </w:rPr>
-        <w:t>gui</w:t>
-      </w:r>
-      <w:proofErr w:type="spellEnd"/>
+        <w:t>heartbeat-gui</w:t>
+      </w:r>
       <w:r>
         <w:rPr>
           <w:rFonts w:hint="eastAsia"/>
@@ -11321,20 +10036,12 @@
         </w:rPr>
         <w:t>：</w:t>
       </w:r>
-      <w:proofErr w:type="spellStart"/>
-      <w:r>
-        <w:rPr>
-          <w:rFonts w:hint="eastAsia"/>
-        </w:rPr>
-        <w:t>c</w:t>
-      </w:r>
-      <w:r>
-        <w:rPr>
-          <w:rFonts w:hint="eastAsia"/>
-        </w:rPr>
-        <w:t>rm</w:t>
-      </w:r>
-      <w:proofErr w:type="spellEnd"/>
+      <w:r>
+        <w:rPr>
+          <w:rFonts w:hint="eastAsia"/>
+        </w:rPr>
+        <w:t>crm</w:t>
+      </w:r>
       <w:r>
         <w:rPr>
           <w:rFonts w:hint="eastAsia"/>
@@ -11400,16 +10107,8 @@
         <w:rPr>
           <w:rFonts w:hint="eastAsia"/>
         </w:rPr>
-        <w:t>pacemaker-</w:t>
-      </w:r>
-      <w:proofErr w:type="spellStart"/>
-      <w:r>
-        <w:rPr>
-          <w:rFonts w:hint="eastAsia"/>
-        </w:rPr>
-        <w:t>mgmt</w:t>
-      </w:r>
-      <w:proofErr w:type="spellEnd"/>
+        <w:t>pacemaker-mgmt</w:t>
+      </w:r>
       <w:r>
         <w:rPr>
           <w:rFonts w:hint="eastAsia"/>
@@ -11439,46 +10138,34 @@
         </w:rPr>
         <w:t>、</w:t>
       </w:r>
-      <w:proofErr w:type="spellStart"/>
       <w:r>
         <w:rPr>
           <w:rFonts w:hint="eastAsia"/>
         </w:rPr>
         <w:t>rgmanager</w:t>
       </w:r>
-      <w:proofErr w:type="spellEnd"/>
-    </w:p>
-    <w:p>
-      <w:pPr>
-        <w:ind w:firstLine="420"/>
-      </w:pPr>
-      <w:proofErr w:type="spellStart"/>
+    </w:p>
+    <w:p>
+      <w:pPr>
+        <w:ind w:firstLine="420"/>
+      </w:pPr>
       <w:r>
         <w:rPr>
           <w:rFonts w:hint="eastAsia"/>
         </w:rPr>
         <w:t>Cman</w:t>
       </w:r>
-      <w:proofErr w:type="spellEnd"/>
       <w:r>
         <w:rPr>
           <w:rFonts w:hint="eastAsia"/>
         </w:rPr>
         <w:t>包含，使用</w:t>
       </w:r>
-      <w:proofErr w:type="spellStart"/>
-      <w:r>
-        <w:rPr>
-          <w:rFonts w:hint="eastAsia"/>
-        </w:rPr>
-        <w:t>rgmanager</w:t>
-      </w:r>
-      <w:proofErr w:type="spellEnd"/>
-      <w:r>
-        <w:rPr>
-          <w:rFonts w:hint="eastAsia"/>
-        </w:rPr>
-        <w:t>(resource group manager)</w:t>
+      <w:r>
+        <w:rPr>
+          <w:rFonts w:hint="eastAsia"/>
+        </w:rPr>
+        <w:t>rgmanager(resource group manager)</w:t>
       </w:r>
       <w:r>
         <w:rPr>
@@ -11522,19 +10209,11 @@
         </w:rPr>
         <w:t>（</w:t>
       </w:r>
-      <w:proofErr w:type="spellStart"/>
-      <w:r>
-        <w:rPr>
-          <w:rFonts w:hint="eastAsia"/>
-        </w:rPr>
-        <w:t>Redhat</w:t>
-      </w:r>
-      <w:proofErr w:type="spellEnd"/>
-      <w:r>
-        <w:rPr>
-          <w:rFonts w:hint="eastAsia"/>
-        </w:rPr>
-        <w:t xml:space="preserve"> Cluster Suite</w:t>
+      <w:r>
+        <w:rPr>
+          <w:rFonts w:hint="eastAsia"/>
+        </w:rPr>
+        <w:t>Redhat Cluster Suite</w:t>
       </w:r>
       <w:r>
         <w:rPr>
@@ -11566,28 +10245,12 @@
         </w:rPr>
         <w:t>（</w:t>
       </w:r>
-      <w:proofErr w:type="spellStart"/>
-      <w:r>
-        <w:rPr>
-          <w:rFonts w:hint="eastAsia"/>
-        </w:rPr>
-        <w:t>luci</w:t>
-      </w:r>
-      <w:proofErr w:type="spellEnd"/>
-      <w:r>
-        <w:rPr>
-          <w:rFonts w:hint="eastAsia"/>
-        </w:rPr>
-        <w:t>/</w:t>
-      </w:r>
-      <w:proofErr w:type="spellStart"/>
-      <w:r>
-        <w:rPr>
-          <w:rFonts w:hint="eastAsia"/>
-        </w:rPr>
-        <w:t>ricci</w:t>
-      </w:r>
-      <w:proofErr w:type="spellEnd"/>
+      <w:r>
+        <w:rPr>
+          <w:rFonts w:hint="eastAsia"/>
+        </w:rPr>
+        <w:t>luci/ricci</w:t>
+      </w:r>
       <w:r>
         <w:rPr>
           <w:rFonts w:hint="eastAsia"/>
@@ -11623,11 +10286,6 @@
       </w:r>
     </w:p>
     <w:p>
-      <w:pPr>
-        <w:rPr>
-          <w:rFonts w:hint="eastAsia"/>
-        </w:rPr>
-      </w:pPr>
       <w:r>
         <w:tab/>
       </w:r>
@@ -11684,14 +10342,12 @@
         </w:rPr>
         <w:t>由用户空间的</w:t>
       </w:r>
-      <w:proofErr w:type="spellStart"/>
       <w:r>
         <w:rPr>
           <w:rFonts w:hint="eastAsia"/>
         </w:rPr>
         <w:t>ipvsadm</w:t>
       </w:r>
-      <w:proofErr w:type="spellEnd"/>
       <w:r>
         <w:rPr>
           <w:rFonts w:hint="eastAsia"/>
@@ -11710,14 +10366,12 @@
         </w:rPr>
         <w:t>组成，</w:t>
       </w:r>
-      <w:proofErr w:type="spellStart"/>
       <w:r>
         <w:rPr>
           <w:rFonts w:hint="eastAsia"/>
         </w:rPr>
         <w:t>ipvsadm</w:t>
       </w:r>
-      <w:proofErr w:type="spellEnd"/>
       <w:r>
         <w:rPr>
           <w:rFonts w:hint="eastAsia"/>
@@ -11736,14 +10390,12 @@
         </w:rPr>
         <w:t>利用</w:t>
       </w:r>
-      <w:proofErr w:type="spellStart"/>
       <w:r>
         <w:rPr>
           <w:rFonts w:hint="eastAsia"/>
         </w:rPr>
         <w:t>ipvsadm</w:t>
       </w:r>
-      <w:proofErr w:type="spellEnd"/>
       <w:r>
         <w:rPr>
           <w:rFonts w:hint="eastAsia"/>
@@ -11751,13 +10403,7 @@
         <w:t>定义的规则工作。</w:t>
       </w:r>
     </w:p>
-    <w:p>
-      <w:pPr>
-        <w:rPr>
-          <w:rFonts w:hint="eastAsia"/>
-        </w:rPr>
-      </w:pPr>
-    </w:p>
+    <w:p/>
     <w:p>
       <w:pPr>
         <w:ind w:firstLine="420"/>
@@ -11875,9 +10521,6 @@
     <w:p>
       <w:pPr>
         <w:ind w:firstLine="420"/>
-        <w:rPr>
-          <w:rFonts w:hint="eastAsia"/>
-        </w:rPr>
       </w:pPr>
       <w:r>
         <w:rPr>
@@ -11913,9 +10556,6 @@
     <w:p>
       <w:pPr>
         <w:ind w:firstLine="420"/>
-        <w:rPr>
-          <w:rFonts w:hint="eastAsia"/>
-        </w:rPr>
       </w:pPr>
       <w:r>
         <w:rPr>
@@ -11944,7 +10584,6 @@
         </w:rPr>
         <w:t>层之上仅作分发之用，这个特点也决定了它在负载均衡软件里的性能最强，稳定性最好，对内存和</w:t>
       </w:r>
-      <w:proofErr w:type="spellStart"/>
       <w:r>
         <w:rPr>
           <w:rFonts w:hint="eastAsia"/>
@@ -11952,7 +10591,6 @@
         </w:rPr>
         <w:t>cpu</w:t>
       </w:r>
-      <w:proofErr w:type="spellEnd"/>
       <w:r>
         <w:rPr>
           <w:rFonts w:hint="eastAsia"/>
@@ -11970,9 +10608,6 @@
     <w:p>
       <w:pPr>
         <w:ind w:firstLine="420"/>
-        <w:rPr>
-          <w:rFonts w:hint="eastAsia"/>
-        </w:rPr>
       </w:pPr>
       <w:r>
         <w:rPr>
@@ -11997,9 +10632,6 @@
     <w:p>
       <w:pPr>
         <w:ind w:firstLine="420"/>
-        <w:rPr>
-          <w:rFonts w:hint="eastAsia"/>
-        </w:rPr>
       </w:pPr>
       <w:r>
         <w:rPr>
@@ -12034,9 +10666,6 @@
     <w:p>
       <w:pPr>
         <w:ind w:firstLine="420"/>
-        <w:rPr>
-          <w:rFonts w:hint="eastAsia"/>
-        </w:rPr>
       </w:pPr>
       <w:r>
         <w:rPr>
@@ -12048,9 +10677,6 @@
     <w:p>
       <w:pPr>
         <w:ind w:firstLine="420"/>
-        <w:rPr>
-          <w:rFonts w:hint="eastAsia"/>
-        </w:rPr>
       </w:pPr>
       <w:r>
         <w:rPr>
@@ -12193,6 +10819,9 @@
         <w:jc w:val="center"/>
       </w:pPr>
       <w:r>
+        <w:rPr>
+          <w:noProof/>
+        </w:rPr>
         <w:drawing>
           <wp:inline distT="0" distB="0" distL="0" distR="0" wp14:anchorId="0A0AAC93" wp14:editId="1C26FD0E">
             <wp:extent cx="4586965" cy="2348155"/>
@@ -12245,11 +10874,6 @@
       </w:r>
     </w:p>
     <w:p>
-      <w:pPr>
-        <w:rPr>
-          <w:rFonts w:hint="eastAsia"/>
-        </w:rPr>
-      </w:pPr>
       <w:r>
         <w:tab/>
       </w:r>
@@ -12269,9 +10893,6 @@
     <w:p>
       <w:pPr>
         <w:ind w:firstLine="420"/>
-        <w:rPr>
-          <w:rFonts w:hint="eastAsia"/>
-        </w:rPr>
       </w:pPr>
       <w:r>
         <w:rPr>
@@ -12307,9 +10928,6 @@
     <w:p>
       <w:pPr>
         <w:ind w:firstLine="420"/>
-        <w:rPr>
-          <w:rFonts w:hint="eastAsia"/>
-        </w:rPr>
       </w:pPr>
       <w:r>
         <w:t>2</w:t>
@@ -12342,9 +10960,6 @@
     <w:p>
       <w:pPr>
         <w:ind w:firstLine="420"/>
-        <w:rPr>
-          <w:rFonts w:hint="eastAsia"/>
-        </w:rPr>
       </w:pPr>
       <w:r>
         <w:t>3</w:t>
@@ -12367,14 +10982,12 @@
         </w:rPr>
         <w:t>由用户空间的</w:t>
       </w:r>
-      <w:proofErr w:type="spellStart"/>
       <w:r>
         <w:rPr>
           <w:rFonts w:hint="eastAsia"/>
         </w:rPr>
         <w:t>ipvsadm</w:t>
       </w:r>
-      <w:proofErr w:type="spellEnd"/>
       <w:r>
         <w:rPr>
           <w:rFonts w:hint="eastAsia"/>
@@ -12393,14 +11006,12 @@
         </w:rPr>
         <w:t>组成，</w:t>
       </w:r>
-      <w:proofErr w:type="spellStart"/>
       <w:r>
         <w:rPr>
           <w:rFonts w:hint="eastAsia"/>
         </w:rPr>
         <w:t>ipvsadm</w:t>
       </w:r>
-      <w:proofErr w:type="spellEnd"/>
       <w:r>
         <w:rPr>
           <w:rFonts w:hint="eastAsia"/>
@@ -12419,14 +11030,12 @@
         </w:rPr>
         <w:t>利用</w:t>
       </w:r>
-      <w:proofErr w:type="spellStart"/>
       <w:r>
         <w:rPr>
           <w:rFonts w:hint="eastAsia"/>
         </w:rPr>
         <w:t>ipvsadm</w:t>
       </w:r>
-      <w:proofErr w:type="spellEnd"/>
       <w:r>
         <w:rPr>
           <w:rFonts w:hint="eastAsia"/>
@@ -12509,9 +11118,6 @@
     <w:p>
       <w:pPr>
         <w:ind w:firstLine="420"/>
-        <w:rPr>
-          <w:rFonts w:hint="eastAsia"/>
-        </w:rPr>
       </w:pPr>
       <w:r>
         <w:lastRenderedPageBreak/>
@@ -12545,9 +11151,6 @@
     <w:p>
       <w:pPr>
         <w:ind w:firstLine="420"/>
-        <w:rPr>
-          <w:rFonts w:hint="eastAsia"/>
-        </w:rPr>
       </w:pPr>
       <w:r>
         <w:t>5</w:t>
@@ -12570,19 +11173,11 @@
         </w:rPr>
         <w:t>POSTROUTING</w:t>
       </w:r>
-      <w:proofErr w:type="gramStart"/>
-      <w:r>
-        <w:rPr>
-          <w:rFonts w:hint="eastAsia"/>
-        </w:rPr>
-        <w:t>链发往后端</w:t>
-      </w:r>
-      <w:proofErr w:type="gramEnd"/>
-      <w:r>
-        <w:rPr>
-          <w:rFonts w:hint="eastAsia"/>
-        </w:rPr>
-        <w:t>服务器。</w:t>
+      <w:r>
+        <w:rPr>
+          <w:rFonts w:hint="eastAsia"/>
+        </w:rPr>
+        <w:t>链发往后端服务器。</w:t>
       </w:r>
     </w:p>
     <w:p>
@@ -12607,46 +11202,15 @@
         </w:rPr>
         <w:t>的五连四表：</w:t>
       </w:r>
-      <w:r>
-        <w:fldChar w:fldCharType="begin"/>
-      </w:r>
-      <w:r>
-        <w:instrText xml:space="preserve"> </w:instrText>
-      </w:r>
-      <w:r>
-        <w:rPr>
-          <w:rFonts w:hint="eastAsia"/>
-        </w:rPr>
-        <w:instrText>HYPERLINK "</w:instrText>
-      </w:r>
-      <w:r>
-        <w:rPr>
-          <w:rFonts w:hint="eastAsia"/>
-        </w:rPr>
-        <w:instrText>https://blog.csdn.net/gui951753/article/details/86619021</w:instrText>
-      </w:r>
-      <w:r>
-        <w:rPr>
-          <w:rFonts w:hint="eastAsia"/>
-        </w:rPr>
-        <w:instrText>"</w:instrText>
-      </w:r>
-      <w:r>
-        <w:instrText xml:space="preserve"> </w:instrText>
-      </w:r>
-      <w:r>
-        <w:fldChar w:fldCharType="separate"/>
-      </w:r>
-      <w:r>
-        <w:rPr>
-          <w:rStyle w:val="a7"/>
-          <w:rFonts w:hint="eastAsia"/>
-        </w:rPr>
-        <w:t>https://blog.csdn.net/gui951753/article/details/86619021</w:t>
-      </w:r>
-      <w:r>
-        <w:fldChar w:fldCharType="end"/>
-      </w:r>
+      <w:hyperlink r:id="rId21" w:history="1">
+        <w:r>
+          <w:rPr>
+            <w:rStyle w:val="a7"/>
+            <w:rFonts w:hint="eastAsia"/>
+          </w:rPr>
+          <w:t>https://blog.csdn.net/gui951753/article/details/86619021</w:t>
+        </w:r>
+      </w:hyperlink>
     </w:p>
     <w:p/>
     <w:p>
@@ -12663,9 +11227,6 @@
     <w:p>
       <w:pPr>
         <w:pStyle w:val="4"/>
-        <w:rPr>
-          <w:rFonts w:hint="eastAsia"/>
-        </w:rPr>
       </w:pPr>
       <w:r>
         <w:rPr>
@@ -12679,6 +11240,9 @@
         <w:jc w:val="center"/>
       </w:pPr>
       <w:r>
+        <w:rPr>
+          <w:noProof/>
+        </w:rPr>
         <w:drawing>
           <wp:inline distT="0" distB="0" distL="0" distR="0" wp14:anchorId="6FD42408" wp14:editId="1DD5EC40">
             <wp:extent cx="4334066" cy="2407061"/>
@@ -12709,7 +11273,7 @@
                     </pic:cNvPicPr>
                   </pic:nvPicPr>
                   <pic:blipFill>
-                    <a:blip r:embed="rId21"/>
+                    <a:blip r:embed="rId22"/>
                     <a:stretch>
                       <a:fillRect/>
                     </a:stretch>
@@ -12750,9 +11314,6 @@
     <w:p>
       <w:pPr>
         <w:ind w:firstLine="420"/>
-        <w:rPr>
-          <w:rFonts w:hint="eastAsia"/>
-        </w:rPr>
       </w:pPr>
       <w:r>
         <w:rPr>
@@ -12853,28 +11414,24 @@
       <w:pPr>
         <w:ind w:firstLine="420"/>
       </w:pPr>
-      <w:proofErr w:type="spellStart"/>
       <w:r>
         <w:rPr>
           <w:rFonts w:hint="eastAsia"/>
         </w:rPr>
         <w:t>arptables</w:t>
       </w:r>
-      <w:proofErr w:type="spellEnd"/>
       <w:r>
         <w:rPr>
           <w:rFonts w:hint="eastAsia"/>
         </w:rPr>
         <w:t>：在</w:t>
       </w:r>
-      <w:proofErr w:type="spellStart"/>
       <w:r>
         <w:rPr>
           <w:rFonts w:hint="eastAsia"/>
         </w:rPr>
         <w:t>arp</w:t>
       </w:r>
-      <w:proofErr w:type="spellEnd"/>
       <w:r>
         <w:rPr>
           <w:rFonts w:hint="eastAsia"/>
@@ -12952,28 +11509,24 @@
         </w:rPr>
         <w:t>上内核参数（</w:t>
       </w:r>
-      <w:proofErr w:type="spellStart"/>
       <w:r>
         <w:rPr>
           <w:rFonts w:hint="eastAsia"/>
         </w:rPr>
         <w:t>arp_ignore</w:t>
       </w:r>
-      <w:proofErr w:type="spellEnd"/>
       <w:r>
         <w:rPr>
           <w:rFonts w:hint="eastAsia"/>
         </w:rPr>
         <w:t>和</w:t>
       </w:r>
-      <w:proofErr w:type="spellStart"/>
       <w:r>
         <w:rPr>
           <w:rFonts w:hint="eastAsia"/>
         </w:rPr>
         <w:t>arp_announce</w:t>
       </w:r>
-      <w:proofErr w:type="spellEnd"/>
       <w:r>
         <w:rPr>
           <w:rFonts w:hint="eastAsia"/>
@@ -13353,6 +11906,9 @@
         <w:jc w:val="center"/>
       </w:pPr>
       <w:r>
+        <w:rPr>
+          <w:noProof/>
+        </w:rPr>
         <w:drawing>
           <wp:inline distT="0" distB="0" distL="0" distR="0" wp14:anchorId="1E1994BE" wp14:editId="059F18EA">
             <wp:extent cx="4659406" cy="2418897"/>
@@ -13383,7 +11939,7 @@
                     </pic:cNvPicPr>
                   </pic:nvPicPr>
                   <pic:blipFill>
-                    <a:blip r:embed="rId22"/>
+                    <a:blip r:embed="rId23"/>
                     <a:stretch>
                       <a:fillRect/>
                     </a:stretch>
@@ -13736,16 +12292,68 @@
         <w:rPr>
           <w:rFonts w:hint="eastAsia"/>
         </w:rPr>
+        <w:t>为为</w:t>
+      </w:r>
+      <w:r>
+        <w:rPr>
+          <w:rFonts w:hint="eastAsia"/>
+        </w:rPr>
+        <w:t>DIP</w:t>
+      </w:r>
+      <w:r>
+        <w:rPr>
+          <w:rFonts w:hint="eastAsia"/>
+        </w:rPr>
+        <w:t>，目标</w:t>
+      </w:r>
+      <w:r>
+        <w:rPr>
+          <w:rFonts w:hint="eastAsia"/>
+        </w:rPr>
+        <w:t>IP</w:t>
+      </w:r>
+      <w:r>
+        <w:rPr>
+          <w:rFonts w:hint="eastAsia"/>
+        </w:rPr>
         <w:t>为</w:t>
       </w:r>
-      <w:proofErr w:type="gramStart"/>
+      <w:r>
+        <w:rPr>
+          <w:rFonts w:hint="eastAsia"/>
+        </w:rPr>
+        <w:t>RIP</w:t>
+      </w:r>
+      <w:r>
+        <w:rPr>
+          <w:rFonts w:hint="eastAsia"/>
+        </w:rPr>
+        <w:t>。然后发至</w:t>
+      </w:r>
+      <w:r>
+        <w:rPr>
+          <w:rFonts w:hint="eastAsia"/>
+        </w:rPr>
+        <w:t>POSTROUTING</w:t>
+      </w:r>
+      <w:r>
+        <w:rPr>
+          <w:rFonts w:hint="eastAsia"/>
+        </w:rPr>
+        <w:t>链。此时源</w:t>
+      </w:r>
+      <w:r>
+        <w:rPr>
+          <w:rFonts w:hint="eastAsia"/>
+        </w:rPr>
+        <w:t>IP</w:t>
+      </w:r>
       <w:r>
         <w:rPr>
           <w:rFonts w:hint="eastAsia"/>
         </w:rPr>
         <w:t>为</w:t>
       </w:r>
-      <w:proofErr w:type="gramEnd"/>
       <w:r>
         <w:rPr>
           <w:rFonts w:hint="eastAsia"/>
@@ -13780,7 +12388,21 @@
         <w:rPr>
           <w:rFonts w:hint="eastAsia"/>
         </w:rPr>
-        <w:t>。然后发至</w:t>
+        <w:t>。</w:t>
+      </w:r>
+    </w:p>
+    <w:p>
+      <w:pPr>
+        <w:ind w:firstLine="420"/>
+      </w:pPr>
+      <w:r>
+        <w:t>4</w:t>
+      </w:r>
+      <w:r>
+        <w:rPr>
+          <w:rFonts w:hint="eastAsia"/>
+        </w:rPr>
+        <w:t>、</w:t>
       </w:r>
       <w:r>
         <w:rPr>
@@ -13792,16 +12414,56 @@
         <w:rPr>
           <w:rFonts w:hint="eastAsia"/>
         </w:rPr>
-        <w:t>链。</w:t>
-      </w:r>
-      <w:proofErr w:type="gramStart"/>
+        <w:t>链根据最新封装的</w:t>
+      </w:r>
+      <w:r>
+        <w:rPr>
+          <w:rFonts w:hint="eastAsia"/>
+        </w:rPr>
+        <w:t>IP</w:t>
+      </w:r>
+      <w:r>
+        <w:rPr>
+          <w:rFonts w:hint="eastAsia"/>
+        </w:rPr>
+        <w:t>报文，将数据包发至</w:t>
+      </w:r>
+      <w:r>
+        <w:rPr>
+          <w:rFonts w:hint="eastAsia"/>
+        </w:rPr>
+        <w:t>RS</w:t>
+      </w:r>
+      <w:r>
+        <w:rPr>
+          <w:rFonts w:hint="eastAsia"/>
+        </w:rPr>
+        <w:t>（因为在外层封装多了一层</w:t>
+      </w:r>
+      <w:r>
+        <w:rPr>
+          <w:rFonts w:hint="eastAsia"/>
+        </w:rPr>
+        <w:t>IP</w:t>
+      </w:r>
+      <w:r>
+        <w:rPr>
+          <w:rFonts w:hint="eastAsia"/>
+        </w:rPr>
+        <w:t>首部，所以可以理解为此时通过隧道传输）。</w:t>
+      </w:r>
+      <w:r>
+        <w:rPr>
+          <w:rFonts w:hint="eastAsia"/>
+        </w:rPr>
+        <w:t xml:space="preserve"> </w:t>
+      </w:r>
       <w:r>
         <w:rPr>
           <w:rFonts w:hint="eastAsia"/>
         </w:rPr>
         <w:t>此时源</w:t>
       </w:r>
-      <w:proofErr w:type="gramEnd"/>
       <w:r>
         <w:rPr>
           <w:rFonts w:hint="eastAsia"/>
@@ -13856,33 +12518,682 @@
         <w:ind w:firstLine="420"/>
       </w:pPr>
       <w:r>
+        <w:t>5</w:t>
+      </w:r>
+      <w:r>
+        <w:rPr>
+          <w:rFonts w:hint="eastAsia"/>
+        </w:rPr>
+        <w:t>、现是自己的</w:t>
+      </w:r>
+      <w:r>
+        <w:rPr>
+          <w:rFonts w:hint="eastAsia"/>
+        </w:rPr>
+        <w:t>IP</w:t>
+      </w:r>
+      <w:r>
+        <w:rPr>
+          <w:rFonts w:hint="eastAsia"/>
+        </w:rPr>
+        <w:t>地</w:t>
+      </w:r>
+      <w:r>
+        <w:rPr>
+          <w:rFonts w:hint="eastAsia"/>
+        </w:rPr>
+        <w:t>RS</w:t>
+      </w:r>
+      <w:r>
+        <w:rPr>
+          <w:rFonts w:hint="eastAsia"/>
+        </w:rPr>
+        <w:t>接收到报文后发址，就将报文接收下来，拆除掉最</w:t>
+      </w:r>
+      <w:r>
+        <w:rPr>
+          <w:rFonts w:hint="eastAsia"/>
+        </w:rPr>
+        <w:lastRenderedPageBreak/>
+        <w:t>外层的</w:t>
+      </w:r>
+      <w:r>
+        <w:rPr>
+          <w:rFonts w:hint="eastAsia"/>
+        </w:rPr>
+        <w:t>IP</w:t>
+      </w:r>
+      <w:r>
+        <w:rPr>
+          <w:rFonts w:hint="eastAsia"/>
+        </w:rPr>
+        <w:t>后，会发现里面还有一层</w:t>
+      </w:r>
+      <w:r>
+        <w:rPr>
+          <w:rFonts w:hint="eastAsia"/>
+        </w:rPr>
+        <w:t>IP</w:t>
+      </w:r>
+      <w:r>
+        <w:rPr>
+          <w:rFonts w:hint="eastAsia"/>
+        </w:rPr>
+        <w:t>首部，而且目标是自己的</w:t>
+      </w:r>
+      <w:r>
+        <w:rPr>
+          <w:rFonts w:hint="eastAsia"/>
+        </w:rPr>
+        <w:t>lo</w:t>
+      </w:r>
+      <w:r>
+        <w:rPr>
+          <w:rFonts w:hint="eastAsia"/>
+        </w:rPr>
+        <w:t>接口</w:t>
+      </w:r>
+      <w:r>
+        <w:rPr>
+          <w:rFonts w:hint="eastAsia"/>
+        </w:rPr>
+        <w:t>VIP</w:t>
+      </w:r>
+      <w:r>
+        <w:rPr>
+          <w:rFonts w:hint="eastAsia"/>
+        </w:rPr>
+        <w:t>，那么此时</w:t>
+      </w:r>
+      <w:r>
+        <w:rPr>
+          <w:rFonts w:hint="eastAsia"/>
+        </w:rPr>
+        <w:t>RS</w:t>
+      </w:r>
+      <w:r>
+        <w:rPr>
+          <w:rFonts w:hint="eastAsia"/>
+        </w:rPr>
+        <w:t>开始处理此请求，处理完成之后，通过</w:t>
+      </w:r>
+      <w:r>
+        <w:rPr>
+          <w:rFonts w:hint="eastAsia"/>
+        </w:rPr>
+        <w:t>lo</w:t>
+      </w:r>
+      <w:r>
+        <w:rPr>
+          <w:rFonts w:hint="eastAsia"/>
+        </w:rPr>
+        <w:t>接口送给</w:t>
+      </w:r>
+      <w:r>
+        <w:rPr>
+          <w:rFonts w:hint="eastAsia"/>
+        </w:rPr>
+        <w:t>eth0</w:t>
+      </w:r>
+      <w:r>
+        <w:rPr>
+          <w:rFonts w:hint="eastAsia"/>
+        </w:rPr>
+        <w:t>网卡，然后向外传递。此时的源</w:t>
+      </w:r>
+      <w:r>
+        <w:rPr>
+          <w:rFonts w:hint="eastAsia"/>
+        </w:rPr>
+        <w:t>IP</w:t>
+      </w:r>
+      <w:r>
+        <w:rPr>
+          <w:rFonts w:hint="eastAsia"/>
+        </w:rPr>
+        <w:t>地址为</w:t>
+      </w:r>
+      <w:r>
+        <w:rPr>
+          <w:rFonts w:hint="eastAsia"/>
+        </w:rPr>
+        <w:t>VIP</w:t>
+      </w:r>
+      <w:r>
+        <w:rPr>
+          <w:rFonts w:hint="eastAsia"/>
+        </w:rPr>
+        <w:t>，目标</w:t>
+      </w:r>
+      <w:r>
+        <w:rPr>
+          <w:rFonts w:hint="eastAsia"/>
+        </w:rPr>
+        <w:t>IP</w:t>
+      </w:r>
+      <w:r>
+        <w:rPr>
+          <w:rFonts w:hint="eastAsia"/>
+        </w:rPr>
+        <w:t>为</w:t>
+      </w:r>
+      <w:r>
+        <w:rPr>
+          <w:rFonts w:hint="eastAsia"/>
+        </w:rPr>
+        <w:t>CIP</w:t>
+      </w:r>
+      <w:r>
+        <w:rPr>
+          <w:rFonts w:hint="eastAsia"/>
+        </w:rPr>
+        <w:t>。</w:t>
+      </w:r>
+    </w:p>
+    <w:p>
+      <w:pPr>
+        <w:ind w:firstLine="420"/>
+      </w:pPr>
+      <w:r>
+        <w:t>6</w:t>
+      </w:r>
+      <w:r>
+        <w:rPr>
+          <w:rFonts w:hint="eastAsia"/>
+        </w:rPr>
+        <w:t>、响应报文最终送达至客户端</w:t>
+      </w:r>
+      <w:r>
+        <w:rPr>
+          <w:rFonts w:hint="eastAsia"/>
+        </w:rPr>
+        <w:t>。</w:t>
+      </w:r>
+    </w:p>
+    <w:p/>
+    <w:p>
+      <w:pPr>
+        <w:ind w:firstLine="420"/>
+      </w:pPr>
+      <w:r>
+        <w:rPr>
+          <w:rFonts w:hint="eastAsia"/>
+        </w:rPr>
+        <w:t>LVS-Tun</w:t>
+      </w:r>
+      <w:r>
+        <w:rPr>
+          <w:rFonts w:hint="eastAsia"/>
+        </w:rPr>
+        <w:t>模型特性</w:t>
+      </w:r>
+    </w:p>
+    <w:p>
+      <w:pPr>
+        <w:ind w:firstLine="420"/>
+      </w:pPr>
+      <w:r>
+        <w:rPr>
+          <w:rFonts w:hint="eastAsia"/>
+        </w:rPr>
+        <w:t>1</w:t>
+      </w:r>
+      <w:r>
+        <w:rPr>
+          <w:rFonts w:hint="eastAsia"/>
+        </w:rPr>
+        <w:t>、</w:t>
+      </w:r>
+      <w:r>
+        <w:rPr>
+          <w:rFonts w:hint="eastAsia"/>
+        </w:rPr>
+        <w:t>RIP</w:t>
+      </w:r>
+      <w:r>
+        <w:rPr>
+          <w:rFonts w:hint="eastAsia"/>
+        </w:rPr>
+        <w:t>、</w:t>
+      </w:r>
+      <w:r>
+        <w:rPr>
+          <w:rFonts w:hint="eastAsia"/>
+        </w:rPr>
+        <w:t>VIP</w:t>
+      </w:r>
+      <w:r>
+        <w:rPr>
+          <w:rFonts w:hint="eastAsia"/>
+        </w:rPr>
+        <w:t>、</w:t>
+      </w:r>
+      <w:r>
+        <w:rPr>
+          <w:rFonts w:hint="eastAsia"/>
+        </w:rPr>
+        <w:t>DIP</w:t>
+      </w:r>
+      <w:r>
+        <w:rPr>
+          <w:rFonts w:hint="eastAsia"/>
+        </w:rPr>
+        <w:t>全是公网地址</w:t>
+      </w:r>
+    </w:p>
+    <w:p>
+      <w:pPr>
+        <w:ind w:firstLine="420"/>
+      </w:pPr>
+      <w:r>
+        <w:rPr>
+          <w:rFonts w:hint="eastAsia"/>
+        </w:rPr>
+        <w:t>2</w:t>
+      </w:r>
+      <w:r>
+        <w:rPr>
+          <w:rFonts w:hint="eastAsia"/>
+        </w:rPr>
+        <w:t>、</w:t>
+      </w:r>
+      <w:r>
+        <w:rPr>
+          <w:rFonts w:hint="eastAsia"/>
+        </w:rPr>
+        <w:t>RS</w:t>
+      </w:r>
+      <w:r>
+        <w:rPr>
+          <w:rFonts w:hint="eastAsia"/>
+        </w:rPr>
+        <w:t>的网关不会也不可能指向</w:t>
+      </w:r>
+      <w:r>
+        <w:rPr>
+          <w:rFonts w:hint="eastAsia"/>
+        </w:rPr>
+        <w:t>DIP</w:t>
+      </w:r>
+    </w:p>
+    <w:p>
+      <w:pPr>
+        <w:ind w:firstLine="420"/>
+      </w:pPr>
+      <w:r>
+        <w:rPr>
+          <w:rFonts w:hint="eastAsia"/>
+        </w:rPr>
+        <w:t>3</w:t>
+      </w:r>
+      <w:r>
+        <w:rPr>
+          <w:rFonts w:hint="eastAsia"/>
+        </w:rPr>
+        <w:t>、所有的请求报文经由</w:t>
+      </w:r>
+      <w:r>
+        <w:rPr>
+          <w:rFonts w:hint="eastAsia"/>
+        </w:rPr>
+        <w:t>Director Server</w:t>
+      </w:r>
+      <w:r>
+        <w:rPr>
+          <w:rFonts w:hint="eastAsia"/>
+        </w:rPr>
+        <w:t>，但响应报文必须不能经过</w:t>
+      </w:r>
+      <w:r>
+        <w:rPr>
+          <w:rFonts w:hint="eastAsia"/>
+        </w:rPr>
+        <w:t>Director Server</w:t>
+      </w:r>
+    </w:p>
+    <w:p>
+      <w:pPr>
+        <w:ind w:firstLine="420"/>
+      </w:pPr>
+      <w:r>
+        <w:rPr>
+          <w:rFonts w:hint="eastAsia"/>
+        </w:rPr>
         <w:t>4</w:t>
       </w:r>
       <w:r>
         <w:rPr>
           <w:rFonts w:hint="eastAsia"/>
         </w:rPr>
+        <w:t>、不持端口映射</w:t>
+      </w:r>
+    </w:p>
+    <w:p>
+      <w:pPr>
+        <w:ind w:firstLine="420"/>
+      </w:pPr>
+      <w:r>
+        <w:rPr>
+          <w:rFonts w:hint="eastAsia"/>
+        </w:rPr>
+        <w:t>5</w:t>
+      </w:r>
+      <w:r>
+        <w:rPr>
+          <w:rFonts w:hint="eastAsia"/>
+        </w:rPr>
         <w:t>、</w:t>
       </w:r>
       <w:r>
         <w:rPr>
           <w:rFonts w:hint="eastAsia"/>
         </w:rPr>
-        <w:t>POSTROUTING</w:t>
-      </w:r>
-      <w:proofErr w:type="gramStart"/>
-      <w:r>
-        <w:rPr>
-          <w:rFonts w:hint="eastAsia"/>
-        </w:rPr>
-        <w:t>链根据</w:t>
-      </w:r>
-      <w:proofErr w:type="gramEnd"/>
-      <w:r>
-        <w:rPr>
-          <w:rFonts w:hint="eastAsia"/>
-        </w:rPr>
-        <w:t>最新封装的</w:t>
+        <w:t>RS</w:t>
+      </w:r>
+      <w:r>
+        <w:rPr>
+          <w:rFonts w:hint="eastAsia"/>
+        </w:rPr>
+        <w:t>的系统必须支持隧道</w:t>
+      </w:r>
+    </w:p>
+    <w:p>
+      <w:pPr>
+        <w:pStyle w:val="3"/>
+      </w:pPr>
+      <w:r>
+        <w:rPr>
+          <w:rFonts w:hint="eastAsia"/>
+        </w:rPr>
+        <w:t>调度算法</w:t>
+      </w:r>
+    </w:p>
+    <w:p>
+      <w:r>
+        <w:tab/>
+      </w:r>
+      <w:r>
+        <w:rPr>
+          <w:rFonts w:hint="eastAsia"/>
+        </w:rPr>
+        <w:t>静态的调度算法</w:t>
+      </w:r>
+    </w:p>
+    <w:p>
+      <w:pPr>
+        <w:ind w:firstLine="420"/>
+      </w:pPr>
+      <w:r>
+        <w:rPr>
+          <w:rFonts w:hint="eastAsia"/>
+        </w:rPr>
+        <w:t>RR</w:t>
+      </w:r>
+      <w:r>
+        <w:rPr>
+          <w:rFonts w:hint="eastAsia"/>
+        </w:rPr>
+        <w:t>、</w:t>
+      </w:r>
+      <w:r>
+        <w:rPr>
+          <w:rFonts w:hint="eastAsia"/>
+        </w:rPr>
+        <w:t>WRR</w:t>
+      </w:r>
+      <w:r>
+        <w:rPr>
+          <w:rFonts w:hint="eastAsia"/>
+        </w:rPr>
+        <w:t>、</w:t>
+      </w:r>
+      <w:r>
+        <w:rPr>
+          <w:rFonts w:hint="eastAsia"/>
+        </w:rPr>
+        <w:t>DH</w:t>
+      </w:r>
+      <w:r>
+        <w:rPr>
+          <w:rFonts w:hint="eastAsia"/>
+        </w:rPr>
+        <w:t>、</w:t>
+      </w:r>
+      <w:r>
+        <w:rPr>
+          <w:rFonts w:hint="eastAsia"/>
+        </w:rPr>
+        <w:t>SH</w:t>
+      </w:r>
+    </w:p>
+    <w:p>
+      <w:pPr>
+        <w:ind w:firstLine="420"/>
+      </w:pPr>
+      <w:r>
+        <w:rPr>
+          <w:rFonts w:hint="eastAsia"/>
+        </w:rPr>
+        <w:t>动态的调度算法。</w:t>
+      </w:r>
+    </w:p>
+    <w:p>
+      <w:pPr>
+        <w:ind w:firstLine="420"/>
+      </w:pPr>
+      <w:r>
+        <w:rPr>
+          <w:rFonts w:hint="eastAsia"/>
+        </w:rPr>
+        <w:t>LC</w:t>
+      </w:r>
+      <w:r>
+        <w:rPr>
+          <w:rFonts w:hint="eastAsia"/>
+        </w:rPr>
+        <w:t>、</w:t>
+      </w:r>
+      <w:r>
+        <w:rPr>
+          <w:rFonts w:hint="eastAsia"/>
+        </w:rPr>
+        <w:t>WLC</w:t>
+      </w:r>
+      <w:r>
+        <w:rPr>
+          <w:rFonts w:hint="eastAsia"/>
+        </w:rPr>
+        <w:t>、</w:t>
+      </w:r>
+      <w:r>
+        <w:rPr>
+          <w:rFonts w:hint="eastAsia"/>
+        </w:rPr>
+        <w:t>SED</w:t>
+      </w:r>
+      <w:r>
+        <w:rPr>
+          <w:rFonts w:hint="eastAsia"/>
+        </w:rPr>
+        <w:t>、</w:t>
+      </w:r>
+      <w:r>
+        <w:rPr>
+          <w:rFonts w:hint="eastAsia"/>
+        </w:rPr>
+        <w:t>NQ</w:t>
+      </w:r>
+    </w:p>
+    <w:p>
+      <w:pPr>
+        <w:ind w:firstLine="420"/>
+      </w:pPr>
+    </w:p>
+    <w:p>
+      <w:pPr>
+        <w:ind w:firstLine="420"/>
+      </w:pPr>
+      <w:r>
+        <w:rPr>
+          <w:rFonts w:hint="eastAsia"/>
+        </w:rPr>
+        <w:t>LVS</w:t>
+      </w:r>
+      <w:r>
+        <w:rPr>
+          <w:rFonts w:hint="eastAsia"/>
+        </w:rPr>
+        <w:t>有两种类型的调度算法，其一就是静态的调度算法，这种算法一经实现，后续就不会发生变化，是既定的规则，后续数据包的流转都会按照这种规则进行按部就班的流转；其二就是动态的调度算法，这种算法是基于网络状况，或者后端服务器的状况，连接的状况等来进行实时的调整，算法的规则会根据实际情况而发生一定的变化。</w:t>
+      </w:r>
+    </w:p>
+    <w:p>
+      <w:pPr>
+        <w:ind w:firstLine="420"/>
+      </w:pPr>
+      <w:r>
+        <w:rPr>
+          <w:rFonts w:hint="eastAsia"/>
+        </w:rPr>
+        <w:t>常用的静态调度算法有以下几种：</w:t>
+      </w:r>
+    </w:p>
+    <w:p>
+      <w:pPr>
+        <w:ind w:firstLine="420"/>
+      </w:pPr>
+      <w:r>
+        <w:t>1.RR</w:t>
+      </w:r>
+      <w:r>
+        <w:rPr>
+          <w:rFonts w:hint="eastAsia"/>
+        </w:rPr>
+        <w:t>：轮叫调度（</w:t>
+      </w:r>
+      <w:r>
+        <w:t>Round Robin</w:t>
+      </w:r>
+      <w:r>
+        <w:rPr>
+          <w:rFonts w:hint="eastAsia"/>
+        </w:rPr>
+        <w:t>）</w:t>
+      </w:r>
+      <w:r>
+        <w:br/>
+      </w:r>
+      <w:r>
+        <w:rPr>
+          <w:rFonts w:hint="eastAsia"/>
+        </w:rPr>
+        <w:t>调度器通过”轮叫”调度算法将外部请求按顺序轮流分配到集群中的真实服务器上，它均等地对待每一台服务器，而不管服务器上实际的连接数和系统负载</w:t>
+      </w:r>
+      <w:r>
+        <w:rPr>
+          <w:rFonts w:ascii="微软雅黑" w:eastAsia="微软雅黑" w:hAnsi="微软雅黑" w:cs="微软雅黑" w:hint="eastAsia"/>
+        </w:rPr>
+        <w:t>｡</w:t>
+      </w:r>
+    </w:p>
+    <w:p>
+      <w:pPr>
+        <w:ind w:firstLine="420"/>
+      </w:pPr>
+      <w:r>
+        <w:rPr>
+          <w:rFonts w:hint="eastAsia"/>
+        </w:rPr>
+        <w:t>2.WRR</w:t>
+      </w:r>
+      <w:r>
+        <w:rPr>
+          <w:rFonts w:hint="eastAsia"/>
+        </w:rPr>
+        <w:t>：加权轮叫（</w:t>
+      </w:r>
+      <w:r>
+        <w:rPr>
+          <w:rFonts w:hint="eastAsia"/>
+        </w:rPr>
+        <w:t>Weight RR</w:t>
+      </w:r>
+      <w:r>
+        <w:rPr>
+          <w:rFonts w:hint="eastAsia"/>
+        </w:rPr>
+        <w:t>）</w:t>
+      </w:r>
+      <w:r>
+        <w:rPr>
+          <w:rFonts w:hint="eastAsia"/>
+        </w:rPr>
+        <w:br/>
+      </w:r>
+      <w:r>
+        <w:rPr>
+          <w:rFonts w:hint="eastAsia"/>
+        </w:rPr>
+        <w:t>调度器通过“加权轮叫”调度算法根据真实服务器的不同处理能力来调度访问请</w:t>
+      </w:r>
+      <w:r>
+        <w:rPr>
+          <w:rFonts w:hint="eastAsia"/>
+        </w:rPr>
+        <w:lastRenderedPageBreak/>
+        <w:t>求。这样可以保证处理能力强的服务器处理更多的访问流量。调度器可以自动问询真实服务器的负载情况</w:t>
+      </w:r>
+      <w:r>
+        <w:rPr>
+          <w:rFonts w:hint="eastAsia"/>
+        </w:rPr>
+        <w:t>,</w:t>
+      </w:r>
+      <w:r>
+        <w:rPr>
+          <w:rFonts w:hint="eastAsia"/>
+        </w:rPr>
+        <w:t>并动态地调整其权值。</w:t>
+      </w:r>
+    </w:p>
+    <w:p>
+      <w:pPr>
+        <w:ind w:firstLine="420"/>
+      </w:pPr>
+      <w:r>
+        <w:rPr>
+          <w:rFonts w:hint="eastAsia"/>
+        </w:rPr>
+        <w:t>3.DH</w:t>
+      </w:r>
+      <w:r>
+        <w:rPr>
+          <w:rFonts w:hint="eastAsia"/>
+        </w:rPr>
+        <w:t>：目标地址散列调度（</w:t>
+      </w:r>
+      <w:r>
+        <w:rPr>
+          <w:rFonts w:hint="eastAsia"/>
+        </w:rPr>
+        <w:t xml:space="preserve">Destination Hash </w:t>
+      </w:r>
+      <w:r>
+        <w:rPr>
+          <w:rFonts w:hint="eastAsia"/>
+        </w:rPr>
+        <w:t>）</w:t>
+      </w:r>
+      <w:r>
+        <w:rPr>
+          <w:rFonts w:hint="eastAsia"/>
+        </w:rPr>
+        <w:br/>
+      </w:r>
+      <w:r>
+        <w:rPr>
+          <w:rFonts w:hint="eastAsia"/>
+        </w:rPr>
+        <w:t>根据请求的目标</w:t>
       </w:r>
       <w:r>
         <w:rPr>
@@ -13894,147 +13205,508 @@
         <w:rPr>
           <w:rFonts w:hint="eastAsia"/>
         </w:rPr>
-        <w:t>报文，将数据包发至</w:t>
-      </w:r>
-      <w:r>
-        <w:rPr>
-          <w:rFonts w:hint="eastAsia"/>
-        </w:rPr>
-        <w:t>RS</w:t>
-      </w:r>
-      <w:r>
-        <w:rPr>
-          <w:rFonts w:hint="eastAsia"/>
-        </w:rPr>
-        <w:t>（因为在外层封装多了一层</w:t>
-      </w:r>
-      <w:r>
-        <w:rPr>
-          <w:rFonts w:hint="eastAsia"/>
-        </w:rPr>
+        <w:t>地址，作为散列键</w:t>
+      </w:r>
+      <w:r>
+        <w:rPr>
+          <w:rFonts w:hint="eastAsia"/>
+        </w:rPr>
+        <w:t>(HashKey)</w:t>
+      </w:r>
+      <w:r>
+        <w:rPr>
+          <w:rFonts w:hint="eastAsia"/>
+        </w:rPr>
+        <w:t>从静态分配的散列表找出对应的服务器，若该服务器是可用的且未超载，将请求发送到该服务器，否则返回空。</w:t>
+      </w:r>
+    </w:p>
+    <w:p>
+      <w:pPr>
+        <w:ind w:firstLine="420"/>
+      </w:pPr>
+      <w:r>
+        <w:t>4.SH</w:t>
+      </w:r>
+      <w:r>
+        <w:rPr>
+          <w:rFonts w:hint="eastAsia"/>
+        </w:rPr>
+        <w:t>：源地址</w:t>
+      </w:r>
+      <w:r>
+        <w:t xml:space="preserve"> hash</w:t>
+      </w:r>
+      <w:r>
+        <w:rPr>
+          <w:rFonts w:hint="eastAsia"/>
+        </w:rPr>
+        <w:t>（</w:t>
+      </w:r>
+      <w:r>
+        <w:t>Source Hash</w:t>
+      </w:r>
+      <w:r>
+        <w:rPr>
+          <w:rFonts w:hint="eastAsia"/>
+        </w:rPr>
+        <w:t>）</w:t>
+      </w:r>
+      <w:r>
+        <w:br/>
+      </w:r>
+      <w:r>
+        <w:rPr>
+          <w:rFonts w:hint="eastAsia"/>
+        </w:rPr>
+        <w:t>源地址散列”调度算法根据请求的源</w:t>
+      </w:r>
+      <w:r>
         <w:t>IP</w:t>
       </w:r>
       <w:r>
         <w:rPr>
           <w:rFonts w:hint="eastAsia"/>
         </w:rPr>
-        <w:t>首部，所以可以理解为此时通过隧道传输）。</w:t>
-      </w:r>
-      <w:r>
-        <w:rPr>
-          <w:rFonts w:hint="eastAsia"/>
-        </w:rPr>
-        <w:t xml:space="preserve"> </w:t>
-      </w:r>
-      <w:proofErr w:type="gramStart"/>
-      <w:r>
-        <w:rPr>
-          <w:rFonts w:hint="eastAsia"/>
-        </w:rPr>
-        <w:t>此时源</w:t>
-      </w:r>
-      <w:proofErr w:type="gramEnd"/>
-      <w:r>
-        <w:rPr>
-          <w:rFonts w:hint="eastAsia"/>
-        </w:rPr>
-        <w:t>IP</w:t>
-      </w:r>
-      <w:r>
-        <w:rPr>
-          <w:rFonts w:hint="eastAsia"/>
-        </w:rPr>
-        <w:t>为</w:t>
-      </w:r>
-      <w:r>
-        <w:rPr>
-          <w:rFonts w:hint="eastAsia"/>
-        </w:rPr>
-        <w:t>DIP</w:t>
-      </w:r>
-      <w:r>
-        <w:rPr>
-          <w:rFonts w:hint="eastAsia"/>
-        </w:rPr>
-        <w:t>，目标</w:t>
-      </w:r>
-      <w:r>
-        <w:rPr>
-          <w:rFonts w:hint="eastAsia"/>
-        </w:rPr>
-        <w:t>IP</w:t>
-      </w:r>
-      <w:r>
-        <w:rPr>
-          <w:rFonts w:hint="eastAsia"/>
-        </w:rPr>
-        <w:t>为</w:t>
-      </w:r>
-      <w:r>
-        <w:rPr>
-          <w:rFonts w:hint="eastAsia"/>
-        </w:rPr>
-        <w:t>RIP</w:t>
-      </w:r>
-      <w:r>
-        <w:rPr>
-          <w:rFonts w:hint="eastAsia"/>
-        </w:rPr>
-        <w:t>。</w:t>
-      </w:r>
-    </w:p>
-    <w:p>
-      <w:pPr>
-        <w:ind w:firstLine="420"/>
-      </w:pPr>
-      <w:r>
-        <w:t>5</w:t>
-      </w:r>
-      <w:r>
-        <w:rPr>
-          <w:rFonts w:hint="eastAsia"/>
-        </w:rPr>
-        <w:t>、现是自己的</w:t>
-      </w:r>
-      <w:r>
-        <w:rPr>
-          <w:rFonts w:hint="eastAsia"/>
-        </w:rPr>
-        <w:t>IP</w:t>
-      </w:r>
-      <w:r>
-        <w:rPr>
-          <w:rFonts w:hint="eastAsia"/>
-        </w:rPr>
-        <w:t>地</w:t>
-      </w:r>
-      <w:r>
-        <w:rPr>
-          <w:rFonts w:hint="eastAsia"/>
-        </w:rPr>
-        <w:t>RS</w:t>
-      </w:r>
-      <w:r>
-        <w:rPr>
-          <w:rFonts w:hint="eastAsia"/>
-        </w:rPr>
-        <w:t>接收到报文后发址，就将报文接收下来，</w:t>
-      </w:r>
-      <w:proofErr w:type="gramStart"/>
-      <w:r>
-        <w:rPr>
-          <w:rFonts w:hint="eastAsia"/>
-        </w:rPr>
-        <w:t>拆除掉最</w:t>
-      </w:r>
-      <w:r>
-        <w:rPr>
-          <w:rFonts w:hint="eastAsia"/>
-        </w:rPr>
-        <w:lastRenderedPageBreak/>
-        <w:t>外层</w:t>
-      </w:r>
-      <w:proofErr w:type="gramEnd"/>
+        <w:t>地址，作为散列键</w:t>
+      </w:r>
+      <w:r>
+        <w:t>(HashKey)</w:t>
+      </w:r>
+      <w:r>
+        <w:rPr>
+          <w:rFonts w:hint="eastAsia"/>
+        </w:rPr>
+        <w:t>从静态分配的散列表找出对应的服务器，若该服务器是可用的且未超载，将请求发送到该服务器，否则返回空</w:t>
+      </w:r>
+      <w:r>
+        <w:rPr>
+          <w:rFonts w:ascii="微软雅黑" w:eastAsia="微软雅黑" w:hAnsi="微软雅黑" w:cs="微软雅黑" w:hint="eastAsia"/>
+        </w:rPr>
+        <w:t>｡</w:t>
+      </w:r>
+    </w:p>
+    <w:p>
+      <w:pPr>
+        <w:ind w:firstLine="420"/>
+      </w:pPr>
+      <w:r>
+        <w:rPr>
+          <w:rFonts w:hint="eastAsia"/>
+        </w:rPr>
+        <w:t>常用的动态调度算法有下面这些</w:t>
+      </w:r>
+    </w:p>
+    <w:p>
+      <w:pPr>
+        <w:ind w:firstLine="420"/>
+      </w:pPr>
+      <w:r>
+        <w:rPr>
+          <w:rFonts w:hint="eastAsia"/>
+        </w:rPr>
+        <w:t>1</w:t>
+      </w:r>
+      <w:r>
+        <w:rPr>
+          <w:rFonts w:hint="eastAsia"/>
+        </w:rPr>
+        <w:t>、</w:t>
+      </w:r>
+      <w:r>
+        <w:rPr>
+          <w:rFonts w:hint="eastAsia"/>
+        </w:rPr>
+        <w:t>LC</w:t>
+      </w:r>
+      <w:r>
+        <w:rPr>
+          <w:rFonts w:hint="eastAsia"/>
+        </w:rPr>
+        <w:t>：最少链接（</w:t>
+      </w:r>
+      <w:r>
+        <w:rPr>
+          <w:rFonts w:hint="eastAsia"/>
+        </w:rPr>
+        <w:t>Least Connections</w:t>
+      </w:r>
+      <w:r>
+        <w:rPr>
+          <w:rFonts w:hint="eastAsia"/>
+        </w:rPr>
+        <w:t>）</w:t>
+      </w:r>
+    </w:p>
+    <w:p>
+      <w:pPr>
+        <w:ind w:firstLine="420"/>
+      </w:pPr>
+      <w:r>
+        <w:rPr>
+          <w:rFonts w:hint="eastAsia"/>
+        </w:rPr>
+        <w:t>调度器通过”最少连接”调度算法动态地将网络请求调度到已建立的链接数最少的服务器上。如果集群系统的真实服务器具有相近的系统性能，采用”最小连接”调度算法可以较好地均衡负载。</w:t>
+      </w:r>
+    </w:p>
+    <w:p>
+      <w:pPr>
+        <w:ind w:firstLine="420"/>
+      </w:pPr>
+      <w:r>
+        <w:t>2</w:t>
+      </w:r>
+      <w:r>
+        <w:rPr>
+          <w:rFonts w:hint="eastAsia"/>
+        </w:rPr>
+        <w:t>、</w:t>
+      </w:r>
+      <w:r>
+        <w:t>WLC</w:t>
+      </w:r>
+      <w:r>
+        <w:rPr>
+          <w:rFonts w:hint="eastAsia"/>
+        </w:rPr>
+        <w:t>：加权最少连接</w:t>
+      </w:r>
+      <w:r>
+        <w:t>(</w:t>
+      </w:r>
+      <w:r>
+        <w:rPr>
+          <w:rFonts w:hint="eastAsia"/>
+        </w:rPr>
+        <w:t>默认采用的就是这种</w:t>
+      </w:r>
+      <w:r>
+        <w:t>)</w:t>
+      </w:r>
+      <w:r>
+        <w:rPr>
+          <w:rFonts w:hint="eastAsia"/>
+        </w:rPr>
+        <w:t>（</w:t>
+      </w:r>
+      <w:r>
+        <w:t>Weighted Least Connections</w:t>
+      </w:r>
+      <w:r>
+        <w:rPr>
+          <w:rFonts w:hint="eastAsia"/>
+        </w:rPr>
+        <w:t>）</w:t>
+      </w:r>
+    </w:p>
+    <w:p>
+      <w:pPr>
+        <w:ind w:firstLine="420"/>
+      </w:pPr>
+      <w:r>
+        <w:rPr>
+          <w:rFonts w:hint="eastAsia"/>
+        </w:rPr>
+        <w:t>在集群系统中的服务器性能差异较大的情况下，调度器采用“加权最少链接”调度算法优化负载均衡性能，具有较高权值的服务器将承受较大比例的活动连接负载</w:t>
+      </w:r>
+      <w:r>
+        <w:rPr>
+          <w:rFonts w:ascii="微软雅黑" w:eastAsia="微软雅黑" w:hAnsi="微软雅黑" w:cs="微软雅黑" w:hint="eastAsia"/>
+        </w:rPr>
+        <w:t>｡</w:t>
+      </w:r>
+      <w:r>
+        <w:rPr>
+          <w:rFonts w:ascii="仿宋" w:hAnsi="仿宋" w:cs="仿宋" w:hint="eastAsia"/>
+        </w:rPr>
+        <w:t>调度器可以自动问询真实服务器的负载情况</w:t>
+      </w:r>
+      <w:r>
+        <w:t>,</w:t>
+      </w:r>
+      <w:r>
+        <w:rPr>
+          <w:rFonts w:hint="eastAsia"/>
+        </w:rPr>
+        <w:t>并动态地调整其权值。</w:t>
+      </w:r>
+    </w:p>
+    <w:p>
+      <w:pPr>
+        <w:ind w:firstLine="420"/>
+      </w:pPr>
+      <w:r>
+        <w:rPr>
+          <w:rFonts w:hint="eastAsia"/>
+        </w:rPr>
+        <w:t>3</w:t>
+      </w:r>
+      <w:r>
+        <w:rPr>
+          <w:rFonts w:hint="eastAsia"/>
+        </w:rPr>
+        <w:t>、</w:t>
+      </w:r>
+      <w:r>
+        <w:rPr>
+          <w:rFonts w:hint="eastAsia"/>
+        </w:rPr>
+        <w:t>SED</w:t>
+      </w:r>
+      <w:r>
+        <w:rPr>
+          <w:rFonts w:hint="eastAsia"/>
+        </w:rPr>
+        <w:t>：最短延迟调度（</w:t>
+      </w:r>
+      <w:r>
+        <w:rPr>
+          <w:rFonts w:hint="eastAsia"/>
+        </w:rPr>
+        <w:t xml:space="preserve">Shortest Expected Delay </w:t>
+      </w:r>
+      <w:r>
+        <w:rPr>
+          <w:rFonts w:hint="eastAsia"/>
+        </w:rPr>
+        <w:t>）</w:t>
+      </w:r>
+    </w:p>
+    <w:p>
+      <w:pPr>
+        <w:ind w:firstLine="420"/>
+      </w:pPr>
+      <w:r>
+        <w:rPr>
+          <w:rFonts w:hint="eastAsia"/>
+        </w:rPr>
+        <w:t>在</w:t>
+      </w:r>
+      <w:r>
+        <w:rPr>
+          <w:rFonts w:hint="eastAsia"/>
+        </w:rPr>
+        <w:t>WLC</w:t>
+      </w:r>
+      <w:r>
+        <w:rPr>
+          <w:rFonts w:hint="eastAsia"/>
+        </w:rPr>
+        <w:t>基础上改进，</w:t>
+      </w:r>
+      <w:r>
+        <w:rPr>
+          <w:rFonts w:hint="eastAsia"/>
+        </w:rPr>
+        <w:t xml:space="preserve">Overhead = </w:t>
+      </w:r>
+      <w:r>
+        <w:rPr>
+          <w:rFonts w:hint="eastAsia"/>
+        </w:rPr>
+        <w:t>（</w:t>
+      </w:r>
+      <w:r>
+        <w:rPr>
+          <w:rFonts w:hint="eastAsia"/>
+        </w:rPr>
+        <w:t>ACTIVE+1</w:t>
+      </w:r>
+      <w:r>
+        <w:rPr>
+          <w:rFonts w:hint="eastAsia"/>
+        </w:rPr>
+        <w:t>）</w:t>
+      </w:r>
+      <w:r>
+        <w:rPr>
+          <w:rFonts w:hint="eastAsia"/>
+        </w:rPr>
+        <w:t>*256/</w:t>
+      </w:r>
+      <w:r>
+        <w:rPr>
+          <w:rFonts w:hint="eastAsia"/>
+        </w:rPr>
+        <w:t>加权，不再考虑非活动状态，把当前处于活动状态的数目</w:t>
+      </w:r>
+      <w:r>
+        <w:rPr>
+          <w:rFonts w:hint="eastAsia"/>
+        </w:rPr>
+        <w:t>+1</w:t>
+      </w:r>
+      <w:r>
+        <w:rPr>
+          <w:rFonts w:hint="eastAsia"/>
+        </w:rPr>
+        <w:t>来实现，数目最小的，接受下次请求，</w:t>
+      </w:r>
+      <w:r>
+        <w:rPr>
+          <w:rFonts w:hint="eastAsia"/>
+        </w:rPr>
+        <w:t>+1</w:t>
+      </w:r>
+      <w:r>
+        <w:rPr>
+          <w:rFonts w:hint="eastAsia"/>
+        </w:rPr>
+        <w:t>的目的是为了考虑加权的时候，非活动连接过多缺陷：当权限过大的时候，会倒置空闲服务器一直处于无连接状态。</w:t>
+      </w:r>
+    </w:p>
+    <w:p>
+      <w:pPr>
+        <w:ind w:firstLine="420"/>
+      </w:pPr>
+      <w:r>
+        <w:rPr>
+          <w:rFonts w:hint="eastAsia"/>
+        </w:rPr>
+        <w:t>4</w:t>
+      </w:r>
+      <w:r>
+        <w:rPr>
+          <w:rFonts w:hint="eastAsia"/>
+        </w:rPr>
+        <w:t>、</w:t>
+      </w:r>
+      <w:r>
+        <w:rPr>
+          <w:rFonts w:hint="eastAsia"/>
+        </w:rPr>
+        <w:t>NQ</w:t>
+      </w:r>
+      <w:r>
+        <w:rPr>
+          <w:rFonts w:hint="eastAsia"/>
+        </w:rPr>
+        <w:t>永不排队</w:t>
+      </w:r>
+      <w:r>
+        <w:rPr>
+          <w:rFonts w:hint="eastAsia"/>
+        </w:rPr>
+        <w:t>/</w:t>
+      </w:r>
+      <w:r>
+        <w:rPr>
+          <w:rFonts w:hint="eastAsia"/>
+        </w:rPr>
+        <w:t>最少队列调度（</w:t>
+      </w:r>
+      <w:r>
+        <w:rPr>
+          <w:rFonts w:hint="eastAsia"/>
+        </w:rPr>
+        <w:t>Never Queue Scheduling NQ</w:t>
+      </w:r>
+      <w:r>
+        <w:rPr>
+          <w:rFonts w:hint="eastAsia"/>
+        </w:rPr>
+        <w:t>）</w:t>
+      </w:r>
+    </w:p>
+    <w:p>
+      <w:pPr>
+        <w:ind w:firstLine="420"/>
+      </w:pPr>
+      <w:r>
+        <w:rPr>
+          <w:rFonts w:hint="eastAsia"/>
+        </w:rPr>
+        <w:t>无需队列。如果有台</w:t>
+      </w:r>
+      <w:r>
+        <w:rPr>
+          <w:rFonts w:hint="eastAsia"/>
+        </w:rPr>
+        <w:t xml:space="preserve"> realserver</w:t>
+      </w:r>
+      <w:r>
+        <w:rPr>
+          <w:rFonts w:hint="eastAsia"/>
+        </w:rPr>
+        <w:t>的连接数＝</w:t>
+      </w:r>
+      <w:r>
+        <w:rPr>
+          <w:rFonts w:hint="eastAsia"/>
+        </w:rPr>
+        <w:t>0</w:t>
+      </w:r>
+      <w:r>
+        <w:rPr>
+          <w:rFonts w:hint="eastAsia"/>
+        </w:rPr>
+        <w:t>就直接分配过去，不需要再进行</w:t>
+      </w:r>
+      <w:r>
+        <w:rPr>
+          <w:rFonts w:hint="eastAsia"/>
+        </w:rPr>
+        <w:t>sed</w:t>
+      </w:r>
+      <w:r>
+        <w:rPr>
+          <w:rFonts w:hint="eastAsia"/>
+        </w:rPr>
+        <w:t>运算，保证不会有一个主机很空间。在</w:t>
+      </w:r>
+      <w:r>
+        <w:rPr>
+          <w:rFonts w:hint="eastAsia"/>
+        </w:rPr>
+        <w:t>SED</w:t>
+      </w:r>
+      <w:r>
+        <w:rPr>
+          <w:rFonts w:hint="eastAsia"/>
+        </w:rPr>
+        <w:t>基础上无论</w:t>
+      </w:r>
+      <w:r>
+        <w:rPr>
+          <w:rFonts w:hint="eastAsia"/>
+        </w:rPr>
+        <w:t>+</w:t>
+      </w:r>
+      <w:r>
+        <w:rPr>
+          <w:rFonts w:hint="eastAsia"/>
+        </w:rPr>
+        <w:t>几，第二次一定给下一个，保证不会有一个主机不会很空闲着，不考虑非活动连接，才用</w:t>
+      </w:r>
+      <w:r>
+        <w:rPr>
+          <w:rFonts w:hint="eastAsia"/>
+        </w:rPr>
+        <w:t>NQ</w:t>
+      </w:r>
+      <w:r>
+        <w:rPr>
+          <w:rFonts w:hint="eastAsia"/>
+        </w:rPr>
+        <w:t>，</w:t>
+      </w:r>
+      <w:r>
+        <w:rPr>
+          <w:rFonts w:hint="eastAsia"/>
+        </w:rPr>
+        <w:t>SED</w:t>
+      </w:r>
+      <w:r>
+        <w:rPr>
+          <w:rFonts w:hint="eastAsia"/>
+        </w:rPr>
+        <w:t>要考虑活动状态连接，对于</w:t>
+      </w:r>
+      <w:r>
+        <w:rPr>
+          <w:rFonts w:hint="eastAsia"/>
+        </w:rPr>
+        <w:t>DNS</w:t>
+      </w:r>
       <w:r>
         <w:rPr>
           <w:rFonts w:hint="eastAsia"/>
@@ -14045,1469 +13717,6 @@
         <w:rPr>
           <w:rFonts w:hint="eastAsia"/>
         </w:rPr>
-        <w:t>IP</w:t>
-      </w:r>
-      <w:r>
-        <w:rPr>
-          <w:rFonts w:hint="eastAsia"/>
-        </w:rPr>
-        <w:t>后，会发现里面还有一层</w:t>
-      </w:r>
-      <w:r>
-        <w:rPr>
-          <w:rFonts w:hint="eastAsia"/>
-        </w:rPr>
-        <w:t>IP</w:t>
-      </w:r>
-      <w:r>
-        <w:rPr>
-          <w:rFonts w:hint="eastAsia"/>
-        </w:rPr>
-        <w:t>首部，而且目标是自己的</w:t>
-      </w:r>
-      <w:r>
-        <w:rPr>
-          <w:rFonts w:hint="eastAsia"/>
-        </w:rPr>
-        <w:t>lo</w:t>
-      </w:r>
-      <w:r>
-        <w:rPr>
-          <w:rFonts w:hint="eastAsia"/>
-        </w:rPr>
-        <w:t>接口</w:t>
-      </w:r>
-      <w:r>
-        <w:rPr>
-          <w:rFonts w:hint="eastAsia"/>
-        </w:rPr>
-        <w:t>VIP</w:t>
-      </w:r>
-      <w:r>
-        <w:rPr>
-          <w:rFonts w:hint="eastAsia"/>
-        </w:rPr>
-        <w:t>，那么此时</w:t>
-      </w:r>
-      <w:r>
-        <w:rPr>
-          <w:rFonts w:hint="eastAsia"/>
-        </w:rPr>
-        <w:t>RS</w:t>
-      </w:r>
-      <w:r>
-        <w:rPr>
-          <w:rFonts w:hint="eastAsia"/>
-        </w:rPr>
-        <w:t>开始处理此请求，处理完成之后，通过</w:t>
-      </w:r>
-      <w:r>
-        <w:rPr>
-          <w:rFonts w:hint="eastAsia"/>
-        </w:rPr>
-        <w:t>lo</w:t>
-      </w:r>
-      <w:r>
-        <w:rPr>
-          <w:rFonts w:hint="eastAsia"/>
-        </w:rPr>
-        <w:t>接口送给</w:t>
-      </w:r>
-      <w:r>
-        <w:rPr>
-          <w:rFonts w:hint="eastAsia"/>
-        </w:rPr>
-        <w:t>eth0</w:t>
-      </w:r>
-      <w:r>
-        <w:rPr>
-          <w:rFonts w:hint="eastAsia"/>
-        </w:rPr>
-        <w:t>网卡，然后向外传递。此时的源</w:t>
-      </w:r>
-      <w:r>
-        <w:rPr>
-          <w:rFonts w:hint="eastAsia"/>
-        </w:rPr>
-        <w:t>IP</w:t>
-      </w:r>
-      <w:r>
-        <w:rPr>
-          <w:rFonts w:hint="eastAsia"/>
-        </w:rPr>
-        <w:t>地址为</w:t>
-      </w:r>
-      <w:r>
-        <w:rPr>
-          <w:rFonts w:hint="eastAsia"/>
-        </w:rPr>
-        <w:t>VIP</w:t>
-      </w:r>
-      <w:r>
-        <w:rPr>
-          <w:rFonts w:hint="eastAsia"/>
-        </w:rPr>
-        <w:t>，目标</w:t>
-      </w:r>
-      <w:r>
-        <w:rPr>
-          <w:rFonts w:hint="eastAsia"/>
-        </w:rPr>
-        <w:t>IP</w:t>
-      </w:r>
-      <w:r>
-        <w:rPr>
-          <w:rFonts w:hint="eastAsia"/>
-        </w:rPr>
-        <w:t>为</w:t>
-      </w:r>
-      <w:r>
-        <w:rPr>
-          <w:rFonts w:hint="eastAsia"/>
-        </w:rPr>
-        <w:t>CIP</w:t>
-      </w:r>
-      <w:r>
-        <w:rPr>
-          <w:rFonts w:hint="eastAsia"/>
-        </w:rPr>
-        <w:t>。</w:t>
-      </w:r>
-    </w:p>
-    <w:p>
-      <w:pPr>
-        <w:ind w:firstLine="420"/>
-        <w:rPr>
-          <w:rFonts w:hint="eastAsia"/>
-        </w:rPr>
-      </w:pPr>
-      <w:r>
-        <w:t>6</w:t>
-      </w:r>
-      <w:r>
-        <w:rPr>
-          <w:rFonts w:hint="eastAsia"/>
-        </w:rPr>
-        <w:t>、响应报文最终送达至客户端</w:t>
-      </w:r>
-      <w:r>
-        <w:rPr>
-          <w:rFonts w:hint="eastAsia"/>
-        </w:rPr>
-        <w:t>。</w:t>
-      </w:r>
-    </w:p>
-    <w:p/>
-    <w:p>
-      <w:pPr>
-        <w:ind w:firstLine="420"/>
-      </w:pPr>
-      <w:r>
-        <w:rPr>
-          <w:rFonts w:hint="eastAsia"/>
-        </w:rPr>
-        <w:t>LVS-Tun</w:t>
-      </w:r>
-      <w:r>
-        <w:rPr>
-          <w:rFonts w:hint="eastAsia"/>
-        </w:rPr>
-        <w:t>模型特性</w:t>
-      </w:r>
-    </w:p>
-    <w:p>
-      <w:pPr>
-        <w:ind w:firstLine="420"/>
-      </w:pPr>
-      <w:r>
-        <w:rPr>
-          <w:rFonts w:hint="eastAsia"/>
-        </w:rPr>
-        <w:t>1</w:t>
-      </w:r>
-      <w:r>
-        <w:rPr>
-          <w:rFonts w:hint="eastAsia"/>
-        </w:rPr>
-        <w:t>、</w:t>
-      </w:r>
-      <w:r>
-        <w:rPr>
-          <w:rFonts w:hint="eastAsia"/>
-        </w:rPr>
-        <w:t>RIP</w:t>
-      </w:r>
-      <w:r>
-        <w:rPr>
-          <w:rFonts w:hint="eastAsia"/>
-        </w:rPr>
-        <w:t>、</w:t>
-      </w:r>
-      <w:r>
-        <w:rPr>
-          <w:rFonts w:hint="eastAsia"/>
-        </w:rPr>
-        <w:t>VIP</w:t>
-      </w:r>
-      <w:r>
-        <w:rPr>
-          <w:rFonts w:hint="eastAsia"/>
-        </w:rPr>
-        <w:t>、</w:t>
-      </w:r>
-      <w:r>
-        <w:rPr>
-          <w:rFonts w:hint="eastAsia"/>
-        </w:rPr>
-        <w:t>DIP</w:t>
-      </w:r>
-      <w:r>
-        <w:rPr>
-          <w:rFonts w:hint="eastAsia"/>
-        </w:rPr>
-        <w:t>全是公网地址</w:t>
-      </w:r>
-    </w:p>
-    <w:p>
-      <w:pPr>
-        <w:ind w:firstLine="420"/>
-      </w:pPr>
-      <w:r>
-        <w:rPr>
-          <w:rFonts w:hint="eastAsia"/>
-        </w:rPr>
-        <w:t>2</w:t>
-      </w:r>
-      <w:r>
-        <w:rPr>
-          <w:rFonts w:hint="eastAsia"/>
-        </w:rPr>
-        <w:t>、</w:t>
-      </w:r>
-      <w:r>
-        <w:rPr>
-          <w:rFonts w:hint="eastAsia"/>
-        </w:rPr>
-        <w:t>RS</w:t>
-      </w:r>
-      <w:r>
-        <w:rPr>
-          <w:rFonts w:hint="eastAsia"/>
-        </w:rPr>
-        <w:t>的网关不会也不可能指向</w:t>
-      </w:r>
-      <w:r>
-        <w:rPr>
-          <w:rFonts w:hint="eastAsia"/>
-        </w:rPr>
-        <w:t>DIP</w:t>
-      </w:r>
-    </w:p>
-    <w:p>
-      <w:pPr>
-        <w:ind w:firstLine="420"/>
-      </w:pPr>
-      <w:r>
-        <w:rPr>
-          <w:rFonts w:hint="eastAsia"/>
-        </w:rPr>
-        <w:t>3</w:t>
-      </w:r>
-      <w:r>
-        <w:rPr>
-          <w:rFonts w:hint="eastAsia"/>
-        </w:rPr>
-        <w:t>、所有的请求报文经由</w:t>
-      </w:r>
-      <w:r>
-        <w:rPr>
-          <w:rFonts w:hint="eastAsia"/>
-        </w:rPr>
-        <w:t>Director Server</w:t>
-      </w:r>
-      <w:r>
-        <w:rPr>
-          <w:rFonts w:hint="eastAsia"/>
-        </w:rPr>
-        <w:t>，但响应报文必须不能经过</w:t>
-      </w:r>
-      <w:r>
-        <w:rPr>
-          <w:rFonts w:hint="eastAsia"/>
-        </w:rPr>
-        <w:t>Director Server</w:t>
-      </w:r>
-    </w:p>
-    <w:p>
-      <w:pPr>
-        <w:ind w:firstLine="420"/>
-      </w:pPr>
-      <w:r>
-        <w:rPr>
-          <w:rFonts w:hint="eastAsia"/>
-        </w:rPr>
-        <w:t>4</w:t>
-      </w:r>
-      <w:r>
-        <w:rPr>
-          <w:rFonts w:hint="eastAsia"/>
-        </w:rPr>
-        <w:t>、不持端口映射</w:t>
-      </w:r>
-    </w:p>
-    <w:p>
-      <w:pPr>
-        <w:ind w:firstLine="420"/>
-        <w:rPr>
-          <w:rFonts w:hint="eastAsia"/>
-        </w:rPr>
-      </w:pPr>
-      <w:r>
-        <w:rPr>
-          <w:rFonts w:hint="eastAsia"/>
-        </w:rPr>
-        <w:t>5</w:t>
-      </w:r>
-      <w:r>
-        <w:rPr>
-          <w:rFonts w:hint="eastAsia"/>
-        </w:rPr>
-        <w:t>、</w:t>
-      </w:r>
-      <w:r>
-        <w:rPr>
-          <w:rFonts w:hint="eastAsia"/>
-        </w:rPr>
-        <w:t>RS</w:t>
-      </w:r>
-      <w:r>
-        <w:rPr>
-          <w:rFonts w:hint="eastAsia"/>
-        </w:rPr>
-        <w:t>的系统必须支持隧道</w:t>
-      </w:r>
-    </w:p>
-    <w:p>
-      <w:pPr>
-        <w:pStyle w:val="3"/>
-      </w:pPr>
-      <w:r>
-        <w:rPr>
-          <w:rFonts w:hint="eastAsia"/>
-        </w:rPr>
-        <w:t>调度算法</w:t>
-      </w:r>
-    </w:p>
-    <w:p>
-      <w:pPr>
-        <w:rPr>
-          <w:rFonts w:hint="eastAsia"/>
-        </w:rPr>
-      </w:pPr>
-      <w:r>
-        <w:tab/>
-      </w:r>
-      <w:r>
-        <w:rPr>
-          <w:rFonts w:hint="eastAsia"/>
-        </w:rPr>
-        <w:t>静态的调度算法</w:t>
-      </w:r>
-    </w:p>
-    <w:p>
-      <w:pPr>
-        <w:ind w:firstLine="420"/>
-        <w:rPr>
-          <w:rFonts w:hint="eastAsia"/>
-        </w:rPr>
-      </w:pPr>
-      <w:r>
-        <w:rPr>
-          <w:rFonts w:hint="eastAsia"/>
-        </w:rPr>
-        <w:t>RR</w:t>
-      </w:r>
-      <w:r>
-        <w:rPr>
-          <w:rFonts w:hint="eastAsia"/>
-        </w:rPr>
-        <w:t>、</w:t>
-      </w:r>
-      <w:r>
-        <w:rPr>
-          <w:rFonts w:hint="eastAsia"/>
-        </w:rPr>
-        <w:t>WRR</w:t>
-      </w:r>
-      <w:r>
-        <w:rPr>
-          <w:rFonts w:hint="eastAsia"/>
-        </w:rPr>
-        <w:t>、</w:t>
-      </w:r>
-      <w:r>
-        <w:rPr>
-          <w:rFonts w:hint="eastAsia"/>
-        </w:rPr>
-        <w:t>DH</w:t>
-      </w:r>
-      <w:r>
-        <w:rPr>
-          <w:rFonts w:hint="eastAsia"/>
-        </w:rPr>
-        <w:t>、</w:t>
-      </w:r>
-      <w:r>
-        <w:rPr>
-          <w:rFonts w:hint="eastAsia"/>
-        </w:rPr>
-        <w:t>SH</w:t>
-      </w:r>
-    </w:p>
-    <w:p>
-      <w:pPr>
-        <w:ind w:firstLine="420"/>
-        <w:rPr>
-          <w:rFonts w:hint="eastAsia"/>
-        </w:rPr>
-      </w:pPr>
-      <w:r>
-        <w:rPr>
-          <w:rFonts w:hint="eastAsia"/>
-        </w:rPr>
-        <w:t>动态的调度算法。</w:t>
-      </w:r>
-    </w:p>
-    <w:p>
-      <w:pPr>
-        <w:ind w:firstLine="420"/>
-      </w:pPr>
-      <w:r>
-        <w:rPr>
-          <w:rFonts w:hint="eastAsia"/>
-        </w:rPr>
-        <w:t>LC</w:t>
-      </w:r>
-      <w:r>
-        <w:rPr>
-          <w:rFonts w:hint="eastAsia"/>
-        </w:rPr>
-        <w:t>、</w:t>
-      </w:r>
-      <w:r>
-        <w:rPr>
-          <w:rFonts w:hint="eastAsia"/>
-        </w:rPr>
-        <w:t>WLC</w:t>
-      </w:r>
-      <w:r>
-        <w:rPr>
-          <w:rFonts w:hint="eastAsia"/>
-        </w:rPr>
-        <w:t>、</w:t>
-      </w:r>
-      <w:r>
-        <w:rPr>
-          <w:rFonts w:hint="eastAsia"/>
-        </w:rPr>
-        <w:t>SED</w:t>
-      </w:r>
-      <w:r>
-        <w:rPr>
-          <w:rFonts w:hint="eastAsia"/>
-        </w:rPr>
-        <w:t>、</w:t>
-      </w:r>
-      <w:r>
-        <w:rPr>
-          <w:rFonts w:hint="eastAsia"/>
-        </w:rPr>
-        <w:t>NQ</w:t>
-      </w:r>
-    </w:p>
-    <w:p>
-      <w:pPr>
-        <w:ind w:firstLine="420"/>
-      </w:pPr>
-    </w:p>
-    <w:p>
-      <w:pPr>
-        <w:ind w:firstLine="420"/>
-        <w:rPr>
-          <w:rFonts w:hint="eastAsia"/>
-        </w:rPr>
-      </w:pPr>
-      <w:r>
-        <w:rPr>
-          <w:rFonts w:hint="eastAsia"/>
-        </w:rPr>
-        <w:t>LVS</w:t>
-      </w:r>
-      <w:r>
-        <w:rPr>
-          <w:rFonts w:hint="eastAsia"/>
-        </w:rPr>
-        <w:t>有两种类型的调度算法，其一就是静态的调度算法，这种算法一经实现，后续就不会发生变化，是既定的规则，后续数据包的流转都会按照这种规则进行按部就班的流转；其二就是动态的调度算法，这种算法是基于网络状况，或者后端服务器的状况，连接的状况等来进行实时的调整，算法的规则会根据实际情况而发生一定的变化。</w:t>
-      </w:r>
-    </w:p>
-    <w:p>
-      <w:pPr>
-        <w:ind w:firstLine="420"/>
-        <w:rPr>
-          <w:rFonts w:hint="eastAsia"/>
-        </w:rPr>
-      </w:pPr>
-      <w:r>
-        <w:rPr>
-          <w:rFonts w:hint="eastAsia"/>
-        </w:rPr>
-        <w:t>常用的静态调度算法有以下几种：</w:t>
-      </w:r>
-    </w:p>
-    <w:p>
-      <w:pPr>
-        <w:ind w:firstLine="420"/>
-      </w:pPr>
-      <w:r>
-        <w:t>1.RR</w:t>
-      </w:r>
-      <w:r>
-        <w:rPr>
-          <w:rFonts w:hint="eastAsia"/>
-        </w:rPr>
-        <w:t>：</w:t>
-      </w:r>
-      <w:proofErr w:type="gramStart"/>
-      <w:r>
-        <w:rPr>
-          <w:rFonts w:hint="eastAsia"/>
-        </w:rPr>
-        <w:t>轮叫调度</w:t>
-      </w:r>
-      <w:proofErr w:type="gramEnd"/>
-      <w:r>
-        <w:rPr>
-          <w:rFonts w:hint="eastAsia"/>
-        </w:rPr>
-        <w:t>（</w:t>
-      </w:r>
-      <w:r>
-        <w:t>Round Robin</w:t>
-      </w:r>
-      <w:r>
-        <w:rPr>
-          <w:rFonts w:hint="eastAsia"/>
-        </w:rPr>
-        <w:t>）</w:t>
-      </w:r>
-      <w:r>
-        <w:br/>
-      </w:r>
-      <w:proofErr w:type="gramStart"/>
-      <w:r>
-        <w:rPr>
-          <w:rFonts w:hint="eastAsia"/>
-        </w:rPr>
-        <w:t>调度器</w:t>
-      </w:r>
-      <w:proofErr w:type="gramEnd"/>
-      <w:r>
-        <w:rPr>
-          <w:rFonts w:hint="eastAsia"/>
-        </w:rPr>
-        <w:t>通过</w:t>
-      </w:r>
-      <w:proofErr w:type="gramStart"/>
-      <w:r>
-        <w:rPr>
-          <w:rFonts w:hint="eastAsia"/>
-        </w:rPr>
-        <w:t>”</w:t>
-      </w:r>
-      <w:proofErr w:type="gramEnd"/>
-      <w:r>
-        <w:rPr>
-          <w:rFonts w:hint="eastAsia"/>
-        </w:rPr>
-        <w:t>轮叫</w:t>
-      </w:r>
-      <w:proofErr w:type="gramStart"/>
-      <w:r>
-        <w:rPr>
-          <w:rFonts w:hint="eastAsia"/>
-        </w:rPr>
-        <w:t>”</w:t>
-      </w:r>
-      <w:proofErr w:type="gramEnd"/>
-      <w:r>
-        <w:rPr>
-          <w:rFonts w:hint="eastAsia"/>
-        </w:rPr>
-        <w:t>调度算法将外部请求按顺序轮流分配到集群中的真实服务器上，它均等地对待每一台服务器，而不管服务器上实际的连接数和系统负载</w:t>
-      </w:r>
-      <w:r>
-        <w:rPr>
-          <w:rFonts w:ascii="微软雅黑" w:eastAsia="微软雅黑" w:hAnsi="微软雅黑" w:cs="微软雅黑" w:hint="eastAsia"/>
-        </w:rPr>
-        <w:t>｡</w:t>
-      </w:r>
-    </w:p>
-    <w:p>
-      <w:pPr>
-        <w:ind w:firstLine="420"/>
-        <w:rPr>
-          <w:rFonts w:hint="eastAsia"/>
-        </w:rPr>
-      </w:pPr>
-      <w:r>
-        <w:rPr>
-          <w:rFonts w:hint="eastAsia"/>
-        </w:rPr>
-        <w:t>2.WRR</w:t>
-      </w:r>
-      <w:r>
-        <w:rPr>
-          <w:rFonts w:hint="eastAsia"/>
-        </w:rPr>
-        <w:t>：加权轮叫（</w:t>
-      </w:r>
-      <w:r>
-        <w:rPr>
-          <w:rFonts w:hint="eastAsia"/>
-        </w:rPr>
-        <w:t>Weight RR</w:t>
-      </w:r>
-      <w:r>
-        <w:rPr>
-          <w:rFonts w:hint="eastAsia"/>
-        </w:rPr>
-        <w:t>）</w:t>
-      </w:r>
-      <w:r>
-        <w:rPr>
-          <w:rFonts w:hint="eastAsia"/>
-        </w:rPr>
-        <w:br/>
-      </w:r>
-      <w:proofErr w:type="gramStart"/>
-      <w:r>
-        <w:rPr>
-          <w:rFonts w:hint="eastAsia"/>
-        </w:rPr>
-        <w:t>调度器</w:t>
-      </w:r>
-      <w:proofErr w:type="gramEnd"/>
-      <w:r>
-        <w:rPr>
-          <w:rFonts w:hint="eastAsia"/>
-        </w:rPr>
-        <w:t>通过“加权轮叫”调度算法根据真实服务器的不同处理能力来调度访问请</w:t>
-      </w:r>
-      <w:r>
-        <w:rPr>
-          <w:rFonts w:hint="eastAsia"/>
-        </w:rPr>
-        <w:lastRenderedPageBreak/>
-        <w:t>求。这样可以保证处理能力强的服务器处理更多的访问流量。</w:t>
-      </w:r>
-      <w:proofErr w:type="gramStart"/>
-      <w:r>
-        <w:rPr>
-          <w:rFonts w:hint="eastAsia"/>
-        </w:rPr>
-        <w:t>调度器</w:t>
-      </w:r>
-      <w:proofErr w:type="gramEnd"/>
-      <w:r>
-        <w:rPr>
-          <w:rFonts w:hint="eastAsia"/>
-        </w:rPr>
-        <w:t>可以自动问询真实服务器的负载情况</w:t>
-      </w:r>
-      <w:r>
-        <w:rPr>
-          <w:rFonts w:hint="eastAsia"/>
-        </w:rPr>
-        <w:t>,</w:t>
-      </w:r>
-      <w:r>
-        <w:rPr>
-          <w:rFonts w:hint="eastAsia"/>
-        </w:rPr>
-        <w:t>并动态地调整其权值。</w:t>
-      </w:r>
-    </w:p>
-    <w:p>
-      <w:pPr>
-        <w:ind w:firstLine="420"/>
-        <w:rPr>
-          <w:rFonts w:hint="eastAsia"/>
-        </w:rPr>
-      </w:pPr>
-      <w:r>
-        <w:rPr>
-          <w:rFonts w:hint="eastAsia"/>
-        </w:rPr>
-        <w:t>3.DH</w:t>
-      </w:r>
-      <w:r>
-        <w:rPr>
-          <w:rFonts w:hint="eastAsia"/>
-        </w:rPr>
-        <w:t>：目标地址散列调度（</w:t>
-      </w:r>
-      <w:r>
-        <w:rPr>
-          <w:rFonts w:hint="eastAsia"/>
-        </w:rPr>
-        <w:t xml:space="preserve">Destination Hash </w:t>
-      </w:r>
-      <w:r>
-        <w:rPr>
-          <w:rFonts w:hint="eastAsia"/>
-        </w:rPr>
-        <w:t>）</w:t>
-      </w:r>
-      <w:r>
-        <w:rPr>
-          <w:rFonts w:hint="eastAsia"/>
-        </w:rPr>
-        <w:br/>
-      </w:r>
-      <w:r>
-        <w:rPr>
-          <w:rFonts w:hint="eastAsia"/>
-        </w:rPr>
-        <w:t>根据请求的目标</w:t>
-      </w:r>
-      <w:r>
-        <w:rPr>
-          <w:rFonts w:hint="eastAsia"/>
-        </w:rPr>
-        <w:t>IP</w:t>
-      </w:r>
-      <w:r>
-        <w:rPr>
-          <w:rFonts w:hint="eastAsia"/>
-        </w:rPr>
-        <w:t>地址，作为散列键</w:t>
-      </w:r>
-      <w:r>
-        <w:rPr>
-          <w:rFonts w:hint="eastAsia"/>
-        </w:rPr>
-        <w:t>(</w:t>
-      </w:r>
-      <w:proofErr w:type="spellStart"/>
-      <w:r>
-        <w:rPr>
-          <w:rFonts w:hint="eastAsia"/>
-        </w:rPr>
-        <w:t>HashKey</w:t>
-      </w:r>
-      <w:proofErr w:type="spellEnd"/>
-      <w:r>
-        <w:rPr>
-          <w:rFonts w:hint="eastAsia"/>
-        </w:rPr>
-        <w:t>)</w:t>
-      </w:r>
-      <w:r>
-        <w:rPr>
-          <w:rFonts w:hint="eastAsia"/>
-        </w:rPr>
-        <w:t>从静态分配的散列表找出对应的服务器，若该服务器是可用的且未超载，将请求发送到该服务器，否则返回空。</w:t>
-      </w:r>
-    </w:p>
-    <w:p>
-      <w:pPr>
-        <w:ind w:firstLine="420"/>
-      </w:pPr>
-      <w:r>
-        <w:t>4.SH</w:t>
-      </w:r>
-      <w:r>
-        <w:rPr>
-          <w:rFonts w:hint="eastAsia"/>
-        </w:rPr>
-        <w:t>：源地址</w:t>
-      </w:r>
-      <w:r>
-        <w:t xml:space="preserve"> hash</w:t>
-      </w:r>
-      <w:r>
-        <w:rPr>
-          <w:rFonts w:hint="eastAsia"/>
-        </w:rPr>
-        <w:t>（</w:t>
-      </w:r>
-      <w:r>
-        <w:t>Source Hash</w:t>
-      </w:r>
-      <w:r>
-        <w:rPr>
-          <w:rFonts w:hint="eastAsia"/>
-        </w:rPr>
-        <w:t>）</w:t>
-      </w:r>
-      <w:r>
-        <w:br/>
-      </w:r>
-      <w:r>
-        <w:rPr>
-          <w:rFonts w:hint="eastAsia"/>
-        </w:rPr>
-        <w:t>源地址散列</w:t>
-      </w:r>
-      <w:proofErr w:type="gramStart"/>
-      <w:r>
-        <w:rPr>
-          <w:rFonts w:hint="eastAsia"/>
-        </w:rPr>
-        <w:t>”</w:t>
-      </w:r>
-      <w:proofErr w:type="gramEnd"/>
-      <w:r>
-        <w:rPr>
-          <w:rFonts w:hint="eastAsia"/>
-        </w:rPr>
-        <w:t>调度算法根据请求的源</w:t>
-      </w:r>
-      <w:r>
-        <w:t>IP</w:t>
-      </w:r>
-      <w:r>
-        <w:rPr>
-          <w:rFonts w:hint="eastAsia"/>
-        </w:rPr>
-        <w:t>地址，作为散列键</w:t>
-      </w:r>
-      <w:r>
-        <w:t>(</w:t>
-      </w:r>
-      <w:proofErr w:type="spellStart"/>
-      <w:r>
-        <w:t>HashKey</w:t>
-      </w:r>
-      <w:proofErr w:type="spellEnd"/>
-      <w:r>
-        <w:t>)</w:t>
-      </w:r>
-      <w:r>
-        <w:rPr>
-          <w:rFonts w:hint="eastAsia"/>
-        </w:rPr>
-        <w:t>从静态分配的散列表找出对应的服务器，若该服务器是可用的且未超载，将请求发送到该服务器，否则返回空</w:t>
-      </w:r>
-      <w:r>
-        <w:rPr>
-          <w:rFonts w:ascii="微软雅黑" w:eastAsia="微软雅黑" w:hAnsi="微软雅黑" w:cs="微软雅黑" w:hint="eastAsia"/>
-        </w:rPr>
-        <w:t>｡</w:t>
-      </w:r>
-    </w:p>
-    <w:p>
-      <w:pPr>
-        <w:ind w:firstLine="420"/>
-        <w:rPr>
-          <w:rFonts w:hint="eastAsia"/>
-        </w:rPr>
-      </w:pPr>
-      <w:r>
-        <w:rPr>
-          <w:rFonts w:hint="eastAsia"/>
-        </w:rPr>
-        <w:t>常用的动态调度算法有下面这些</w:t>
-      </w:r>
-    </w:p>
-    <w:p>
-      <w:pPr>
-        <w:ind w:firstLine="420"/>
-      </w:pPr>
-      <w:r>
-        <w:rPr>
-          <w:rFonts w:hint="eastAsia"/>
-        </w:rPr>
-        <w:t>1</w:t>
-      </w:r>
-      <w:r>
-        <w:rPr>
-          <w:rFonts w:hint="eastAsia"/>
-        </w:rPr>
-        <w:t>、</w:t>
-      </w:r>
-      <w:r>
-        <w:rPr>
-          <w:rFonts w:hint="eastAsia"/>
-        </w:rPr>
-        <w:t>LC</w:t>
-      </w:r>
-      <w:r>
-        <w:rPr>
-          <w:rFonts w:hint="eastAsia"/>
-        </w:rPr>
-        <w:t>：最少链接（</w:t>
-      </w:r>
-      <w:r>
-        <w:rPr>
-          <w:rFonts w:hint="eastAsia"/>
-        </w:rPr>
-        <w:t>Least Connections</w:t>
-      </w:r>
-      <w:r>
-        <w:rPr>
-          <w:rFonts w:hint="eastAsia"/>
-        </w:rPr>
-        <w:t>）</w:t>
-      </w:r>
-    </w:p>
-    <w:p>
-      <w:pPr>
-        <w:ind w:firstLine="420"/>
-        <w:rPr>
-          <w:rFonts w:hint="eastAsia"/>
-        </w:rPr>
-      </w:pPr>
-      <w:proofErr w:type="gramStart"/>
-      <w:r>
-        <w:rPr>
-          <w:rFonts w:hint="eastAsia"/>
-        </w:rPr>
-        <w:t>调度器</w:t>
-      </w:r>
-      <w:proofErr w:type="gramEnd"/>
-      <w:r>
-        <w:rPr>
-          <w:rFonts w:hint="eastAsia"/>
-        </w:rPr>
-        <w:t>通过</w:t>
-      </w:r>
-      <w:proofErr w:type="gramStart"/>
-      <w:r>
-        <w:rPr>
-          <w:rFonts w:hint="eastAsia"/>
-        </w:rPr>
-        <w:t>”</w:t>
-      </w:r>
-      <w:proofErr w:type="gramEnd"/>
-      <w:r>
-        <w:rPr>
-          <w:rFonts w:hint="eastAsia"/>
-        </w:rPr>
-        <w:t>最少连接</w:t>
-      </w:r>
-      <w:proofErr w:type="gramStart"/>
-      <w:r>
-        <w:rPr>
-          <w:rFonts w:hint="eastAsia"/>
-        </w:rPr>
-        <w:t>”</w:t>
-      </w:r>
-      <w:proofErr w:type="gramEnd"/>
-      <w:r>
-        <w:rPr>
-          <w:rFonts w:hint="eastAsia"/>
-        </w:rPr>
-        <w:t>调度算法动态地将网络请求调度到已建立的</w:t>
-      </w:r>
-      <w:proofErr w:type="gramStart"/>
-      <w:r>
-        <w:rPr>
-          <w:rFonts w:hint="eastAsia"/>
-        </w:rPr>
-        <w:t>链接数</w:t>
-      </w:r>
-      <w:proofErr w:type="gramEnd"/>
-      <w:r>
-        <w:rPr>
-          <w:rFonts w:hint="eastAsia"/>
-        </w:rPr>
-        <w:t>最少的服务器上。如果集群系统的真实服务器具有相近的系统性能，采用</w:t>
-      </w:r>
-      <w:proofErr w:type="gramStart"/>
-      <w:r>
-        <w:rPr>
-          <w:rFonts w:hint="eastAsia"/>
-        </w:rPr>
-        <w:t>”</w:t>
-      </w:r>
-      <w:proofErr w:type="gramEnd"/>
-      <w:r>
-        <w:rPr>
-          <w:rFonts w:hint="eastAsia"/>
-        </w:rPr>
-        <w:t>最小连接</w:t>
-      </w:r>
-      <w:proofErr w:type="gramStart"/>
-      <w:r>
-        <w:rPr>
-          <w:rFonts w:hint="eastAsia"/>
-        </w:rPr>
-        <w:t>”</w:t>
-      </w:r>
-      <w:proofErr w:type="gramEnd"/>
-      <w:r>
-        <w:rPr>
-          <w:rFonts w:hint="eastAsia"/>
-        </w:rPr>
-        <w:t>调度算法可以较好地均衡负载。</w:t>
-      </w:r>
-    </w:p>
-    <w:p>
-      <w:pPr>
-        <w:ind w:firstLine="420"/>
-      </w:pPr>
-      <w:r>
-        <w:t>2</w:t>
-      </w:r>
-      <w:r>
-        <w:rPr>
-          <w:rFonts w:hint="eastAsia"/>
-        </w:rPr>
-        <w:t>、</w:t>
-      </w:r>
-      <w:r>
-        <w:t>WLC</w:t>
-      </w:r>
-      <w:r>
-        <w:rPr>
-          <w:rFonts w:hint="eastAsia"/>
-        </w:rPr>
-        <w:t>：加权最少连接</w:t>
-      </w:r>
-      <w:r>
-        <w:t>(</w:t>
-      </w:r>
-      <w:r>
-        <w:rPr>
-          <w:rFonts w:hint="eastAsia"/>
-        </w:rPr>
-        <w:t>默认采用的就是这种</w:t>
-      </w:r>
-      <w:r>
-        <w:t>)</w:t>
-      </w:r>
-      <w:r>
-        <w:rPr>
-          <w:rFonts w:hint="eastAsia"/>
-        </w:rPr>
-        <w:t>（</w:t>
-      </w:r>
-      <w:r>
-        <w:t>Weighted Least Connections</w:t>
-      </w:r>
-      <w:r>
-        <w:rPr>
-          <w:rFonts w:hint="eastAsia"/>
-        </w:rPr>
-        <w:t>）</w:t>
-      </w:r>
-    </w:p>
-    <w:p>
-      <w:pPr>
-        <w:ind w:firstLine="420"/>
-      </w:pPr>
-      <w:r>
-        <w:rPr>
-          <w:rFonts w:hint="eastAsia"/>
-        </w:rPr>
-        <w:t>在集群系统中的服务器性能差异较大的情况下，</w:t>
-      </w:r>
-      <w:proofErr w:type="gramStart"/>
-      <w:r>
-        <w:rPr>
-          <w:rFonts w:hint="eastAsia"/>
-        </w:rPr>
-        <w:t>调度器</w:t>
-      </w:r>
-      <w:proofErr w:type="gramEnd"/>
-      <w:r>
-        <w:rPr>
-          <w:rFonts w:hint="eastAsia"/>
-        </w:rPr>
-        <w:t>采用“加权最少链接”调度算法优化负载均衡性能，具有</w:t>
-      </w:r>
-      <w:proofErr w:type="gramStart"/>
-      <w:r>
-        <w:rPr>
-          <w:rFonts w:hint="eastAsia"/>
-        </w:rPr>
-        <w:t>较高权</w:t>
-      </w:r>
-      <w:proofErr w:type="gramEnd"/>
-      <w:r>
-        <w:rPr>
-          <w:rFonts w:hint="eastAsia"/>
-        </w:rPr>
-        <w:t>值的服务器将承受较大比例的活动连接负载</w:t>
-      </w:r>
-      <w:r>
-        <w:rPr>
-          <w:rFonts w:ascii="微软雅黑" w:eastAsia="微软雅黑" w:hAnsi="微软雅黑" w:cs="微软雅黑" w:hint="eastAsia"/>
-        </w:rPr>
-        <w:t>｡</w:t>
-      </w:r>
-      <w:proofErr w:type="gramStart"/>
-      <w:r>
-        <w:rPr>
-          <w:rFonts w:ascii="仿宋" w:hAnsi="仿宋" w:cs="仿宋" w:hint="eastAsia"/>
-        </w:rPr>
-        <w:t>调度器</w:t>
-      </w:r>
-      <w:proofErr w:type="gramEnd"/>
-      <w:r>
-        <w:rPr>
-          <w:rFonts w:ascii="仿宋" w:hAnsi="仿宋" w:cs="仿宋" w:hint="eastAsia"/>
-        </w:rPr>
-        <w:t>可以自动问询真实服务器的负载情况</w:t>
-      </w:r>
-      <w:r>
-        <w:t>,</w:t>
-      </w:r>
-      <w:r>
-        <w:rPr>
-          <w:rFonts w:hint="eastAsia"/>
-        </w:rPr>
-        <w:t>并动态地调整其权值。</w:t>
-      </w:r>
-    </w:p>
-    <w:p>
-      <w:pPr>
-        <w:ind w:firstLine="420"/>
-      </w:pPr>
-      <w:r>
-        <w:rPr>
-          <w:rFonts w:hint="eastAsia"/>
-        </w:rPr>
-        <w:t>3</w:t>
-      </w:r>
-      <w:r>
-        <w:rPr>
-          <w:rFonts w:hint="eastAsia"/>
-        </w:rPr>
-        <w:t>、</w:t>
-      </w:r>
-      <w:r>
-        <w:rPr>
-          <w:rFonts w:hint="eastAsia"/>
-        </w:rPr>
-        <w:t>SED</w:t>
-      </w:r>
-      <w:r>
-        <w:rPr>
-          <w:rFonts w:hint="eastAsia"/>
-        </w:rPr>
-        <w:t>：最短延迟调度（</w:t>
-      </w:r>
-      <w:r>
-        <w:rPr>
-          <w:rFonts w:hint="eastAsia"/>
-        </w:rPr>
-        <w:t xml:space="preserve">Shortest Expected Delay </w:t>
-      </w:r>
-      <w:r>
-        <w:rPr>
-          <w:rFonts w:hint="eastAsia"/>
-        </w:rPr>
-        <w:t>）</w:t>
-      </w:r>
-    </w:p>
-    <w:p>
-      <w:pPr>
-        <w:ind w:firstLine="420"/>
-        <w:rPr>
-          <w:rFonts w:hint="eastAsia"/>
-        </w:rPr>
-      </w:pPr>
-      <w:r>
-        <w:rPr>
-          <w:rFonts w:hint="eastAsia"/>
-        </w:rPr>
-        <w:t>在</w:t>
-      </w:r>
-      <w:r>
-        <w:rPr>
-          <w:rFonts w:hint="eastAsia"/>
-        </w:rPr>
-        <w:t>WLC</w:t>
-      </w:r>
-      <w:r>
-        <w:rPr>
-          <w:rFonts w:hint="eastAsia"/>
-        </w:rPr>
-        <w:t>基础上改进，</w:t>
-      </w:r>
-      <w:r>
-        <w:rPr>
-          <w:rFonts w:hint="eastAsia"/>
-        </w:rPr>
-        <w:t xml:space="preserve">Overhead = </w:t>
-      </w:r>
-      <w:r>
-        <w:rPr>
-          <w:rFonts w:hint="eastAsia"/>
-        </w:rPr>
-        <w:t>（</w:t>
-      </w:r>
-      <w:r>
-        <w:rPr>
-          <w:rFonts w:hint="eastAsia"/>
-        </w:rPr>
-        <w:t>ACTIVE+1</w:t>
-      </w:r>
-      <w:r>
-        <w:rPr>
-          <w:rFonts w:hint="eastAsia"/>
-        </w:rPr>
-        <w:t>）</w:t>
-      </w:r>
-      <w:r>
-        <w:rPr>
-          <w:rFonts w:hint="eastAsia"/>
-        </w:rPr>
-        <w:t>*256/</w:t>
-      </w:r>
-      <w:r>
-        <w:rPr>
-          <w:rFonts w:hint="eastAsia"/>
-        </w:rPr>
-        <w:t>加权，不再考虑非活动状态，把当前处于活动状态的数目</w:t>
-      </w:r>
-      <w:r>
-        <w:rPr>
-          <w:rFonts w:hint="eastAsia"/>
-        </w:rPr>
-        <w:t>+1</w:t>
-      </w:r>
-      <w:r>
-        <w:rPr>
-          <w:rFonts w:hint="eastAsia"/>
-        </w:rPr>
-        <w:t>来实现，数目最小的，接受下次请求，</w:t>
-      </w:r>
-      <w:r>
-        <w:rPr>
-          <w:rFonts w:hint="eastAsia"/>
-        </w:rPr>
-        <w:t>+1</w:t>
-      </w:r>
-      <w:r>
-        <w:rPr>
-          <w:rFonts w:hint="eastAsia"/>
-        </w:rPr>
-        <w:t>的目的是为了考虑加权的时候，非活动连接过多缺陷：当权限过大的时候，会倒置空闲服务器一直处于无连接状态。</w:t>
-      </w:r>
-    </w:p>
-    <w:p>
-      <w:pPr>
-        <w:ind w:firstLine="420"/>
-      </w:pPr>
-      <w:r>
-        <w:rPr>
-          <w:rFonts w:hint="eastAsia"/>
-        </w:rPr>
-        <w:t>4</w:t>
-      </w:r>
-      <w:r>
-        <w:rPr>
-          <w:rFonts w:hint="eastAsia"/>
-        </w:rPr>
-        <w:t>、</w:t>
-      </w:r>
-      <w:r>
-        <w:rPr>
-          <w:rFonts w:hint="eastAsia"/>
-        </w:rPr>
-        <w:t>NQ</w:t>
-      </w:r>
-      <w:r>
-        <w:rPr>
-          <w:rFonts w:hint="eastAsia"/>
-        </w:rPr>
-        <w:t>永不排队</w:t>
-      </w:r>
-      <w:r>
-        <w:rPr>
-          <w:rFonts w:hint="eastAsia"/>
-        </w:rPr>
-        <w:t>/</w:t>
-      </w:r>
-      <w:r>
-        <w:rPr>
-          <w:rFonts w:hint="eastAsia"/>
-        </w:rPr>
-        <w:t>最少队列调度（</w:t>
-      </w:r>
-      <w:r>
-        <w:rPr>
-          <w:rFonts w:hint="eastAsia"/>
-        </w:rPr>
-        <w:t>Never Queue Scheduling NQ</w:t>
-      </w:r>
-      <w:r>
-        <w:rPr>
-          <w:rFonts w:hint="eastAsia"/>
-        </w:rPr>
-        <w:t>）</w:t>
-      </w:r>
-    </w:p>
-    <w:p>
-      <w:pPr>
-        <w:ind w:firstLine="420"/>
-        <w:rPr>
-          <w:rFonts w:hint="eastAsia"/>
-        </w:rPr>
-      </w:pPr>
-      <w:r>
-        <w:rPr>
-          <w:rFonts w:hint="eastAsia"/>
-        </w:rPr>
-        <w:t>无需队列。如果有台</w:t>
-      </w:r>
-      <w:r>
-        <w:rPr>
-          <w:rFonts w:hint="eastAsia"/>
-        </w:rPr>
-        <w:t xml:space="preserve"> </w:t>
-      </w:r>
-      <w:proofErr w:type="spellStart"/>
-      <w:r>
-        <w:rPr>
-          <w:rFonts w:hint="eastAsia"/>
-        </w:rPr>
-        <w:t>realserver</w:t>
-      </w:r>
-      <w:proofErr w:type="spellEnd"/>
-      <w:r>
-        <w:rPr>
-          <w:rFonts w:hint="eastAsia"/>
-        </w:rPr>
-        <w:t>的连接数＝</w:t>
-      </w:r>
-      <w:r>
-        <w:rPr>
-          <w:rFonts w:hint="eastAsia"/>
-        </w:rPr>
-        <w:t>0</w:t>
-      </w:r>
-      <w:r>
-        <w:rPr>
-          <w:rFonts w:hint="eastAsia"/>
-        </w:rPr>
-        <w:t>就直接分配过去，不需要再进行</w:t>
-      </w:r>
-      <w:r>
-        <w:rPr>
-          <w:rFonts w:hint="eastAsia"/>
-        </w:rPr>
-        <w:t>sed</w:t>
-      </w:r>
-      <w:r>
-        <w:rPr>
-          <w:rFonts w:hint="eastAsia"/>
-        </w:rPr>
-        <w:t>运算，保证不会有一个主机</w:t>
-      </w:r>
-      <w:proofErr w:type="gramStart"/>
-      <w:r>
-        <w:rPr>
-          <w:rFonts w:hint="eastAsia"/>
-        </w:rPr>
-        <w:t>很</w:t>
-      </w:r>
-      <w:proofErr w:type="gramEnd"/>
-      <w:r>
-        <w:rPr>
-          <w:rFonts w:hint="eastAsia"/>
-        </w:rPr>
-        <w:t>空间。在</w:t>
-      </w:r>
-      <w:r>
-        <w:rPr>
-          <w:rFonts w:hint="eastAsia"/>
-        </w:rPr>
-        <w:t>SED</w:t>
-      </w:r>
-      <w:r>
-        <w:rPr>
-          <w:rFonts w:hint="eastAsia"/>
-        </w:rPr>
-        <w:t>基础上</w:t>
-      </w:r>
-      <w:proofErr w:type="gramStart"/>
-      <w:r>
-        <w:rPr>
-          <w:rFonts w:hint="eastAsia"/>
-        </w:rPr>
-        <w:t>无论</w:t>
-      </w:r>
-      <w:r>
-        <w:rPr>
-          <w:rFonts w:hint="eastAsia"/>
-        </w:rPr>
-        <w:t>+</w:t>
-      </w:r>
-      <w:proofErr w:type="gramEnd"/>
-      <w:r>
-        <w:rPr>
-          <w:rFonts w:hint="eastAsia"/>
-        </w:rPr>
-        <w:t>几，第二次一定给下一个，保证不会有一个主机不会</w:t>
-      </w:r>
-      <w:proofErr w:type="gramStart"/>
-      <w:r>
-        <w:rPr>
-          <w:rFonts w:hint="eastAsia"/>
-        </w:rPr>
-        <w:t>很空闲着</w:t>
-      </w:r>
-      <w:proofErr w:type="gramEnd"/>
-      <w:r>
-        <w:rPr>
-          <w:rFonts w:hint="eastAsia"/>
-        </w:rPr>
-        <w:t>，不考虑非活动连接，才用</w:t>
-      </w:r>
-      <w:r>
-        <w:rPr>
-          <w:rFonts w:hint="eastAsia"/>
-        </w:rPr>
-        <w:t>NQ</w:t>
-      </w:r>
-      <w:r>
-        <w:rPr>
-          <w:rFonts w:hint="eastAsia"/>
-        </w:rPr>
-        <w:t>，</w:t>
-      </w:r>
-      <w:r>
-        <w:rPr>
-          <w:rFonts w:hint="eastAsia"/>
-        </w:rPr>
-        <w:t>SED</w:t>
-      </w:r>
-      <w:r>
-        <w:rPr>
-          <w:rFonts w:hint="eastAsia"/>
-        </w:rPr>
-        <w:t>要考虑活动状态连接，对于</w:t>
-      </w:r>
-      <w:r>
-        <w:rPr>
-          <w:rFonts w:hint="eastAsia"/>
-        </w:rPr>
-        <w:t>DNS</w:t>
-      </w:r>
-      <w:r>
-        <w:rPr>
-          <w:rFonts w:hint="eastAsia"/>
-        </w:rPr>
-        <w:t>的</w:t>
-      </w:r>
-      <w:r>
-        <w:rPr>
-          <w:rFonts w:hint="eastAsia"/>
-        </w:rPr>
         <w:t>UDP</w:t>
       </w:r>
       <w:r>
@@ -15532,9 +13741,6 @@
     <w:p>
       <w:pPr>
         <w:ind w:firstLine="420"/>
-        <w:rPr>
-          <w:rFonts w:hint="eastAsia"/>
-        </w:rPr>
       </w:pPr>
     </w:p>
     <w:p>
@@ -15573,14 +13779,12 @@
       <w:pPr>
         <w:pStyle w:val="2"/>
       </w:pPr>
-      <w:proofErr w:type="spellStart"/>
       <w:r>
         <w:rPr>
           <w:rFonts w:hint="eastAsia"/>
         </w:rPr>
         <w:t>Haproxy</w:t>
       </w:r>
-      <w:proofErr w:type="spellEnd"/>
     </w:p>
     <w:p/>
     <w:p>
@@ -16023,11 +14227,9 @@
       <w:pPr>
         <w:ind w:firstLine="420"/>
       </w:pPr>
-      <w:proofErr w:type="spellStart"/>
       <w:r>
         <w:t>vrrp</w:t>
       </w:r>
-      <w:proofErr w:type="spellEnd"/>
       <w:r>
         <w:rPr>
           <w:rFonts w:hint="eastAsia"/>
@@ -16091,28 +14293,24 @@
       <w:pPr>
         <w:ind w:firstLine="420"/>
       </w:pPr>
-      <w:proofErr w:type="spellStart"/>
       <w:r>
         <w:rPr>
           <w:rFonts w:hint="eastAsia"/>
         </w:rPr>
         <w:t>Keepalived</w:t>
       </w:r>
-      <w:proofErr w:type="spellEnd"/>
       <w:r>
         <w:rPr>
           <w:rFonts w:hint="eastAsia"/>
         </w:rPr>
         <w:t>使用的</w:t>
       </w:r>
-      <w:proofErr w:type="spellStart"/>
       <w:r>
         <w:rPr>
           <w:rFonts w:hint="eastAsia"/>
         </w:rPr>
         <w:t>vrrp</w:t>
       </w:r>
-      <w:proofErr w:type="spellEnd"/>
       <w:r>
         <w:rPr>
           <w:rFonts w:hint="eastAsia"/>
@@ -16123,13 +14321,7 @@
         <w:rPr>
           <w:rFonts w:hint="eastAsia"/>
         </w:rPr>
-        <w:t xml:space="preserve"> (Virtual Router Redundancy </w:t>
-      </w:r>
-      <w:r>
-        <w:rPr>
-          <w:rFonts w:hint="eastAsia"/>
-        </w:rPr>
-        <w:t>Protocol</w:t>
+        <w:t xml:space="preserve"> (Virtual Router Redundancy Protocol</w:t>
       </w:r>
       <w:r>
         <w:rPr>
@@ -16166,14 +14358,12 @@
       <w:pPr>
         <w:ind w:firstLine="420"/>
       </w:pPr>
-      <w:proofErr w:type="spellStart"/>
       <w:r>
         <w:rPr>
           <w:rFonts w:hint="eastAsia"/>
         </w:rPr>
         <w:t>keepalived</w:t>
       </w:r>
-      <w:proofErr w:type="spellEnd"/>
       <w:r>
         <w:rPr>
           <w:rFonts w:hint="eastAsia"/>
@@ -16237,7 +14427,6 @@
       <w:pPr>
         <w:ind w:firstLine="420"/>
       </w:pPr>
-      <w:proofErr w:type="spellStart"/>
       <w:r>
         <w:rPr>
           <w:rFonts w:hint="eastAsia"/>
@@ -16246,7 +14435,6 @@
         <w:lastRenderedPageBreak/>
         <w:t>lvs</w:t>
       </w:r>
-      <w:proofErr w:type="spellEnd"/>
       <w:r>
         <w:rPr>
           <w:rFonts w:hint="eastAsia"/>
@@ -16254,7 +14442,6 @@
         </w:rPr>
         <w:t>的高可用建议用</w:t>
       </w:r>
-      <w:proofErr w:type="spellStart"/>
       <w:r>
         <w:rPr>
           <w:rFonts w:hint="eastAsia"/>
@@ -16262,7 +14449,6 @@
         </w:rPr>
         <w:t>keepavlived</w:t>
       </w:r>
-      <w:proofErr w:type="spellEnd"/>
       <w:r>
         <w:rPr>
           <w:rFonts w:hint="eastAsia"/>
@@ -16322,7 +14508,6 @@
         </w:rPr>
         <w:t>）</w:t>
       </w:r>
-      <w:proofErr w:type="spellStart"/>
       <w:r>
         <w:rPr>
           <w:rFonts w:hint="eastAsia"/>
@@ -16330,7 +14515,6 @@
         </w:rPr>
         <w:t>Keepalived</w:t>
       </w:r>
-      <w:proofErr w:type="spellEnd"/>
       <w:r>
         <w:rPr>
           <w:rFonts w:hint="eastAsia"/>
@@ -16344,14 +14528,12 @@
         </w:rPr>
         <w:t>：从安装、配置、使用、维护等角度上对比，</w:t>
       </w:r>
-      <w:proofErr w:type="spellStart"/>
       <w:r>
         <w:rPr>
           <w:rFonts w:hint="eastAsia"/>
         </w:rPr>
         <w:t>Keepalived</w:t>
       </w:r>
-      <w:proofErr w:type="spellEnd"/>
       <w:r>
         <w:rPr>
           <w:rFonts w:hint="eastAsia"/>
@@ -16392,22 +14574,14 @@
         <w:rPr>
           <w:rFonts w:hint="eastAsia"/>
         </w:rPr>
-        <w:t>个子项目，安装、配置、使用都比较复杂，尤其是出问题的时候，</w:t>
-      </w:r>
-      <w:r>
-        <w:rPr>
-          <w:rFonts w:hint="eastAsia"/>
-        </w:rPr>
-        <w:t>都不知道具体是哪个子系统出问题了；而</w:t>
-      </w:r>
-      <w:proofErr w:type="spellStart"/>
+        <w:t>个子项目，安装、配置、使用都比较复杂，尤其是出问题的时候，都不知道具体是哪个子系统出问题了；而</w:t>
+      </w:r>
       <w:r>
         <w:rPr>
           <w:rFonts w:hint="eastAsia"/>
         </w:rPr>
         <w:t>Keepalived</w:t>
       </w:r>
-      <w:proofErr w:type="spellEnd"/>
       <w:r>
         <w:rPr>
           <w:rFonts w:hint="eastAsia"/>
@@ -16493,7 +14667,6 @@
         </w:rPr>
         <w:t>虽然复杂，但功能更强大，配套工具更全，适合做大型集群管理，而</w:t>
       </w:r>
-      <w:proofErr w:type="spellStart"/>
       <w:r>
         <w:rPr>
           <w:rFonts w:hint="eastAsia"/>
@@ -16501,7 +14674,6 @@
         </w:rPr>
         <w:t>Keepalived</w:t>
       </w:r>
-      <w:proofErr w:type="spellEnd"/>
       <w:r>
         <w:rPr>
           <w:rFonts w:hint="eastAsia"/>
@@ -16532,7 +14704,6 @@
         </w:rPr>
         <w:t>）协议不同：</w:t>
       </w:r>
-      <w:proofErr w:type="spellStart"/>
       <w:r>
         <w:rPr>
           <w:rFonts w:hint="eastAsia"/>
@@ -16540,7 +14711,6 @@
         </w:rPr>
         <w:t>Keepalived</w:t>
       </w:r>
-      <w:proofErr w:type="spellEnd"/>
       <w:r>
         <w:rPr>
           <w:rFonts w:hint="eastAsia"/>
@@ -16588,23 +14758,7 @@
           <w:rFonts w:hint="eastAsia"/>
           <w:color w:val="FF0000"/>
         </w:rPr>
-        <w:t>除了</w:t>
-      </w:r>
-      <w:proofErr w:type="gramStart"/>
-      <w:r>
-        <w:rPr>
-          <w:rFonts w:hint="eastAsia"/>
-          <w:color w:val="FF0000"/>
-        </w:rPr>
-        <w:t>走网络</w:t>
-      </w:r>
-      <w:proofErr w:type="gramEnd"/>
-      <w:r>
-        <w:rPr>
-          <w:rFonts w:hint="eastAsia"/>
-          <w:color w:val="FF0000"/>
-        </w:rPr>
-        <w:t>外，还可以通过串口通信，貌似更可靠</w:t>
+        <w:t>除了走网络外，还可以通过串口通信，貌似更可靠</w:t>
       </w:r>
       <w:r>
         <w:rPr>
@@ -16627,22 +14781,14 @@
         <w:rPr>
           <w:rFonts w:hint="eastAsia"/>
         </w:rPr>
-        <w:t>）使用方式基本类似：如果要基于两者设计高可用方案，最终都</w:t>
-      </w:r>
-      <w:r>
-        <w:rPr>
-          <w:rFonts w:hint="eastAsia"/>
-        </w:rPr>
-        <w:t>要根据业务需要写自定义的脚本，</w:t>
-      </w:r>
-      <w:proofErr w:type="spellStart"/>
+        <w:t>）使用方式基本类似：如果要基于两者设计高可用方案，最终都要根据业务需要写自定义的脚本，</w:t>
+      </w:r>
       <w:r>
         <w:rPr>
           <w:rFonts w:hint="eastAsia"/>
         </w:rPr>
         <w:t>Keepalived</w:t>
       </w:r>
-      <w:proofErr w:type="spellEnd"/>
       <w:r>
         <w:rPr>
           <w:rFonts w:hint="eastAsia"/>
@@ -16673,28 +14819,24 @@
         </w:rPr>
         <w:t>这种方式，而且</w:t>
       </w:r>
-      <w:proofErr w:type="spellStart"/>
       <w:r>
         <w:rPr>
           <w:rFonts w:hint="eastAsia"/>
         </w:rPr>
         <w:t>Heartbeart</w:t>
       </w:r>
-      <w:proofErr w:type="spellEnd"/>
       <w:r>
         <w:rPr>
           <w:rFonts w:hint="eastAsia"/>
         </w:rPr>
         <w:t>提供了很多默认脚本，简单的绑定</w:t>
       </w:r>
-      <w:proofErr w:type="spellStart"/>
       <w:r>
         <w:rPr>
           <w:rFonts w:hint="eastAsia"/>
         </w:rPr>
         <w:t>ip</w:t>
       </w:r>
-      <w:proofErr w:type="spellEnd"/>
       <w:r>
         <w:rPr>
           <w:rFonts w:hint="eastAsia"/>
@@ -16737,7 +14879,6 @@
         </w:rPr>
         <w:t>优先使用</w:t>
       </w:r>
-      <w:proofErr w:type="spellStart"/>
       <w:r>
         <w:rPr>
           <w:rFonts w:hint="eastAsia"/>
@@ -16748,7 +14889,6 @@
         </w:rPr>
         <w:t>Keepalived</w:t>
       </w:r>
-      <w:proofErr w:type="spellEnd"/>
       <w:r>
         <w:rPr>
           <w:rFonts w:hint="eastAsia"/>
@@ -16759,7 +14899,6 @@
         </w:rPr>
         <w:t>，当</w:t>
       </w:r>
-      <w:proofErr w:type="spellStart"/>
       <w:r>
         <w:rPr>
           <w:rFonts w:hint="eastAsia"/>
@@ -16770,7 +14909,6 @@
         </w:rPr>
         <w:t>Keepalived</w:t>
       </w:r>
-      <w:proofErr w:type="spellEnd"/>
       <w:r>
         <w:rPr>
           <w:rFonts w:hint="eastAsia"/>
@@ -16845,13 +14983,7 @@
         <w:rPr>
           <w:rFonts w:hint="eastAsia"/>
         </w:rPr>
-        <w:t xml:space="preserve">heartbeat </w:t>
-      </w:r>
-      <w:r>
-        <w:rPr>
-          <w:rFonts w:hint="eastAsia"/>
-        </w:rPr>
-        <w:t>v2+haresource(</w:t>
+        <w:t>heartbeat v2+haresource(</w:t>
       </w:r>
       <w:r>
         <w:rPr>
@@ -16859,19 +14991,11 @@
         </w:rPr>
         <w:t>或</w:t>
       </w:r>
-      <w:proofErr w:type="spellStart"/>
-      <w:r>
-        <w:rPr>
-          <w:rFonts w:hint="eastAsia"/>
-        </w:rPr>
-        <w:t>crm</w:t>
-      </w:r>
-      <w:proofErr w:type="spellEnd"/>
-      <w:r>
-        <w:rPr>
-          <w:rFonts w:hint="eastAsia"/>
-        </w:rPr>
-        <w:t>) (</w:t>
+      <w:r>
+        <w:rPr>
+          <w:rFonts w:hint="eastAsia"/>
+        </w:rPr>
+        <w:t>crm) (</w:t>
       </w:r>
       <w:r>
         <w:rPr>
@@ -16913,19 +15037,11 @@
       <w:pPr>
         <w:ind w:firstLine="420"/>
       </w:pPr>
-      <w:proofErr w:type="spellStart"/>
-      <w:r>
-        <w:rPr>
-          <w:rFonts w:hint="eastAsia"/>
-        </w:rPr>
-        <w:t>corosync+pacemaker</w:t>
-      </w:r>
-      <w:proofErr w:type="spellEnd"/>
-      <w:r>
-        <w:rPr>
-          <w:rFonts w:hint="eastAsia"/>
-        </w:rPr>
-        <w:t xml:space="preserve"> (</w:t>
+      <w:r>
+        <w:rPr>
+          <w:rFonts w:hint="eastAsia"/>
+        </w:rPr>
+        <w:t>corosync+pacemaker (</w:t>
       </w:r>
       <w:r>
         <w:rPr>
@@ -16944,33 +15060,11 @@
       <w:pPr>
         <w:ind w:firstLine="420"/>
       </w:pPr>
-      <w:proofErr w:type="spellStart"/>
-      <w:r>
-        <w:rPr>
-          <w:rFonts w:hint="eastAsia"/>
-        </w:rPr>
-        <w:t>cman</w:t>
-      </w:r>
-      <w:proofErr w:type="spellEnd"/>
-      <w:r>
-        <w:rPr>
-          <w:rFonts w:hint="eastAsia"/>
-        </w:rPr>
-        <w:t xml:space="preserve"> + </w:t>
-      </w:r>
-      <w:proofErr w:type="spellStart"/>
-      <w:r>
-        <w:rPr>
-          <w:rFonts w:hint="eastAsia"/>
-        </w:rPr>
-        <w:t>rgmanager</w:t>
-      </w:r>
-      <w:proofErr w:type="spellEnd"/>
-      <w:r>
-        <w:rPr>
-          <w:rFonts w:hint="eastAsia"/>
-        </w:rPr>
-        <w:t xml:space="preserve"> (</w:t>
+      <w:r>
+        <w:rPr>
+          <w:rFonts w:hint="eastAsia"/>
+        </w:rPr>
+        <w:t>cman + rgmanager (</w:t>
       </w:r>
       <w:r>
         <w:rPr>
@@ -16989,19 +15083,11 @@
       <w:pPr>
         <w:ind w:firstLine="420"/>
       </w:pPr>
-      <w:proofErr w:type="spellStart"/>
-      <w:r>
-        <w:rPr>
-          <w:rFonts w:hint="eastAsia"/>
-        </w:rPr>
-        <w:t>keepalived+lvs</w:t>
-      </w:r>
-      <w:proofErr w:type="spellEnd"/>
-      <w:r>
-        <w:rPr>
-          <w:rFonts w:hint="eastAsia"/>
-        </w:rPr>
-        <w:t xml:space="preserve"> (</w:t>
+      <w:r>
+        <w:rPr>
+          <w:rFonts w:hint="eastAsia"/>
+        </w:rPr>
+        <w:t>keepalived+lvs (</w:t>
       </w:r>
       <w:r>
         <w:rPr>
@@ -17009,14 +15095,12 @@
         </w:rPr>
         <w:t>说明：常用于</w:t>
       </w:r>
-      <w:proofErr w:type="spellStart"/>
       <w:r>
         <w:rPr>
           <w:rFonts w:hint="eastAsia"/>
         </w:rPr>
         <w:t>lvs</w:t>
       </w:r>
-      <w:proofErr w:type="spellEnd"/>
       <w:r>
         <w:rPr>
           <w:rFonts w:hint="eastAsia"/>
@@ -17068,31 +15152,17 @@
         </w:rPr>
         <w:t>以</w:t>
       </w:r>
-      <w:proofErr w:type="spellStart"/>
-      <w:r>
-        <w:rPr>
-          <w:rFonts w:hint="eastAsia"/>
-        </w:rPr>
-        <w:t>memcache</w:t>
-      </w:r>
-      <w:proofErr w:type="spellEnd"/>
-      <w:r>
-        <w:rPr>
-          <w:rFonts w:hint="eastAsia"/>
-        </w:rPr>
-        <w:t xml:space="preserve"> </w:t>
-      </w:r>
-      <w:r>
-        <w:rPr>
-          <w:rFonts w:hint="eastAsia"/>
-        </w:rPr>
-        <w:t>为例，客户端同时与好几个服务保持连接，按照一定的规则去调用服务，</w:t>
-      </w:r>
-      <w:r>
-        <w:rPr>
-          <w:rFonts w:hint="eastAsia"/>
-        </w:rPr>
-        <w:t>当服务挂掉之后，重新调整规则。当然，如果服务器不做主从备份的话，可能会造成部分数据丢失。</w:t>
+      <w:r>
+        <w:rPr>
+          <w:rFonts w:hint="eastAsia"/>
+        </w:rPr>
+        <w:t xml:space="preserve">memcache </w:t>
+      </w:r>
+      <w:r>
+        <w:rPr>
+          <w:rFonts w:hint="eastAsia"/>
+        </w:rPr>
+        <w:t>为例，客户端同时与好几个服务保持连接，按照一定的规则去调用服务，当服务挂掉之后，重新调整规则。当然，如果服务器不做主从备份的话，可能会造成部分数据丢失。</w:t>
       </w:r>
     </w:p>
     <w:p/>
@@ -17117,28 +15187,24 @@
         </w:rPr>
         <w:t>这种经典的案例就是</w:t>
       </w:r>
-      <w:proofErr w:type="spellStart"/>
       <w:r>
         <w:rPr>
           <w:rFonts w:hint="eastAsia"/>
         </w:rPr>
         <w:t>redis</w:t>
       </w:r>
-      <w:proofErr w:type="spellEnd"/>
       <w:r>
         <w:rPr>
           <w:rFonts w:hint="eastAsia"/>
         </w:rPr>
         <w:t>了，各个</w:t>
       </w:r>
-      <w:proofErr w:type="spellStart"/>
       <w:r>
         <w:rPr>
           <w:rFonts w:hint="eastAsia"/>
         </w:rPr>
         <w:t>redis</w:t>
       </w:r>
-      <w:proofErr w:type="spellEnd"/>
       <w:r>
         <w:rPr>
           <w:rFonts w:hint="eastAsia"/>
@@ -17166,28 +15232,24 @@
       <w:pPr>
         <w:ind w:firstLine="420"/>
       </w:pPr>
-      <w:proofErr w:type="spellStart"/>
       <w:r>
         <w:rPr>
           <w:rFonts w:hint="eastAsia"/>
         </w:rPr>
         <w:t>mycat</w:t>
       </w:r>
-      <w:proofErr w:type="spellEnd"/>
       <w:r>
         <w:rPr>
           <w:rFonts w:hint="eastAsia"/>
         </w:rPr>
         <w:t>实现</w:t>
       </w:r>
-      <w:proofErr w:type="spellStart"/>
       <w:r>
         <w:rPr>
           <w:rFonts w:hint="eastAsia"/>
         </w:rPr>
         <w:t>mysql</w:t>
       </w:r>
-      <w:proofErr w:type="spellEnd"/>
       <w:r>
         <w:rPr>
           <w:rFonts w:hint="eastAsia"/>
@@ -17205,28 +15267,24 @@
         </w:rPr>
         <w:t>早期版本</w:t>
       </w:r>
-      <w:proofErr w:type="spellStart"/>
       <w:r>
         <w:rPr>
           <w:rFonts w:hint="eastAsia"/>
         </w:rPr>
         <w:t>redis</w:t>
       </w:r>
-      <w:proofErr w:type="spellEnd"/>
       <w:r>
         <w:rPr>
           <w:rFonts w:hint="eastAsia"/>
         </w:rPr>
         <w:t>不支持集群，那时候</w:t>
       </w:r>
-      <w:proofErr w:type="spellStart"/>
       <w:r>
         <w:rPr>
           <w:rFonts w:hint="eastAsia"/>
         </w:rPr>
         <w:t>redis</w:t>
       </w:r>
-      <w:proofErr w:type="spellEnd"/>
       <w:r>
         <w:rPr>
           <w:rFonts w:hint="eastAsia"/>
@@ -17279,7 +15337,7 @@
                     </pic:cNvPicPr>
                   </pic:nvPicPr>
                   <pic:blipFill>
-                    <a:blip r:embed="rId23"/>
+                    <a:blip r:embed="rId24"/>
                     <a:stretch>
                       <a:fillRect/>
                     </a:stretch>
@@ -17354,7 +15412,7 @@
                     </pic:cNvPicPr>
                   </pic:nvPicPr>
                   <pic:blipFill>
-                    <a:blip r:embed="rId24">
+                    <a:blip r:embed="rId25">
                       <a:extLst>
                         <a:ext uri="{28A0092B-C50C-407E-A947-70E740481C1C}">
                           <a14:useLocalDpi xmlns:a14="http://schemas.microsoft.com/office/drawing/2010/main" val="0"/>
@@ -17662,7 +15720,7 @@
                     </pic:cNvPicPr>
                   </pic:nvPicPr>
                   <pic:blipFill>
-                    <a:blip r:embed="rId25">
+                    <a:blip r:embed="rId26">
                       <a:extLst>
                         <a:ext uri="{28A0092B-C50C-407E-A947-70E740481C1C}">
                           <a14:useLocalDpi xmlns:a14="http://schemas.microsoft.com/office/drawing/2010/main" val="0"/>
@@ -17697,13 +15755,7 @@
         <w:rPr>
           <w:rFonts w:hint="eastAsia"/>
         </w:rPr>
-        <w:t>客户端层到反向代理层</w:t>
-      </w:r>
-      <w:r>
-        <w:rPr>
-          <w:rFonts w:hint="eastAsia"/>
-        </w:rPr>
-        <w:t>的高可用，是通过</w:t>
+        <w:t>客户端层到反向代理层的高可用，是通过</w:t>
       </w:r>
       <w:r>
         <w:rPr>
@@ -17718,28 +15770,24 @@
         </w:rPr>
         <w:t>来实现的。以</w:t>
       </w:r>
-      <w:proofErr w:type="spellStart"/>
       <w:r>
         <w:rPr>
           <w:rFonts w:hint="eastAsia"/>
         </w:rPr>
         <w:t>nginx</w:t>
       </w:r>
-      <w:proofErr w:type="spellEnd"/>
       <w:r>
         <w:rPr>
           <w:rFonts w:hint="eastAsia"/>
         </w:rPr>
         <w:t>为例：有两台</w:t>
       </w:r>
-      <w:proofErr w:type="spellStart"/>
       <w:r>
         <w:rPr>
           <w:rFonts w:hint="eastAsia"/>
         </w:rPr>
         <w:t>nginx</w:t>
       </w:r>
-      <w:proofErr w:type="spellEnd"/>
       <w:r>
         <w:rPr>
           <w:rFonts w:hint="eastAsia"/>
@@ -17753,7 +15801,6 @@
         </w:rPr>
         <w:t>常见的实践是</w:t>
       </w:r>
-      <w:proofErr w:type="spellStart"/>
       <w:r>
         <w:rPr>
           <w:rFonts w:hint="eastAsia"/>
@@ -17761,7 +15808,6 @@
         </w:rPr>
         <w:t>keepalived</w:t>
       </w:r>
-      <w:proofErr w:type="spellEnd"/>
       <w:r>
         <w:rPr>
           <w:rFonts w:hint="eastAsia"/>
@@ -17781,35 +15827,21 @@
           <w:rFonts w:hint="eastAsia"/>
           <w:color w:val="FF0000"/>
         </w:rPr>
-        <w:t>（</w:t>
+        <w:t>（浮动</w:t>
       </w:r>
       <w:r>
         <w:rPr>
           <w:rFonts w:hint="eastAsia"/>
           <w:color w:val="FF0000"/>
         </w:rPr>
-        <w:t>浮动</w:t>
+        <w:t>IP</w:t>
       </w:r>
       <w:r>
         <w:rPr>
           <w:rFonts w:hint="eastAsia"/>
           <w:color w:val="FF0000"/>
         </w:rPr>
-        <w:t>IP</w:t>
-      </w:r>
-      <w:r>
-        <w:rPr>
-          <w:rFonts w:hint="eastAsia"/>
-          <w:color w:val="FF0000"/>
-        </w:rPr>
-        <w:t>）</w:t>
-      </w:r>
-      <w:r>
-        <w:rPr>
-          <w:rFonts w:hint="eastAsia"/>
-          <w:color w:val="FF0000"/>
-        </w:rPr>
-        <w:t>提供服务</w:t>
+        <w:t>）提供服务</w:t>
       </w:r>
       <w:r>
         <w:rPr>
@@ -17844,7 +15876,7 @@
                     </pic:cNvPicPr>
                   </pic:nvPicPr>
                   <pic:blipFill>
-                    <a:blip r:embed="rId26">
+                    <a:blip r:embed="rId27">
                       <a:extLst>
                         <a:ext uri="{28A0092B-C50C-407E-A947-70E740481C1C}">
                           <a14:useLocalDpi xmlns:a14="http://schemas.microsoft.com/office/drawing/2010/main" val="0"/>
@@ -17881,28 +15913,24 @@
         </w:rPr>
         <w:t>自动故障转移：当</w:t>
       </w:r>
-      <w:proofErr w:type="spellStart"/>
       <w:r>
         <w:rPr>
           <w:rFonts w:hint="eastAsia"/>
         </w:rPr>
         <w:t>nginx</w:t>
       </w:r>
-      <w:proofErr w:type="spellEnd"/>
       <w:r>
         <w:rPr>
           <w:rFonts w:hint="eastAsia"/>
         </w:rPr>
         <w:t>挂了的时候，</w:t>
       </w:r>
-      <w:proofErr w:type="spellStart"/>
       <w:r>
         <w:rPr>
           <w:rFonts w:hint="eastAsia"/>
         </w:rPr>
         <w:t>keepalived</w:t>
       </w:r>
-      <w:proofErr w:type="spellEnd"/>
       <w:r>
         <w:rPr>
           <w:rFonts w:hint="eastAsia"/>
@@ -17920,16 +15948,8 @@
         <w:rPr>
           <w:rFonts w:hint="eastAsia"/>
         </w:rPr>
-        <w:t>shadow-</w:t>
-      </w:r>
-      <w:proofErr w:type="spellStart"/>
-      <w:r>
-        <w:rPr>
-          <w:rFonts w:hint="eastAsia"/>
-        </w:rPr>
-        <w:t>nginx</w:t>
-      </w:r>
-      <w:proofErr w:type="spellEnd"/>
+        <w:t>shadow-nginx</w:t>
+      </w:r>
       <w:r>
         <w:rPr>
           <w:rFonts w:hint="eastAsia"/>
@@ -17998,7 +16018,7 @@
                     </pic:cNvPicPr>
                   </pic:nvPicPr>
                   <pic:blipFill>
-                    <a:blip r:embed="rId27">
+                    <a:blip r:embed="rId28">
                       <a:extLst>
                         <a:ext uri="{28A0092B-C50C-407E-A947-70E740481C1C}">
                           <a14:useLocalDpi xmlns:a14="http://schemas.microsoft.com/office/drawing/2010/main" val="0"/>
@@ -18035,28 +16055,24 @@
         </w:rPr>
         <w:t>反向代理层到站点层的高可用，是通过站点层的冗余来实现的。假设反向代理层是</w:t>
       </w:r>
-      <w:proofErr w:type="spellStart"/>
       <w:r>
         <w:rPr>
           <w:rFonts w:hint="eastAsia"/>
         </w:rPr>
         <w:t>nginx</w:t>
       </w:r>
-      <w:proofErr w:type="spellEnd"/>
       <w:r>
         <w:rPr>
           <w:rFonts w:hint="eastAsia"/>
         </w:rPr>
         <w:t>，</w:t>
       </w:r>
-      <w:proofErr w:type="spellStart"/>
       <w:r>
         <w:rPr>
           <w:rFonts w:hint="eastAsia"/>
         </w:rPr>
         <w:t>nginx.conf</w:t>
       </w:r>
-      <w:proofErr w:type="spellEnd"/>
       <w:r>
         <w:rPr>
           <w:rFonts w:hint="eastAsia"/>
@@ -18075,14 +16091,12 @@
         </w:rPr>
         <w:t>后端，并且</w:t>
       </w:r>
-      <w:proofErr w:type="spellStart"/>
       <w:r>
         <w:rPr>
           <w:rFonts w:hint="eastAsia"/>
         </w:rPr>
         <w:t>nginx</w:t>
       </w:r>
-      <w:proofErr w:type="spellEnd"/>
       <w:r>
         <w:rPr>
           <w:rFonts w:hint="eastAsia"/>
@@ -18116,7 +16130,7 @@
                     </pic:cNvPicPr>
                   </pic:nvPicPr>
                   <pic:blipFill>
-                    <a:blip r:embed="rId28">
+                    <a:blip r:embed="rId29">
                       <a:extLst>
                         <a:ext uri="{28A0092B-C50C-407E-A947-70E740481C1C}">
                           <a14:useLocalDpi xmlns:a14="http://schemas.microsoft.com/office/drawing/2010/main" val="0"/>
@@ -18165,25 +16179,17 @@
         </w:rPr>
         <w:t>挂了的时候，</w:t>
       </w:r>
-      <w:proofErr w:type="spellStart"/>
       <w:r>
         <w:rPr>
           <w:rFonts w:hint="eastAsia"/>
         </w:rPr>
         <w:t>nginx</w:t>
       </w:r>
-      <w:proofErr w:type="spellEnd"/>
-      <w:r>
-        <w:rPr>
-          <w:rFonts w:hint="eastAsia"/>
-        </w:rPr>
-        <w:t>能够探测到，会自动的进行故障转移，将流量自</w:t>
-      </w:r>
-      <w:r>
-        <w:rPr>
-          <w:rFonts w:hint="eastAsia"/>
-        </w:rPr>
-        <w:t>动迁移到其他的</w:t>
+      <w:r>
+        <w:rPr>
+          <w:rFonts w:hint="eastAsia"/>
+        </w:rPr>
+        <w:t>能够探测到，会自动的进行故障转移，将流量自动迁移到其他的</w:t>
       </w:r>
       <w:r>
         <w:rPr>
@@ -18197,14 +16203,12 @@
         </w:rPr>
         <w:t>，整个过程由</w:t>
       </w:r>
-      <w:proofErr w:type="spellStart"/>
       <w:r>
         <w:rPr>
           <w:rFonts w:hint="eastAsia"/>
         </w:rPr>
         <w:t>nginx</w:t>
       </w:r>
-      <w:proofErr w:type="spellEnd"/>
       <w:r>
         <w:rPr>
           <w:rFonts w:hint="eastAsia"/>
@@ -18261,7 +16265,7 @@
                     </pic:cNvPicPr>
                   </pic:nvPicPr>
                   <pic:blipFill>
-                    <a:blip r:embed="rId29">
+                    <a:blip r:embed="rId30">
                       <a:extLst>
                         <a:ext uri="{28A0092B-C50C-407E-A947-70E740481C1C}">
                           <a14:useLocalDpi xmlns:a14="http://schemas.microsoft.com/office/drawing/2010/main" val="0"/>
@@ -18326,7 +16330,7 @@
                     </pic:cNvPicPr>
                   </pic:nvPicPr>
                   <pic:blipFill>
-                    <a:blip r:embed="rId30">
+                    <a:blip r:embed="rId31">
                       <a:extLst>
                         <a:ext uri="{28A0092B-C50C-407E-A947-70E740481C1C}">
                           <a14:useLocalDpi xmlns:a14="http://schemas.microsoft.com/office/drawing/2010/main" val="0"/>
@@ -18461,7 +16465,7 @@
                     </pic:cNvPicPr>
                   </pic:nvPicPr>
                   <pic:blipFill>
-                    <a:blip r:embed="rId31">
+                    <a:blip r:embed="rId32">
                       <a:extLst>
                         <a:ext uri="{28A0092B-C50C-407E-A947-70E740481C1C}">
                           <a14:useLocalDpi xmlns:a14="http://schemas.microsoft.com/office/drawing/2010/main" val="0"/>
@@ -18527,19 +16531,11 @@
         </w:rPr>
         <w:t>cache</w:t>
       </w:r>
-      <w:proofErr w:type="gramStart"/>
-      <w:r>
-        <w:rPr>
-          <w:rFonts w:hint="eastAsia"/>
-        </w:rPr>
-        <w:t>进行双读或者</w:t>
-      </w:r>
-      <w:proofErr w:type="gramEnd"/>
-      <w:r>
-        <w:rPr>
-          <w:rFonts w:hint="eastAsia"/>
-        </w:rPr>
-        <w:t>双写。</w:t>
+      <w:r>
+        <w:rPr>
+          <w:rFonts w:hint="eastAsia"/>
+        </w:rPr>
+        <w:t>进行双读或者双写。</w:t>
       </w:r>
     </w:p>
     <w:p>
@@ -18568,7 +16564,7 @@
                     </pic:cNvPicPr>
                   </pic:nvPicPr>
                   <pic:blipFill>
-                    <a:blip r:embed="rId32">
+                    <a:blip r:embed="rId33">
                       <a:extLst>
                         <a:ext uri="{28A0092B-C50C-407E-A947-70E740481C1C}">
                           <a14:useLocalDpi xmlns:a14="http://schemas.microsoft.com/office/drawing/2010/main" val="0"/>
@@ -18603,13 +16599,7 @@
         <w:rPr>
           <w:rFonts w:hint="eastAsia"/>
         </w:rPr>
-        <w:t>缓存层也可以通过支持主从同步的缓存集群来解决缓存层的高可用问题</w:t>
-      </w:r>
-      <w:r>
-        <w:rPr>
-          <w:rFonts w:hint="eastAsia"/>
-        </w:rPr>
-        <w:t>。</w:t>
+        <w:t>缓存层也可以通过支持主从同步的缓存集群来解决缓存层的高可用问题。</w:t>
       </w:r>
     </w:p>
     <w:p>
@@ -18622,50 +16612,36 @@
         </w:rPr>
         <w:t>以</w:t>
       </w:r>
-      <w:proofErr w:type="spellStart"/>
       <w:r>
         <w:rPr>
           <w:rFonts w:hint="eastAsia"/>
         </w:rPr>
         <w:t>redis</w:t>
       </w:r>
-      <w:proofErr w:type="spellEnd"/>
       <w:r>
         <w:rPr>
           <w:rFonts w:hint="eastAsia"/>
         </w:rPr>
         <w:t>为例，</w:t>
       </w:r>
-      <w:proofErr w:type="spellStart"/>
       <w:r>
         <w:rPr>
           <w:rFonts w:hint="eastAsia"/>
         </w:rPr>
         <w:t>redis</w:t>
       </w:r>
-      <w:proofErr w:type="spellEnd"/>
-      <w:proofErr w:type="gramStart"/>
-      <w:r>
-        <w:rPr>
-          <w:rFonts w:hint="eastAsia"/>
-        </w:rPr>
-        <w:t>天然支持</w:t>
-      </w:r>
-      <w:proofErr w:type="gramEnd"/>
-      <w:r>
-        <w:rPr>
-          <w:rFonts w:hint="eastAsia"/>
-        </w:rPr>
-        <w:t>主从同步，</w:t>
-      </w:r>
-      <w:proofErr w:type="spellStart"/>
+      <w:r>
+        <w:rPr>
+          <w:rFonts w:hint="eastAsia"/>
+        </w:rPr>
+        <w:t>天然支持主从同步，</w:t>
+      </w:r>
       <w:r>
         <w:rPr>
           <w:rFonts w:hint="eastAsia"/>
         </w:rPr>
         <w:t>redis</w:t>
       </w:r>
-      <w:proofErr w:type="spellEnd"/>
       <w:r>
         <w:rPr>
           <w:rFonts w:hint="eastAsia"/>
@@ -18684,14 +16660,12 @@
         </w:rPr>
         <w:t>哨兵机制，来做</w:t>
       </w:r>
-      <w:proofErr w:type="spellStart"/>
       <w:r>
         <w:rPr>
           <w:rFonts w:hint="eastAsia"/>
         </w:rPr>
         <w:t>redis</w:t>
       </w:r>
-      <w:proofErr w:type="spellEnd"/>
       <w:r>
         <w:rPr>
           <w:rFonts w:hint="eastAsia"/>
@@ -18726,7 +16700,7 @@
                     </pic:cNvPicPr>
                   </pic:nvPicPr>
                   <pic:blipFill>
-                    <a:blip r:embed="rId33">
+                    <a:blip r:embed="rId34">
                       <a:extLst>
                         <a:ext uri="{28A0092B-C50C-407E-A947-70E740481C1C}">
                           <a14:useLocalDpi xmlns:a14="http://schemas.microsoft.com/office/drawing/2010/main" val="0"/>
@@ -18763,14 +16737,12 @@
         </w:rPr>
         <w:t>自动故障转移：当</w:t>
       </w:r>
-      <w:proofErr w:type="spellStart"/>
       <w:r>
         <w:rPr>
           <w:rFonts w:hint="eastAsia"/>
         </w:rPr>
         <w:t>redis</w:t>
       </w:r>
-      <w:proofErr w:type="spellEnd"/>
       <w:r>
         <w:rPr>
           <w:rFonts w:hint="eastAsia"/>
@@ -18789,14 +16761,12 @@
         </w:rPr>
         <w:t>能够探测到，会通知调用方访问新的</w:t>
       </w:r>
-      <w:proofErr w:type="spellStart"/>
       <w:r>
         <w:rPr>
           <w:rFonts w:hint="eastAsia"/>
         </w:rPr>
         <w:t>redis</w:t>
       </w:r>
-      <w:proofErr w:type="spellEnd"/>
       <w:r>
         <w:rPr>
           <w:rFonts w:hint="eastAsia"/>
@@ -18815,14 +16785,12 @@
         </w:rPr>
         <w:t>和</w:t>
       </w:r>
-      <w:proofErr w:type="spellStart"/>
       <w:r>
         <w:rPr>
           <w:rFonts w:hint="eastAsia"/>
         </w:rPr>
         <w:t>redis</w:t>
       </w:r>
-      <w:proofErr w:type="spellEnd"/>
       <w:r>
         <w:rPr>
           <w:rFonts w:hint="eastAsia"/>
@@ -18861,13 +16829,7 @@
         <w:rPr>
           <w:rFonts w:hint="eastAsia"/>
         </w:rPr>
-        <w:t>”</w:t>
-      </w:r>
-      <w:r>
-        <w:rPr>
-          <w:rFonts w:hint="eastAsia"/>
-        </w:rPr>
-        <w:t>的业务场景，缓存架构的建议是：</w:t>
+        <w:t>”的业务场景，缓存架构的建议是：</w:t>
       </w:r>
     </w:p>
     <w:p>
@@ -18896,7 +16858,7 @@
                     </pic:cNvPicPr>
                   </pic:nvPicPr>
                   <pic:blipFill>
-                    <a:blip r:embed="rId34">
+                    <a:blip r:embed="rId35">
                       <a:extLst>
                         <a:ext uri="{28A0092B-C50C-407E-A947-70E740481C1C}">
                           <a14:useLocalDpi xmlns:a14="http://schemas.microsoft.com/office/drawing/2010/main" val="0"/>
@@ -18933,33 +16895,17 @@
         </w:rPr>
         <w:t>将</w:t>
       </w:r>
-      <w:proofErr w:type="spellStart"/>
       <w:r>
         <w:rPr>
           <w:rFonts w:hint="eastAsia"/>
         </w:rPr>
         <w:t>kv</w:t>
       </w:r>
-      <w:proofErr w:type="spellEnd"/>
-      <w:r>
-        <w:rPr>
-          <w:rFonts w:hint="eastAsia"/>
-        </w:rPr>
-        <w:t>缓存封装</w:t>
-      </w:r>
-      <w:proofErr w:type="gramStart"/>
-      <w:r>
-        <w:rPr>
-          <w:rFonts w:hint="eastAsia"/>
-        </w:rPr>
-        <w:t>成服务</w:t>
-      </w:r>
-      <w:proofErr w:type="gramEnd"/>
-      <w:r>
-        <w:rPr>
-          <w:rFonts w:hint="eastAsia"/>
-        </w:rPr>
-        <w:t>集群，上游设置一个代理（代理可以用集群冗余的方式保证高可用），代理的后端根据缓存访问的</w:t>
+      <w:r>
+        <w:rPr>
+          <w:rFonts w:hint="eastAsia"/>
+        </w:rPr>
+        <w:t>缓存封装成服务集群，上游设置一个代理（代理可以用集群冗余的方式保证高可用），代理的后端根据缓存访问的</w:t>
       </w:r>
       <w:r>
         <w:rPr>
@@ -19000,7 +16946,7 @@
                     </pic:cNvPicPr>
                   </pic:nvPicPr>
                   <pic:blipFill>
-                    <a:blip r:embed="rId35">
+                    <a:blip r:embed="rId36">
                       <a:extLst>
                         <a:ext uri="{28A0092B-C50C-407E-A947-70E740481C1C}">
                           <a14:useLocalDpi xmlns:a14="http://schemas.microsoft.com/office/drawing/2010/main" val="0"/>
@@ -19112,13 +17058,7 @@
         <w:rPr>
           <w:rFonts w:hint="eastAsia"/>
         </w:rPr>
-        <w:t>大部分互联网技术，数据库层都用了“主从同步，读写分离”架构，所以数据库层的高可用，又分为“读库高可</w:t>
-      </w:r>
-      <w:r>
-        <w:rPr>
-          <w:rFonts w:hint="eastAsia"/>
-        </w:rPr>
-        <w:t>用”与“写库高可用”两类。</w:t>
+        <w:t>大部分互联网技术，数据库层都用了“主从同步，读写分离”架构，所以数据库层的高可用，又分为“读库高可用”与“写库高可用”两类。</w:t>
       </w:r>
     </w:p>
     <w:p>
@@ -19170,7 +17110,7 @@
                     </pic:cNvPicPr>
                   </pic:nvPicPr>
                   <pic:blipFill>
-                    <a:blip r:embed="rId36">
+                    <a:blip r:embed="rId37">
                       <a:extLst>
                         <a:ext uri="{28A0092B-C50C-407E-A947-70E740481C1C}">
                           <a14:useLocalDpi xmlns:a14="http://schemas.microsoft.com/office/drawing/2010/main" val="0"/>
@@ -19205,21 +17145,7 @@
         <w:rPr>
           <w:rFonts w:hint="eastAsia"/>
         </w:rPr>
-        <w:t>服务层到数据库读的高可用，是</w:t>
-      </w:r>
-      <w:proofErr w:type="gramStart"/>
-      <w:r>
-        <w:rPr>
-          <w:rFonts w:hint="eastAsia"/>
-        </w:rPr>
-        <w:t>通过读库的</w:t>
-      </w:r>
-      <w:proofErr w:type="gramEnd"/>
-      <w:r>
-        <w:rPr>
-          <w:rFonts w:hint="eastAsia"/>
-        </w:rPr>
-        <w:t>冗余来实现的。</w:t>
+        <w:t>服务层到数据库读的高可用，是通过读库的冗余来实现的。</w:t>
       </w:r>
     </w:p>
     <w:p>
@@ -19242,21 +17168,7 @@
         <w:rPr>
           <w:rFonts w:hint="eastAsia"/>
         </w:rPr>
-        <w:t>个从库，“数据库连接池”会建立</w:t>
-      </w:r>
-      <w:proofErr w:type="gramStart"/>
-      <w:r>
-        <w:rPr>
-          <w:rFonts w:hint="eastAsia"/>
-        </w:rPr>
-        <w:t>与读库多个</w:t>
-      </w:r>
-      <w:proofErr w:type="gramEnd"/>
-      <w:r>
-        <w:rPr>
-          <w:rFonts w:hint="eastAsia"/>
-        </w:rPr>
-        <w:t>连接，每次请求会路由到这些读库。</w:t>
+        <w:t>个从库，“数据库连接池”会建立与读库多个连接，每次请求会路由到这些读库。</w:t>
       </w:r>
     </w:p>
     <w:p>
@@ -19285,7 +17197,7 @@
                     </pic:cNvPicPr>
                   </pic:nvPicPr>
                   <pic:blipFill>
-                    <a:blip r:embed="rId37">
+                    <a:blip r:embed="rId38">
                       <a:extLst>
                         <a:ext uri="{28A0092B-C50C-407E-A947-70E740481C1C}">
                           <a14:useLocalDpi xmlns:a14="http://schemas.microsoft.com/office/drawing/2010/main" val="0"/>
@@ -19320,35 +17232,13 @@
         <w:rPr>
           <w:rFonts w:hint="eastAsia"/>
         </w:rPr>
-        <w:t>自动故障转移：当</w:t>
-      </w:r>
-      <w:proofErr w:type="gramStart"/>
-      <w:r>
-        <w:rPr>
-          <w:rFonts w:hint="eastAsia"/>
-        </w:rPr>
-        <w:t>读库挂</w:t>
-      </w:r>
-      <w:proofErr w:type="gramEnd"/>
-      <w:r>
-        <w:rPr>
-          <w:rFonts w:hint="eastAsia"/>
-        </w:rPr>
-        <w:t>了的时候，</w:t>
-      </w:r>
-      <w:proofErr w:type="spellStart"/>
-      <w:r>
-        <w:rPr>
-          <w:rFonts w:hint="eastAsia"/>
-        </w:rPr>
-        <w:t>db</w:t>
-      </w:r>
-      <w:proofErr w:type="spellEnd"/>
-      <w:r>
-        <w:rPr>
-          <w:rFonts w:hint="eastAsia"/>
-        </w:rPr>
-        <w:t>-connection-pool</w:t>
+        <w:t>自动故障转移：当读库挂了的时候，</w:t>
+      </w:r>
+      <w:r>
+        <w:rPr>
+          <w:rFonts w:hint="eastAsia"/>
+        </w:rPr>
+        <w:t>db-connection-pool</w:t>
       </w:r>
       <w:r>
         <w:rPr>
@@ -19418,7 +17308,7 @@
                     </pic:cNvPicPr>
                   </pic:nvPicPr>
                   <pic:blipFill>
-                    <a:blip r:embed="rId38">
+                    <a:blip r:embed="rId39">
                       <a:extLst>
                         <a:ext uri="{28A0092B-C50C-407E-A947-70E740481C1C}">
                           <a14:useLocalDpi xmlns:a14="http://schemas.microsoft.com/office/drawing/2010/main" val="0"/>
@@ -19453,21 +17343,7 @@
         <w:rPr>
           <w:rFonts w:hint="eastAsia"/>
         </w:rPr>
-        <w:t>服务层到数据库写的高可用，是</w:t>
-      </w:r>
-      <w:proofErr w:type="gramStart"/>
-      <w:r>
-        <w:rPr>
-          <w:rFonts w:hint="eastAsia"/>
-        </w:rPr>
-        <w:t>通过写库的</w:t>
-      </w:r>
-      <w:proofErr w:type="gramEnd"/>
-      <w:r>
-        <w:rPr>
-          <w:rFonts w:hint="eastAsia"/>
-        </w:rPr>
-        <w:t>冗余来实现的。</w:t>
+        <w:t>服务层到数据库写的高可用，是通过写库的冗余来实现的。</w:t>
       </w:r>
     </w:p>
     <w:p>
@@ -19481,42 +17357,36 @@
         <w:lastRenderedPageBreak/>
         <w:t>以</w:t>
       </w:r>
-      <w:proofErr w:type="spellStart"/>
       <w:r>
         <w:rPr>
           <w:rFonts w:hint="eastAsia"/>
         </w:rPr>
         <w:t>mysql</w:t>
       </w:r>
-      <w:proofErr w:type="spellEnd"/>
       <w:r>
         <w:rPr>
           <w:rFonts w:hint="eastAsia"/>
         </w:rPr>
         <w:t>为例，可以设置两个</w:t>
       </w:r>
-      <w:proofErr w:type="spellStart"/>
       <w:r>
         <w:rPr>
           <w:rFonts w:hint="eastAsia"/>
         </w:rPr>
         <w:t>mysql</w:t>
       </w:r>
-      <w:proofErr w:type="spellEnd"/>
       <w:r>
         <w:rPr>
           <w:rFonts w:hint="eastAsia"/>
         </w:rPr>
         <w:t>双主同步，一台对线上提供服务，另一台冗余以保证高可用，常见的实践是</w:t>
       </w:r>
-      <w:proofErr w:type="spellStart"/>
       <w:r>
         <w:rPr>
           <w:rFonts w:hint="eastAsia"/>
         </w:rPr>
         <w:t>keepalived</w:t>
       </w:r>
-      <w:proofErr w:type="spellEnd"/>
       <w:r>
         <w:rPr>
           <w:rFonts w:hint="eastAsia"/>
@@ -19562,7 +17432,7 @@
                     </pic:cNvPicPr>
                   </pic:nvPicPr>
                   <pic:blipFill>
-                    <a:blip r:embed="rId39">
+                    <a:blip r:embed="rId40">
                       <a:extLst>
                         <a:ext uri="{28A0092B-C50C-407E-A947-70E740481C1C}">
                           <a14:useLocalDpi xmlns:a14="http://schemas.microsoft.com/office/drawing/2010/main" val="0"/>
@@ -19597,30 +17467,14 @@
         <w:rPr>
           <w:rFonts w:hint="eastAsia"/>
         </w:rPr>
-        <w:t>自动故障转移：</w:t>
-      </w:r>
-      <w:proofErr w:type="gramStart"/>
-      <w:r>
-        <w:rPr>
-          <w:rFonts w:hint="eastAsia"/>
-        </w:rPr>
-        <w:t>当写库挂</w:t>
-      </w:r>
-      <w:proofErr w:type="gramEnd"/>
-      <w:r>
-        <w:rPr>
-          <w:rFonts w:hint="eastAsia"/>
-        </w:rPr>
-        <w:t>了的时候，</w:t>
-      </w:r>
-      <w:proofErr w:type="spellStart"/>
+        <w:t>自动故障转移：当写库挂了的时候，</w:t>
+      </w:r>
       <w:r>
         <w:rPr>
           <w:rFonts w:hint="eastAsia"/>
         </w:rPr>
         <w:t>keepalived</w:t>
       </w:r>
-      <w:proofErr w:type="spellEnd"/>
       <w:r>
         <w:rPr>
           <w:rFonts w:hint="eastAsia"/>
@@ -19631,21 +17485,7 @@
         <w:rPr>
           <w:rFonts w:hint="eastAsia"/>
         </w:rPr>
-        <w:t>shadow-</w:t>
-      </w:r>
-      <w:proofErr w:type="spellStart"/>
-      <w:r>
-        <w:rPr>
-          <w:rFonts w:hint="eastAsia"/>
-        </w:rPr>
-        <w:t>db</w:t>
-      </w:r>
-      <w:proofErr w:type="spellEnd"/>
-      <w:r>
-        <w:rPr>
-          <w:rFonts w:hint="eastAsia"/>
-        </w:rPr>
-        <w:t>-master</w:t>
+        <w:t>shadow-db-master</w:t>
       </w:r>
       <w:r>
         <w:rPr>
@@ -19709,13 +17549,7 @@
         <w:rPr>
           <w:rFonts w:hint="eastAsia"/>
         </w:rPr>
-        <w:t>）是分布式系统架构设</w:t>
-      </w:r>
-      <w:r>
-        <w:rPr>
-          <w:rFonts w:hint="eastAsia"/>
-        </w:rPr>
-        <w:t>计中必须考虑的因素之一，它通常是指，通过设计减少系统不能提供服务的时间。</w:t>
+        <w:t>）是分布式系统架构设计中必须考虑的因素之一，它通常是指，通过设计减少系统不能提供服务的时间。</w:t>
       </w:r>
     </w:p>
     <w:p>
@@ -19784,35 +17618,13 @@
         <w:rPr>
           <w:rFonts w:hint="eastAsia"/>
         </w:rPr>
-        <w:t>）【客户端层】到【反向代理层】的高可用，是通过反向代理层的冗余实现的，</w:t>
-      </w:r>
-      <w:proofErr w:type="gramStart"/>
-      <w:r>
-        <w:rPr>
-          <w:rFonts w:hint="eastAsia"/>
-        </w:rPr>
-        <w:t>常见实践</w:t>
-      </w:r>
-      <w:proofErr w:type="gramEnd"/>
-      <w:r>
-        <w:rPr>
-          <w:rFonts w:hint="eastAsia"/>
-        </w:rPr>
-        <w:t>是</w:t>
-      </w:r>
-      <w:proofErr w:type="spellStart"/>
-      <w:r>
-        <w:rPr>
-          <w:rFonts w:hint="eastAsia"/>
-        </w:rPr>
-        <w:t>keepalived</w:t>
-      </w:r>
-      <w:proofErr w:type="spellEnd"/>
-      <w:r>
-        <w:rPr>
-          <w:rFonts w:hint="eastAsia"/>
-        </w:rPr>
-        <w:t xml:space="preserve"> + virtual IP</w:t>
+        <w:t>）【客户端层】到【反向代理层】的高可用，是通过反向代理层的冗余实现的，常见实践是</w:t>
+      </w:r>
+      <w:r>
+        <w:rPr>
+          <w:rFonts w:hint="eastAsia"/>
+        </w:rPr>
+        <w:t>keepalived + virtual IP</w:t>
       </w:r>
       <w:r>
         <w:rPr>
@@ -19841,30 +17653,14 @@
         <w:rPr>
           <w:rFonts w:hint="eastAsia"/>
         </w:rPr>
-        <w:t>）【反向代理层】到【站点层】的高可用，是通过站点层的冗余实现的，</w:t>
-      </w:r>
-      <w:proofErr w:type="gramStart"/>
-      <w:r>
-        <w:rPr>
-          <w:rFonts w:hint="eastAsia"/>
-        </w:rPr>
-        <w:t>常见实践</w:t>
-      </w:r>
-      <w:proofErr w:type="gramEnd"/>
-      <w:r>
-        <w:rPr>
-          <w:rFonts w:hint="eastAsia"/>
-        </w:rPr>
-        <w:t>是</w:t>
-      </w:r>
-      <w:proofErr w:type="spellStart"/>
+        <w:t>）【反向代理层】到【站点层】的高可用，是通过站点层的冗余实现的，常见实践是</w:t>
+      </w:r>
       <w:r>
         <w:rPr>
           <w:rFonts w:hint="eastAsia"/>
         </w:rPr>
         <w:t>nginx</w:t>
       </w:r>
-      <w:proofErr w:type="spellEnd"/>
       <w:r>
         <w:rPr>
           <w:rFonts w:hint="eastAsia"/>
@@ -19904,27 +17700,7 @@
         <w:rPr>
           <w:rFonts w:hint="eastAsia"/>
         </w:rPr>
-        <w:t>）【站</w:t>
-      </w:r>
-      <w:r>
-        <w:rPr>
-          <w:rFonts w:hint="eastAsia"/>
-        </w:rPr>
-        <w:t>点层】到【服务层】的高可用，是通过服务层的冗余实现的，</w:t>
-      </w:r>
-      <w:proofErr w:type="gramStart"/>
-      <w:r>
-        <w:rPr>
-          <w:rFonts w:hint="eastAsia"/>
-        </w:rPr>
-        <w:t>常见实践</w:t>
-      </w:r>
-      <w:proofErr w:type="gramEnd"/>
-      <w:r>
-        <w:rPr>
-          <w:rFonts w:hint="eastAsia"/>
-        </w:rPr>
-        <w:t>是通过</w:t>
+        <w:t>）【站点层】到【服务层】的高可用，是通过服务层的冗余实现的，常见实践是通过</w:t>
       </w:r>
       <w:r>
         <w:rPr>
@@ -19959,35 +17735,7 @@
         <w:rPr>
           <w:rFonts w:hint="eastAsia"/>
         </w:rPr>
-        <w:t>）【服务层】到【缓存层】的高可用，是通过缓存数据的冗余实现的，</w:t>
-      </w:r>
-      <w:proofErr w:type="gramStart"/>
-      <w:r>
-        <w:rPr>
-          <w:rFonts w:hint="eastAsia"/>
-        </w:rPr>
-        <w:t>常见实践</w:t>
-      </w:r>
-      <w:proofErr w:type="gramEnd"/>
-      <w:r>
-        <w:rPr>
-          <w:rFonts w:hint="eastAsia"/>
-        </w:rPr>
-        <w:t>是缓存客户端</w:t>
-      </w:r>
-      <w:proofErr w:type="gramStart"/>
-      <w:r>
-        <w:rPr>
-          <w:rFonts w:hint="eastAsia"/>
-        </w:rPr>
-        <w:t>双读双</w:t>
-      </w:r>
-      <w:proofErr w:type="gramEnd"/>
-      <w:r>
-        <w:rPr>
-          <w:rFonts w:hint="eastAsia"/>
-        </w:rPr>
-        <w:t>写，或者利用缓存集群的主从数据同步与</w:t>
+        <w:t>）【服务层】到【缓存层】的高可用，是通过缓存数据的冗余实现的，常见实践是缓存客户端双读双写，或者利用缓存集群的主从数据同步与</w:t>
       </w:r>
       <w:r>
         <w:rPr>
@@ -20022,61 +17770,19 @@
         <w:rPr>
           <w:rFonts w:hint="eastAsia"/>
         </w:rPr>
-        <w:t>）【服务层】到【数据库“读”】的高可用，是</w:t>
-      </w:r>
-      <w:proofErr w:type="gramStart"/>
-      <w:r>
-        <w:rPr>
-          <w:rFonts w:hint="eastAsia"/>
-        </w:rPr>
-        <w:t>通过读库的</w:t>
-      </w:r>
-      <w:proofErr w:type="gramEnd"/>
-      <w:r>
-        <w:rPr>
-          <w:rFonts w:hint="eastAsia"/>
-        </w:rPr>
-        <w:t>冗余实现的，</w:t>
-      </w:r>
-      <w:proofErr w:type="gramStart"/>
-      <w:r>
-        <w:rPr>
-          <w:rFonts w:hint="eastAsia"/>
-        </w:rPr>
-        <w:t>常见实践</w:t>
-      </w:r>
-      <w:proofErr w:type="gramEnd"/>
-      <w:r>
-        <w:rPr>
-          <w:rFonts w:hint="eastAsia"/>
-        </w:rPr>
-        <w:t>是通过</w:t>
-      </w:r>
-      <w:proofErr w:type="spellStart"/>
-      <w:r>
-        <w:rPr>
-          <w:rFonts w:hint="eastAsia"/>
-        </w:rPr>
-        <w:t>db</w:t>
-      </w:r>
-      <w:proofErr w:type="spellEnd"/>
-      <w:r>
-        <w:rPr>
-          <w:rFonts w:hint="eastAsia"/>
-        </w:rPr>
-        <w:t>-connection-pool</w:t>
-      </w:r>
-      <w:r>
-        <w:rPr>
-          <w:rFonts w:hint="eastAsia"/>
-        </w:rPr>
-        <w:t>来保证自动故障</w:t>
-      </w:r>
-      <w:r>
-        <w:rPr>
-          <w:rFonts w:hint="eastAsia"/>
-        </w:rPr>
-        <w:t>转移</w:t>
+        <w:t>）【服务层】到【数据库“读”】的高可用，是通过读库的冗余实现的，常见实践是通过</w:t>
+      </w:r>
+      <w:r>
+        <w:rPr>
+          <w:rFonts w:hint="eastAsia"/>
+        </w:rPr>
+        <w:t>db-connection-pool</w:t>
+      </w:r>
+      <w:r>
+        <w:rPr>
+          <w:rFonts w:hint="eastAsia"/>
+        </w:rPr>
+        <w:t>来保证自动故障转移</w:t>
       </w:r>
     </w:p>
     <w:p>
@@ -20099,49 +17805,13 @@
         <w:rPr>
           <w:rFonts w:hint="eastAsia"/>
         </w:rPr>
-        <w:t>）【服务层】到【数据库“写”】的高可用，是</w:t>
-      </w:r>
-      <w:proofErr w:type="gramStart"/>
-      <w:r>
-        <w:rPr>
-          <w:rFonts w:hint="eastAsia"/>
-        </w:rPr>
-        <w:t>通过写库的</w:t>
-      </w:r>
-      <w:proofErr w:type="gramEnd"/>
-      <w:r>
-        <w:rPr>
-          <w:rFonts w:hint="eastAsia"/>
-        </w:rPr>
-        <w:t>冗余实现的，</w:t>
-      </w:r>
-      <w:proofErr w:type="gramStart"/>
-      <w:r>
-        <w:rPr>
-          <w:rFonts w:hint="eastAsia"/>
-        </w:rPr>
-        <w:t>常见实践</w:t>
-      </w:r>
-      <w:proofErr w:type="gramEnd"/>
-      <w:r>
-        <w:rPr>
-          <w:rFonts w:hint="eastAsia"/>
-        </w:rPr>
-        <w:t>是</w:t>
-      </w:r>
-      <w:proofErr w:type="spellStart"/>
-      <w:r>
-        <w:rPr>
-          <w:rFonts w:hint="eastAsia"/>
-        </w:rPr>
-        <w:t>keepalived</w:t>
-      </w:r>
-      <w:proofErr w:type="spellEnd"/>
-      <w:r>
-        <w:rPr>
-          <w:rFonts w:hint="eastAsia"/>
-        </w:rPr>
-        <w:t xml:space="preserve"> + virtual IP</w:t>
+        <w:t>）【服务层】到【数据库“写”】的高可用，是通过写库的冗余实现的，常见实践是</w:t>
+      </w:r>
+      <w:r>
+        <w:rPr>
+          <w:rFonts w:hint="eastAsia"/>
+        </w:rPr>
+        <w:t>keepalived + virtual IP</w:t>
       </w:r>
       <w:r>
         <w:rPr>
@@ -20161,7 +17831,7 @@
 </file>
 
 <file path=word/endnotes.xml><?xml version="1.0" encoding="utf-8"?>
-<w:endnotes xmlns:wpc="http://schemas.microsoft.com/office/word/2010/wordprocessingCanvas" xmlns:cx="http://schemas.microsoft.com/office/drawing/2014/chartex" xmlns:cx1="http://schemas.microsoft.com/office/drawing/2015/9/8/chartex" xmlns:cx2="http://schemas.microsoft.com/office/drawing/2015/10/21/chartex" xmlns:cx3="http://schemas.microsoft.com/office/drawing/2016/5/9/chartex" xmlns:cx4="http://schemas.microsoft.com/office/drawing/2016/5/10/chartex" xmlns:cx5="http://schemas.microsoft.com/office/drawing/2016/5/11/chartex" xmlns:cx6="http://schemas.microsoft.com/office/drawing/2016/5/12/chartex" xmlns:cx7="http://schemas.microsoft.com/office/drawing/2016/5/13/chartex" xmlns:cx8="http://schemas.microsoft.com/office/drawing/2016/5/14/chartex" xmlns:mc="http://schemas.openxmlformats.org/markup-compatibility/2006" xmlns:aink="http://schemas.microsoft.com/office/drawing/2016/ink" xmlns:am3d="http://schemas.microsoft.com/office/drawing/2017/model3d" xmlns:o="urn:schemas-microsoft-com:office:office" xmlns:r="http://schemas.openxmlformats.org/officeDocument/2006/relationships" xmlns:m="http://schemas.openxmlformats.org/officeDocument/2006/math" xmlns:v="urn:schemas-microsoft-com:vml" xmlns:wp14="http://schemas.microsoft.com/office/word/2010/wordprocessingDrawing" xmlns:wp="http://schemas.openxmlformats.org/drawingml/2006/wordprocessingDrawing" xmlns:w10="urn:schemas-microsoft-com:office:word" xmlns:w="http://schemas.openxmlformats.org/wordprocessingml/2006/main" xmlns:w14="http://schemas.microsoft.com/office/word/2010/wordml" xmlns:w15="http://schemas.microsoft.com/office/word/2012/wordml" xmlns:w16cex="http://schemas.microsoft.com/office/word/2018/wordml/cex" xmlns:w16cid="http://schemas.microsoft.com/office/word/2016/wordml/cid" xmlns:w16="http://schemas.microsoft.com/office/word/2018/wordml" xmlns:w16se="http://schemas.microsoft.com/office/word/2015/wordml/symex" xmlns:wpg="http://schemas.microsoft.com/office/word/2010/wordprocessingGroup" xmlns:wpi="http://schemas.microsoft.com/office/word/2010/wordprocessingInk" xmlns:wne="http://schemas.microsoft.com/office/word/2006/wordml" xmlns:wps="http://schemas.microsoft.com/office/word/2010/wordprocessingShape" mc:Ignorable="w14 w15 w16se w16cid w16 w16cex wp14">
+<w:endnotes xmlns:wpc="http://schemas.microsoft.com/office/word/2010/wordprocessingCanvas" xmlns:cx="http://schemas.microsoft.com/office/drawing/2014/chartex" xmlns:cx1="http://schemas.microsoft.com/office/drawing/2015/9/8/chartex" xmlns:cx2="http://schemas.microsoft.com/office/drawing/2015/10/21/chartex" xmlns:cx3="http://schemas.microsoft.com/office/drawing/2016/5/9/chartex" xmlns:cx4="http://schemas.microsoft.com/office/drawing/2016/5/10/chartex" xmlns:cx5="http://schemas.microsoft.com/office/drawing/2016/5/11/chartex" xmlns:cx6="http://schemas.microsoft.com/office/drawing/2016/5/12/chartex" xmlns:cx7="http://schemas.microsoft.com/office/drawing/2016/5/13/chartex" xmlns:cx8="http://schemas.microsoft.com/office/drawing/2016/5/14/chartex" xmlns:mc="http://schemas.openxmlformats.org/markup-compatibility/2006" xmlns:aink="http://schemas.microsoft.com/office/drawing/2016/ink" xmlns:am3d="http://schemas.microsoft.com/office/drawing/2017/model3d" xmlns:o="urn:schemas-microsoft-com:office:office" xmlns:oel="http://schemas.microsoft.com/office/2019/extlst" xmlns:r="http://schemas.openxmlformats.org/officeDocument/2006/relationships" xmlns:m="http://schemas.openxmlformats.org/officeDocument/2006/math" xmlns:v="urn:schemas-microsoft-com:vml" xmlns:wp14="http://schemas.microsoft.com/office/word/2010/wordprocessingDrawing" xmlns:wp="http://schemas.openxmlformats.org/drawingml/2006/wordprocessingDrawing" xmlns:w10="urn:schemas-microsoft-com:office:word" xmlns:w="http://schemas.openxmlformats.org/wordprocessingml/2006/main" xmlns:w14="http://schemas.microsoft.com/office/word/2010/wordml" xmlns:w15="http://schemas.microsoft.com/office/word/2012/wordml" xmlns:w16cex="http://schemas.microsoft.com/office/word/2018/wordml/cex" xmlns:w16cid="http://schemas.microsoft.com/office/word/2016/wordml/cid" xmlns:w16="http://schemas.microsoft.com/office/word/2018/wordml" xmlns:w16du="http://schemas.microsoft.com/office/word/2023/wordml/word16du" xmlns:w16sdtdh="http://schemas.microsoft.com/office/word/2020/wordml/sdtdatahash" xmlns:w16sdtfl="http://schemas.microsoft.com/office/word/2024/wordml/sdtformatlock" xmlns:w16se="http://schemas.microsoft.com/office/word/2015/wordml/symex" xmlns:wpg="http://schemas.microsoft.com/office/word/2010/wordprocessingGroup" xmlns:wpi="http://schemas.microsoft.com/office/word/2010/wordprocessingInk" xmlns:wne="http://schemas.microsoft.com/office/word/2006/wordml" xmlns:wps="http://schemas.microsoft.com/office/word/2010/wordprocessingShape" mc:Ignorable="w14 w15 w16se w16cid w16 w16cex w16sdtdh w16sdtfl w16du wp14">
   <w:endnote w:type="separator" w:id="-1">
     <w:p>
       <w:pPr>
@@ -20186,7 +17856,7 @@
 </file>
 
 <file path=word/footnotes.xml><?xml version="1.0" encoding="utf-8"?>
-<w:footnotes xmlns:wpc="http://schemas.microsoft.com/office/word/2010/wordprocessingCanvas" xmlns:cx="http://schemas.microsoft.com/office/drawing/2014/chartex" xmlns:cx1="http://schemas.microsoft.com/office/drawing/2015/9/8/chartex" xmlns:cx2="http://schemas.microsoft.com/office/drawing/2015/10/21/chartex" xmlns:cx3="http://schemas.microsoft.com/office/drawing/2016/5/9/chartex" xmlns:cx4="http://schemas.microsoft.com/office/drawing/2016/5/10/chartex" xmlns:cx5="http://schemas.microsoft.com/office/drawing/2016/5/11/chartex" xmlns:cx6="http://schemas.microsoft.com/office/drawing/2016/5/12/chartex" xmlns:cx7="http://schemas.microsoft.com/office/drawing/2016/5/13/chartex" xmlns:cx8="http://schemas.microsoft.com/office/drawing/2016/5/14/chartex" xmlns:mc="http://schemas.openxmlformats.org/markup-compatibility/2006" xmlns:aink="http://schemas.microsoft.com/office/drawing/2016/ink" xmlns:am3d="http://schemas.microsoft.com/office/drawing/2017/model3d" xmlns:o="urn:schemas-microsoft-com:office:office" xmlns:r="http://schemas.openxmlformats.org/officeDocument/2006/relationships" xmlns:m="http://schemas.openxmlformats.org/officeDocument/2006/math" xmlns:v="urn:schemas-microsoft-com:vml" xmlns:wp14="http://schemas.microsoft.com/office/word/2010/wordprocessingDrawing" xmlns:wp="http://schemas.openxmlformats.org/drawingml/2006/wordprocessingDrawing" xmlns:w10="urn:schemas-microsoft-com:office:word" xmlns:w="http://schemas.openxmlformats.org/wordprocessingml/2006/main" xmlns:w14="http://schemas.microsoft.com/office/word/2010/wordml" xmlns:w15="http://schemas.microsoft.com/office/word/2012/wordml" xmlns:w16cex="http://schemas.microsoft.com/office/word/2018/wordml/cex" xmlns:w16cid="http://schemas.microsoft.com/office/word/2016/wordml/cid" xmlns:w16="http://schemas.microsoft.com/office/word/2018/wordml" xmlns:w16se="http://schemas.microsoft.com/office/word/2015/wordml/symex" xmlns:wpg="http://schemas.microsoft.com/office/word/2010/wordprocessingGroup" xmlns:wpi="http://schemas.microsoft.com/office/word/2010/wordprocessingInk" xmlns:wne="http://schemas.microsoft.com/office/word/2006/wordml" xmlns:wps="http://schemas.microsoft.com/office/word/2010/wordprocessingShape" mc:Ignorable="w14 w15 w16se w16cid w16 w16cex wp14">
+<w:footnotes xmlns:wpc="http://schemas.microsoft.com/office/word/2010/wordprocessingCanvas" xmlns:cx="http://schemas.microsoft.com/office/drawing/2014/chartex" xmlns:cx1="http://schemas.microsoft.com/office/drawing/2015/9/8/chartex" xmlns:cx2="http://schemas.microsoft.com/office/drawing/2015/10/21/chartex" xmlns:cx3="http://schemas.microsoft.com/office/drawing/2016/5/9/chartex" xmlns:cx4="http://schemas.microsoft.com/office/drawing/2016/5/10/chartex" xmlns:cx5="http://schemas.microsoft.com/office/drawing/2016/5/11/chartex" xmlns:cx6="http://schemas.microsoft.com/office/drawing/2016/5/12/chartex" xmlns:cx7="http://schemas.microsoft.com/office/drawing/2016/5/13/chartex" xmlns:cx8="http://schemas.microsoft.com/office/drawing/2016/5/14/chartex" xmlns:mc="http://schemas.openxmlformats.org/markup-compatibility/2006" xmlns:aink="http://schemas.microsoft.com/office/drawing/2016/ink" xmlns:am3d="http://schemas.microsoft.com/office/drawing/2017/model3d" xmlns:o="urn:schemas-microsoft-com:office:office" xmlns:oel="http://schemas.microsoft.com/office/2019/extlst" xmlns:r="http://schemas.openxmlformats.org/officeDocument/2006/relationships" xmlns:m="http://schemas.openxmlformats.org/officeDocument/2006/math" xmlns:v="urn:schemas-microsoft-com:vml" xmlns:wp14="http://schemas.microsoft.com/office/word/2010/wordprocessingDrawing" xmlns:wp="http://schemas.openxmlformats.org/drawingml/2006/wordprocessingDrawing" xmlns:w10="urn:schemas-microsoft-com:office:word" xmlns:w="http://schemas.openxmlformats.org/wordprocessingml/2006/main" xmlns:w14="http://schemas.microsoft.com/office/word/2010/wordml" xmlns:w15="http://schemas.microsoft.com/office/word/2012/wordml" xmlns:w16cex="http://schemas.microsoft.com/office/word/2018/wordml/cex" xmlns:w16cid="http://schemas.microsoft.com/office/word/2016/wordml/cid" xmlns:w16="http://schemas.microsoft.com/office/word/2018/wordml" xmlns:w16du="http://schemas.microsoft.com/office/word/2023/wordml/word16du" xmlns:w16sdtdh="http://schemas.microsoft.com/office/word/2020/wordml/sdtdatahash" xmlns:w16sdtfl="http://schemas.microsoft.com/office/word/2024/wordml/sdtformatlock" xmlns:w16se="http://schemas.microsoft.com/office/word/2015/wordml/symex" xmlns:wpg="http://schemas.microsoft.com/office/word/2010/wordprocessingGroup" xmlns:wpi="http://schemas.microsoft.com/office/word/2010/wordprocessingInk" xmlns:wne="http://schemas.microsoft.com/office/word/2006/wordml" xmlns:wps="http://schemas.microsoft.com/office/word/2010/wordprocessingShape" mc:Ignorable="w14 w15 w16se w16cid w16 w16cex w16sdtdh w16sdtfl w16du wp14">
   <w:footnote w:type="separator" w:id="-1">
     <w:p>
       <w:pPr>
@@ -20211,7 +17881,7 @@
 </file>
 
 <file path=word/numbering.xml><?xml version="1.0" encoding="utf-8"?>
-<w:numbering xmlns:wpc="http://schemas.microsoft.com/office/word/2010/wordprocessingCanvas" xmlns:cx="http://schemas.microsoft.com/office/drawing/2014/chartex" xmlns:cx1="http://schemas.microsoft.com/office/drawing/2015/9/8/chartex" xmlns:cx2="http://schemas.microsoft.com/office/drawing/2015/10/21/chartex" xmlns:cx3="http://schemas.microsoft.com/office/drawing/2016/5/9/chartex" xmlns:cx4="http://schemas.microsoft.com/office/drawing/2016/5/10/chartex" xmlns:cx5="http://schemas.microsoft.com/office/drawing/2016/5/11/chartex" xmlns:cx6="http://schemas.microsoft.com/office/drawing/2016/5/12/chartex" xmlns:cx7="http://schemas.microsoft.com/office/drawing/2016/5/13/chartex" xmlns:cx8="http://schemas.microsoft.com/office/drawing/2016/5/14/chartex" xmlns:mc="http://schemas.openxmlformats.org/markup-compatibility/2006" xmlns:aink="http://schemas.microsoft.com/office/drawing/2016/ink" xmlns:am3d="http://schemas.microsoft.com/office/drawing/2017/model3d" xmlns:o="urn:schemas-microsoft-com:office:office" xmlns:r="http://schemas.openxmlformats.org/officeDocument/2006/relationships" xmlns:m="http://schemas.openxmlformats.org/officeDocument/2006/math" xmlns:v="urn:schemas-microsoft-com:vml" xmlns:wp14="http://schemas.microsoft.com/office/word/2010/wordprocessingDrawing" xmlns:wp="http://schemas.openxmlformats.org/drawingml/2006/wordprocessingDrawing" xmlns:w10="urn:schemas-microsoft-com:office:word" xmlns:w="http://schemas.openxmlformats.org/wordprocessingml/2006/main" xmlns:w14="http://schemas.microsoft.com/office/word/2010/wordml" xmlns:w15="http://schemas.microsoft.com/office/word/2012/wordml" xmlns:w16cex="http://schemas.microsoft.com/office/word/2018/wordml/cex" xmlns:w16cid="http://schemas.microsoft.com/office/word/2016/wordml/cid" xmlns:w16="http://schemas.microsoft.com/office/word/2018/wordml" xmlns:w16se="http://schemas.microsoft.com/office/word/2015/wordml/symex" xmlns:wpg="http://schemas.microsoft.com/office/word/2010/wordprocessingGroup" xmlns:wpi="http://schemas.microsoft.com/office/word/2010/wordprocessingInk" xmlns:wne="http://schemas.microsoft.com/office/word/2006/wordml" xmlns:wps="http://schemas.microsoft.com/office/word/2010/wordprocessingShape" mc:Ignorable="w14 w15 w16se w16cid w16 w16cex wp14">
+<w:numbering xmlns:wpc="http://schemas.microsoft.com/office/word/2010/wordprocessingCanvas" xmlns:cx="http://schemas.microsoft.com/office/drawing/2014/chartex" xmlns:cx1="http://schemas.microsoft.com/office/drawing/2015/9/8/chartex" xmlns:cx2="http://schemas.microsoft.com/office/drawing/2015/10/21/chartex" xmlns:cx3="http://schemas.microsoft.com/office/drawing/2016/5/9/chartex" xmlns:cx4="http://schemas.microsoft.com/office/drawing/2016/5/10/chartex" xmlns:cx5="http://schemas.microsoft.com/office/drawing/2016/5/11/chartex" xmlns:cx6="http://schemas.microsoft.com/office/drawing/2016/5/12/chartex" xmlns:cx7="http://schemas.microsoft.com/office/drawing/2016/5/13/chartex" xmlns:cx8="http://schemas.microsoft.com/office/drawing/2016/5/14/chartex" xmlns:mc="http://schemas.openxmlformats.org/markup-compatibility/2006" xmlns:aink="http://schemas.microsoft.com/office/drawing/2016/ink" xmlns:am3d="http://schemas.microsoft.com/office/drawing/2017/model3d" xmlns:o="urn:schemas-microsoft-com:office:office" xmlns:oel="http://schemas.microsoft.com/office/2019/extlst" xmlns:r="http://schemas.openxmlformats.org/officeDocument/2006/relationships" xmlns:m="http://schemas.openxmlformats.org/officeDocument/2006/math" xmlns:v="urn:schemas-microsoft-com:vml" xmlns:wp14="http://schemas.microsoft.com/office/word/2010/wordprocessingDrawing" xmlns:wp="http://schemas.openxmlformats.org/drawingml/2006/wordprocessingDrawing" xmlns:w10="urn:schemas-microsoft-com:office:word" xmlns:w="http://schemas.openxmlformats.org/wordprocessingml/2006/main" xmlns:w14="http://schemas.microsoft.com/office/word/2010/wordml" xmlns:w15="http://schemas.microsoft.com/office/word/2012/wordml" xmlns:w16cex="http://schemas.microsoft.com/office/word/2018/wordml/cex" xmlns:w16cid="http://schemas.microsoft.com/office/word/2016/wordml/cid" xmlns:w16="http://schemas.microsoft.com/office/word/2018/wordml" xmlns:w16du="http://schemas.microsoft.com/office/word/2023/wordml/word16du" xmlns:w16sdtdh="http://schemas.microsoft.com/office/word/2020/wordml/sdtdatahash" xmlns:w16sdtfl="http://schemas.microsoft.com/office/word/2024/wordml/sdtformatlock" xmlns:w16se="http://schemas.microsoft.com/office/word/2015/wordml/symex" xmlns:wpg="http://schemas.microsoft.com/office/word/2010/wordprocessingGroup" xmlns:wpi="http://schemas.microsoft.com/office/word/2010/wordprocessingInk" xmlns:wne="http://schemas.microsoft.com/office/word/2006/wordml" xmlns:wps="http://schemas.microsoft.com/office/word/2010/wordprocessingShape" mc:Ignorable="w14 w15 w16se w16cid w16 w16cex w16sdtdh w16sdtfl w16du wp14">
   <w:abstractNum w:abstractNumId="0" w15:restartNumberingAfterBreak="0">
     <w:nsid w:val="B1BD2519"/>
     <w:multiLevelType w:val="singleLevel"/>
@@ -20337,23 +18007,23 @@
       </w:pPr>
     </w:lvl>
   </w:abstractNum>
-  <w:num w:numId="1">
+  <w:num w:numId="1" w16cid:durableId="492527848">
     <w:abstractNumId w:val="3"/>
   </w:num>
-  <w:num w:numId="2">
+  <w:num w:numId="2" w16cid:durableId="1869447006">
     <w:abstractNumId w:val="0"/>
   </w:num>
-  <w:num w:numId="3">
+  <w:num w:numId="3" w16cid:durableId="1417366180">
     <w:abstractNumId w:val="1"/>
   </w:num>
-  <w:num w:numId="4">
+  <w:num w:numId="4" w16cid:durableId="2048410533">
     <w:abstractNumId w:val="2"/>
   </w:num>
 </w:numbering>
 </file>
 
 <file path=word/styles.xml><?xml version="1.0" encoding="utf-8"?>
-<w:styles xmlns:mc="http://schemas.openxmlformats.org/markup-compatibility/2006" xmlns:r="http://schemas.openxmlformats.org/officeDocument/2006/relationships" xmlns:w="http://schemas.openxmlformats.org/wordprocessingml/2006/main" xmlns:w14="http://schemas.microsoft.com/office/word/2010/wordml" xmlns:w15="http://schemas.microsoft.com/office/word/2012/wordml" xmlns:w16cex="http://schemas.microsoft.com/office/word/2018/wordml/cex" xmlns:w16cid="http://schemas.microsoft.com/office/word/2016/wordml/cid" xmlns:w16="http://schemas.microsoft.com/office/word/2018/wordml" xmlns:w16se="http://schemas.microsoft.com/office/word/2015/wordml/symex" mc:Ignorable="w14 w15 w16se w16cid w16 w16cex">
+<w:styles xmlns:mc="http://schemas.openxmlformats.org/markup-compatibility/2006" xmlns:r="http://schemas.openxmlformats.org/officeDocument/2006/relationships" xmlns:w="http://schemas.openxmlformats.org/wordprocessingml/2006/main" xmlns:w14="http://schemas.microsoft.com/office/word/2010/wordml" xmlns:w15="http://schemas.microsoft.com/office/word/2012/wordml" xmlns:w16cex="http://schemas.microsoft.com/office/word/2018/wordml/cex" xmlns:w16cid="http://schemas.microsoft.com/office/word/2016/wordml/cid" xmlns:w16="http://schemas.microsoft.com/office/word/2018/wordml" xmlns:w16du="http://schemas.microsoft.com/office/word/2023/wordml/word16du" xmlns:w16sdtdh="http://schemas.microsoft.com/office/word/2020/wordml/sdtdatahash" xmlns:w16sdtfl="http://schemas.microsoft.com/office/word/2024/wordml/sdtformatlock" xmlns:w16se="http://schemas.microsoft.com/office/word/2015/wordml/symex" mc:Ignorable="w14 w15 w16se w16cid w16 w16cex w16sdtdh w16sdtfl w16du">
   <w:docDefaults>
     <w:rPrDefault>
       <w:rPr>
@@ -20848,6 +18518,7 @@
   <w:style w:type="character" w:default="1" w:styleId="a0">
     <w:name w:val="Default Paragraph Font"/>
     <w:uiPriority w:val="1"/>
+    <w:semiHidden/>
     <w:unhideWhenUsed/>
   </w:style>
   <w:style w:type="table" w:default="1" w:styleId="a1">

--- a/11. 架构/3. 高可用架构.docx
+++ b/11. 架构/3. 高可用架构.docx
@@ -364,12 +364,14 @@
         </w:rPr>
         <w:t>（高可用）：</w:t>
       </w:r>
+      <w:proofErr w:type="spellStart"/>
       <w:r>
         <w:rPr>
           <w:rFonts w:hint="eastAsia"/>
         </w:rPr>
         <w:t>SPoF</w:t>
       </w:r>
+      <w:proofErr w:type="spellEnd"/>
       <w:r>
         <w:rPr>
           <w:rFonts w:hint="eastAsia"/>
@@ -506,7 +508,14 @@
         <w:rPr>
           <w:rFonts w:hint="eastAsia"/>
         </w:rPr>
-        <w:t>首先高可用架构应该具备如下特征</w:t>
+        <w:t>首先高可用架构应该具备如下</w:t>
+      </w:r>
+      <w:proofErr w:type="gramStart"/>
+      <w:r>
+        <w:rPr>
+          <w:rFonts w:hint="eastAsia"/>
+        </w:rPr>
+        <w:t>特征</w:t>
       </w:r>
       <w:r>
         <w:rPr>
@@ -514,6 +523,7 @@
         </w:rPr>
         <w:t>:</w:t>
       </w:r>
+      <w:proofErr w:type="gramEnd"/>
     </w:p>
     <w:p>
       <w:pPr>
@@ -710,12 +720,14 @@
         </w:rPr>
         <w:t>）和可维护性（</w:t>
       </w:r>
+      <w:proofErr w:type="spellStart"/>
       <w:r>
         <w:rPr>
           <w:rFonts w:hint="eastAsia"/>
         </w:rPr>
         <w:t>maintainabilit</w:t>
       </w:r>
+      <w:proofErr w:type="spellEnd"/>
       <w:r>
         <w:rPr>
           <w:rFonts w:hint="eastAsia"/>
@@ -780,6 +792,7 @@
       <w:pPr>
         <w:ind w:firstLine="420"/>
       </w:pPr>
+      <w:proofErr w:type="gramStart"/>
       <w:r>
         <w:rPr>
           <w:rFonts w:hint="eastAsia"/>
@@ -790,7 +803,14 @@
         <w:rPr>
           <w:rFonts w:hint="eastAsia"/>
         </w:rPr>
-        <w:t>全年服务中断时间不超过</w:t>
+        <w:t>全年</w:t>
+      </w:r>
+      <w:proofErr w:type="gramEnd"/>
+      <w:r>
+        <w:rPr>
+          <w:rFonts w:hint="eastAsia"/>
+        </w:rPr>
+        <w:t>服务中断时间不超过</w:t>
       </w:r>
       <w:r>
         <w:rPr>
@@ -809,6 +829,7 @@
       <w:pPr>
         <w:ind w:firstLine="420"/>
       </w:pPr>
+      <w:proofErr w:type="gramStart"/>
       <w:r>
         <w:rPr>
           <w:rFonts w:hint="eastAsia"/>
@@ -819,7 +840,14 @@
         <w:rPr>
           <w:rFonts w:hint="eastAsia"/>
         </w:rPr>
-        <w:t>全年服务中断时间不超过</w:t>
+        <w:t>全年</w:t>
+      </w:r>
+      <w:proofErr w:type="gramEnd"/>
+      <w:r>
+        <w:rPr>
+          <w:rFonts w:hint="eastAsia"/>
+        </w:rPr>
+        <w:t>服务中断时间不超过</w:t>
       </w:r>
       <w:r>
         <w:rPr>
@@ -838,6 +866,7 @@
       <w:pPr>
         <w:ind w:firstLine="420"/>
       </w:pPr>
+      <w:proofErr w:type="gramStart"/>
       <w:r>
         <w:rPr>
           <w:rFonts w:hint="eastAsia"/>
@@ -848,7 +877,14 @@
         <w:rPr>
           <w:rFonts w:hint="eastAsia"/>
         </w:rPr>
-        <w:t>全年服务中断时间不超过</w:t>
+        <w:t>全年</w:t>
+      </w:r>
+      <w:proofErr w:type="gramEnd"/>
+      <w:r>
+        <w:rPr>
+          <w:rFonts w:hint="eastAsia"/>
+        </w:rPr>
+        <w:t>服务中断时间不超过</w:t>
       </w:r>
       <w:r>
         <w:rPr>
@@ -867,6 +903,7 @@
       <w:pPr>
         <w:ind w:firstLine="420"/>
       </w:pPr>
+      <w:proofErr w:type="gramStart"/>
       <w:r>
         <w:rPr>
           <w:rFonts w:hint="eastAsia"/>
@@ -877,7 +914,14 @@
         <w:rPr>
           <w:rFonts w:hint="eastAsia"/>
         </w:rPr>
-        <w:t>全年服务中断时间不超过</w:t>
+        <w:t>全年</w:t>
+      </w:r>
+      <w:proofErr w:type="gramEnd"/>
+      <w:r>
+        <w:rPr>
+          <w:rFonts w:hint="eastAsia"/>
+        </w:rPr>
+        <w:t>服务中断时间不超过</w:t>
       </w:r>
       <w:r>
         <w:rPr>
@@ -1015,7 +1059,14 @@
         <w:rPr>
           <w:rFonts w:hint="eastAsia"/>
         </w:rPr>
-        <w:t>，复原时间目标</w:t>
+        <w:t>，复原时间</w:t>
+      </w:r>
+      <w:proofErr w:type="gramStart"/>
+      <w:r>
+        <w:rPr>
+          <w:rFonts w:hint="eastAsia"/>
+        </w:rPr>
+        <w:t>目标</w:t>
       </w:r>
       <w:r>
         <w:rPr>
@@ -1023,6 +1074,7 @@
         </w:rPr>
         <w:t>)</w:t>
       </w:r>
+      <w:proofErr w:type="gramEnd"/>
       <w:r>
         <w:rPr>
           <w:rFonts w:hint="eastAsia"/>
@@ -1127,7 +1179,14 @@
         <w:rPr>
           <w:rFonts w:hint="eastAsia"/>
         </w:rPr>
-        <w:t>，复原点目标</w:t>
+        <w:t>，复原点</w:t>
+      </w:r>
+      <w:proofErr w:type="gramStart"/>
+      <w:r>
+        <w:rPr>
+          <w:rFonts w:hint="eastAsia"/>
+        </w:rPr>
+        <w:t>目标</w:t>
       </w:r>
       <w:r>
         <w:rPr>
@@ -1135,6 +1194,7 @@
         </w:rPr>
         <w:t>)</w:t>
       </w:r>
+      <w:proofErr w:type="gramEnd"/>
       <w:r>
         <w:rPr>
           <w:rFonts w:hint="eastAsia"/>
@@ -1984,6 +2044,7 @@
         </w:rPr>
         <w:t>状态，其他节点可能误认为该节点</w:t>
       </w:r>
+      <w:proofErr w:type="gramStart"/>
       <w:r>
         <w:rPr>
           <w:rFonts w:hint="eastAsia"/>
@@ -2006,7 +2067,14 @@
         <w:rPr>
           <w:rFonts w:hint="eastAsia"/>
         </w:rPr>
-        <w:t>，从而争夺共享资源（如共享存储）的访问权，分裂为两部分独立节点。</w:t>
+        <w:t>，</w:t>
+      </w:r>
+      <w:proofErr w:type="gramEnd"/>
+      <w:r>
+        <w:rPr>
+          <w:rFonts w:hint="eastAsia"/>
+        </w:rPr>
+        <w:t>从而争夺共享资源（如共享存储）的访问权，分裂为两部分独立节点。</w:t>
       </w:r>
     </w:p>
     <w:p>
@@ -2245,7 +2313,7 @@
         <w:rPr>
           <w:rFonts w:hint="eastAsia"/>
         </w:rPr>
-        <w:t>Pasox</w:t>
+        <w:t>Paxos</w:t>
       </w:r>
       <w:r>
         <w:rPr>
@@ -2317,7 +2385,14 @@
           <w:rFonts w:hint="eastAsia"/>
         </w:rPr>
         <w:lastRenderedPageBreak/>
-        <w:t>例如，通过投票来对写操作进行全局编号，同一时刻，只有一个写操作被批准，同时并发的写操作要去争取选票，只有获得过半数选票的写操作才会被</w:t>
+        <w:t>例如，通过投票来对写操作进行全局编号，同一时刻，只有一个写操作被批准，同时并发的写操作要去争取选票，只有获得过半数选票的写操作才会</w:t>
+      </w:r>
+      <w:proofErr w:type="gramStart"/>
+      <w:r>
+        <w:rPr>
+          <w:rFonts w:hint="eastAsia"/>
+        </w:rPr>
+        <w:t>被</w:t>
       </w:r>
       <w:r>
         <w:rPr>
@@ -2329,7 +2404,14 @@
         <w:rPr>
           <w:rFonts w:hint="eastAsia"/>
         </w:rPr>
-        <w:t>批准（所以永远只会有一个写操作得到批准）；而其他的写操作竞争失败只好再发起一轮投票，就这样，在日复一日年复一年的投票中，所有写操作都被严格编号排序。</w:t>
+        <w:t>批准</w:t>
+      </w:r>
+      <w:proofErr w:type="gramEnd"/>
+      <w:r>
+        <w:rPr>
+          <w:rFonts w:hint="eastAsia"/>
+        </w:rPr>
+        <w:t>（所以永远只会有一个写操作得到批准）；而其他的写操作竞争失败只好再发起一轮投票，就这样，在日复一日年复一年的投票中，所有写操作都被严格编号排序。</w:t>
       </w:r>
     </w:p>
     <w:p>
@@ -2640,7 +2722,14 @@
         <w:rPr>
           <w:rFonts w:hint="eastAsia"/>
         </w:rPr>
-        <w:t>集群的高可用性和各节点“目录”数据的一致性正是基于</w:t>
+        <w:t>集群的高可用性和各节点“目录”数据的一致性正是</w:t>
+      </w:r>
+      <w:proofErr w:type="gramStart"/>
+      <w:r>
+        <w:rPr>
+          <w:rFonts w:hint="eastAsia"/>
+        </w:rPr>
+        <w:t>基于</w:t>
       </w:r>
       <w:r>
         <w:rPr>
@@ -2658,7 +2747,14 @@
         <w:rPr>
           <w:rFonts w:hint="eastAsia"/>
         </w:rPr>
-        <w:t xml:space="preserve"> Paxos</w:t>
+        <w:t xml:space="preserve"> </w:t>
+      </w:r>
+      <w:proofErr w:type="gramEnd"/>
+      <w:r>
+        <w:rPr>
+          <w:rFonts w:hint="eastAsia"/>
+        </w:rPr>
+        <w:t>Paxos</w:t>
       </w:r>
       <w:r>
         <w:rPr>
@@ -3105,7 +3201,19 @@
         <w:rPr>
           <w:rFonts w:hint="eastAsia"/>
         </w:rPr>
-        <w:t>STONITH(Shoot The Other Node in the Head</w:t>
+        <w:t>STONITH</w:t>
+      </w:r>
+      <w:r>
+        <w:rPr>
+          <w:rFonts w:hint="eastAsia"/>
+        </w:rPr>
+        <w:t>（</w:t>
+      </w:r>
+      <w:r>
+        <w:rPr>
+          <w:rFonts w:hint="eastAsia"/>
+        </w:rPr>
+        <w:t>Shoot The Other Node in the Head</w:t>
       </w:r>
       <w:r>
         <w:rPr>
@@ -3117,7 +3225,7 @@
         <w:rPr>
           <w:rFonts w:hint="eastAsia"/>
         </w:rPr>
-        <w:t>)</w:t>
+        <w:t>）</w:t>
       </w:r>
       <w:r>
         <w:rPr>
@@ -3136,12 +3244,14 @@
         </w:rPr>
         <w:t>如果备份节点在某一时刻不能收到主节点的心跳信息时，那么如果此时备份节点立刻抢占资源时，而此时主节点正好在执行写操作，备份节点一旦也执行相应的写操作，会导致文件系统错乱或者服务器崩溃，因此在抢占资源的时候可以使用资源隔离机制来防止此类事件发生。而我们常常使用</w:t>
       </w:r>
+      <w:proofErr w:type="spellStart"/>
       <w:r>
         <w:rPr>
           <w:rFonts w:hint="eastAsia"/>
         </w:rPr>
         <w:t>stonithd</w:t>
       </w:r>
+      <w:proofErr w:type="spellEnd"/>
       <w:r>
         <w:rPr>
           <w:rFonts w:hint="eastAsia"/>
@@ -3189,6 +3299,7 @@
       <w:r>
         <w:rPr>
           <w:rFonts w:hint="eastAsia"/>
+          <w:color w:val="EE0000"/>
         </w:rPr>
         <w:t>STONITH</w:t>
       </w:r>
@@ -3208,7 +3319,33 @@
         <w:rPr>
           <w:rFonts w:hint="eastAsia"/>
         </w:rPr>
-        <w:t>，爆头。硬件方式），直接控制故障节点的电源，绝对彻底。</w:t>
+        <w:t>，爆头。</w:t>
+      </w:r>
+      <w:r>
+        <w:rPr>
+          <w:rFonts w:hint="eastAsia"/>
+          <w:color w:val="EE0000"/>
+        </w:rPr>
+        <w:t>硬件方式</w:t>
+      </w:r>
+      <w:r>
+        <w:rPr>
+          <w:rFonts w:hint="eastAsia"/>
+        </w:rPr>
+        <w:t>），直接控制故障节点的电源，</w:t>
+      </w:r>
+      <w:r>
+        <w:rPr>
+          <w:rFonts w:hint="eastAsia"/>
+          <w:color w:val="EE0000"/>
+        </w:rPr>
+        <w:t>绝对彻底</w:t>
+      </w:r>
+      <w:r>
+        <w:rPr>
+          <w:rFonts w:hint="eastAsia"/>
+        </w:rPr>
+        <w:t>。</w:t>
       </w:r>
     </w:p>
     <w:p>
@@ -3591,9 +3728,6 @@
     <w:p>
       <w:pPr>
         <w:pStyle w:val="2"/>
-        <w:rPr>
-          <w:rFonts w:hint="eastAsia"/>
-        </w:rPr>
       </w:pPr>
       <w:r>
         <w:rPr>
@@ -3653,12 +3787,14 @@
         </w:rPr>
         <w:t>），另一台作为备份节点（</w:t>
       </w:r>
+      <w:proofErr w:type="spellStart"/>
       <w:r>
         <w:rPr>
           <w:rFonts w:hint="eastAsia"/>
         </w:rPr>
         <w:t>standy</w:t>
       </w:r>
+      <w:proofErr w:type="spellEnd"/>
       <w:r>
         <w:rPr>
           <w:rFonts w:hint="eastAsia"/>
@@ -3709,7 +3845,20 @@
         <w:rPr>
           <w:rFonts w:hint="eastAsia"/>
         </w:rPr>
-        <w:t>个节点和一个或多个服务，其中每一个节点都运行着不同的服务且相互作为备份，两个节点互相检测对方的健康状况，这样当其中一个节点发生故障时，该节点上的服务会自动切换到另一个节点上去。这样可以保证服务正常运行。</w:t>
+        <w:t>个节点和一个或多个服务，其中每一个节点都运行着不同的服务且</w:t>
+      </w:r>
+      <w:r>
+        <w:rPr>
+          <w:rFonts w:hint="eastAsia"/>
+          <w:color w:val="EE0000"/>
+        </w:rPr>
+        <w:t>相互作为备份</w:t>
+      </w:r>
+      <w:r>
+        <w:rPr>
+          <w:rFonts w:hint="eastAsia"/>
+        </w:rPr>
+        <w:t>，两个节点互相检测对方的健康状况，这样当其中一个节点发生故障时，该节点上的服务会自动切换到另一个节点上去。这样可以保证服务正常运行。</w:t>
       </w:r>
     </w:p>
     <w:p>
@@ -3789,12 +3938,14 @@
       <w:pPr>
         <w:ind w:firstLine="420"/>
       </w:pPr>
+      <w:proofErr w:type="spellStart"/>
       <w:r>
         <w:rPr>
           <w:rFonts w:hint="eastAsia"/>
         </w:rPr>
         <w:t>mysql</w:t>
       </w:r>
+      <w:proofErr w:type="spellEnd"/>
       <w:r>
         <w:rPr>
           <w:rFonts w:hint="eastAsia"/>
@@ -3911,12 +4062,14 @@
         </w:rPr>
         <w:t>双主模型（对称方式），两个节点都是活动的，两个节点运行两个不同的服务，也互为备用节点。也可以提供同一个服务，比如</w:t>
       </w:r>
+      <w:proofErr w:type="spellStart"/>
       <w:r>
         <w:rPr>
           <w:rFonts w:hint="eastAsia"/>
         </w:rPr>
         <w:t>ipvs</w:t>
       </w:r>
+      <w:proofErr w:type="spellEnd"/>
       <w:r>
         <w:rPr>
           <w:rFonts w:hint="eastAsia"/>
@@ -3990,7 +4143,13 @@
         <w:rPr>
           <w:rFonts w:hint="eastAsia"/>
         </w:rPr>
-        <w:t>,N</w:t>
+        <w:t>，</w:t>
+      </w:r>
+      <w:r>
+        <w:rPr>
+          <w:rFonts w:hint="eastAsia"/>
+        </w:rPr>
+        <w:t>N</w:t>
       </w:r>
       <w:r>
         <w:rPr>
@@ -4228,25 +4387,13 @@
         <w:rPr>
           <w:rFonts w:hint="eastAsia"/>
         </w:rPr>
-        <w:t xml:space="preserve"> N&gt;M</w:t>
-      </w:r>
-      <w:r>
-        <w:rPr>
-          <w:rFonts w:hint="eastAsia"/>
-        </w:rPr>
-        <w:t>，</w:t>
-      </w:r>
-      <w:r>
-        <w:rPr>
-          <w:rFonts w:hint="eastAsia"/>
-        </w:rPr>
-        <w:t xml:space="preserve"> </w:t>
-      </w:r>
-      <w:r>
-        <w:rPr>
-          <w:rFonts w:hint="eastAsia"/>
-        </w:rPr>
-        <w:t>活动节点为</w:t>
+        <w:t>N&gt;M</w:t>
+      </w:r>
+      <w:r>
+        <w:rPr>
+          <w:rFonts w:hint="eastAsia"/>
+        </w:rPr>
+        <w:t>，活动节点为</w:t>
       </w:r>
       <w:r>
         <w:rPr>
@@ -4258,19 +4405,7 @@
         <w:rPr>
           <w:rFonts w:hint="eastAsia"/>
         </w:rPr>
-        <w:t>，</w:t>
-      </w:r>
-      <w:r>
-        <w:rPr>
-          <w:rFonts w:hint="eastAsia"/>
-        </w:rPr>
-        <w:t xml:space="preserve"> </w:t>
-      </w:r>
-      <w:r>
-        <w:rPr>
-          <w:rFonts w:hint="eastAsia"/>
-        </w:rPr>
-        <w:t>备用节点为</w:t>
+        <w:t>，备用节点为</w:t>
       </w:r>
       <w:r>
         <w:rPr>
@@ -4574,27 +4709,63 @@
         </w:rPr>
         <w:t>故障转移</w:t>
       </w:r>
+      <w:proofErr w:type="gramStart"/>
       <w:r>
         <w:rPr>
           <w:rFonts w:hint="eastAsia"/>
           <w:color w:val="FF0000"/>
         </w:rPr>
-        <w:t>(FailOver)</w:t>
-      </w:r>
+        <w:t>(</w:t>
+      </w:r>
+      <w:proofErr w:type="spellStart"/>
       <w:r>
         <w:rPr>
           <w:rFonts w:hint="eastAsia"/>
           <w:color w:val="FF0000"/>
         </w:rPr>
+        <w:t>FailOver</w:t>
+      </w:r>
+      <w:proofErr w:type="spellEnd"/>
+      <w:r>
+        <w:rPr>
+          <w:rFonts w:hint="eastAsia"/>
+          <w:color w:val="FF0000"/>
+        </w:rPr>
+        <w:t>)</w:t>
+      </w:r>
+      <w:proofErr w:type="gramEnd"/>
+      <w:r>
+        <w:rPr>
+          <w:rFonts w:hint="eastAsia"/>
+          <w:color w:val="FF0000"/>
+        </w:rPr>
         <w:t>和自动恢复</w:t>
       </w:r>
+      <w:proofErr w:type="gramStart"/>
       <w:r>
         <w:rPr>
           <w:rFonts w:hint="eastAsia"/>
           <w:color w:val="FF0000"/>
         </w:rPr>
-        <w:t>(FailBack)</w:t>
-      </w:r>
+        <w:t>(</w:t>
+      </w:r>
+      <w:proofErr w:type="spellStart"/>
+      <w:r>
+        <w:rPr>
+          <w:rFonts w:hint="eastAsia"/>
+          <w:color w:val="FF0000"/>
+        </w:rPr>
+        <w:t>FailBack</w:t>
+      </w:r>
+      <w:proofErr w:type="spellEnd"/>
+      <w:r>
+        <w:rPr>
+          <w:rFonts w:hint="eastAsia"/>
+          <w:color w:val="FF0000"/>
+        </w:rPr>
+        <w:t>)</w:t>
+      </w:r>
+      <w:proofErr w:type="gramEnd"/>
       <w:r>
         <w:rPr>
           <w:rFonts w:hint="eastAsia"/>
@@ -5365,24 +5536,28 @@
         </w:rPr>
         <w:t>里面，</w:t>
       </w:r>
+      <w:proofErr w:type="spellStart"/>
       <w:r>
         <w:rPr>
           <w:rFonts w:hint="eastAsia"/>
         </w:rPr>
         <w:t>linux</w:t>
       </w:r>
+      <w:proofErr w:type="spellEnd"/>
       <w:r>
         <w:rPr>
           <w:rFonts w:hint="eastAsia"/>
         </w:rPr>
         <w:t>网卡上的</w:t>
       </w:r>
+      <w:proofErr w:type="spellStart"/>
       <w:r>
         <w:rPr>
           <w:rFonts w:hint="eastAsia"/>
         </w:rPr>
         <w:t>ip</w:t>
       </w:r>
+      <w:proofErr w:type="spellEnd"/>
       <w:r>
         <w:rPr>
           <w:rFonts w:hint="eastAsia"/>
@@ -5796,6 +5971,7 @@
         </w:rPr>
         <w:t>IP</w:t>
       </w:r>
+      <w:proofErr w:type="gramStart"/>
       <w:r>
         <w:rPr>
           <w:rFonts w:hint="eastAsia"/>
@@ -5812,7 +5988,21 @@
         <w:rPr>
           <w:rFonts w:hint="eastAsia"/>
         </w:rPr>
-        <w:t>一个网卡是可以</w:t>
+        <w:t>一个</w:t>
+      </w:r>
+      <w:proofErr w:type="gramEnd"/>
+      <w:r>
+        <w:rPr>
+          <w:rFonts w:hint="eastAsia"/>
+        </w:rPr>
+        <w:t>网卡是</w:t>
+      </w:r>
+      <w:proofErr w:type="gramStart"/>
+      <w:r>
+        <w:rPr>
+          <w:rFonts w:hint="eastAsia"/>
+        </w:rPr>
+        <w:t>可以</w:t>
       </w:r>
       <w:r>
         <w:rPr>
@@ -5824,7 +6014,14 @@
         <w:rPr>
           <w:rFonts w:hint="eastAsia"/>
         </w:rPr>
-        <w:t>添加多个</w:t>
+        <w:t>添加</w:t>
+      </w:r>
+      <w:proofErr w:type="gramEnd"/>
+      <w:r>
+        <w:rPr>
+          <w:rFonts w:hint="eastAsia"/>
+        </w:rPr>
+        <w:t>多个</w:t>
       </w:r>
       <w:r>
         <w:rPr>
@@ -5972,12 +6169,14 @@
         </w:rPr>
         <w:t>这个</w:t>
       </w:r>
+      <w:proofErr w:type="spellStart"/>
       <w:r>
         <w:rPr>
           <w:rFonts w:hint="eastAsia"/>
         </w:rPr>
         <w:t>ip</w:t>
       </w:r>
+      <w:proofErr w:type="spellEnd"/>
       <w:r>
         <w:rPr>
           <w:rFonts w:hint="eastAsia"/>
@@ -6031,12 +6230,14 @@
         </w:rPr>
         <w:t>这个</w:t>
       </w:r>
+      <w:proofErr w:type="spellStart"/>
       <w:r>
         <w:rPr>
           <w:rFonts w:hint="eastAsia"/>
         </w:rPr>
         <w:t>ip</w:t>
       </w:r>
+      <w:proofErr w:type="spellEnd"/>
       <w:r>
         <w:rPr>
           <w:rFonts w:hint="eastAsia"/>
@@ -6207,7 +6408,63 @@
         <w:rPr>
           <w:rFonts w:hint="eastAsia"/>
         </w:rPr>
-        <w:t>cp /etc/sysconfig/network-scripts/ifcfg-eth0 /etc/sysconfig/network-scripts/ifcfg-eth0:1</w:t>
+        <w:t>cp /</w:t>
+      </w:r>
+      <w:proofErr w:type="spellStart"/>
+      <w:r>
+        <w:rPr>
+          <w:rFonts w:hint="eastAsia"/>
+        </w:rPr>
+        <w:t>etc</w:t>
+      </w:r>
+      <w:proofErr w:type="spellEnd"/>
+      <w:r>
+        <w:rPr>
+          <w:rFonts w:hint="eastAsia"/>
+        </w:rPr>
+        <w:t>/</w:t>
+      </w:r>
+      <w:proofErr w:type="spellStart"/>
+      <w:r>
+        <w:rPr>
+          <w:rFonts w:hint="eastAsia"/>
+        </w:rPr>
+        <w:t>sysconfig</w:t>
+      </w:r>
+      <w:proofErr w:type="spellEnd"/>
+      <w:r>
+        <w:rPr>
+          <w:rFonts w:hint="eastAsia"/>
+        </w:rPr>
+        <w:t>/network-scripts/ifcfg-eth0 /</w:t>
+      </w:r>
+      <w:proofErr w:type="spellStart"/>
+      <w:r>
+        <w:rPr>
+          <w:rFonts w:hint="eastAsia"/>
+        </w:rPr>
+        <w:t>etc</w:t>
+      </w:r>
+      <w:proofErr w:type="spellEnd"/>
+      <w:r>
+        <w:rPr>
+          <w:rFonts w:hint="eastAsia"/>
+        </w:rPr>
+        <w:t>/</w:t>
+      </w:r>
+      <w:proofErr w:type="spellStart"/>
+      <w:r>
+        <w:rPr>
+          <w:rFonts w:hint="eastAsia"/>
+        </w:rPr>
+        <w:t>sysconfig</w:t>
+      </w:r>
+      <w:proofErr w:type="spellEnd"/>
+      <w:r>
+        <w:rPr>
+          <w:rFonts w:hint="eastAsia"/>
+        </w:rPr>
+        <w:t>/network-scripts/ifcfg-eth0:1</w:t>
       </w:r>
     </w:p>
     <w:p>
@@ -6241,7 +6498,35 @@
         <w:rPr>
           <w:rFonts w:hint="eastAsia"/>
         </w:rPr>
-        <w:t>vim /etc/sysconfig/network-scripts/ifcfg-eth0:1</w:t>
+        <w:t>vim /</w:t>
+      </w:r>
+      <w:proofErr w:type="spellStart"/>
+      <w:r>
+        <w:rPr>
+          <w:rFonts w:hint="eastAsia"/>
+        </w:rPr>
+        <w:t>etc</w:t>
+      </w:r>
+      <w:proofErr w:type="spellEnd"/>
+      <w:r>
+        <w:rPr>
+          <w:rFonts w:hint="eastAsia"/>
+        </w:rPr>
+        <w:t>/</w:t>
+      </w:r>
+      <w:proofErr w:type="spellStart"/>
+      <w:r>
+        <w:rPr>
+          <w:rFonts w:hint="eastAsia"/>
+        </w:rPr>
+        <w:t>sysconfig</w:t>
+      </w:r>
+      <w:proofErr w:type="spellEnd"/>
+      <w:r>
+        <w:rPr>
+          <w:rFonts w:hint="eastAsia"/>
+        </w:rPr>
+        <w:t>/network-scripts/ifcfg-eth0:1</w:t>
       </w:r>
     </w:p>
     <w:p>
@@ -6448,11 +6733,19 @@
       <w:pPr>
         <w:ind w:firstLine="420"/>
       </w:pPr>
-      <w:r>
-        <w:rPr>
-          <w:rFonts w:hint="eastAsia"/>
-        </w:rPr>
-        <w:t>ifup eth0:1</w:t>
+      <w:proofErr w:type="spellStart"/>
+      <w:r>
+        <w:rPr>
+          <w:rFonts w:hint="eastAsia"/>
+        </w:rPr>
+        <w:t>ifup</w:t>
+      </w:r>
+      <w:proofErr w:type="spellEnd"/>
+      <w:r>
+        <w:rPr>
+          <w:rFonts w:hint="eastAsia"/>
+        </w:rPr>
+        <w:t xml:space="preserve"> eth0:1</w:t>
       </w:r>
     </w:p>
     <w:p>
@@ -6482,12 +6775,28 @@
       <w:pPr>
         <w:ind w:firstLine="420"/>
       </w:pPr>
-      <w:r>
-        <w:rPr>
-          <w:rFonts w:hint="eastAsia"/>
-        </w:rPr>
-        <w:t>ip addr</w:t>
-      </w:r>
+      <w:proofErr w:type="spellStart"/>
+      <w:r>
+        <w:rPr>
+          <w:rFonts w:hint="eastAsia"/>
+        </w:rPr>
+        <w:t>ip</w:t>
+      </w:r>
+      <w:proofErr w:type="spellEnd"/>
+      <w:r>
+        <w:rPr>
+          <w:rFonts w:hint="eastAsia"/>
+        </w:rPr>
+        <w:t xml:space="preserve"> </w:t>
+      </w:r>
+      <w:proofErr w:type="spellStart"/>
+      <w:r>
+        <w:rPr>
+          <w:rFonts w:hint="eastAsia"/>
+        </w:rPr>
+        <w:t>addr</w:t>
+      </w:r>
+      <w:proofErr w:type="spellEnd"/>
     </w:p>
     <w:p>
       <w:pPr>
@@ -6627,11 +6936,19 @@
       <w:pPr>
         <w:ind w:firstLine="420"/>
       </w:pPr>
-      <w:r>
-        <w:rPr>
-          <w:rFonts w:hint="eastAsia"/>
-        </w:rPr>
-        <w:t>ifdown eth0:1</w:t>
+      <w:proofErr w:type="spellStart"/>
+      <w:r>
+        <w:rPr>
+          <w:rFonts w:hint="eastAsia"/>
+        </w:rPr>
+        <w:t>ifdown</w:t>
+      </w:r>
+      <w:proofErr w:type="spellEnd"/>
+      <w:r>
+        <w:rPr>
+          <w:rFonts w:hint="eastAsia"/>
+        </w:rPr>
+        <w:t xml:space="preserve"> eth0:1</w:t>
       </w:r>
     </w:p>
     <w:p>
@@ -6655,11 +6972,19 @@
       <w:pPr>
         <w:ind w:firstLine="420"/>
       </w:pPr>
-      <w:r>
-        <w:rPr>
-          <w:rFonts w:hint="eastAsia"/>
-        </w:rPr>
-        <w:t>ifup eth0:1</w:t>
+      <w:proofErr w:type="spellStart"/>
+      <w:r>
+        <w:rPr>
+          <w:rFonts w:hint="eastAsia"/>
+        </w:rPr>
+        <w:t>ifup</w:t>
+      </w:r>
+      <w:proofErr w:type="spellEnd"/>
+      <w:r>
+        <w:rPr>
+          <w:rFonts w:hint="eastAsia"/>
+        </w:rPr>
+        <w:t xml:space="preserve"> eth0:1</w:t>
       </w:r>
     </w:p>
     <w:p>
@@ -6688,11 +7013,19 @@
       <w:pPr>
         <w:ind w:firstLine="420"/>
       </w:pPr>
-      <w:r>
-        <w:rPr>
-          <w:rFonts w:hint="eastAsia"/>
-        </w:rPr>
-        <w:t xml:space="preserve">mycat </w:t>
+      <w:proofErr w:type="spellStart"/>
+      <w:r>
+        <w:rPr>
+          <w:rFonts w:hint="eastAsia"/>
+        </w:rPr>
+        <w:t>mycat</w:t>
+      </w:r>
+      <w:proofErr w:type="spellEnd"/>
+      <w:r>
+        <w:rPr>
+          <w:rFonts w:hint="eastAsia"/>
+        </w:rPr>
+        <w:t xml:space="preserve"> </w:t>
       </w:r>
       <w:r>
         <w:rPr>
@@ -6700,12 +7033,14 @@
         </w:rPr>
         <w:t>实现</w:t>
       </w:r>
+      <w:proofErr w:type="spellStart"/>
       <w:r>
         <w:rPr>
           <w:rFonts w:hint="eastAsia"/>
         </w:rPr>
         <w:t>mysql</w:t>
       </w:r>
+      <w:proofErr w:type="spellEnd"/>
       <w:r>
         <w:rPr>
           <w:rFonts w:hint="eastAsia"/>
@@ -6739,6 +7074,7 @@
       <w:pPr>
         <w:ind w:firstLine="420"/>
       </w:pPr>
+      <w:bookmarkStart w:id="0" w:name="_Hlk207224664"/>
       <w:r>
         <w:rPr>
           <w:rFonts w:hint="eastAsia"/>
@@ -6852,7 +7188,18 @@
         <w:t>服务降级</w:t>
       </w:r>
     </w:p>
-    <w:p/>
+    <w:bookmarkEnd w:id="0"/>
+    <w:p>
+      <w:pPr>
+        <w:pStyle w:val="2"/>
+      </w:pPr>
+      <w:r>
+        <w:rPr>
+          <w:rFonts w:hint="eastAsia"/>
+        </w:rPr>
+        <w:t>架构层次</w:t>
+      </w:r>
+    </w:p>
     <w:p>
       <w:pPr>
         <w:ind w:firstLine="420"/>
@@ -6999,7 +7346,7 @@
     </w:p>
     <w:p>
       <w:pPr>
-        <w:pStyle w:val="2"/>
+        <w:pStyle w:val="3"/>
       </w:pPr>
       <w:r>
         <w:rPr>
@@ -7021,7 +7368,7 @@
     </w:p>
     <w:p>
       <w:pPr>
-        <w:pStyle w:val="2"/>
+        <w:pStyle w:val="3"/>
       </w:pPr>
       <w:r>
         <w:rPr>
@@ -7174,12 +7521,29 @@
         </w:rPr>
         <w:t>、</w:t>
       </w:r>
-      <w:r>
-        <w:rPr>
-          <w:rFonts w:hint="eastAsia"/>
-        </w:rPr>
-        <w:t>corosync(openAIS</w:t>
-      </w:r>
+      <w:proofErr w:type="spellStart"/>
+      <w:r>
+        <w:rPr>
+          <w:rFonts w:hint="eastAsia"/>
+        </w:rPr>
+        <w:t>corosync</w:t>
+      </w:r>
+      <w:proofErr w:type="spellEnd"/>
+      <w:proofErr w:type="gramStart"/>
+      <w:r>
+        <w:rPr>
+          <w:rFonts w:hint="eastAsia"/>
+        </w:rPr>
+        <w:t>(</w:t>
+      </w:r>
+      <w:proofErr w:type="spellStart"/>
+      <w:r>
+        <w:rPr>
+          <w:rFonts w:hint="eastAsia"/>
+        </w:rPr>
+        <w:t>openAIS</w:t>
+      </w:r>
+      <w:proofErr w:type="spellEnd"/>
       <w:r>
         <w:rPr>
           <w:rFonts w:hint="eastAsia"/>
@@ -7192,6 +7556,7 @@
         </w:rPr>
         <w:t>)</w:t>
       </w:r>
+      <w:proofErr w:type="gramEnd"/>
     </w:p>
     <w:p>
       <w:pPr>
@@ -7232,12 +7597,14 @@
         </w:rPr>
         <w:t>、</w:t>
       </w:r>
+      <w:proofErr w:type="spellStart"/>
       <w:r>
         <w:rPr>
           <w:rFonts w:hint="eastAsia"/>
         </w:rPr>
         <w:t>cman</w:t>
       </w:r>
+      <w:proofErr w:type="spellEnd"/>
     </w:p>
     <w:p>
       <w:pPr>
@@ -7255,36 +7622,42 @@
         </w:rPr>
         <w:t>是比较常用的软件，</w:t>
       </w:r>
+      <w:proofErr w:type="spellStart"/>
       <w:r>
         <w:rPr>
           <w:rFonts w:hint="eastAsia"/>
         </w:rPr>
         <w:t>Keepalived</w:t>
       </w:r>
+      <w:proofErr w:type="spellEnd"/>
       <w:r>
         <w:rPr>
           <w:rFonts w:hint="eastAsia"/>
         </w:rPr>
         <w:t>配置相对比较简单，而</w:t>
       </w:r>
+      <w:proofErr w:type="spellStart"/>
       <w:r>
         <w:rPr>
           <w:rFonts w:hint="eastAsia"/>
         </w:rPr>
         <w:t>ultramonkey</w:t>
       </w:r>
+      <w:proofErr w:type="spellEnd"/>
       <w:r>
         <w:rPr>
           <w:rFonts w:hint="eastAsia"/>
         </w:rPr>
         <w:t>好像不怎么常用，</w:t>
       </w:r>
+      <w:proofErr w:type="spellStart"/>
       <w:r>
         <w:rPr>
           <w:rFonts w:hint="eastAsia"/>
         </w:rPr>
         <w:t>Corosync</w:t>
       </w:r>
+      <w:proofErr w:type="spellEnd"/>
       <w:r>
         <w:rPr>
           <w:rFonts w:hint="eastAsia"/>
@@ -7370,7 +7743,21 @@
         <w:rPr>
           <w:rFonts w:hint="eastAsia"/>
         </w:rPr>
-        <w:t>Cluster Consensus Menbership Service</w:t>
+        <w:t xml:space="preserve">Cluster Consensus </w:t>
+      </w:r>
+      <w:proofErr w:type="spellStart"/>
+      <w:r>
+        <w:rPr>
+          <w:rFonts w:hint="eastAsia"/>
+        </w:rPr>
+        <w:t>Menbership</w:t>
+      </w:r>
+      <w:proofErr w:type="spellEnd"/>
+      <w:r>
+        <w:rPr>
+          <w:rFonts w:hint="eastAsia"/>
+        </w:rPr>
+        <w:t xml:space="preserve"> Service</w:t>
       </w:r>
       <w:r>
         <w:rPr>
@@ -7422,7 +7809,7 @@
     </w:p>
     <w:p>
       <w:pPr>
-        <w:pStyle w:val="2"/>
+        <w:pStyle w:val="3"/>
       </w:pPr>
       <w:r>
         <w:rPr>
@@ -7764,7 +8151,7 @@
     </w:p>
     <w:p>
       <w:pPr>
-        <w:pStyle w:val="2"/>
+        <w:pStyle w:val="3"/>
       </w:pPr>
       <w:r>
         <w:rPr>
@@ -7793,7 +8180,7 @@
         <w:rPr>
           <w:rFonts w:hint="eastAsia"/>
         </w:rPr>
-        <w:t>Local Resource  Messager</w:t>
+        <w:t>Local Resource Messager</w:t>
       </w:r>
       <w:r>
         <w:rPr>
@@ -7821,7 +8208,7 @@
     </w:p>
     <w:p>
       <w:pPr>
-        <w:pStyle w:val="2"/>
+        <w:pStyle w:val="3"/>
       </w:pPr>
       <w:r>
         <w:rPr>
@@ -7977,7 +8364,7 @@
     <w:p/>
     <w:p>
       <w:pPr>
-        <w:pStyle w:val="2"/>
+        <w:pStyle w:val="3"/>
       </w:pPr>
       <w:r>
         <w:rPr>
@@ -8106,7 +8493,14 @@
         <w:rPr>
           <w:rFonts w:hint="eastAsia"/>
         </w:rPr>
-        <w:t>）：</w:t>
+        <w:t>）</w:t>
+      </w:r>
+      <w:proofErr w:type="gramStart"/>
+      <w:r>
+        <w:rPr>
+          <w:rFonts w:hint="eastAsia"/>
+        </w:rPr>
+        <w:t>：</w:t>
       </w:r>
       <w:r>
         <w:rPr>
@@ -8118,7 +8512,14 @@
         <w:rPr>
           <w:rFonts w:hint="eastAsia"/>
         </w:rPr>
-        <w:t>就是来执行</w:t>
+        <w:t>就</w:t>
+      </w:r>
+      <w:proofErr w:type="gramEnd"/>
+      <w:r>
+        <w:rPr>
+          <w:rFonts w:hint="eastAsia"/>
+        </w:rPr>
+        <w:t>是来执行</w:t>
       </w:r>
       <w:r>
         <w:rPr>
@@ -8171,14 +8572,16 @@
     </w:p>
     <w:p>
       <w:pPr>
-        <w:pStyle w:val="2"/>
-      </w:pPr>
+        <w:pStyle w:val="3"/>
+      </w:pPr>
+      <w:proofErr w:type="spellStart"/>
       <w:r>
         <w:rPr>
           <w:rFonts w:hint="eastAsia"/>
         </w:rPr>
         <w:t>stonithd</w:t>
       </w:r>
+      <w:proofErr w:type="spellEnd"/>
       <w:r>
         <w:rPr>
           <w:rFonts w:hint="eastAsia"/>
@@ -8208,6 +8611,7 @@
         </w:rPr>
         <w:t>)</w:t>
       </w:r>
+      <w:proofErr w:type="gramStart"/>
       <w:r>
         <w:rPr>
           <w:rFonts w:hint="eastAsia"/>
@@ -8224,7 +8628,21 @@
         <w:rPr>
           <w:rFonts w:hint="eastAsia"/>
         </w:rPr>
-        <w:t>这种方式直接操作电源开关，当一个节点发生故障时，另</w:t>
+        <w:t>这</w:t>
+      </w:r>
+      <w:proofErr w:type="gramEnd"/>
+      <w:r>
+        <w:rPr>
+          <w:rFonts w:hint="eastAsia"/>
+        </w:rPr>
+        <w:t>种方式直接操作电源开关，当一个节点发生故障时，</w:t>
+      </w:r>
+      <w:proofErr w:type="gramStart"/>
+      <w:r>
+        <w:rPr>
+          <w:rFonts w:hint="eastAsia"/>
+        </w:rPr>
+        <w:t>另</w:t>
       </w:r>
       <w:r>
         <w:rPr>
@@ -8236,7 +8654,21 @@
         <w:rPr>
           <w:rFonts w:hint="eastAsia"/>
         </w:rPr>
-        <w:t>一个节点如果能侦测到，就会通过网络发出命令，控制故障节点的电源开关，通过暂时断电，而又上电的方式使故障节点被重启动或者直接断电，</w:t>
+        <w:t>一个</w:t>
+      </w:r>
+      <w:proofErr w:type="gramEnd"/>
+      <w:r>
+        <w:rPr>
+          <w:rFonts w:hint="eastAsia"/>
+        </w:rPr>
+        <w:t>节点如果能侦测到，就会通过网络发出命令，控制故障节点的电源开关，通过暂时断电，而又上电的方式使故障节点被重启动或者直接断电</w:t>
+      </w:r>
+      <w:proofErr w:type="gramStart"/>
+      <w:r>
+        <w:rPr>
+          <w:rFonts w:hint="eastAsia"/>
+        </w:rPr>
+        <w:t>，</w:t>
       </w:r>
       <w:r>
         <w:rPr>
@@ -8248,7 +8680,14 @@
         <w:rPr>
           <w:rFonts w:hint="eastAsia"/>
         </w:rPr>
-        <w:t>这种方式需要硬件支持。</w:t>
+        <w:t>这</w:t>
+      </w:r>
+      <w:proofErr w:type="gramEnd"/>
+      <w:r>
+        <w:rPr>
+          <w:rFonts w:hint="eastAsia"/>
+        </w:rPr>
+        <w:t>种方式需要硬件支持。</w:t>
       </w:r>
     </w:p>
     <w:p>
@@ -8261,12 +8700,14 @@
         </w:rPr>
         <w:t>如果备份节点在某一时刻不能收到主节点的心跳信息时，那么如果此时备份节点立刻抢占资源时，而此时主节点正好在执行写操作，备份节点一旦也执行相应的写操作，会导致文件系统错乱或者服务器崩溃，因此在抢占资源的时候可以使用资源隔离机制来防止此类事件发生。而我们常常使用</w:t>
       </w:r>
+      <w:proofErr w:type="spellStart"/>
       <w:r>
         <w:rPr>
           <w:rFonts w:hint="eastAsia"/>
         </w:rPr>
         <w:t>stonithd</w:t>
       </w:r>
+      <w:proofErr w:type="spellEnd"/>
       <w:r>
         <w:rPr>
           <w:rFonts w:hint="eastAsia"/>
@@ -8312,12 +8753,14 @@
         </w:rPr>
         <w:t>使用</w:t>
       </w:r>
+      <w:proofErr w:type="spellStart"/>
       <w:r>
         <w:rPr>
           <w:rFonts w:hint="eastAsia"/>
         </w:rPr>
         <w:t>stonithd</w:t>
       </w:r>
+      <w:proofErr w:type="spellEnd"/>
       <w:r>
         <w:rPr>
           <w:rFonts w:hint="eastAsia"/>
@@ -8367,7 +8810,7 @@
     </w:p>
     <w:p>
       <w:pPr>
-        <w:pStyle w:val="2"/>
+        <w:pStyle w:val="3"/>
       </w:pPr>
       <w:r>
         <w:rPr>
@@ -8398,12 +8841,14 @@
         </w:rPr>
         <w:t>、</w:t>
       </w:r>
+      <w:proofErr w:type="spellStart"/>
       <w:r>
         <w:rPr>
           <w:rFonts w:hint="eastAsia"/>
         </w:rPr>
         <w:t>mysql</w:t>
       </w:r>
+      <w:proofErr w:type="spellEnd"/>
       <w:r>
         <w:rPr>
           <w:rFonts w:hint="eastAsia"/>
@@ -8451,11 +8896,33 @@
       <w:pPr>
         <w:ind w:firstLine="420"/>
       </w:pPr>
-      <w:r>
-        <w:rPr>
-          <w:rFonts w:hint="eastAsia"/>
-        </w:rPr>
-        <w:t>DAS:Direct  Attached  Storage,</w:t>
+      <w:proofErr w:type="spellStart"/>
+      <w:r>
+        <w:rPr>
+          <w:rFonts w:hint="eastAsia"/>
+        </w:rPr>
+        <w:t>DAS:</w:t>
+      </w:r>
+      <w:proofErr w:type="gramStart"/>
+      <w:r>
+        <w:rPr>
+          <w:rFonts w:hint="eastAsia"/>
+        </w:rPr>
+        <w:t>Direct</w:t>
+      </w:r>
+      <w:proofErr w:type="spellEnd"/>
+      <w:r>
+        <w:rPr>
+          <w:rFonts w:hint="eastAsia"/>
+        </w:rPr>
+        <w:t xml:space="preserve">  Attached</w:t>
+      </w:r>
+      <w:proofErr w:type="gramEnd"/>
+      <w:r>
+        <w:rPr>
+          <w:rFonts w:hint="eastAsia"/>
+        </w:rPr>
+        <w:t xml:space="preserve">  Storage,</w:t>
       </w:r>
       <w:r>
         <w:rPr>
@@ -8509,11 +8976,19 @@
         </w:rPr>
         <w:t>：</w:t>
       </w:r>
-      <w:r>
-        <w:rPr>
-          <w:rFonts w:hint="eastAsia"/>
-        </w:rPr>
-        <w:t>Storage  Area  Network</w:t>
+      <w:proofErr w:type="gramStart"/>
+      <w:r>
+        <w:rPr>
+          <w:rFonts w:hint="eastAsia"/>
+        </w:rPr>
+        <w:t>Storage  Area</w:t>
+      </w:r>
+      <w:proofErr w:type="gramEnd"/>
+      <w:r>
+        <w:rPr>
+          <w:rFonts w:hint="eastAsia"/>
+        </w:rPr>
+        <w:t xml:space="preserve">  Network</w:t>
       </w:r>
       <w:r>
         <w:rPr>
@@ -8586,7 +9061,7 @@
     </w:p>
     <w:p>
       <w:pPr>
-        <w:pStyle w:val="2"/>
+        <w:pStyle w:val="3"/>
       </w:pPr>
       <w:r>
         <w:rPr>
@@ -8617,24 +9092,28 @@
         </w:rPr>
         <w:t>服务，需要</w:t>
       </w:r>
+      <w:proofErr w:type="spellStart"/>
       <w:r>
         <w:rPr>
           <w:rFonts w:hint="eastAsia"/>
         </w:rPr>
         <w:t>ip</w:t>
       </w:r>
+      <w:proofErr w:type="spellEnd"/>
       <w:r>
         <w:rPr>
           <w:rFonts w:hint="eastAsia"/>
         </w:rPr>
         <w:t>，也需要服务脚本、还需要文件系统（用来存储数据的），这些我们都可以统称为资源。因此，实现一个高可用集群一般需要</w:t>
       </w:r>
+      <w:proofErr w:type="spellStart"/>
       <w:r>
         <w:rPr>
           <w:rFonts w:hint="eastAsia"/>
         </w:rPr>
         <w:t>ip</w:t>
       </w:r>
+      <w:proofErr w:type="spellEnd"/>
       <w:r>
         <w:rPr>
           <w:rFonts w:hint="eastAsia"/>
@@ -8882,24 +9361,28 @@
         </w:rPr>
         <w:t>对于某些集群服务来说，启动相关的资源是有先后顺序的。例如启动一个</w:t>
       </w:r>
+      <w:proofErr w:type="spellStart"/>
       <w:r>
         <w:rPr>
           <w:rFonts w:hint="eastAsia"/>
         </w:rPr>
         <w:t>mysql</w:t>
       </w:r>
+      <w:proofErr w:type="spellEnd"/>
       <w:r>
         <w:rPr>
           <w:rFonts w:hint="eastAsia"/>
         </w:rPr>
         <w:t>集群服务，首先应该先挂载共享存储设备，否则即时</w:t>
       </w:r>
+      <w:proofErr w:type="spellStart"/>
       <w:r>
         <w:rPr>
           <w:rFonts w:hint="eastAsia"/>
         </w:rPr>
         <w:t>mysql</w:t>
       </w:r>
+      <w:proofErr w:type="spellEnd"/>
       <w:r>
         <w:rPr>
           <w:rFonts w:hint="eastAsia"/>
@@ -8975,7 +9458,14 @@
         <w:rPr>
           <w:rFonts w:hint="eastAsia"/>
         </w:rPr>
-        <w:t>-inf(</w:t>
+        <w:t>-inf</w:t>
+      </w:r>
+      <w:proofErr w:type="gramStart"/>
+      <w:r>
+        <w:rPr>
+          <w:rFonts w:hint="eastAsia"/>
+        </w:rPr>
+        <w:t>(</w:t>
       </w:r>
       <w:r>
         <w:rPr>
@@ -8989,6 +9479,7 @@
         </w:rPr>
         <w:t>)</w:t>
       </w:r>
+      <w:proofErr w:type="gramEnd"/>
       <w:r>
         <w:rPr>
           <w:rFonts w:hint="eastAsia"/>
@@ -9197,12 +9688,14 @@
         </w:rPr>
         <w:t>或</w:t>
       </w:r>
+      <w:proofErr w:type="spellStart"/>
       <w:r>
         <w:rPr>
           <w:rFonts w:hint="eastAsia"/>
         </w:rPr>
         <w:t>mysqld</w:t>
       </w:r>
+      <w:proofErr w:type="spellEnd"/>
       <w:r>
         <w:rPr>
           <w:rFonts w:hint="eastAsia"/>
@@ -9319,7 +9812,7 @@
     </w:p>
     <w:p>
       <w:pPr>
-        <w:pStyle w:val="2"/>
+        <w:pStyle w:val="3"/>
       </w:pPr>
       <w:r>
         <w:rPr>
@@ -9338,8 +9831,16 @@
         <w:rPr>
           <w:rFonts w:hint="eastAsia"/>
         </w:rPr>
-        <w:t>Resource Rgent</w:t>
-      </w:r>
+        <w:t xml:space="preserve">Resource </w:t>
+      </w:r>
+      <w:proofErr w:type="spellStart"/>
+      <w:r>
+        <w:rPr>
+          <w:rFonts w:hint="eastAsia"/>
+        </w:rPr>
+        <w:t>Rgent</w:t>
+      </w:r>
+      <w:proofErr w:type="spellEnd"/>
       <w:r>
         <w:rPr>
           <w:rFonts w:hint="eastAsia"/>
@@ -9457,11 +9958,19 @@
         </w:rPr>
         <w:t>（</w:t>
       </w:r>
-      <w:r>
-        <w:rPr>
-          <w:rFonts w:hint="eastAsia"/>
-        </w:rPr>
-        <w:t>heatbeat v1</w:t>
+      <w:proofErr w:type="spellStart"/>
+      <w:r>
+        <w:rPr>
+          <w:rFonts w:hint="eastAsia"/>
+        </w:rPr>
+        <w:t>heatbeat</w:t>
+      </w:r>
+      <w:proofErr w:type="spellEnd"/>
+      <w:r>
+        <w:rPr>
+          <w:rFonts w:hint="eastAsia"/>
+        </w:rPr>
+        <w:t xml:space="preserve"> v1</w:t>
       </w:r>
       <w:r>
         <w:rPr>
@@ -9514,7 +10023,35 @@
         <w:rPr>
           <w:rFonts w:hint="eastAsia"/>
         </w:rPr>
-        <w:t>/etc/init.d/*</w:t>
+        <w:t>/</w:t>
+      </w:r>
+      <w:proofErr w:type="spellStart"/>
+      <w:r>
+        <w:rPr>
+          <w:rFonts w:hint="eastAsia"/>
+        </w:rPr>
+        <w:t>etc</w:t>
+      </w:r>
+      <w:proofErr w:type="spellEnd"/>
+      <w:r>
+        <w:rPr>
+          <w:rFonts w:hint="eastAsia"/>
+        </w:rPr>
+        <w:t>/</w:t>
+      </w:r>
+      <w:proofErr w:type="spellStart"/>
+      <w:r>
+        <w:rPr>
+          <w:rFonts w:hint="eastAsia"/>
+        </w:rPr>
+        <w:t>init.d</w:t>
+      </w:r>
+      <w:proofErr w:type="spellEnd"/>
+      <w:r>
+        <w:rPr>
+          <w:rFonts w:hint="eastAsia"/>
+        </w:rPr>
+        <w:t>/*</w:t>
       </w:r>
       <w:r>
         <w:rPr>
@@ -9567,8 +10104,16 @@
         <w:rPr>
           <w:rFonts w:hint="eastAsia"/>
         </w:rPr>
-        <w:t>Open Cluster Famework</w:t>
-      </w:r>
+        <w:t xml:space="preserve">Open Cluster </w:t>
+      </w:r>
+      <w:proofErr w:type="spellStart"/>
+      <w:r>
+        <w:rPr>
+          <w:rFonts w:hint="eastAsia"/>
+        </w:rPr>
+        <w:t>Famework</w:t>
+      </w:r>
+      <w:proofErr w:type="spellEnd"/>
       <w:r>
         <w:rPr>
           <w:rFonts w:hint="eastAsia"/>
@@ -9748,12 +10293,14 @@
         </w:rPr>
         <w:t>、</w:t>
       </w:r>
+      <w:proofErr w:type="spellStart"/>
       <w:r>
         <w:rPr>
           <w:rFonts w:hint="eastAsia"/>
         </w:rPr>
         <w:t>corosync</w:t>
       </w:r>
+      <w:proofErr w:type="spellEnd"/>
     </w:p>
     <w:p>
       <w:pPr>
@@ -9765,12 +10312,14 @@
         </w:rPr>
         <w:t>从</w:t>
       </w:r>
+      <w:proofErr w:type="spellStart"/>
       <w:r>
         <w:rPr>
           <w:rFonts w:hint="eastAsia"/>
         </w:rPr>
         <w:t>OpenAIS</w:t>
       </w:r>
+      <w:proofErr w:type="spellEnd"/>
       <w:r>
         <w:rPr>
           <w:rFonts w:hint="eastAsia"/>
@@ -9794,12 +10343,14 @@
         </w:rPr>
         <w:t>、</w:t>
       </w:r>
+      <w:proofErr w:type="spellStart"/>
       <w:r>
         <w:rPr>
           <w:rFonts w:hint="eastAsia"/>
         </w:rPr>
         <w:t>cman</w:t>
       </w:r>
+      <w:proofErr w:type="spellEnd"/>
     </w:p>
     <w:p>
       <w:pPr>
@@ -9817,12 +10368,14 @@
         </w:rPr>
         <w:t>、</w:t>
       </w:r>
+      <w:proofErr w:type="spellStart"/>
       <w:r>
         <w:rPr>
           <w:rFonts w:hint="eastAsia"/>
         </w:rPr>
         <w:t>keepalived</w:t>
       </w:r>
+      <w:proofErr w:type="spellEnd"/>
     </w:p>
     <w:p>
       <w:pPr>
@@ -9851,12 +10404,14 @@
         </w:rPr>
         <w:t>、</w:t>
       </w:r>
+      <w:proofErr w:type="spellStart"/>
       <w:r>
         <w:rPr>
           <w:rFonts w:hint="eastAsia"/>
         </w:rPr>
         <w:t>ultramokey</w:t>
       </w:r>
+      <w:proofErr w:type="spellEnd"/>
     </w:p>
     <w:p>
       <w:pPr>
@@ -9891,12 +10446,14 @@
         </w:rPr>
         <w:t>、</w:t>
       </w:r>
+      <w:proofErr w:type="spellStart"/>
       <w:r>
         <w:rPr>
           <w:rFonts w:hint="eastAsia"/>
         </w:rPr>
         <w:t>Haresource</w:t>
       </w:r>
+      <w:proofErr w:type="spellEnd"/>
     </w:p>
     <w:p>
       <w:pPr>
@@ -9914,12 +10471,14 @@
         </w:rPr>
         <w:t>包含，使用文本配置接口</w:t>
       </w:r>
+      <w:proofErr w:type="spellStart"/>
       <w:r>
         <w:rPr>
           <w:rFonts w:hint="eastAsia"/>
         </w:rPr>
         <w:t>haresources</w:t>
       </w:r>
+      <w:proofErr w:type="spellEnd"/>
     </w:p>
     <w:p>
       <w:pPr>
@@ -9937,12 +10496,14 @@
         </w:rPr>
         <w:t>、</w:t>
       </w:r>
+      <w:proofErr w:type="spellStart"/>
       <w:r>
         <w:rPr>
           <w:rFonts w:hint="eastAsia"/>
         </w:rPr>
         <w:t>crm</w:t>
       </w:r>
+      <w:proofErr w:type="spellEnd"/>
     </w:p>
     <w:p>
       <w:pPr>
@@ -9960,12 +10521,14 @@
         </w:rPr>
         <w:t>包含，可以使用</w:t>
       </w:r>
+      <w:proofErr w:type="spellStart"/>
       <w:r>
         <w:rPr>
           <w:rFonts w:hint="eastAsia"/>
         </w:rPr>
         <w:t>crmsh</w:t>
       </w:r>
+      <w:proofErr w:type="spellEnd"/>
       <w:r>
         <w:rPr>
           <w:rFonts w:hint="eastAsia"/>
@@ -9976,8 +10539,16 @@
         <w:rPr>
           <w:rFonts w:hint="eastAsia"/>
         </w:rPr>
-        <w:t>heartbeat-gui</w:t>
-      </w:r>
+        <w:t>heartbeat-</w:t>
+      </w:r>
+      <w:proofErr w:type="spellStart"/>
+      <w:r>
+        <w:rPr>
+          <w:rFonts w:hint="eastAsia"/>
+        </w:rPr>
+        <w:t>gui</w:t>
+      </w:r>
+      <w:proofErr w:type="spellEnd"/>
       <w:r>
         <w:rPr>
           <w:rFonts w:hint="eastAsia"/>
@@ -10036,12 +10607,14 @@
         </w:rPr>
         <w:t>：</w:t>
       </w:r>
+      <w:proofErr w:type="spellStart"/>
       <w:r>
         <w:rPr>
           <w:rFonts w:hint="eastAsia"/>
         </w:rPr>
         <w:t>crm</w:t>
       </w:r>
+      <w:proofErr w:type="spellEnd"/>
       <w:r>
         <w:rPr>
           <w:rFonts w:hint="eastAsia"/>
@@ -10107,8 +10680,16 @@
         <w:rPr>
           <w:rFonts w:hint="eastAsia"/>
         </w:rPr>
-        <w:t>pacemaker-mgmt</w:t>
-      </w:r>
+        <w:t>pacemaker-</w:t>
+      </w:r>
+      <w:proofErr w:type="spellStart"/>
+      <w:r>
+        <w:rPr>
+          <w:rFonts w:hint="eastAsia"/>
+        </w:rPr>
+        <w:t>mgmt</w:t>
+      </w:r>
+      <w:proofErr w:type="spellEnd"/>
       <w:r>
         <w:rPr>
           <w:rFonts w:hint="eastAsia"/>
@@ -10138,46 +10719,74 @@
         </w:rPr>
         <w:t>、</w:t>
       </w:r>
+      <w:proofErr w:type="spellStart"/>
       <w:r>
         <w:rPr>
           <w:rFonts w:hint="eastAsia"/>
         </w:rPr>
         <w:t>rgmanager</w:t>
       </w:r>
-    </w:p>
-    <w:p>
-      <w:pPr>
-        <w:ind w:firstLine="420"/>
-      </w:pPr>
+      <w:proofErr w:type="spellEnd"/>
+    </w:p>
+    <w:p>
+      <w:pPr>
+        <w:ind w:firstLine="420"/>
+      </w:pPr>
+      <w:proofErr w:type="spellStart"/>
       <w:r>
         <w:rPr>
           <w:rFonts w:hint="eastAsia"/>
         </w:rPr>
         <w:t>Cman</w:t>
       </w:r>
+      <w:proofErr w:type="spellEnd"/>
       <w:r>
         <w:rPr>
           <w:rFonts w:hint="eastAsia"/>
         </w:rPr>
         <w:t>包含，使用</w:t>
       </w:r>
-      <w:r>
-        <w:rPr>
-          <w:rFonts w:hint="eastAsia"/>
-        </w:rPr>
-        <w:t>rgmanager(resource group manager)</w:t>
-      </w:r>
-      <w:r>
-        <w:rPr>
-          <w:rFonts w:hint="eastAsia"/>
-        </w:rPr>
-        <w:t>实现管理</w:t>
-      </w:r>
-      <w:r>
-        <w:rPr>
-          <w:rFonts w:hint="eastAsia"/>
-        </w:rPr>
-        <w:t xml:space="preserve">, </w:t>
+      <w:proofErr w:type="spellStart"/>
+      <w:r>
+        <w:rPr>
+          <w:rFonts w:hint="eastAsia"/>
+        </w:rPr>
+        <w:t>rgmanager</w:t>
+      </w:r>
+      <w:proofErr w:type="spellEnd"/>
+      <w:proofErr w:type="gramStart"/>
+      <w:r>
+        <w:rPr>
+          <w:rFonts w:hint="eastAsia"/>
+        </w:rPr>
+        <w:t>(resource group manager)</w:t>
+      </w:r>
+      <w:proofErr w:type="gramEnd"/>
+      <w:r>
+        <w:rPr>
+          <w:rFonts w:hint="eastAsia"/>
+        </w:rPr>
+        <w:t>实现</w:t>
+      </w:r>
+      <w:proofErr w:type="gramStart"/>
+      <w:r>
+        <w:rPr>
+          <w:rFonts w:hint="eastAsia"/>
+        </w:rPr>
+        <w:t>管理</w:t>
+      </w:r>
+      <w:r>
+        <w:rPr>
+          <w:rFonts w:hint="eastAsia"/>
+        </w:rPr>
+        <w:t>,</w:t>
+      </w:r>
+      <w:proofErr w:type="gramEnd"/>
+      <w:r>
+        <w:rPr>
+          <w:rFonts w:hint="eastAsia"/>
+        </w:rPr>
+        <w:t xml:space="preserve"> </w:t>
       </w:r>
       <w:r>
         <w:rPr>
@@ -10209,11 +10818,19 @@
         </w:rPr>
         <w:t>（</w:t>
       </w:r>
-      <w:r>
-        <w:rPr>
-          <w:rFonts w:hint="eastAsia"/>
-        </w:rPr>
-        <w:t>Redhat Cluster Suite</w:t>
+      <w:proofErr w:type="spellStart"/>
+      <w:r>
+        <w:rPr>
+          <w:rFonts w:hint="eastAsia"/>
+        </w:rPr>
+        <w:t>Redhat</w:t>
+      </w:r>
+      <w:proofErr w:type="spellEnd"/>
+      <w:r>
+        <w:rPr>
+          <w:rFonts w:hint="eastAsia"/>
+        </w:rPr>
+        <w:t xml:space="preserve"> Cluster Suite</w:t>
       </w:r>
       <w:r>
         <w:rPr>
@@ -10245,12 +10862,28 @@
         </w:rPr>
         <w:t>（</w:t>
       </w:r>
-      <w:r>
-        <w:rPr>
-          <w:rFonts w:hint="eastAsia"/>
-        </w:rPr>
-        <w:t>luci/ricci</w:t>
-      </w:r>
+      <w:proofErr w:type="spellStart"/>
+      <w:r>
+        <w:rPr>
+          <w:rFonts w:hint="eastAsia"/>
+        </w:rPr>
+        <w:t>luci</w:t>
+      </w:r>
+      <w:proofErr w:type="spellEnd"/>
+      <w:r>
+        <w:rPr>
+          <w:rFonts w:hint="eastAsia"/>
+        </w:rPr>
+        <w:t>/</w:t>
+      </w:r>
+      <w:proofErr w:type="spellStart"/>
+      <w:r>
+        <w:rPr>
+          <w:rFonts w:hint="eastAsia"/>
+        </w:rPr>
+        <w:t>ricci</w:t>
+      </w:r>
+      <w:proofErr w:type="spellEnd"/>
       <w:r>
         <w:rPr>
           <w:rFonts w:hint="eastAsia"/>
@@ -10342,12 +10975,14 @@
         </w:rPr>
         <w:t>由用户空间的</w:t>
       </w:r>
+      <w:proofErr w:type="spellStart"/>
       <w:r>
         <w:rPr>
           <w:rFonts w:hint="eastAsia"/>
         </w:rPr>
         <w:t>ipvsadm</w:t>
       </w:r>
+      <w:proofErr w:type="spellEnd"/>
       <w:r>
         <w:rPr>
           <w:rFonts w:hint="eastAsia"/>
@@ -10366,12 +11001,14 @@
         </w:rPr>
         <w:t>组成，</w:t>
       </w:r>
+      <w:proofErr w:type="spellStart"/>
       <w:r>
         <w:rPr>
           <w:rFonts w:hint="eastAsia"/>
         </w:rPr>
         <w:t>ipvsadm</w:t>
       </w:r>
+      <w:proofErr w:type="spellEnd"/>
       <w:r>
         <w:rPr>
           <w:rFonts w:hint="eastAsia"/>
@@ -10390,12 +11027,14 @@
         </w:rPr>
         <w:t>利用</w:t>
       </w:r>
+      <w:proofErr w:type="spellStart"/>
       <w:r>
         <w:rPr>
           <w:rFonts w:hint="eastAsia"/>
         </w:rPr>
         <w:t>ipvsadm</w:t>
       </w:r>
+      <w:proofErr w:type="spellEnd"/>
       <w:r>
         <w:rPr>
           <w:rFonts w:hint="eastAsia"/>
@@ -10584,6 +11223,7 @@
         </w:rPr>
         <w:t>层之上仅作分发之用，这个特点也决定了它在负载均衡软件里的性能最强，稳定性最好，对内存和</w:t>
       </w:r>
+      <w:proofErr w:type="spellStart"/>
       <w:r>
         <w:rPr>
           <w:rFonts w:hint="eastAsia"/>
@@ -10591,6 +11231,7 @@
         </w:rPr>
         <w:t>cpu</w:t>
       </w:r>
+      <w:proofErr w:type="spellEnd"/>
       <w:r>
         <w:rPr>
           <w:rFonts w:hint="eastAsia"/>
@@ -10982,12 +11623,14 @@
         </w:rPr>
         <w:t>由用户空间的</w:t>
       </w:r>
+      <w:proofErr w:type="spellStart"/>
       <w:r>
         <w:rPr>
           <w:rFonts w:hint="eastAsia"/>
         </w:rPr>
         <w:t>ipvsadm</w:t>
       </w:r>
+      <w:proofErr w:type="spellEnd"/>
       <w:r>
         <w:rPr>
           <w:rFonts w:hint="eastAsia"/>
@@ -11006,12 +11649,14 @@
         </w:rPr>
         <w:t>组成，</w:t>
       </w:r>
+      <w:proofErr w:type="spellStart"/>
       <w:r>
         <w:rPr>
           <w:rFonts w:hint="eastAsia"/>
         </w:rPr>
         <w:t>ipvsadm</w:t>
       </w:r>
+      <w:proofErr w:type="spellEnd"/>
       <w:r>
         <w:rPr>
           <w:rFonts w:hint="eastAsia"/>
@@ -11030,12 +11675,14 @@
         </w:rPr>
         <w:t>利用</w:t>
       </w:r>
+      <w:proofErr w:type="spellStart"/>
       <w:r>
         <w:rPr>
           <w:rFonts w:hint="eastAsia"/>
         </w:rPr>
         <w:t>ipvsadm</w:t>
       </w:r>
+      <w:proofErr w:type="spellEnd"/>
       <w:r>
         <w:rPr>
           <w:rFonts w:hint="eastAsia"/>
@@ -11064,7 +11711,14 @@
         <w:rPr>
           <w:rFonts w:hint="eastAsia"/>
         </w:rPr>
-        <w:t>链上</w:t>
+        <w:t>链</w:t>
+      </w:r>
+      <w:proofErr w:type="gramStart"/>
+      <w:r>
+        <w:rPr>
+          <w:rFonts w:hint="eastAsia"/>
+        </w:rPr>
+        <w:t>上</w:t>
       </w:r>
       <w:r>
         <w:rPr>
@@ -11072,6 +11726,7 @@
         </w:rPr>
         <w:t>,</w:t>
       </w:r>
+      <w:proofErr w:type="gramEnd"/>
       <w:r>
         <w:rPr>
           <w:rFonts w:hint="eastAsia"/>
@@ -11202,15 +11857,25 @@
         </w:rPr>
         <w:t>的五连四表：</w:t>
       </w:r>
-      <w:hyperlink r:id="rId21" w:history="1">
-        <w:r>
-          <w:rPr>
-            <w:rStyle w:val="a7"/>
-            <w:rFonts w:hint="eastAsia"/>
-          </w:rPr>
-          <w:t>https://blog.csdn.net/gui951753/article/details/86619021</w:t>
-        </w:r>
-      </w:hyperlink>
+      <w:r>
+        <w:fldChar w:fldCharType="begin"/>
+      </w:r>
+      <w:r>
+        <w:instrText>HYPERLINK "https://blog.csdn.net/gui951753/article/details/86619021"</w:instrText>
+      </w:r>
+      <w:r>
+        <w:fldChar w:fldCharType="separate"/>
+      </w:r>
+      <w:r>
+        <w:rPr>
+          <w:rStyle w:val="a7"/>
+          <w:rFonts w:hint="eastAsia"/>
+        </w:rPr>
+        <w:t>https://blog.csdn.net/gui951753/article/details/86619021</w:t>
+      </w:r>
+      <w:r>
+        <w:fldChar w:fldCharType="end"/>
+      </w:r>
     </w:p>
     <w:p/>
     <w:p>
@@ -11273,7 +11938,7 @@
                     </pic:cNvPicPr>
                   </pic:nvPicPr>
                   <pic:blipFill>
-                    <a:blip r:embed="rId22"/>
+                    <a:blip r:embed="rId21"/>
                     <a:stretch>
                       <a:fillRect/>
                     </a:stretch>
@@ -11414,24 +12079,28 @@
       <w:pPr>
         <w:ind w:firstLine="420"/>
       </w:pPr>
+      <w:proofErr w:type="spellStart"/>
       <w:r>
         <w:rPr>
           <w:rFonts w:hint="eastAsia"/>
         </w:rPr>
         <w:t>arptables</w:t>
       </w:r>
+      <w:proofErr w:type="spellEnd"/>
       <w:r>
         <w:rPr>
           <w:rFonts w:hint="eastAsia"/>
         </w:rPr>
         <w:t>：在</w:t>
       </w:r>
+      <w:proofErr w:type="spellStart"/>
       <w:r>
         <w:rPr>
           <w:rFonts w:hint="eastAsia"/>
         </w:rPr>
         <w:t>arp</w:t>
       </w:r>
+      <w:proofErr w:type="spellEnd"/>
       <w:r>
         <w:rPr>
           <w:rFonts w:hint="eastAsia"/>
@@ -11509,24 +12178,28 @@
         </w:rPr>
         <w:t>上内核参数（</w:t>
       </w:r>
+      <w:proofErr w:type="spellStart"/>
       <w:r>
         <w:rPr>
           <w:rFonts w:hint="eastAsia"/>
         </w:rPr>
         <w:t>arp_ignore</w:t>
       </w:r>
+      <w:proofErr w:type="spellEnd"/>
       <w:r>
         <w:rPr>
           <w:rFonts w:hint="eastAsia"/>
         </w:rPr>
         <w:t>和</w:t>
       </w:r>
+      <w:proofErr w:type="spellStart"/>
       <w:r>
         <w:rPr>
           <w:rFonts w:hint="eastAsia"/>
         </w:rPr>
         <w:t>arp_announce</w:t>
       </w:r>
+      <w:proofErr w:type="spellEnd"/>
       <w:r>
         <w:rPr>
           <w:rFonts w:hint="eastAsia"/>
@@ -11778,7 +12451,14 @@
         <w:rPr>
           <w:rFonts w:hint="eastAsia"/>
         </w:rPr>
-        <w:t>DIP(</w:t>
+        <w:t>DIP</w:t>
+      </w:r>
+      <w:proofErr w:type="gramStart"/>
+      <w:r>
+        <w:rPr>
+          <w:rFonts w:hint="eastAsia"/>
+        </w:rPr>
+        <w:t>(</w:t>
       </w:r>
       <w:r>
         <w:rPr>
@@ -11792,6 +12472,7 @@
         </w:rPr>
         <w:t>director)</w:t>
       </w:r>
+      <w:proofErr w:type="gramEnd"/>
     </w:p>
     <w:p>
       <w:pPr>
@@ -11939,7 +12620,7 @@
                     </pic:cNvPicPr>
                   </pic:nvPicPr>
                   <pic:blipFill>
-                    <a:blip r:embed="rId23"/>
+                    <a:blip r:embed="rId22"/>
                     <a:stretch>
                       <a:fillRect/>
                     </a:stretch>
@@ -12180,7 +12861,14 @@
         <w:rPr>
           <w:rFonts w:hint="eastAsia"/>
         </w:rPr>
-        <w:t xml:space="preserve">VIP </w:t>
+        <w:t>VIP</w:t>
+      </w:r>
+      <w:proofErr w:type="gramStart"/>
+      <w:r>
+        <w:rPr>
+          <w:rFonts w:hint="eastAsia"/>
+        </w:rPr>
+        <w:t xml:space="preserve"> </w:t>
       </w:r>
       <w:r>
         <w:rPr>
@@ -12188,6 +12876,7 @@
         </w:rPr>
         <w:t>。</w:t>
       </w:r>
+      <w:proofErr w:type="gramEnd"/>
     </w:p>
     <w:p>
       <w:pPr>
@@ -13140,7 +13829,14 @@
           <w:rFonts w:hint="eastAsia"/>
         </w:rPr>
         <w:lastRenderedPageBreak/>
-        <w:t>求。这样可以保证处理能力强的服务器处理更多的访问流量。调度器可以自动问询真实服务器的负载情况</w:t>
+        <w:t>求。这样可以保证处理能力强的服务器处理更多的访问流量。调度器可以自动问询真实服务器的负载</w:t>
+      </w:r>
+      <w:proofErr w:type="gramStart"/>
+      <w:r>
+        <w:rPr>
+          <w:rFonts w:hint="eastAsia"/>
+        </w:rPr>
+        <w:t>情况</w:t>
       </w:r>
       <w:r>
         <w:rPr>
@@ -13148,6 +13844,7 @@
         </w:rPr>
         <w:t>,</w:t>
       </w:r>
+      <w:proofErr w:type="gramEnd"/>
       <w:r>
         <w:rPr>
           <w:rFonts w:hint="eastAsia"/>
@@ -13175,7 +13872,14 @@
         <w:rPr>
           <w:rFonts w:hint="eastAsia"/>
         </w:rPr>
-        <w:t xml:space="preserve">Destination Hash </w:t>
+        <w:t>Destination Hash</w:t>
+      </w:r>
+      <w:proofErr w:type="gramStart"/>
+      <w:r>
+        <w:rPr>
+          <w:rFonts w:hint="eastAsia"/>
+        </w:rPr>
+        <w:t xml:space="preserve"> </w:t>
       </w:r>
       <w:r>
         <w:rPr>
@@ -13183,6 +13887,7 @@
         </w:rPr>
         <w:t>）</w:t>
       </w:r>
+      <w:proofErr w:type="gramEnd"/>
       <w:r>
         <w:rPr>
           <w:rFonts w:hint="eastAsia"/>
@@ -13207,12 +13912,28 @@
         </w:rPr>
         <w:t>地址，作为散列键</w:t>
       </w:r>
-      <w:r>
-        <w:rPr>
-          <w:rFonts w:hint="eastAsia"/>
-        </w:rPr>
-        <w:t>(HashKey)</w:t>
-      </w:r>
+      <w:proofErr w:type="gramStart"/>
+      <w:r>
+        <w:rPr>
+          <w:rFonts w:hint="eastAsia"/>
+        </w:rPr>
+        <w:t>(</w:t>
+      </w:r>
+      <w:proofErr w:type="spellStart"/>
+      <w:r>
+        <w:rPr>
+          <w:rFonts w:hint="eastAsia"/>
+        </w:rPr>
+        <w:t>HashKey</w:t>
+      </w:r>
+      <w:proofErr w:type="spellEnd"/>
+      <w:r>
+        <w:rPr>
+          <w:rFonts w:hint="eastAsia"/>
+        </w:rPr>
+        <w:t>)</w:t>
+      </w:r>
+      <w:proofErr w:type="gramEnd"/>
       <w:r>
         <w:rPr>
           <w:rFonts w:hint="eastAsia"/>
@@ -13269,9 +13990,19 @@
         </w:rPr>
         <w:t>地址，作为散列键</w:t>
       </w:r>
-      <w:r>
-        <w:t>(HashKey)</w:t>
-      </w:r>
+      <w:proofErr w:type="gramStart"/>
+      <w:r>
+        <w:t>(</w:t>
+      </w:r>
+      <w:proofErr w:type="spellStart"/>
+      <w:r>
+        <w:t>HashKey</w:t>
+      </w:r>
+      <w:proofErr w:type="spellEnd"/>
+      <w:r>
+        <w:t>)</w:t>
+      </w:r>
+      <w:proofErr w:type="gramEnd"/>
       <w:r>
         <w:rPr>
           <w:rFonts w:hint="eastAsia"/>
@@ -13370,6 +14101,7 @@
         </w:rPr>
         <w:t>：加权最少连接</w:t>
       </w:r>
+      <w:proofErr w:type="gramStart"/>
       <w:r>
         <w:t>(</w:t>
       </w:r>
@@ -13382,6 +14114,7 @@
       <w:r>
         <w:t>)</w:t>
       </w:r>
+      <w:proofErr w:type="gramEnd"/>
       <w:r>
         <w:rPr>
           <w:rFonts w:hint="eastAsia"/>
@@ -13418,11 +14151,19 @@
         <w:rPr>
           <w:rFonts w:ascii="仿宋" w:hAnsi="仿宋" w:cs="仿宋" w:hint="eastAsia"/>
         </w:rPr>
-        <w:t>调度器可以自动问询真实服务器的负载情况</w:t>
+        <w:t>调度器可以自动问询真实服务器的负载</w:t>
+      </w:r>
+      <w:proofErr w:type="gramStart"/>
+      <w:r>
+        <w:rPr>
+          <w:rFonts w:ascii="仿宋" w:hAnsi="仿宋" w:cs="仿宋" w:hint="eastAsia"/>
+        </w:rPr>
+        <w:t>情况</w:t>
       </w:r>
       <w:r>
         <w:t>,</w:t>
       </w:r>
+      <w:proofErr w:type="gramEnd"/>
       <w:r>
         <w:rPr>
           <w:rFonts w:hint="eastAsia"/>
@@ -13462,7 +14203,14 @@
         <w:rPr>
           <w:rFonts w:hint="eastAsia"/>
         </w:rPr>
-        <w:t xml:space="preserve">Shortest Expected Delay </w:t>
+        <w:t>Shortest Expected Delay</w:t>
+      </w:r>
+      <w:proofErr w:type="gramStart"/>
+      <w:r>
+        <w:rPr>
+          <w:rFonts w:hint="eastAsia"/>
+        </w:rPr>
+        <w:t xml:space="preserve"> </w:t>
       </w:r>
       <w:r>
         <w:rPr>
@@ -13470,6 +14218,7 @@
         </w:rPr>
         <w:t>）</w:t>
       </w:r>
+      <w:proofErr w:type="gramEnd"/>
     </w:p>
     <w:p>
       <w:pPr>
@@ -13621,14 +14370,30 @@
         <w:rPr>
           <w:rFonts w:hint="eastAsia"/>
         </w:rPr>
-        <w:t xml:space="preserve"> realserver</w:t>
-      </w:r>
-      <w:r>
-        <w:rPr>
-          <w:rFonts w:hint="eastAsia"/>
-        </w:rPr>
-        <w:t>的连接数＝</w:t>
-      </w:r>
+        <w:t xml:space="preserve"> </w:t>
+      </w:r>
+      <w:proofErr w:type="spellStart"/>
+      <w:r>
+        <w:rPr>
+          <w:rFonts w:hint="eastAsia"/>
+        </w:rPr>
+        <w:t>realserver</w:t>
+      </w:r>
+      <w:proofErr w:type="spellEnd"/>
+      <w:r>
+        <w:rPr>
+          <w:rFonts w:hint="eastAsia"/>
+        </w:rPr>
+        <w:t>的连接</w:t>
+      </w:r>
+      <w:proofErr w:type="gramStart"/>
+      <w:r>
+        <w:rPr>
+          <w:rFonts w:hint="eastAsia"/>
+        </w:rPr>
+        <w:t>数＝</w:t>
+      </w:r>
+      <w:proofErr w:type="gramEnd"/>
       <w:r>
         <w:rPr>
           <w:rFonts w:hint="eastAsia"/>
@@ -13779,12 +14544,14 @@
       <w:pPr>
         <w:pStyle w:val="2"/>
       </w:pPr>
+      <w:proofErr w:type="spellStart"/>
       <w:r>
         <w:rPr>
           <w:rFonts w:hint="eastAsia"/>
         </w:rPr>
         <w:t>Haproxy</w:t>
       </w:r>
+      <w:proofErr w:type="spellEnd"/>
     </w:p>
     <w:p/>
     <w:p>
@@ -14083,12 +14850,14 @@
         </w:rPr>
         <w:t>（</w:t>
       </w:r>
+      <w:proofErr w:type="gramStart"/>
       <w:r>
         <w:rPr>
           <w:rFonts w:hint="eastAsia"/>
         </w:rPr>
         <w:t>0~</w:t>
       </w:r>
+      <w:proofErr w:type="gramEnd"/>
       <w:r>
         <w:t>255</w:t>
       </w:r>
@@ -14227,9 +14996,11 @@
       <w:pPr>
         <w:ind w:firstLine="420"/>
       </w:pPr>
+      <w:proofErr w:type="spellStart"/>
       <w:r>
         <w:t>vrrp</w:t>
       </w:r>
+      <w:proofErr w:type="spellEnd"/>
       <w:r>
         <w:rPr>
           <w:rFonts w:hint="eastAsia"/>
@@ -14293,35 +15064,53 @@
       <w:pPr>
         <w:ind w:firstLine="420"/>
       </w:pPr>
+      <w:proofErr w:type="spellStart"/>
       <w:r>
         <w:rPr>
           <w:rFonts w:hint="eastAsia"/>
         </w:rPr>
         <w:t>Keepalived</w:t>
       </w:r>
+      <w:proofErr w:type="spellEnd"/>
       <w:r>
         <w:rPr>
           <w:rFonts w:hint="eastAsia"/>
         </w:rPr>
         <w:t>使用的</w:t>
       </w:r>
+      <w:proofErr w:type="spellStart"/>
       <w:r>
         <w:rPr>
           <w:rFonts w:hint="eastAsia"/>
         </w:rPr>
         <w:t>vrrp</w:t>
       </w:r>
-      <w:r>
-        <w:rPr>
-          <w:rFonts w:hint="eastAsia"/>
-        </w:rPr>
-        <w:t>协议方式，虚拟路由冗余协议</w:t>
-      </w:r>
-      <w:r>
-        <w:rPr>
-          <w:rFonts w:hint="eastAsia"/>
-        </w:rPr>
-        <w:t xml:space="preserve"> (Virtual Router Redundancy Protocol</w:t>
+      <w:proofErr w:type="spellEnd"/>
+      <w:r>
+        <w:rPr>
+          <w:rFonts w:hint="eastAsia"/>
+        </w:rPr>
+        <w:t>协议方式，虚拟路由冗余</w:t>
+      </w:r>
+      <w:proofErr w:type="gramStart"/>
+      <w:r>
+        <w:rPr>
+          <w:rFonts w:hint="eastAsia"/>
+        </w:rPr>
+        <w:t>协议</w:t>
+      </w:r>
+      <w:r>
+        <w:rPr>
+          <w:rFonts w:hint="eastAsia"/>
+        </w:rPr>
+        <w:t xml:space="preserve"> (</w:t>
+      </w:r>
+      <w:proofErr w:type="gramEnd"/>
+      <w:r>
+        <w:rPr>
+          <w:rFonts w:hint="eastAsia"/>
+        </w:rPr>
+        <w:t>Virtual Router Redundancy Protocol</w:t>
       </w:r>
       <w:r>
         <w:rPr>
@@ -14358,12 +15147,14 @@
       <w:pPr>
         <w:ind w:firstLine="420"/>
       </w:pPr>
+      <w:proofErr w:type="spellStart"/>
       <w:r>
         <w:rPr>
           <w:rFonts w:hint="eastAsia"/>
         </w:rPr>
         <w:t>keepalived</w:t>
       </w:r>
+      <w:proofErr w:type="spellEnd"/>
       <w:r>
         <w:rPr>
           <w:rFonts w:hint="eastAsia"/>
@@ -14427,6 +15218,7 @@
       <w:pPr>
         <w:ind w:firstLine="420"/>
       </w:pPr>
+      <w:proofErr w:type="spellStart"/>
       <w:r>
         <w:rPr>
           <w:rFonts w:hint="eastAsia"/>
@@ -14435,6 +15227,7 @@
         <w:lastRenderedPageBreak/>
         <w:t>lvs</w:t>
       </w:r>
+      <w:proofErr w:type="spellEnd"/>
       <w:r>
         <w:rPr>
           <w:rFonts w:hint="eastAsia"/>
@@ -14442,6 +15235,7 @@
         </w:rPr>
         <w:t>的高可用建议用</w:t>
       </w:r>
+      <w:proofErr w:type="spellStart"/>
       <w:r>
         <w:rPr>
           <w:rFonts w:hint="eastAsia"/>
@@ -14449,6 +15243,7 @@
         </w:rPr>
         <w:t>keepavlived</w:t>
       </w:r>
+      <w:proofErr w:type="spellEnd"/>
       <w:r>
         <w:rPr>
           <w:rFonts w:hint="eastAsia"/>
@@ -14508,6 +15303,7 @@
         </w:rPr>
         <w:t>）</w:t>
       </w:r>
+      <w:proofErr w:type="spellStart"/>
       <w:r>
         <w:rPr>
           <w:rFonts w:hint="eastAsia"/>
@@ -14515,6 +15311,7 @@
         </w:rPr>
         <w:t>Keepalived</w:t>
       </w:r>
+      <w:proofErr w:type="spellEnd"/>
       <w:r>
         <w:rPr>
           <w:rFonts w:hint="eastAsia"/>
@@ -14528,12 +15325,14 @@
         </w:rPr>
         <w:t>：从安装、配置、使用、维护等角度上对比，</w:t>
       </w:r>
+      <w:proofErr w:type="spellStart"/>
       <w:r>
         <w:rPr>
           <w:rFonts w:hint="eastAsia"/>
         </w:rPr>
         <w:t>Keepalived</w:t>
       </w:r>
+      <w:proofErr w:type="spellEnd"/>
       <w:r>
         <w:rPr>
           <w:rFonts w:hint="eastAsia"/>
@@ -14576,12 +15375,14 @@
         </w:rPr>
         <w:t>个子项目，安装、配置、使用都比较复杂，尤其是出问题的时候，都不知道具体是哪个子系统出问题了；而</w:t>
       </w:r>
+      <w:proofErr w:type="spellStart"/>
       <w:r>
         <w:rPr>
           <w:rFonts w:hint="eastAsia"/>
         </w:rPr>
         <w:t>Keepalived</w:t>
       </w:r>
+      <w:proofErr w:type="spellEnd"/>
       <w:r>
         <w:rPr>
           <w:rFonts w:hint="eastAsia"/>
@@ -14667,6 +15468,7 @@
         </w:rPr>
         <w:t>虽然复杂，但功能更强大，配套工具更全，适合做大型集群管理，而</w:t>
       </w:r>
+      <w:proofErr w:type="spellStart"/>
       <w:r>
         <w:rPr>
           <w:rFonts w:hint="eastAsia"/>
@@ -14674,6 +15476,7 @@
         </w:rPr>
         <w:t>Keepalived</w:t>
       </w:r>
+      <w:proofErr w:type="spellEnd"/>
       <w:r>
         <w:rPr>
           <w:rFonts w:hint="eastAsia"/>
@@ -14704,6 +15507,7 @@
         </w:rPr>
         <w:t>）协议不同：</w:t>
       </w:r>
+      <w:proofErr w:type="spellStart"/>
       <w:r>
         <w:rPr>
           <w:rFonts w:hint="eastAsia"/>
@@ -14711,6 +15515,7 @@
         </w:rPr>
         <w:t>Keepalived</w:t>
       </w:r>
+      <w:proofErr w:type="spellEnd"/>
       <w:r>
         <w:rPr>
           <w:rFonts w:hint="eastAsia"/>
@@ -14783,12 +15588,14 @@
         </w:rPr>
         <w:t>）使用方式基本类似：如果要基于两者设计高可用方案，最终都要根据业务需要写自定义的脚本，</w:t>
       </w:r>
+      <w:proofErr w:type="spellStart"/>
       <w:r>
         <w:rPr>
           <w:rFonts w:hint="eastAsia"/>
         </w:rPr>
         <w:t>Keepalived</w:t>
       </w:r>
+      <w:proofErr w:type="spellEnd"/>
       <w:r>
         <w:rPr>
           <w:rFonts w:hint="eastAsia"/>
@@ -14819,36 +15626,42 @@
         </w:rPr>
         <w:t>这种方式，而且</w:t>
       </w:r>
+      <w:proofErr w:type="spellStart"/>
       <w:r>
         <w:rPr>
           <w:rFonts w:hint="eastAsia"/>
         </w:rPr>
         <w:t>Heartbeart</w:t>
       </w:r>
+      <w:proofErr w:type="spellEnd"/>
       <w:r>
         <w:rPr>
           <w:rFonts w:hint="eastAsia"/>
         </w:rPr>
         <w:t>提供了很多默认脚本，简单的绑定</w:t>
       </w:r>
+      <w:proofErr w:type="spellStart"/>
       <w:r>
         <w:rPr>
           <w:rFonts w:hint="eastAsia"/>
         </w:rPr>
         <w:t>ip</w:t>
       </w:r>
+      <w:proofErr w:type="spellEnd"/>
       <w:r>
         <w:rPr>
           <w:rFonts w:hint="eastAsia"/>
         </w:rPr>
         <w:t>，启动</w:t>
       </w:r>
+      <w:proofErr w:type="spellStart"/>
       <w:r>
         <w:rPr>
           <w:rFonts w:hint="eastAsia"/>
         </w:rPr>
         <w:t>apache</w:t>
       </w:r>
+      <w:proofErr w:type="spellEnd"/>
       <w:r>
         <w:rPr>
           <w:rFonts w:hint="eastAsia"/>
@@ -14879,6 +15692,7 @@
         </w:rPr>
         <w:t>优先使用</w:t>
       </w:r>
+      <w:proofErr w:type="spellStart"/>
       <w:r>
         <w:rPr>
           <w:rFonts w:hint="eastAsia"/>
@@ -14889,6 +15703,7 @@
         </w:rPr>
         <w:t>Keepalived</w:t>
       </w:r>
+      <w:proofErr w:type="spellEnd"/>
       <w:r>
         <w:rPr>
           <w:rFonts w:hint="eastAsia"/>
@@ -14899,6 +15714,7 @@
         </w:rPr>
         <w:t>，当</w:t>
       </w:r>
+      <w:proofErr w:type="spellStart"/>
       <w:r>
         <w:rPr>
           <w:rFonts w:hint="eastAsia"/>
@@ -14909,6 +15725,7 @@
         </w:rPr>
         <w:t>Keepalived</w:t>
       </w:r>
+      <w:proofErr w:type="spellEnd"/>
       <w:r>
         <w:rPr>
           <w:rFonts w:hint="eastAsia"/>
@@ -14983,7 +15800,14 @@
         <w:rPr>
           <w:rFonts w:hint="eastAsia"/>
         </w:rPr>
-        <w:t>heartbeat v2+haresource(</w:t>
+        <w:t>heartbeat v2+haresource</w:t>
+      </w:r>
+      <w:proofErr w:type="gramStart"/>
+      <w:r>
+        <w:rPr>
+          <w:rFonts w:hint="eastAsia"/>
+        </w:rPr>
+        <w:t>(</w:t>
       </w:r>
       <w:r>
         <w:rPr>
@@ -14991,11 +15815,26 @@
         </w:rPr>
         <w:t>或</w:t>
       </w:r>
-      <w:r>
-        <w:rPr>
-          <w:rFonts w:hint="eastAsia"/>
-        </w:rPr>
-        <w:t>crm) (</w:t>
+      <w:proofErr w:type="spellStart"/>
+      <w:r>
+        <w:rPr>
+          <w:rFonts w:hint="eastAsia"/>
+        </w:rPr>
+        <w:t>crm</w:t>
+      </w:r>
+      <w:proofErr w:type="spellEnd"/>
+      <w:r>
+        <w:rPr>
+          <w:rFonts w:hint="eastAsia"/>
+        </w:rPr>
+        <w:t>)</w:t>
+      </w:r>
+      <w:proofErr w:type="gramEnd"/>
+      <w:r>
+        <w:rPr>
+          <w:rFonts w:hint="eastAsia"/>
+        </w:rPr>
+        <w:t>（</w:t>
       </w:r>
       <w:r>
         <w:rPr>
@@ -15007,18 +15846,30 @@
         <w:rPr>
           <w:rFonts w:hint="eastAsia"/>
         </w:rPr>
-        <w:t>CentOS 5.X)</w:t>
-      </w:r>
-    </w:p>
-    <w:p>
-      <w:pPr>
-        <w:ind w:firstLine="420"/>
-      </w:pPr>
-      <w:r>
-        <w:rPr>
-          <w:rFonts w:hint="eastAsia"/>
-        </w:rPr>
-        <w:t>heartbeat v3+pacemaker (</w:t>
+        <w:t>CentOS 5.X</w:t>
+      </w:r>
+      <w:r>
+        <w:rPr>
+          <w:rFonts w:hint="eastAsia"/>
+        </w:rPr>
+        <w:t>）</w:t>
+      </w:r>
+    </w:p>
+    <w:p>
+      <w:pPr>
+        <w:ind w:firstLine="420"/>
+      </w:pPr>
+      <w:r>
+        <w:rPr>
+          <w:rFonts w:hint="eastAsia"/>
+        </w:rPr>
+        <w:t>heartbeat v3+pacemaker</w:t>
+      </w:r>
+      <w:r>
+        <w:rPr>
+          <w:rFonts w:hint="eastAsia"/>
+        </w:rPr>
+        <w:t>（</w:t>
       </w:r>
       <w:r>
         <w:rPr>
@@ -15030,18 +15881,32 @@
         <w:rPr>
           <w:rFonts w:hint="eastAsia"/>
         </w:rPr>
-        <w:t>CentOS 6.X)</w:t>
-      </w:r>
-    </w:p>
-    <w:p>
-      <w:pPr>
-        <w:ind w:firstLine="420"/>
-      </w:pPr>
-      <w:r>
-        <w:rPr>
-          <w:rFonts w:hint="eastAsia"/>
-        </w:rPr>
-        <w:t>corosync+pacemaker (</w:t>
+        <w:t>CentOS 6.X</w:t>
+      </w:r>
+      <w:r>
+        <w:rPr>
+          <w:rFonts w:hint="eastAsia"/>
+        </w:rPr>
+        <w:t>）</w:t>
+      </w:r>
+    </w:p>
+    <w:p>
+      <w:pPr>
+        <w:ind w:firstLine="420"/>
+      </w:pPr>
+      <w:proofErr w:type="spellStart"/>
+      <w:r>
+        <w:rPr>
+          <w:rFonts w:hint="eastAsia"/>
+        </w:rPr>
+        <w:t>corosync+pacemaker</w:t>
+      </w:r>
+      <w:proofErr w:type="spellEnd"/>
+      <w:r>
+        <w:rPr>
+          <w:rFonts w:hint="eastAsia"/>
+        </w:rPr>
+        <w:t>（</w:t>
       </w:r>
       <w:r>
         <w:rPr>
@@ -15053,18 +15918,40 @@
         <w:rPr>
           <w:rFonts w:hint="eastAsia"/>
         </w:rPr>
-        <w:t>)</w:t>
-      </w:r>
-    </w:p>
-    <w:p>
-      <w:pPr>
-        <w:ind w:firstLine="420"/>
-      </w:pPr>
-      <w:r>
-        <w:rPr>
-          <w:rFonts w:hint="eastAsia"/>
-        </w:rPr>
-        <w:t>cman + rgmanager (</w:t>
+        <w:t>）</w:t>
+      </w:r>
+    </w:p>
+    <w:p>
+      <w:pPr>
+        <w:ind w:firstLine="420"/>
+      </w:pPr>
+      <w:proofErr w:type="spellStart"/>
+      <w:r>
+        <w:rPr>
+          <w:rFonts w:hint="eastAsia"/>
+        </w:rPr>
+        <w:t>cman</w:t>
+      </w:r>
+      <w:proofErr w:type="spellEnd"/>
+      <w:r>
+        <w:rPr>
+          <w:rFonts w:hint="eastAsia"/>
+        </w:rPr>
+        <w:t xml:space="preserve"> + </w:t>
+      </w:r>
+      <w:proofErr w:type="spellStart"/>
+      <w:r>
+        <w:rPr>
+          <w:rFonts w:hint="eastAsia"/>
+        </w:rPr>
+        <w:t>rgmanager</w:t>
+      </w:r>
+      <w:proofErr w:type="spellEnd"/>
+      <w:r>
+        <w:rPr>
+          <w:rFonts w:hint="eastAsia"/>
+        </w:rPr>
+        <w:t>（</w:t>
       </w:r>
       <w:r>
         <w:rPr>
@@ -15076,18 +15963,32 @@
         <w:rPr>
           <w:rFonts w:hint="eastAsia"/>
         </w:rPr>
-        <w:t>gfs2,clvm)</w:t>
-      </w:r>
-    </w:p>
-    <w:p>
-      <w:pPr>
-        <w:ind w:firstLine="420"/>
-      </w:pPr>
-      <w:r>
-        <w:rPr>
-          <w:rFonts w:hint="eastAsia"/>
-        </w:rPr>
-        <w:t>keepalived+lvs (</w:t>
+        <w:t>gfs2,clvm</w:t>
+      </w:r>
+      <w:r>
+        <w:rPr>
+          <w:rFonts w:hint="eastAsia"/>
+        </w:rPr>
+        <w:t>）</w:t>
+      </w:r>
+    </w:p>
+    <w:p>
+      <w:pPr>
+        <w:ind w:firstLine="420"/>
+      </w:pPr>
+      <w:proofErr w:type="spellStart"/>
+      <w:r>
+        <w:rPr>
+          <w:rFonts w:hint="eastAsia"/>
+        </w:rPr>
+        <w:t>keepalived+lvs</w:t>
+      </w:r>
+      <w:proofErr w:type="spellEnd"/>
+      <w:r>
+        <w:rPr>
+          <w:rFonts w:hint="eastAsia"/>
+        </w:rPr>
+        <w:t>（</w:t>
       </w:r>
       <w:r>
         <w:rPr>
@@ -15095,12 +15996,14 @@
         </w:rPr>
         <w:t>说明：常用于</w:t>
       </w:r>
+      <w:proofErr w:type="spellStart"/>
       <w:r>
         <w:rPr>
           <w:rFonts w:hint="eastAsia"/>
         </w:rPr>
         <w:t>lvs</w:t>
       </w:r>
+      <w:proofErr w:type="spellEnd"/>
       <w:r>
         <w:rPr>
           <w:rFonts w:hint="eastAsia"/>
@@ -15111,7 +16014,7 @@
         <w:rPr>
           <w:rFonts w:hint="eastAsia"/>
         </w:rPr>
-        <w:t>)</w:t>
+        <w:t>）</w:t>
       </w:r>
     </w:p>
     <w:p>
@@ -15152,11 +16055,19 @@
         </w:rPr>
         <w:t>以</w:t>
       </w:r>
-      <w:r>
-        <w:rPr>
-          <w:rFonts w:hint="eastAsia"/>
-        </w:rPr>
-        <w:t xml:space="preserve">memcache </w:t>
+      <w:proofErr w:type="spellStart"/>
+      <w:r>
+        <w:rPr>
+          <w:rFonts w:hint="eastAsia"/>
+        </w:rPr>
+        <w:t>memcache</w:t>
+      </w:r>
+      <w:proofErr w:type="spellEnd"/>
+      <w:r>
+        <w:rPr>
+          <w:rFonts w:hint="eastAsia"/>
+        </w:rPr>
+        <w:t xml:space="preserve"> </w:t>
       </w:r>
       <w:r>
         <w:rPr>
@@ -15187,24 +16098,28 @@
         </w:rPr>
         <w:t>这种经典的案例就是</w:t>
       </w:r>
+      <w:proofErr w:type="spellStart"/>
       <w:r>
         <w:rPr>
           <w:rFonts w:hint="eastAsia"/>
         </w:rPr>
         <w:t>redis</w:t>
       </w:r>
+      <w:proofErr w:type="spellEnd"/>
       <w:r>
         <w:rPr>
           <w:rFonts w:hint="eastAsia"/>
         </w:rPr>
         <w:t>了，各个</w:t>
       </w:r>
+      <w:proofErr w:type="spellStart"/>
       <w:r>
         <w:rPr>
           <w:rFonts w:hint="eastAsia"/>
         </w:rPr>
         <w:t>redis</w:t>
       </w:r>
+      <w:proofErr w:type="spellEnd"/>
       <w:r>
         <w:rPr>
           <w:rFonts w:hint="eastAsia"/>
@@ -15232,24 +16147,28 @@
       <w:pPr>
         <w:ind w:firstLine="420"/>
       </w:pPr>
+      <w:proofErr w:type="spellStart"/>
       <w:r>
         <w:rPr>
           <w:rFonts w:hint="eastAsia"/>
         </w:rPr>
         <w:t>mycat</w:t>
       </w:r>
+      <w:proofErr w:type="spellEnd"/>
       <w:r>
         <w:rPr>
           <w:rFonts w:hint="eastAsia"/>
         </w:rPr>
         <w:t>实现</w:t>
       </w:r>
+      <w:proofErr w:type="spellStart"/>
       <w:r>
         <w:rPr>
           <w:rFonts w:hint="eastAsia"/>
         </w:rPr>
         <w:t>mysql</w:t>
       </w:r>
+      <w:proofErr w:type="spellEnd"/>
       <w:r>
         <w:rPr>
           <w:rFonts w:hint="eastAsia"/>
@@ -15267,24 +16186,28 @@
         </w:rPr>
         <w:t>早期版本</w:t>
       </w:r>
+      <w:proofErr w:type="spellStart"/>
       <w:r>
         <w:rPr>
           <w:rFonts w:hint="eastAsia"/>
         </w:rPr>
         <w:t>redis</w:t>
       </w:r>
+      <w:proofErr w:type="spellEnd"/>
       <w:r>
         <w:rPr>
           <w:rFonts w:hint="eastAsia"/>
         </w:rPr>
         <w:t>不支持集群，那时候</w:t>
       </w:r>
+      <w:proofErr w:type="spellStart"/>
       <w:r>
         <w:rPr>
           <w:rFonts w:hint="eastAsia"/>
         </w:rPr>
         <w:t>redis</w:t>
       </w:r>
+      <w:proofErr w:type="spellEnd"/>
       <w:r>
         <w:rPr>
           <w:rFonts w:hint="eastAsia"/>
@@ -15337,7 +16260,7 @@
                     </pic:cNvPicPr>
                   </pic:nvPicPr>
                   <pic:blipFill>
-                    <a:blip r:embed="rId24"/>
+                    <a:blip r:embed="rId23"/>
                     <a:stretch>
                       <a:fillRect/>
                     </a:stretch>
@@ -15412,7 +16335,7 @@
                     </pic:cNvPicPr>
                   </pic:nvPicPr>
                   <pic:blipFill>
-                    <a:blip r:embed="rId25">
+                    <a:blip r:embed="rId24">
                       <a:extLst>
                         <a:ext uri="{28A0092B-C50C-407E-A947-70E740481C1C}">
                           <a14:useLocalDpi xmlns:a14="http://schemas.microsoft.com/office/drawing/2010/main" val="0"/>
@@ -15548,12 +16471,14 @@
         </w:rPr>
         <w:t>或者</w:t>
       </w:r>
+      <w:proofErr w:type="spellStart"/>
       <w:r>
         <w:rPr>
           <w:rFonts w:hint="eastAsia"/>
         </w:rPr>
         <w:t>json</w:t>
       </w:r>
+      <w:proofErr w:type="spellEnd"/>
     </w:p>
     <w:p>
       <w:pPr>
@@ -15720,7 +16645,7 @@
                     </pic:cNvPicPr>
                   </pic:nvPicPr>
                   <pic:blipFill>
-                    <a:blip r:embed="rId26">
+                    <a:blip r:embed="rId25">
                       <a:extLst>
                         <a:ext uri="{28A0092B-C50C-407E-A947-70E740481C1C}">
                           <a14:useLocalDpi xmlns:a14="http://schemas.microsoft.com/office/drawing/2010/main" val="0"/>
@@ -15801,6 +16726,7 @@
         </w:rPr>
         <w:t>常见的实践是</w:t>
       </w:r>
+      <w:proofErr w:type="spellStart"/>
       <w:r>
         <w:rPr>
           <w:rFonts w:hint="eastAsia"/>
@@ -15808,6 +16734,7 @@
         </w:rPr>
         <w:t>keepalived</w:t>
       </w:r>
+      <w:proofErr w:type="spellEnd"/>
       <w:r>
         <w:rPr>
           <w:rFonts w:hint="eastAsia"/>
@@ -15876,7 +16803,7 @@
                     </pic:cNvPicPr>
                   </pic:nvPicPr>
                   <pic:blipFill>
-                    <a:blip r:embed="rId27">
+                    <a:blip r:embed="rId26">
                       <a:extLst>
                         <a:ext uri="{28A0092B-C50C-407E-A947-70E740481C1C}">
                           <a14:useLocalDpi xmlns:a14="http://schemas.microsoft.com/office/drawing/2010/main" val="0"/>
@@ -15925,12 +16852,14 @@
         </w:rPr>
         <w:t>挂了的时候，</w:t>
       </w:r>
+      <w:proofErr w:type="spellStart"/>
       <w:r>
         <w:rPr>
           <w:rFonts w:hint="eastAsia"/>
         </w:rPr>
         <w:t>keepalived</w:t>
       </w:r>
+      <w:proofErr w:type="spellEnd"/>
       <w:r>
         <w:rPr>
           <w:rFonts w:hint="eastAsia"/>
@@ -16018,7 +16947,7 @@
                     </pic:cNvPicPr>
                   </pic:nvPicPr>
                   <pic:blipFill>
-                    <a:blip r:embed="rId28">
+                    <a:blip r:embed="rId27">
                       <a:extLst>
                         <a:ext uri="{28A0092B-C50C-407E-A947-70E740481C1C}">
                           <a14:useLocalDpi xmlns:a14="http://schemas.microsoft.com/office/drawing/2010/main" val="0"/>
@@ -16053,7 +16982,20 @@
         <w:rPr>
           <w:rFonts w:hint="eastAsia"/>
         </w:rPr>
-        <w:t>反向代理层到站点层的高可用，是通过站点层的冗余来实现的。假设反向代理层是</w:t>
+        <w:t>反向代理层到站点层的高可用，是通过</w:t>
+      </w:r>
+      <w:r>
+        <w:rPr>
+          <w:rFonts w:hint="eastAsia"/>
+          <w:color w:val="EE0000"/>
+        </w:rPr>
+        <w:t>站点层的冗余</w:t>
+      </w:r>
+      <w:r>
+        <w:rPr>
+          <w:rFonts w:hint="eastAsia"/>
+        </w:rPr>
+        <w:t>来实现的。假设反向代理层是</w:t>
       </w:r>
       <w:r>
         <w:rPr>
@@ -16067,12 +17009,14 @@
         </w:rPr>
         <w:t>，</w:t>
       </w:r>
+      <w:proofErr w:type="spellStart"/>
       <w:r>
         <w:rPr>
           <w:rFonts w:hint="eastAsia"/>
         </w:rPr>
         <w:t>nginx.conf</w:t>
       </w:r>
+      <w:proofErr w:type="spellEnd"/>
       <w:r>
         <w:rPr>
           <w:rFonts w:hint="eastAsia"/>
@@ -16130,7 +17074,7 @@
                     </pic:cNvPicPr>
                   </pic:nvPicPr>
                   <pic:blipFill>
-                    <a:blip r:embed="rId29">
+                    <a:blip r:embed="rId28">
                       <a:extLst>
                         <a:ext uri="{28A0092B-C50C-407E-A947-70E740481C1C}">
                           <a14:useLocalDpi xmlns:a14="http://schemas.microsoft.com/office/drawing/2010/main" val="0"/>
@@ -16265,7 +17209,7 @@
                     </pic:cNvPicPr>
                   </pic:nvPicPr>
                   <pic:blipFill>
-                    <a:blip r:embed="rId30">
+                    <a:blip r:embed="rId29">
                       <a:extLst>
                         <a:ext uri="{28A0092B-C50C-407E-A947-70E740481C1C}">
                           <a14:useLocalDpi xmlns:a14="http://schemas.microsoft.com/office/drawing/2010/main" val="0"/>
@@ -16300,7 +17244,20 @@
         <w:rPr>
           <w:rFonts w:hint="eastAsia"/>
         </w:rPr>
-        <w:t>站点层到服务层的高可用，是通过服务层的冗余来实现的。“服务连接池”会建立与下游服务多个连接，每次请求会“随机”选取连接来访问下游服务。</w:t>
+        <w:t>站点层到服务层的高可用，是通过服务层的冗余来实现的。“</w:t>
+      </w:r>
+      <w:r>
+        <w:rPr>
+          <w:rFonts w:hint="eastAsia"/>
+          <w:color w:val="EE0000"/>
+        </w:rPr>
+        <w:t>服务连接池</w:t>
+      </w:r>
+      <w:r>
+        <w:rPr>
+          <w:rFonts w:hint="eastAsia"/>
+        </w:rPr>
+        <w:t>”会建立与下游服务多个连接，每次请求会“随机”选取连接来访问下游服务。</w:t>
       </w:r>
     </w:p>
     <w:p>
@@ -16330,7 +17287,7 @@
                     </pic:cNvPicPr>
                   </pic:nvPicPr>
                   <pic:blipFill>
-                    <a:blip r:embed="rId31">
+                    <a:blip r:embed="rId30">
                       <a:extLst>
                         <a:ext uri="{28A0092B-C50C-407E-A947-70E740481C1C}">
                           <a14:useLocalDpi xmlns:a14="http://schemas.microsoft.com/office/drawing/2010/main" val="0"/>
@@ -16424,7 +17381,14 @@
         <w:rPr>
           <w:rFonts w:hint="eastAsia"/>
         </w:rPr>
-        <w:t>服务层</w:t>
+        <w:t>服务</w:t>
+      </w:r>
+      <w:proofErr w:type="gramStart"/>
+      <w:r>
+        <w:rPr>
+          <w:rFonts w:hint="eastAsia"/>
+        </w:rPr>
+        <w:t>层</w:t>
       </w:r>
       <w:r>
         <w:rPr>
@@ -16432,6 +17396,7 @@
         </w:rPr>
         <w:t>&gt;</w:t>
       </w:r>
+      <w:proofErr w:type="gramEnd"/>
       <w:r>
         <w:rPr>
           <w:rFonts w:hint="eastAsia"/>
@@ -16465,7 +17430,7 @@
                     </pic:cNvPicPr>
                   </pic:nvPicPr>
                   <pic:blipFill>
-                    <a:blip r:embed="rId32">
+                    <a:blip r:embed="rId31">
                       <a:extLst>
                         <a:ext uri="{28A0092B-C50C-407E-A947-70E740481C1C}">
                           <a14:useLocalDpi xmlns:a14="http://schemas.microsoft.com/office/drawing/2010/main" val="0"/>
@@ -16500,7 +17465,20 @@
         <w:rPr>
           <w:rFonts w:hint="eastAsia"/>
         </w:rPr>
-        <w:t>服务层到缓存层的高可用，是通过缓存数据的冗余来实现的。</w:t>
+        <w:t>服务层到缓存层的高可用，是通过</w:t>
+      </w:r>
+      <w:r>
+        <w:rPr>
+          <w:rFonts w:hint="eastAsia"/>
+          <w:color w:val="EE0000"/>
+        </w:rPr>
+        <w:t>缓存数据的冗余</w:t>
+      </w:r>
+      <w:r>
+        <w:rPr>
+          <w:rFonts w:hint="eastAsia"/>
+        </w:rPr>
+        <w:t>来实现的。</w:t>
       </w:r>
     </w:p>
     <w:p>
@@ -16564,7 +17542,7 @@
                     </pic:cNvPicPr>
                   </pic:nvPicPr>
                   <pic:blipFill>
-                    <a:blip r:embed="rId33">
+                    <a:blip r:embed="rId32">
                       <a:extLst>
                         <a:ext uri="{28A0092B-C50C-407E-A947-70E740481C1C}">
                           <a14:useLocalDpi xmlns:a14="http://schemas.microsoft.com/office/drawing/2010/main" val="0"/>
@@ -16612,36 +17590,42 @@
         </w:rPr>
         <w:t>以</w:t>
       </w:r>
+      <w:proofErr w:type="spellStart"/>
       <w:r>
         <w:rPr>
           <w:rFonts w:hint="eastAsia"/>
         </w:rPr>
         <w:t>redis</w:t>
       </w:r>
+      <w:proofErr w:type="spellEnd"/>
       <w:r>
         <w:rPr>
           <w:rFonts w:hint="eastAsia"/>
         </w:rPr>
         <w:t>为例，</w:t>
       </w:r>
+      <w:proofErr w:type="spellStart"/>
       <w:r>
         <w:rPr>
           <w:rFonts w:hint="eastAsia"/>
         </w:rPr>
         <w:t>redis</w:t>
       </w:r>
+      <w:proofErr w:type="spellEnd"/>
       <w:r>
         <w:rPr>
           <w:rFonts w:hint="eastAsia"/>
         </w:rPr>
         <w:t>天然支持主从同步，</w:t>
       </w:r>
+      <w:proofErr w:type="spellStart"/>
       <w:r>
         <w:rPr>
           <w:rFonts w:hint="eastAsia"/>
         </w:rPr>
         <w:t>redis</w:t>
       </w:r>
+      <w:proofErr w:type="spellEnd"/>
       <w:r>
         <w:rPr>
           <w:rFonts w:hint="eastAsia"/>
@@ -16660,12 +17644,14 @@
         </w:rPr>
         <w:t>哨兵机制，来做</w:t>
       </w:r>
+      <w:proofErr w:type="spellStart"/>
       <w:r>
         <w:rPr>
           <w:rFonts w:hint="eastAsia"/>
         </w:rPr>
         <w:t>redis</w:t>
       </w:r>
+      <w:proofErr w:type="spellEnd"/>
       <w:r>
         <w:rPr>
           <w:rFonts w:hint="eastAsia"/>
@@ -16700,7 +17686,7 @@
                     </pic:cNvPicPr>
                   </pic:nvPicPr>
                   <pic:blipFill>
-                    <a:blip r:embed="rId34">
+                    <a:blip r:embed="rId33">
                       <a:extLst>
                         <a:ext uri="{28A0092B-C50C-407E-A947-70E740481C1C}">
                           <a14:useLocalDpi xmlns:a14="http://schemas.microsoft.com/office/drawing/2010/main" val="0"/>
@@ -16737,12 +17723,14 @@
         </w:rPr>
         <w:t>自动故障转移：当</w:t>
       </w:r>
+      <w:proofErr w:type="spellStart"/>
       <w:r>
         <w:rPr>
           <w:rFonts w:hint="eastAsia"/>
         </w:rPr>
         <w:t>redis</w:t>
       </w:r>
+      <w:proofErr w:type="spellEnd"/>
       <w:r>
         <w:rPr>
           <w:rFonts w:hint="eastAsia"/>
@@ -16761,12 +17749,14 @@
         </w:rPr>
         <w:t>能够探测到，会通知调用方访问新的</w:t>
       </w:r>
+      <w:proofErr w:type="spellStart"/>
       <w:r>
         <w:rPr>
           <w:rFonts w:hint="eastAsia"/>
         </w:rPr>
         <w:t>redis</w:t>
       </w:r>
+      <w:proofErr w:type="spellEnd"/>
       <w:r>
         <w:rPr>
           <w:rFonts w:hint="eastAsia"/>
@@ -16785,12 +17775,14 @@
         </w:rPr>
         <w:t>和</w:t>
       </w:r>
+      <w:proofErr w:type="spellStart"/>
       <w:r>
         <w:rPr>
           <w:rFonts w:hint="eastAsia"/>
         </w:rPr>
         <w:t>redis</w:t>
       </w:r>
+      <w:proofErr w:type="spellEnd"/>
       <w:r>
         <w:rPr>
           <w:rFonts w:hint="eastAsia"/>
@@ -16858,7 +17850,7 @@
                     </pic:cNvPicPr>
                   </pic:nvPicPr>
                   <pic:blipFill>
-                    <a:blip r:embed="rId35">
+                    <a:blip r:embed="rId34">
                       <a:extLst>
                         <a:ext uri="{28A0092B-C50C-407E-A947-70E740481C1C}">
                           <a14:useLocalDpi xmlns:a14="http://schemas.microsoft.com/office/drawing/2010/main" val="0"/>
@@ -16895,12 +17887,14 @@
         </w:rPr>
         <w:t>将</w:t>
       </w:r>
+      <w:proofErr w:type="spellStart"/>
       <w:r>
         <w:rPr>
           <w:rFonts w:hint="eastAsia"/>
         </w:rPr>
         <w:t>kv</w:t>
       </w:r>
+      <w:proofErr w:type="spellEnd"/>
       <w:r>
         <w:rPr>
           <w:rFonts w:hint="eastAsia"/>
@@ -16946,7 +17940,7 @@
                     </pic:cNvPicPr>
                   </pic:nvPicPr>
                   <pic:blipFill>
-                    <a:blip r:embed="rId36">
+                    <a:blip r:embed="rId35">
                       <a:extLst>
                         <a:ext uri="{28A0092B-C50C-407E-A947-70E740481C1C}">
                           <a14:useLocalDpi xmlns:a14="http://schemas.microsoft.com/office/drawing/2010/main" val="0"/>
@@ -17035,7 +18029,14 @@
         <w:rPr>
           <w:rFonts w:hint="eastAsia"/>
         </w:rPr>
-        <w:t>服务层</w:t>
+        <w:t>服务</w:t>
+      </w:r>
+      <w:proofErr w:type="gramStart"/>
+      <w:r>
+        <w:rPr>
+          <w:rFonts w:hint="eastAsia"/>
+        </w:rPr>
+        <w:t>层</w:t>
       </w:r>
       <w:r>
         <w:rPr>
@@ -17043,6 +18044,7 @@
         </w:rPr>
         <w:t>&gt;</w:t>
       </w:r>
+      <w:proofErr w:type="gramEnd"/>
       <w:r>
         <w:rPr>
           <w:rFonts w:hint="eastAsia"/>
@@ -17063,13 +18065,20 @@
     </w:p>
     <w:p>
       <w:pPr>
-        <w:pStyle w:val="2"/>
-      </w:pPr>
-      <w:r>
-        <w:rPr>
-          <w:rFonts w:hint="eastAsia"/>
-        </w:rPr>
-        <w:t>服务层</w:t>
+        <w:pStyle w:val="3"/>
+      </w:pPr>
+      <w:r>
+        <w:rPr>
+          <w:rFonts w:hint="eastAsia"/>
+        </w:rPr>
+        <w:t>服务</w:t>
+      </w:r>
+      <w:proofErr w:type="gramStart"/>
+      <w:r>
+        <w:rPr>
+          <w:rFonts w:hint="eastAsia"/>
+        </w:rPr>
+        <w:t>层</w:t>
       </w:r>
       <w:r>
         <w:rPr>
@@ -17077,6 +18086,7 @@
         </w:rPr>
         <w:t>&gt;</w:t>
       </w:r>
+      <w:proofErr w:type="gramEnd"/>
       <w:r>
         <w:rPr>
           <w:rFonts w:hint="eastAsia"/>
@@ -17110,7 +18120,7 @@
                     </pic:cNvPicPr>
                   </pic:nvPicPr>
                   <pic:blipFill>
-                    <a:blip r:embed="rId37">
+                    <a:blip r:embed="rId36">
                       <a:extLst>
                         <a:ext uri="{28A0092B-C50C-407E-A947-70E740481C1C}">
                           <a14:useLocalDpi xmlns:a14="http://schemas.microsoft.com/office/drawing/2010/main" val="0"/>
@@ -17197,7 +18207,7 @@
                     </pic:cNvPicPr>
                   </pic:nvPicPr>
                   <pic:blipFill>
-                    <a:blip r:embed="rId38">
+                    <a:blip r:embed="rId37">
                       <a:extLst>
                         <a:ext uri="{28A0092B-C50C-407E-A947-70E740481C1C}">
                           <a14:useLocalDpi xmlns:a14="http://schemas.microsoft.com/office/drawing/2010/main" val="0"/>
@@ -17234,11 +18244,19 @@
         </w:rPr>
         <w:t>自动故障转移：当读库挂了的时候，</w:t>
       </w:r>
-      <w:r>
-        <w:rPr>
-          <w:rFonts w:hint="eastAsia"/>
-        </w:rPr>
-        <w:t>db-connection-pool</w:t>
+      <w:proofErr w:type="spellStart"/>
+      <w:r>
+        <w:rPr>
+          <w:rFonts w:hint="eastAsia"/>
+        </w:rPr>
+        <w:t>db</w:t>
+      </w:r>
+      <w:proofErr w:type="spellEnd"/>
+      <w:r>
+        <w:rPr>
+          <w:rFonts w:hint="eastAsia"/>
+        </w:rPr>
+        <w:t>-connection-pool</w:t>
       </w:r>
       <w:r>
         <w:rPr>
@@ -17261,13 +18279,20 @@
     </w:p>
     <w:p>
       <w:pPr>
-        <w:pStyle w:val="2"/>
-      </w:pPr>
-      <w:r>
-        <w:rPr>
-          <w:rFonts w:hint="eastAsia"/>
-        </w:rPr>
-        <w:t>服务层</w:t>
+        <w:pStyle w:val="3"/>
+      </w:pPr>
+      <w:r>
+        <w:rPr>
+          <w:rFonts w:hint="eastAsia"/>
+        </w:rPr>
+        <w:t>服务</w:t>
+      </w:r>
+      <w:proofErr w:type="gramStart"/>
+      <w:r>
+        <w:rPr>
+          <w:rFonts w:hint="eastAsia"/>
+        </w:rPr>
+        <w:t>层</w:t>
       </w:r>
       <w:r>
         <w:rPr>
@@ -17275,6 +18300,7 @@
         </w:rPr>
         <w:t>&gt;</w:t>
       </w:r>
+      <w:proofErr w:type="gramEnd"/>
       <w:r>
         <w:rPr>
           <w:rFonts w:hint="eastAsia"/>
@@ -17308,7 +18334,7 @@
                     </pic:cNvPicPr>
                   </pic:nvPicPr>
                   <pic:blipFill>
-                    <a:blip r:embed="rId39">
+                    <a:blip r:embed="rId38">
                       <a:extLst>
                         <a:ext uri="{28A0092B-C50C-407E-A947-70E740481C1C}">
                           <a14:useLocalDpi xmlns:a14="http://schemas.microsoft.com/office/drawing/2010/main" val="0"/>
@@ -17357,36 +18383,42 @@
         <w:lastRenderedPageBreak/>
         <w:t>以</w:t>
       </w:r>
+      <w:proofErr w:type="spellStart"/>
       <w:r>
         <w:rPr>
           <w:rFonts w:hint="eastAsia"/>
         </w:rPr>
         <w:t>mysql</w:t>
       </w:r>
+      <w:proofErr w:type="spellEnd"/>
       <w:r>
         <w:rPr>
           <w:rFonts w:hint="eastAsia"/>
         </w:rPr>
         <w:t>为例，可以设置两个</w:t>
       </w:r>
+      <w:proofErr w:type="spellStart"/>
       <w:r>
         <w:rPr>
           <w:rFonts w:hint="eastAsia"/>
         </w:rPr>
         <w:t>mysql</w:t>
       </w:r>
+      <w:proofErr w:type="spellEnd"/>
       <w:r>
         <w:rPr>
           <w:rFonts w:hint="eastAsia"/>
         </w:rPr>
         <w:t>双主同步，一台对线上提供服务，另一台冗余以保证高可用，常见的实践是</w:t>
       </w:r>
+      <w:proofErr w:type="spellStart"/>
       <w:r>
         <w:rPr>
           <w:rFonts w:hint="eastAsia"/>
         </w:rPr>
         <w:t>keepalived</w:t>
       </w:r>
+      <w:proofErr w:type="spellEnd"/>
       <w:r>
         <w:rPr>
           <w:rFonts w:hint="eastAsia"/>
@@ -17432,7 +18464,7 @@
                     </pic:cNvPicPr>
                   </pic:nvPicPr>
                   <pic:blipFill>
-                    <a:blip r:embed="rId40">
+                    <a:blip r:embed="rId39">
                       <a:extLst>
                         <a:ext uri="{28A0092B-C50C-407E-A947-70E740481C1C}">
                           <a14:useLocalDpi xmlns:a14="http://schemas.microsoft.com/office/drawing/2010/main" val="0"/>
@@ -17469,12 +18501,14 @@
         </w:rPr>
         <w:t>自动故障转移：当写库挂了的时候，</w:t>
       </w:r>
+      <w:proofErr w:type="spellStart"/>
       <w:r>
         <w:rPr>
           <w:rFonts w:hint="eastAsia"/>
         </w:rPr>
         <w:t>keepalived</w:t>
       </w:r>
+      <w:proofErr w:type="spellEnd"/>
       <w:r>
         <w:rPr>
           <w:rFonts w:hint="eastAsia"/>
@@ -17485,7 +18519,21 @@
         <w:rPr>
           <w:rFonts w:hint="eastAsia"/>
         </w:rPr>
-        <w:t>shadow-db-master</w:t>
+        <w:t>shadow-</w:t>
+      </w:r>
+      <w:proofErr w:type="spellStart"/>
+      <w:r>
+        <w:rPr>
+          <w:rFonts w:hint="eastAsia"/>
+        </w:rPr>
+        <w:t>db</w:t>
+      </w:r>
+      <w:proofErr w:type="spellEnd"/>
+      <w:r>
+        <w:rPr>
+          <w:rFonts w:hint="eastAsia"/>
+        </w:rPr>
+        <w:t>-master</w:t>
       </w:r>
       <w:r>
         <w:rPr>
@@ -17620,11 +18668,19 @@
         </w:rPr>
         <w:t>）【客户端层】到【反向代理层】的高可用，是通过反向代理层的冗余实现的，常见实践是</w:t>
       </w:r>
-      <w:r>
-        <w:rPr>
-          <w:rFonts w:hint="eastAsia"/>
-        </w:rPr>
-        <w:t>keepalived + virtual IP</w:t>
+      <w:proofErr w:type="spellStart"/>
+      <w:r>
+        <w:rPr>
+          <w:rFonts w:hint="eastAsia"/>
+        </w:rPr>
+        <w:t>keepalived</w:t>
+      </w:r>
+      <w:proofErr w:type="spellEnd"/>
+      <w:r>
+        <w:rPr>
+          <w:rFonts w:hint="eastAsia"/>
+        </w:rPr>
+        <w:t xml:space="preserve"> + virtual IP</w:t>
       </w:r>
       <w:r>
         <w:rPr>
@@ -17772,11 +18828,19 @@
         </w:rPr>
         <w:t>）【服务层】到【数据库“读”】的高可用，是通过读库的冗余实现的，常见实践是通过</w:t>
       </w:r>
-      <w:r>
-        <w:rPr>
-          <w:rFonts w:hint="eastAsia"/>
-        </w:rPr>
-        <w:t>db-connection-pool</w:t>
+      <w:proofErr w:type="spellStart"/>
+      <w:r>
+        <w:rPr>
+          <w:rFonts w:hint="eastAsia"/>
+        </w:rPr>
+        <w:t>db</w:t>
+      </w:r>
+      <w:proofErr w:type="spellEnd"/>
+      <w:r>
+        <w:rPr>
+          <w:rFonts w:hint="eastAsia"/>
+        </w:rPr>
+        <w:t>-connection-pool</w:t>
       </w:r>
       <w:r>
         <w:rPr>
@@ -17807,11 +18871,19 @@
         </w:rPr>
         <w:t>）【服务层】到【数据库“写”】的高可用，是通过写库的冗余实现的，常见实践是</w:t>
       </w:r>
-      <w:r>
-        <w:rPr>
-          <w:rFonts w:hint="eastAsia"/>
-        </w:rPr>
-        <w:t>keepalived + virtual IP</w:t>
+      <w:proofErr w:type="spellStart"/>
+      <w:r>
+        <w:rPr>
+          <w:rFonts w:hint="eastAsia"/>
+        </w:rPr>
+        <w:t>keepalived</w:t>
+      </w:r>
+      <w:proofErr w:type="spellEnd"/>
+      <w:r>
+        <w:rPr>
+          <w:rFonts w:hint="eastAsia"/>
+        </w:rPr>
+        <w:t xml:space="preserve"> + virtual IP</w:t>
       </w:r>
       <w:r>
         <w:rPr>
